--- a/anexos.docx
+++ b/anexos.docx
@@ -2335,23 +2335,21 @@
           <w:b/>
           <w:bCs/>
         </w:rPr>
-        <w:t xml:space="preserve">M2. Investigación sobre los temas más </w:t>
-      </w:r>
-      <w:proofErr w:type="spellStart"/>
-      <w:r>
-        <w:rPr>
-          <w:b/>
-          <w:bCs/>
-        </w:rPr>
-        <w:t>relevnates</w:t>
-      </w:r>
-      <w:proofErr w:type="spellEnd"/>
-      <w:r>
-        <w:rPr>
-          <w:b/>
-          <w:bCs/>
-        </w:rPr>
-        <w:t xml:space="preserve"> y recolección de datos</w:t>
+        <w:t>M2. Investigación sobre los temas más relev</w:t>
+      </w:r>
+      <w:r>
+        <w:rPr>
+          <w:b/>
+          <w:bCs/>
+        </w:rPr>
+        <w:t>an</w:t>
+      </w:r>
+      <w:r>
+        <w:rPr>
+          <w:b/>
+          <w:bCs/>
+        </w:rPr>
+        <w:t>tes y recolección de datos</w:t>
       </w:r>
     </w:p>
     <w:p>
@@ -2605,7 +2603,14 @@
           <w:b/>
           <w:bCs/>
         </w:rPr>
-        <w:t>M5. Redacción de la memoria</w:t>
+        <w:t xml:space="preserve">M5. </w:t>
+      </w:r>
+      <w:r>
+        <w:rPr>
+          <w:b/>
+          <w:bCs/>
+        </w:rPr>
+        <w:t>Implementación de la aplicación web</w:t>
       </w:r>
     </w:p>
     <w:p>
@@ -2615,9 +2620,13 @@
           <w:ilvl w:val="0"/>
           <w:numId w:val="11"/>
         </w:numPr>
-      </w:pPr>
-      <w:r>
-        <w:t>Primeras redacciones: introducción y objetivos</w:t>
+        <w:rPr>
+          <w:b/>
+          <w:bCs/>
+        </w:rPr>
+      </w:pPr>
+      <w:r>
+        <w:t>Diseño del formulario de entrada de datos</w:t>
       </w:r>
     </w:p>
     <w:p>
@@ -2627,19 +2636,143 @@
           <w:ilvl w:val="0"/>
           <w:numId w:val="11"/>
         </w:numPr>
+        <w:rPr>
+          <w:b/>
+          <w:bCs/>
+        </w:rPr>
+      </w:pPr>
+      <w:r>
+        <w:t>Carga del modelo predictivo</w:t>
+      </w:r>
+    </w:p>
+    <w:p>
+      <w:pPr>
+        <w:pStyle w:val="Prrafodelista"/>
+        <w:numPr>
+          <w:ilvl w:val="0"/>
+          <w:numId w:val="11"/>
+        </w:numPr>
+        <w:rPr>
+          <w:b/>
+          <w:bCs/>
+        </w:rPr>
+      </w:pPr>
+      <w:r>
+        <w:t>Generación de la predicción multiclase</w:t>
+      </w:r>
+    </w:p>
+    <w:p>
+      <w:pPr>
+        <w:pStyle w:val="Prrafodelista"/>
+        <w:numPr>
+          <w:ilvl w:val="0"/>
+          <w:numId w:val="11"/>
+        </w:numPr>
+        <w:rPr>
+          <w:b/>
+          <w:bCs/>
+        </w:rPr>
+      </w:pPr>
+      <w:r>
+        <w:t>Visualización de interpretabilidad con SHAP</w:t>
+      </w:r>
+    </w:p>
+    <w:p>
+      <w:pPr>
+        <w:pStyle w:val="Prrafodelista"/>
+        <w:numPr>
+          <w:ilvl w:val="0"/>
+          <w:numId w:val="11"/>
+        </w:numPr>
+        <w:rPr>
+          <w:b/>
+          <w:bCs/>
+        </w:rPr>
+      </w:pPr>
+      <w:r>
+        <w:t>Generación automática del informe PDF</w:t>
+      </w:r>
+    </w:p>
+    <w:p>
+      <w:pPr>
+        <w:pStyle w:val="Prrafodelista"/>
+        <w:numPr>
+          <w:ilvl w:val="0"/>
+          <w:numId w:val="11"/>
+        </w:numPr>
+        <w:rPr>
+          <w:b/>
+          <w:bCs/>
+        </w:rPr>
+      </w:pPr>
+      <w:r>
+        <w:t xml:space="preserve">Inserción de </w:t>
+      </w:r>
+      <w:r>
+        <w:t>código QR en la interfaz</w:t>
+      </w:r>
+    </w:p>
+    <w:p>
+      <w:pPr>
+        <w:pStyle w:val="Prrafodelista"/>
+        <w:numPr>
+          <w:ilvl w:val="0"/>
+          <w:numId w:val="11"/>
+        </w:numPr>
+        <w:rPr>
+          <w:b/>
+          <w:bCs/>
+        </w:rPr>
+      </w:pPr>
+      <w:r>
+        <w:t>Pruebas de interfaz y control de errores</w:t>
+      </w:r>
+    </w:p>
+    <w:p>
+      <w:pPr>
+        <w:rPr>
+          <w:b/>
+          <w:bCs/>
+        </w:rPr>
+      </w:pPr>
+      <w:r>
+        <w:rPr>
+          <w:b/>
+          <w:bCs/>
+        </w:rPr>
+        <w:t xml:space="preserve">M6. </w:t>
+      </w:r>
+      <w:r>
+        <w:rPr>
+          <w:b/>
+          <w:bCs/>
+        </w:rPr>
+        <w:t>Redacción de la memoria</w:t>
+      </w:r>
+    </w:p>
+    <w:p>
+      <w:pPr>
+        <w:pStyle w:val="Prrafodelista"/>
+        <w:numPr>
+          <w:ilvl w:val="0"/>
+          <w:numId w:val="11"/>
+        </w:numPr>
+      </w:pPr>
+      <w:r>
+        <w:t>Primeras redacciones: introducción y objetivos</w:t>
+      </w:r>
+    </w:p>
+    <w:p>
+      <w:pPr>
+        <w:pStyle w:val="Prrafodelista"/>
+        <w:numPr>
+          <w:ilvl w:val="0"/>
+          <w:numId w:val="11"/>
+        </w:numPr>
       </w:pPr>
       <w:r>
         <w:t xml:space="preserve">Redacción del apartado conceptos teóricos </w:t>
       </w:r>
-    </w:p>
-    <w:p>
-      <w:pPr>
-        <w:ind w:left="360"/>
-        <w:rPr>
-          <w:b/>
-          <w:bCs/>
-        </w:rPr>
-      </w:pPr>
     </w:p>
     <w:p>
       <w:pPr>
@@ -2712,7 +2845,6 @@
       </w:pPr>
       <w:proofErr w:type="spellStart"/>
       <w:r>
-        <w:lastRenderedPageBreak/>
         <w:t>writing</w:t>
       </w:r>
       <w:proofErr w:type="spellEnd"/>
@@ -2828,6 +2960,23 @@
       <w:proofErr w:type="spellEnd"/>
       <w:r>
         <w:t>: tareas iniciales adecuadas para comenzar el trabajo.</w:t>
+      </w:r>
+    </w:p>
+    <w:p>
+      <w:pPr>
+        <w:numPr>
+          <w:ilvl w:val="0"/>
+          <w:numId w:val="10"/>
+        </w:numPr>
+        <w:rPr>
+          <w:highlight w:val="yellow"/>
+        </w:rPr>
+      </w:pPr>
+      <w:r>
+        <w:rPr>
+          <w:highlight w:val="yellow"/>
+        </w:rPr>
+        <w:t>+++++++++</w:t>
       </w:r>
     </w:p>
     <w:p>
@@ -3259,6 +3408,7 @@
         <w:jc w:val="both"/>
       </w:pPr>
       <w:r>
+        <w:lastRenderedPageBreak/>
         <w:t xml:space="preserve">El proyecto puede distribuirse bajo una licencia de código abierto como </w:t>
       </w:r>
       <w:r>
@@ -3354,7 +3504,6 @@
           <w:b/>
           <w:bCs/>
         </w:rPr>
-        <w:lastRenderedPageBreak/>
         <w:t>Ley 41/2002</w:t>
       </w:r>
       <w:r>
@@ -3667,6 +3816,7 @@
         <w:jc w:val="both"/>
       </w:pPr>
       <w:r>
+        <w:lastRenderedPageBreak/>
         <w:t>Todas las dependencias están incluidas en el archivo requirements.txt.</w:t>
       </w:r>
     </w:p>
@@ -3726,7 +3876,6 @@
       </w:pPr>
       <w:proofErr w:type="spellStart"/>
       <w:r>
-        <w:lastRenderedPageBreak/>
         <w:t>CopiarEditar</w:t>
       </w:r>
       <w:proofErr w:type="spellEnd"/>
@@ -4067,6 +4216,7 @@
         <w:jc w:val="both"/>
       </w:pPr>
       <w:r>
+        <w:lastRenderedPageBreak/>
         <w:t>Módulo de carga automática del modelo exportado (</w:t>
       </w:r>
       <w:proofErr w:type="spellStart"/>
@@ -4084,7 +4234,6 @@
       </w:pPr>
       <w:bookmarkStart w:id="8" w:name="_Toc196124766"/>
       <w:r>
-        <w:lastRenderedPageBreak/>
         <w:t>Anexo C – Manual del desarrollador</w:t>
       </w:r>
       <w:r>
@@ -4438,6 +4587,7 @@
           <w:b/>
           <w:bCs/>
         </w:rPr>
+        <w:lastRenderedPageBreak/>
         <w:t xml:space="preserve">Cambiar el diseño visual de la </w:t>
       </w:r>
       <w:proofErr w:type="gramStart"/>
@@ -4462,7 +4612,6 @@
         <w:jc w:val="both"/>
       </w:pPr>
       <w:r>
-        <w:lastRenderedPageBreak/>
         <w:t xml:space="preserve">Utilizar componentes de </w:t>
       </w:r>
       <w:proofErr w:type="spellStart"/>
@@ -7315,6 +7464,7 @@
   <w:style w:type="character" w:default="1" w:styleId="Fuentedeprrafopredeter">
     <w:name w:val="Default Paragraph Font"/>
     <w:uiPriority w:val="1"/>
+    <w:semiHidden/>
     <w:unhideWhenUsed/>
   </w:style>
   <w:style w:type="table" w:default="1" w:styleId="Tablanormal">

--- a/anexos.docx
+++ b/anexos.docx
@@ -2860,7 +2860,21 @@
         <w:rPr>
           <w:color w:val="FF0000"/>
         </w:rPr>
-        <w:t>Revisar y analizar el test de Pittsburgh</w:t>
+        <w:t xml:space="preserve">Revisar y analizar </w:t>
+      </w:r>
+      <w:proofErr w:type="gramStart"/>
+      <w:r>
+        <w:rPr>
+          <w:color w:val="FF0000"/>
+        </w:rPr>
+        <w:t>el test</w:t>
+      </w:r>
+      <w:proofErr w:type="gramEnd"/>
+      <w:r>
+        <w:rPr>
+          <w:color w:val="FF0000"/>
+        </w:rPr>
+        <w:t xml:space="preserve"> de Pittsburgh</w:t>
       </w:r>
     </w:p>
     <w:p>
@@ -2996,13 +3010,8 @@
         </w:numPr>
       </w:pPr>
       <w:r>
-        <w:t xml:space="preserve">Prueba de primeros modelos y ajuste de </w:t>
-      </w:r>
-      <w:proofErr w:type="spellStart"/>
-      <w:r>
-        <w:t>hiperparámetros</w:t>
-      </w:r>
-      <w:proofErr w:type="spellEnd"/>
+        <w:t>Prueba de primeros modelos y ajuste de hiperparámetros</w:t>
+      </w:r>
     </w:p>
     <w:p>
       <w:pPr>
@@ -3455,7 +3464,15 @@
         <w:jc w:val="both"/>
       </w:pPr>
       <w:r>
-        <w:t xml:space="preserve">Inicialmente, el proyecto seguía un enfoque distinto centrado en la combinación de datos del O2Ring con el test de Pittsburgh. Sin embargo, tras una fase de evaluación de viabilidad y revisión bibliográfica, se decidió redirigir el TFG hacia el uso de un </w:t>
+        <w:t xml:space="preserve">Inicialmente, el proyecto seguía un enfoque distinto centrado en la combinación de datos del O2Ring con </w:t>
+      </w:r>
+      <w:proofErr w:type="gramStart"/>
+      <w:r>
+        <w:t>el test</w:t>
+      </w:r>
+      <w:proofErr w:type="gramEnd"/>
+      <w:r>
+        <w:t xml:space="preserve"> de Pittsburgh. Sin embargo, tras una fase de evaluación de viabilidad y revisión bibliográfica, se decidió redirigir el TFG hacia el uso de un </w:t>
       </w:r>
       <w:proofErr w:type="spellStart"/>
       <w:r>
@@ -3479,20 +3496,1381 @@
     </w:p>
     <w:p>
       <w:pPr>
+        <w:jc w:val="center"/>
+      </w:pPr>
+      <w:r>
+        <w:rPr>
+          <w:noProof/>
+        </w:rPr>
+        <w:drawing>
+          <wp:anchor distT="0" distB="0" distL="114300" distR="114300" simplePos="0" relativeHeight="251658240" behindDoc="0" locked="0" layoutInCell="1" allowOverlap="1" wp14:anchorId="6E5ADE5A" wp14:editId="047EFA86">
+            <wp:simplePos x="0" y="0"/>
+            <wp:positionH relativeFrom="column">
+              <wp:posOffset>-403225</wp:posOffset>
+            </wp:positionH>
+            <wp:positionV relativeFrom="paragraph">
+              <wp:posOffset>334856</wp:posOffset>
+            </wp:positionV>
+            <wp:extent cx="6332060" cy="753533"/>
+            <wp:effectExtent l="0" t="0" r="0" b="8890"/>
+            <wp:wrapSquare wrapText="bothSides"/>
+            <wp:docPr id="1051638243" name="Imagen 1"/>
+            <wp:cNvGraphicFramePr>
+              <a:graphicFrameLocks xmlns:a="http://schemas.openxmlformats.org/drawingml/2006/main" noChangeAspect="1"/>
+            </wp:cNvGraphicFramePr>
+            <a:graphic xmlns:a="http://schemas.openxmlformats.org/drawingml/2006/main">
+              <a:graphicData uri="http://schemas.openxmlformats.org/drawingml/2006/picture">
+                <pic:pic xmlns:pic="http://schemas.openxmlformats.org/drawingml/2006/picture">
+                  <pic:nvPicPr>
+                    <pic:cNvPr id="1051638243" name=""/>
+                    <pic:cNvPicPr/>
+                  </pic:nvPicPr>
+                  <pic:blipFill>
+                    <a:blip r:embed="rId6" cstate="print">
+                      <a:extLst>
+                        <a:ext uri="{28A0092B-C50C-407E-A947-70E740481C1C}">
+                          <a14:useLocalDpi xmlns:a14="http://schemas.microsoft.com/office/drawing/2010/main" val="0"/>
+                        </a:ext>
+                      </a:extLst>
+                    </a:blip>
+                    <a:stretch>
+                      <a:fillRect/>
+                    </a:stretch>
+                  </pic:blipFill>
+                  <pic:spPr>
+                    <a:xfrm>
+                      <a:off x="0" y="0"/>
+                      <a:ext cx="6332060" cy="753533"/>
+                    </a:xfrm>
+                    <a:prstGeom prst="rect">
+                      <a:avLst/>
+                    </a:prstGeom>
+                  </pic:spPr>
+                </pic:pic>
+              </a:graphicData>
+            </a:graphic>
+          </wp:anchor>
+        </w:drawing>
+      </w:r>
+    </w:p>
+    <w:p>
+      <w:pPr>
+        <w:jc w:val="center"/>
+      </w:pPr>
+    </w:p>
+    <w:p>
+      <w:pPr>
+        <w:jc w:val="center"/>
+      </w:pPr>
+    </w:p>
+    <w:p>
+      <w:pPr>
         <w:pStyle w:val="Ttulo2"/>
       </w:pPr>
       <w:bookmarkStart w:id="2" w:name="_Toc196303561"/>
       <w:r>
+        <w:lastRenderedPageBreak/>
         <w:t>A.2 Planificación económica</w:t>
       </w:r>
       <w:bookmarkEnd w:id="2"/>
     </w:p>
     <w:p>
       <w:pPr>
+        <w:jc w:val="both"/>
+      </w:pPr>
+      <w:r>
+        <w:t>Este anexo recoge una estimación detallada de los costes asociados al desarrollo del Trabajo Fin de Grado (TFG), diferenciando entre costes personales y materiales. Si bien el proyecto no ha requerido financiación directa, se considera útil e ilustrativo reflejar el valor real del trabajo realizado, especialmente si se contempla una futura escalabilidad o transferencia a entornos clínicos o comerciales.</w:t>
+      </w:r>
+    </w:p>
+    <w:p>
+      <w:pPr>
+        <w:jc w:val="both"/>
+      </w:pPr>
+    </w:p>
+    <w:p>
+      <w:pPr>
+        <w:pStyle w:val="Ttulo3"/>
+      </w:pPr>
+      <w:r>
+        <w:t>Costes personales</w:t>
+      </w:r>
+    </w:p>
+    <w:p>
+      <w:pPr>
+        <w:jc w:val="both"/>
+      </w:pPr>
+      <w:r>
+        <w:t xml:space="preserve">El coste personal representa el valor de la dedicación profesional invertida durante todas las fases del TFG: investigación, análisis de datos, implementación de modelos de machine </w:t>
+      </w:r>
+      <w:proofErr w:type="spellStart"/>
+      <w:r>
+        <w:t>learning</w:t>
+      </w:r>
+      <w:proofErr w:type="spellEnd"/>
+      <w:r>
+        <w:t>, desarrollo de una aplicación interactiva, generación de informes explicativos y documentación técnica.</w:t>
+      </w:r>
+    </w:p>
+    <w:p>
+      <w:pPr>
+        <w:jc w:val="both"/>
+      </w:pPr>
+      <w:r>
+        <w:t xml:space="preserve">Se estima una dedicación total aproximada de </w:t>
+      </w:r>
+      <w:r>
+        <w:rPr>
+          <w:b/>
+          <w:bCs/>
+        </w:rPr>
+        <w:t>500 horas</w:t>
+      </w:r>
+      <w:r>
+        <w:t>, considerando tanto el trabajo técnico como el tiempo dedicado a la documentación, corrección, validación y reuniones con el tutor.</w:t>
+      </w:r>
+      <w:r>
+        <w:br/>
+        <w:t xml:space="preserve">Tomando como referencia un salario bruto mensual de </w:t>
+      </w:r>
+      <w:r>
+        <w:rPr>
+          <w:b/>
+          <w:bCs/>
+        </w:rPr>
+        <w:t>3.325 €</w:t>
+      </w:r>
+      <w:r>
+        <w:t xml:space="preserve"> —valor medio de mercado para un/a ingeniero/a recién graduado/a en el ámbito sanitario-tecnológico en España—, se obtiene un coste por hora de </w:t>
+      </w:r>
+      <w:r>
+        <w:rPr>
+          <w:b/>
+          <w:bCs/>
+        </w:rPr>
+        <w:t>20,78 €/h</w:t>
+      </w:r>
+      <w:r>
+        <w:t>.</w:t>
+      </w:r>
+    </w:p>
+    <w:tbl>
+      <w:tblPr>
+        <w:tblW w:w="0" w:type="auto"/>
+        <w:tblCellSpacing w:w="15" w:type="dxa"/>
+        <w:tblCellMar>
+          <w:top w:w="15" w:type="dxa"/>
+          <w:left w:w="15" w:type="dxa"/>
+          <w:bottom w:w="15" w:type="dxa"/>
+          <w:right w:w="15" w:type="dxa"/>
+        </w:tblCellMar>
+        <w:tblLook w:val="04A0" w:firstRow="1" w:lastRow="0" w:firstColumn="1" w:lastColumn="0" w:noHBand="0" w:noVBand="1"/>
+      </w:tblPr>
+      <w:tblGrid>
+        <w:gridCol w:w="2551"/>
+        <w:gridCol w:w="967"/>
+      </w:tblGrid>
+      <w:tr>
+        <w:trPr>
+          <w:tblHeader/>
+          <w:tblCellSpacing w:w="15" w:type="dxa"/>
+        </w:trPr>
+        <w:tc>
+          <w:tcPr>
+            <w:tcW w:w="0" w:type="auto"/>
+            <w:vAlign w:val="center"/>
+            <w:hideMark/>
+          </w:tcPr>
+          <w:p>
+            <w:pPr>
+              <w:jc w:val="both"/>
+              <w:rPr>
+                <w:b/>
+                <w:bCs/>
+              </w:rPr>
+            </w:pPr>
+            <w:r>
+              <w:rPr>
+                <w:b/>
+                <w:bCs/>
+              </w:rPr>
+              <w:t>Concepto</w:t>
+            </w:r>
+          </w:p>
+        </w:tc>
+        <w:tc>
+          <w:tcPr>
+            <w:tcW w:w="0" w:type="auto"/>
+            <w:vAlign w:val="center"/>
+            <w:hideMark/>
+          </w:tcPr>
+          <w:p>
+            <w:pPr>
+              <w:jc w:val="both"/>
+              <w:rPr>
+                <w:b/>
+                <w:bCs/>
+              </w:rPr>
+            </w:pPr>
+            <w:r>
+              <w:rPr>
+                <w:b/>
+                <w:bCs/>
+              </w:rPr>
+              <w:t>Valor</w:t>
+            </w:r>
+          </w:p>
+        </w:tc>
+      </w:tr>
+      <w:tr>
+        <w:trPr>
+          <w:tblCellSpacing w:w="15" w:type="dxa"/>
+        </w:trPr>
+        <w:tc>
+          <w:tcPr>
+            <w:tcW w:w="0" w:type="auto"/>
+            <w:vAlign w:val="center"/>
+            <w:hideMark/>
+          </w:tcPr>
+          <w:p>
+            <w:pPr>
+              <w:jc w:val="both"/>
+            </w:pPr>
+            <w:r>
+              <w:t>Sueldo mensual estimado</w:t>
+            </w:r>
+          </w:p>
+        </w:tc>
+        <w:tc>
+          <w:tcPr>
+            <w:tcW w:w="0" w:type="auto"/>
+            <w:vAlign w:val="center"/>
+            <w:hideMark/>
+          </w:tcPr>
+          <w:p>
+            <w:pPr>
+              <w:jc w:val="both"/>
+            </w:pPr>
+            <w:r>
+              <w:t>3.325 €</w:t>
+            </w:r>
+          </w:p>
+        </w:tc>
+      </w:tr>
+      <w:tr>
+        <w:trPr>
+          <w:tblCellSpacing w:w="15" w:type="dxa"/>
+        </w:trPr>
+        <w:tc>
+          <w:tcPr>
+            <w:tcW w:w="0" w:type="auto"/>
+            <w:vAlign w:val="center"/>
+            <w:hideMark/>
+          </w:tcPr>
+          <w:p>
+            <w:pPr>
+              <w:jc w:val="both"/>
+            </w:pPr>
+            <w:r>
+              <w:t>Coste por hora</w:t>
+            </w:r>
+          </w:p>
+        </w:tc>
+        <w:tc>
+          <w:tcPr>
+            <w:tcW w:w="0" w:type="auto"/>
+            <w:vAlign w:val="center"/>
+            <w:hideMark/>
+          </w:tcPr>
+          <w:p>
+            <w:pPr>
+              <w:jc w:val="both"/>
+            </w:pPr>
+            <w:r>
+              <w:t>20,78 €/h</w:t>
+            </w:r>
+          </w:p>
+        </w:tc>
+      </w:tr>
+      <w:tr>
+        <w:trPr>
+          <w:tblCellSpacing w:w="15" w:type="dxa"/>
+        </w:trPr>
+        <w:tc>
+          <w:tcPr>
+            <w:tcW w:w="0" w:type="auto"/>
+            <w:vAlign w:val="center"/>
+            <w:hideMark/>
+          </w:tcPr>
+          <w:p>
+            <w:pPr>
+              <w:jc w:val="both"/>
+            </w:pPr>
+            <w:proofErr w:type="gramStart"/>
+            <w:r>
+              <w:t>Total</w:t>
+            </w:r>
+            <w:proofErr w:type="gramEnd"/>
+            <w:r>
+              <w:t xml:space="preserve"> de horas estimadas</w:t>
+            </w:r>
+          </w:p>
+        </w:tc>
+        <w:tc>
+          <w:tcPr>
+            <w:tcW w:w="0" w:type="auto"/>
+            <w:vAlign w:val="center"/>
+            <w:hideMark/>
+          </w:tcPr>
+          <w:p>
+            <w:pPr>
+              <w:jc w:val="both"/>
+            </w:pPr>
+            <w:r>
+              <w:t>500 h</w:t>
+            </w:r>
+          </w:p>
+        </w:tc>
+      </w:tr>
+      <w:tr>
+        <w:trPr>
+          <w:tblCellSpacing w:w="15" w:type="dxa"/>
+        </w:trPr>
+        <w:tc>
+          <w:tcPr>
+            <w:tcW w:w="0" w:type="auto"/>
+            <w:vAlign w:val="center"/>
+            <w:hideMark/>
+          </w:tcPr>
+          <w:p>
+            <w:pPr>
+              <w:jc w:val="both"/>
+            </w:pPr>
+            <w:r>
+              <w:rPr>
+                <w:b/>
+                <w:bCs/>
+              </w:rPr>
+              <w:t>Coste total personal</w:t>
+            </w:r>
+          </w:p>
+        </w:tc>
+        <w:tc>
+          <w:tcPr>
+            <w:tcW w:w="0" w:type="auto"/>
+            <w:vAlign w:val="center"/>
+            <w:hideMark/>
+          </w:tcPr>
+          <w:p>
+            <w:pPr>
+              <w:jc w:val="both"/>
+            </w:pPr>
+            <w:r>
+              <w:rPr>
+                <w:b/>
+                <w:bCs/>
+              </w:rPr>
+              <w:t>10.390 €</w:t>
+            </w:r>
+          </w:p>
+        </w:tc>
+      </w:tr>
+    </w:tbl>
+    <w:p>
+      <w:pPr>
+        <w:jc w:val="both"/>
+      </w:pPr>
+    </w:p>
+    <w:p>
+      <w:pPr>
+        <w:pStyle w:val="Ttulo3"/>
+      </w:pPr>
+      <w:r>
+        <w:t>Costes materiales</w:t>
+      </w:r>
+    </w:p>
+    <w:p>
+      <w:pPr>
+        <w:jc w:val="both"/>
+      </w:pPr>
+      <w:r>
+        <w:t xml:space="preserve">Durante el desarrollo del TFG se ha trabajado con software de código abierto y gratuito, como Python, </w:t>
+      </w:r>
+      <w:proofErr w:type="spellStart"/>
+      <w:r>
+        <w:t>Jupyter</w:t>
+      </w:r>
+      <w:proofErr w:type="spellEnd"/>
+      <w:r>
+        <w:t xml:space="preserve"> Notebook, </w:t>
+      </w:r>
+      <w:proofErr w:type="spellStart"/>
+      <w:r>
+        <w:t>Streamlit</w:t>
+      </w:r>
+      <w:proofErr w:type="spellEnd"/>
+      <w:r>
+        <w:t xml:space="preserve">, </w:t>
+      </w:r>
+      <w:proofErr w:type="spellStart"/>
+      <w:r>
+        <w:t>Scikit-learn</w:t>
+      </w:r>
+      <w:proofErr w:type="spellEnd"/>
+      <w:r>
+        <w:t xml:space="preserve"> o GitHub, lo que ha permitido eliminar cualquier coste asociado a licencias comerciales. Aun así, se consideran los siguientes elementos:</w:t>
+      </w:r>
+    </w:p>
+    <w:p>
+      <w:pPr>
+        <w:numPr>
+          <w:ilvl w:val="0"/>
+          <w:numId w:val="28"/>
+        </w:numPr>
+        <w:jc w:val="both"/>
+      </w:pPr>
+      <w:r>
+        <w:t xml:space="preserve">El </w:t>
+      </w:r>
+      <w:r>
+        <w:rPr>
+          <w:b/>
+          <w:bCs/>
+        </w:rPr>
+        <w:t>ordenador personal</w:t>
+      </w:r>
+      <w:r>
+        <w:t xml:space="preserve"> utilizado para el desarrollo, cuyo valor de mercado es de </w:t>
+      </w:r>
+      <w:r>
+        <w:rPr>
+          <w:b/>
+          <w:bCs/>
+        </w:rPr>
+        <w:t>839 €</w:t>
+      </w:r>
+      <w:r>
+        <w:t>, puede considerarse amortizado parcialmente como infraestructura del proyecto.</w:t>
+      </w:r>
+    </w:p>
+    <w:p>
+      <w:pPr>
+        <w:numPr>
+          <w:ilvl w:val="0"/>
+          <w:numId w:val="28"/>
+        </w:numPr>
+        <w:jc w:val="both"/>
+      </w:pPr>
+      <w:r>
+        <w:t xml:space="preserve">Se ha utilizado un </w:t>
+      </w:r>
+      <w:r>
+        <w:rPr>
+          <w:b/>
+          <w:bCs/>
+        </w:rPr>
+        <w:t>dispositivo biométrico O2Ring</w:t>
+      </w:r>
+      <w:r>
+        <w:t xml:space="preserve"> de </w:t>
+      </w:r>
+      <w:proofErr w:type="spellStart"/>
+      <w:r>
+        <w:t>Viatom</w:t>
+      </w:r>
+      <w:proofErr w:type="spellEnd"/>
+      <w:r>
+        <w:t>, cedido temporalmente para la validación externa del modelo. Aunque fue prestado, su valor estimado se incluye a efectos de evaluación global.</w:t>
+      </w:r>
+    </w:p>
+    <w:tbl>
+      <w:tblPr>
+        <w:tblW w:w="0" w:type="auto"/>
+        <w:tblCellSpacing w:w="15" w:type="dxa"/>
+        <w:tblCellMar>
+          <w:top w:w="15" w:type="dxa"/>
+          <w:left w:w="15" w:type="dxa"/>
+          <w:bottom w:w="15" w:type="dxa"/>
+          <w:right w:w="15" w:type="dxa"/>
+        </w:tblCellMar>
+        <w:tblLook w:val="04A0" w:firstRow="1" w:lastRow="0" w:firstColumn="1" w:lastColumn="0" w:noHBand="0" w:noVBand="1"/>
+      </w:tblPr>
+      <w:tblGrid>
+        <w:gridCol w:w="4115"/>
+        <w:gridCol w:w="1944"/>
+      </w:tblGrid>
+      <w:tr>
+        <w:trPr>
+          <w:tblHeader/>
+          <w:tblCellSpacing w:w="15" w:type="dxa"/>
+        </w:trPr>
+        <w:tc>
+          <w:tcPr>
+            <w:tcW w:w="0" w:type="auto"/>
+            <w:vAlign w:val="center"/>
+            <w:hideMark/>
+          </w:tcPr>
+          <w:p>
+            <w:pPr>
+              <w:jc w:val="both"/>
+              <w:rPr>
+                <w:b/>
+                <w:bCs/>
+              </w:rPr>
+            </w:pPr>
+            <w:r>
+              <w:rPr>
+                <w:b/>
+                <w:bCs/>
+              </w:rPr>
+              <w:lastRenderedPageBreak/>
+              <w:t>Recurso</w:t>
+            </w:r>
+          </w:p>
+        </w:tc>
+        <w:tc>
+          <w:tcPr>
+            <w:tcW w:w="0" w:type="auto"/>
+            <w:vAlign w:val="center"/>
+            <w:hideMark/>
+          </w:tcPr>
+          <w:p>
+            <w:pPr>
+              <w:jc w:val="both"/>
+              <w:rPr>
+                <w:b/>
+                <w:bCs/>
+              </w:rPr>
+            </w:pPr>
+            <w:r>
+              <w:rPr>
+                <w:b/>
+                <w:bCs/>
+              </w:rPr>
+              <w:t>Coste estimado (€)</w:t>
+            </w:r>
+          </w:p>
+        </w:tc>
+      </w:tr>
+      <w:tr>
+        <w:trPr>
+          <w:tblCellSpacing w:w="15" w:type="dxa"/>
+        </w:trPr>
+        <w:tc>
+          <w:tcPr>
+            <w:tcW w:w="0" w:type="auto"/>
+            <w:vAlign w:val="center"/>
+            <w:hideMark/>
+          </w:tcPr>
+          <w:p>
+            <w:pPr>
+              <w:jc w:val="both"/>
+            </w:pPr>
+            <w:r>
+              <w:t xml:space="preserve">Ordenador Lenovo </w:t>
+            </w:r>
+            <w:proofErr w:type="spellStart"/>
+            <w:r>
+              <w:t>ThinkBook</w:t>
+            </w:r>
+            <w:proofErr w:type="spellEnd"/>
+            <w:r>
+              <w:t xml:space="preserve"> 15-IIL</w:t>
+            </w:r>
+          </w:p>
+        </w:tc>
+        <w:tc>
+          <w:tcPr>
+            <w:tcW w:w="0" w:type="auto"/>
+            <w:vAlign w:val="center"/>
+            <w:hideMark/>
+          </w:tcPr>
+          <w:p>
+            <w:pPr>
+              <w:jc w:val="both"/>
+            </w:pPr>
+            <w:r>
+              <w:t>839 €</w:t>
+            </w:r>
+          </w:p>
+        </w:tc>
+      </w:tr>
+      <w:tr>
+        <w:trPr>
+          <w:tblCellSpacing w:w="15" w:type="dxa"/>
+        </w:trPr>
+        <w:tc>
+          <w:tcPr>
+            <w:tcW w:w="0" w:type="auto"/>
+            <w:vAlign w:val="center"/>
+            <w:hideMark/>
+          </w:tcPr>
+          <w:p>
+            <w:pPr>
+              <w:jc w:val="both"/>
+            </w:pPr>
+            <w:r>
+              <w:t>O2Ring (prestado, valor estimado)</w:t>
+            </w:r>
+          </w:p>
+        </w:tc>
+        <w:tc>
+          <w:tcPr>
+            <w:tcW w:w="0" w:type="auto"/>
+            <w:vAlign w:val="center"/>
+            <w:hideMark/>
+          </w:tcPr>
+          <w:p>
+            <w:pPr>
+              <w:jc w:val="both"/>
+            </w:pPr>
+            <w:r>
+              <w:t>150 €</w:t>
+            </w:r>
+          </w:p>
+        </w:tc>
+      </w:tr>
+      <w:tr>
+        <w:trPr>
+          <w:tblCellSpacing w:w="15" w:type="dxa"/>
+        </w:trPr>
+        <w:tc>
+          <w:tcPr>
+            <w:tcW w:w="0" w:type="auto"/>
+            <w:vAlign w:val="center"/>
+            <w:hideMark/>
+          </w:tcPr>
+          <w:p>
+            <w:pPr>
+              <w:jc w:val="both"/>
+            </w:pPr>
+            <w:r>
+              <w:t xml:space="preserve">Software (Python, </w:t>
+            </w:r>
+            <w:proofErr w:type="spellStart"/>
+            <w:r>
+              <w:t>Streamlit</w:t>
+            </w:r>
+            <w:proofErr w:type="spellEnd"/>
+            <w:r>
+              <w:t xml:space="preserve">, </w:t>
+            </w:r>
+            <w:proofErr w:type="spellStart"/>
+            <w:r>
+              <w:t>Scikit-learn</w:t>
+            </w:r>
+            <w:proofErr w:type="spellEnd"/>
+            <w:r>
+              <w:t>...)</w:t>
+            </w:r>
+          </w:p>
+        </w:tc>
+        <w:tc>
+          <w:tcPr>
+            <w:tcW w:w="0" w:type="auto"/>
+            <w:vAlign w:val="center"/>
+            <w:hideMark/>
+          </w:tcPr>
+          <w:p>
+            <w:pPr>
+              <w:jc w:val="both"/>
+            </w:pPr>
+            <w:r>
+              <w:t>0 €</w:t>
+            </w:r>
+          </w:p>
+        </w:tc>
+      </w:tr>
+      <w:tr>
+        <w:trPr>
+          <w:tblCellSpacing w:w="15" w:type="dxa"/>
+        </w:trPr>
+        <w:tc>
+          <w:tcPr>
+            <w:tcW w:w="0" w:type="auto"/>
+            <w:vAlign w:val="center"/>
+            <w:hideMark/>
+          </w:tcPr>
+          <w:p>
+            <w:pPr>
+              <w:jc w:val="both"/>
+            </w:pPr>
+            <w:r>
+              <w:t xml:space="preserve">GitHub, </w:t>
+            </w:r>
+            <w:proofErr w:type="spellStart"/>
+            <w:r>
+              <w:t>Kaggle</w:t>
+            </w:r>
+            <w:proofErr w:type="spellEnd"/>
+            <w:r>
+              <w:t>, otras herramientas online</w:t>
+            </w:r>
+          </w:p>
+        </w:tc>
+        <w:tc>
+          <w:tcPr>
+            <w:tcW w:w="0" w:type="auto"/>
+            <w:vAlign w:val="center"/>
+            <w:hideMark/>
+          </w:tcPr>
+          <w:p>
+            <w:pPr>
+              <w:jc w:val="both"/>
+            </w:pPr>
+            <w:r>
+              <w:t>0 €</w:t>
+            </w:r>
+          </w:p>
+        </w:tc>
+      </w:tr>
+      <w:tr>
+        <w:trPr>
+          <w:tblCellSpacing w:w="15" w:type="dxa"/>
+        </w:trPr>
+        <w:tc>
+          <w:tcPr>
+            <w:tcW w:w="0" w:type="auto"/>
+            <w:vAlign w:val="center"/>
+            <w:hideMark/>
+          </w:tcPr>
+          <w:p>
+            <w:pPr>
+              <w:jc w:val="both"/>
+            </w:pPr>
+            <w:proofErr w:type="gramStart"/>
+            <w:r>
+              <w:rPr>
+                <w:b/>
+                <w:bCs/>
+              </w:rPr>
+              <w:t>Total</w:t>
+            </w:r>
+            <w:proofErr w:type="gramEnd"/>
+            <w:r>
+              <w:rPr>
+                <w:b/>
+                <w:bCs/>
+              </w:rPr>
+              <w:t xml:space="preserve"> costes materiales</w:t>
+            </w:r>
+          </w:p>
+        </w:tc>
+        <w:tc>
+          <w:tcPr>
+            <w:tcW w:w="0" w:type="auto"/>
+            <w:vAlign w:val="center"/>
+            <w:hideMark/>
+          </w:tcPr>
+          <w:p>
+            <w:pPr>
+              <w:jc w:val="both"/>
+            </w:pPr>
+            <w:r>
+              <w:rPr>
+                <w:b/>
+                <w:bCs/>
+              </w:rPr>
+              <w:t>989 €</w:t>
+            </w:r>
+          </w:p>
+        </w:tc>
+      </w:tr>
+    </w:tbl>
+    <w:p>
+      <w:pPr>
+        <w:jc w:val="both"/>
+      </w:pPr>
+    </w:p>
+    <w:p>
+      <w:pPr>
+        <w:pStyle w:val="Ttulo3"/>
+      </w:pPr>
+      <w:r>
+        <w:t>Coste total del proyecto</w:t>
+      </w:r>
+    </w:p>
+    <w:p>
+      <w:r>
+        <w:t xml:space="preserve">Haciendo la suma </w:t>
+      </w:r>
+      <w:r>
+        <w:t xml:space="preserve">tanto </w:t>
+      </w:r>
+      <w:r>
+        <w:t xml:space="preserve">de los costes </w:t>
+      </w:r>
+      <w:r>
+        <w:t>personales como materiales, se muestra a continuación el coste total:</w:t>
+      </w:r>
+    </w:p>
+    <w:tbl>
+      <w:tblPr>
+        <w:tblW w:w="0" w:type="auto"/>
+        <w:tblCellSpacing w:w="15" w:type="dxa"/>
+        <w:tblCellMar>
+          <w:top w:w="15" w:type="dxa"/>
+          <w:left w:w="15" w:type="dxa"/>
+          <w:bottom w:w="15" w:type="dxa"/>
+          <w:right w:w="15" w:type="dxa"/>
+        </w:tblCellMar>
+        <w:tblLook w:val="04A0" w:firstRow="1" w:lastRow="0" w:firstColumn="1" w:lastColumn="0" w:noHBand="0" w:noVBand="1"/>
+      </w:tblPr>
+      <w:tblGrid>
+        <w:gridCol w:w="1845"/>
+        <w:gridCol w:w="1163"/>
+      </w:tblGrid>
+      <w:tr>
+        <w:trPr>
+          <w:tblHeader/>
+          <w:tblCellSpacing w:w="15" w:type="dxa"/>
+        </w:trPr>
+        <w:tc>
+          <w:tcPr>
+            <w:tcW w:w="0" w:type="auto"/>
+            <w:vAlign w:val="center"/>
+            <w:hideMark/>
+          </w:tcPr>
+          <w:p>
+            <w:pPr>
+              <w:jc w:val="both"/>
+              <w:rPr>
+                <w:b/>
+                <w:bCs/>
+              </w:rPr>
+            </w:pPr>
+            <w:r>
+              <w:rPr>
+                <w:b/>
+                <w:bCs/>
+              </w:rPr>
+              <w:t>Categoría</w:t>
+            </w:r>
+          </w:p>
+        </w:tc>
+        <w:tc>
+          <w:tcPr>
+            <w:tcW w:w="0" w:type="auto"/>
+            <w:vAlign w:val="center"/>
+            <w:hideMark/>
+          </w:tcPr>
+          <w:p>
+            <w:pPr>
+              <w:jc w:val="both"/>
+              <w:rPr>
+                <w:b/>
+                <w:bCs/>
+              </w:rPr>
+            </w:pPr>
+            <w:r>
+              <w:rPr>
+                <w:b/>
+                <w:bCs/>
+              </w:rPr>
+              <w:t>Importe (€)</w:t>
+            </w:r>
+          </w:p>
+        </w:tc>
+      </w:tr>
+      <w:tr>
+        <w:trPr>
+          <w:tblCellSpacing w:w="15" w:type="dxa"/>
+        </w:trPr>
+        <w:tc>
+          <w:tcPr>
+            <w:tcW w:w="0" w:type="auto"/>
+            <w:vAlign w:val="center"/>
+            <w:hideMark/>
+          </w:tcPr>
+          <w:p>
+            <w:pPr>
+              <w:jc w:val="both"/>
+            </w:pPr>
+            <w:r>
+              <w:t>Costes personales</w:t>
+            </w:r>
+          </w:p>
+        </w:tc>
+        <w:tc>
+          <w:tcPr>
+            <w:tcW w:w="0" w:type="auto"/>
+            <w:vAlign w:val="center"/>
+            <w:hideMark/>
+          </w:tcPr>
+          <w:p>
+            <w:pPr>
+              <w:jc w:val="both"/>
+            </w:pPr>
+            <w:r>
+              <w:t>10.390 €</w:t>
+            </w:r>
+          </w:p>
+        </w:tc>
+      </w:tr>
+      <w:tr>
+        <w:trPr>
+          <w:tblCellSpacing w:w="15" w:type="dxa"/>
+        </w:trPr>
+        <w:tc>
+          <w:tcPr>
+            <w:tcW w:w="0" w:type="auto"/>
+            <w:vAlign w:val="center"/>
+            <w:hideMark/>
+          </w:tcPr>
+          <w:p>
+            <w:pPr>
+              <w:jc w:val="both"/>
+            </w:pPr>
+            <w:r>
+              <w:t>Costes materiales</w:t>
+            </w:r>
+          </w:p>
+        </w:tc>
+        <w:tc>
+          <w:tcPr>
+            <w:tcW w:w="0" w:type="auto"/>
+            <w:vAlign w:val="center"/>
+            <w:hideMark/>
+          </w:tcPr>
+          <w:p>
+            <w:pPr>
+              <w:jc w:val="both"/>
+            </w:pPr>
+            <w:r>
+              <w:t>989 €</w:t>
+            </w:r>
+          </w:p>
+        </w:tc>
+      </w:tr>
+      <w:tr>
+        <w:trPr>
+          <w:tblCellSpacing w:w="15" w:type="dxa"/>
+        </w:trPr>
+        <w:tc>
+          <w:tcPr>
+            <w:tcW w:w="0" w:type="auto"/>
+            <w:vAlign w:val="center"/>
+            <w:hideMark/>
+          </w:tcPr>
+          <w:p>
+            <w:pPr>
+              <w:jc w:val="both"/>
+            </w:pPr>
+            <w:r>
+              <w:rPr>
+                <w:b/>
+                <w:bCs/>
+              </w:rPr>
+              <w:t>Coste total</w:t>
+            </w:r>
+          </w:p>
+        </w:tc>
+        <w:tc>
+          <w:tcPr>
+            <w:tcW w:w="0" w:type="auto"/>
+            <w:vAlign w:val="center"/>
+            <w:hideMark/>
+          </w:tcPr>
+          <w:p>
+            <w:pPr>
+              <w:jc w:val="both"/>
+            </w:pPr>
+            <w:r>
+              <w:rPr>
+                <w:b/>
+                <w:bCs/>
+              </w:rPr>
+              <w:t>11.379 €</w:t>
+            </w:r>
+          </w:p>
+        </w:tc>
+      </w:tr>
+    </w:tbl>
+    <w:p>
+      <w:pPr>
+        <w:jc w:val="both"/>
+      </w:pPr>
+    </w:p>
+    <w:p>
+      <w:pPr>
+        <w:jc w:val="both"/>
+      </w:pPr>
+    </w:p>
+    <w:p>
+      <w:pPr>
+        <w:pStyle w:val="Ttulo3"/>
+      </w:pPr>
+      <w:r>
+        <w:t>Estudio de viabilidad económica (ilustrativo)</w:t>
+      </w:r>
+    </w:p>
+    <w:p>
+      <w:pPr>
+        <w:jc w:val="both"/>
+      </w:pPr>
+      <w:r>
+        <w:t xml:space="preserve">A modo de ejercicio práctico, se explora una posible línea de sostenibilidad económica para el sistema desarrollado. La aplicación, basada en modelos de aprendizaje automático y una interfaz accesible, podría posicionarse como herramienta de </w:t>
+      </w:r>
+      <w:r>
+        <w:rPr>
+          <w:b/>
+          <w:bCs/>
+        </w:rPr>
+        <w:t>cribado inicial de trastornos del sueño</w:t>
+      </w:r>
+      <w:r>
+        <w:t xml:space="preserve"> en consultas médicas, clínicas del sueño o incluso como </w:t>
+      </w:r>
+      <w:proofErr w:type="gramStart"/>
+      <w:r>
+        <w:t>app</w:t>
+      </w:r>
+      <w:proofErr w:type="gramEnd"/>
+      <w:r>
+        <w:t xml:space="preserve"> de uso personal en contextos de salud digital.</w:t>
+      </w:r>
+    </w:p>
+    <w:p>
+      <w:pPr>
+        <w:jc w:val="both"/>
+      </w:pPr>
+      <w:r>
+        <w:t xml:space="preserve">Se plantea un </w:t>
+      </w:r>
+      <w:r>
+        <w:rPr>
+          <w:b/>
+          <w:bCs/>
+        </w:rPr>
+        <w:t>modelo de licencia por centro médico</w:t>
+      </w:r>
+      <w:r>
+        <w:t xml:space="preserve">, con un coste estimado de </w:t>
+      </w:r>
+      <w:r>
+        <w:rPr>
+          <w:b/>
+          <w:bCs/>
+        </w:rPr>
+        <w:t>150 €</w:t>
+      </w:r>
+      <w:r>
+        <w:t>. Este modelo permitiría recuperar los costes de desarrollo bajo distintos escenarios de financiación.</w:t>
+      </w:r>
+    </w:p>
+    <w:tbl>
+      <w:tblPr>
+        <w:tblW w:w="0" w:type="auto"/>
+        <w:tblCellSpacing w:w="15" w:type="dxa"/>
+        <w:tblCellMar>
+          <w:top w:w="15" w:type="dxa"/>
+          <w:left w:w="15" w:type="dxa"/>
+          <w:bottom w:w="15" w:type="dxa"/>
+          <w:right w:w="15" w:type="dxa"/>
+        </w:tblCellMar>
+        <w:tblLook w:val="04A0" w:firstRow="1" w:lastRow="0" w:firstColumn="1" w:lastColumn="0" w:noHBand="0" w:noVBand="1"/>
+      </w:tblPr>
+      <w:tblGrid>
+        <w:gridCol w:w="1071"/>
+        <w:gridCol w:w="2222"/>
+        <w:gridCol w:w="2200"/>
+        <w:gridCol w:w="3011"/>
+      </w:tblGrid>
+      <w:tr>
+        <w:trPr>
+          <w:tblHeader/>
+          <w:tblCellSpacing w:w="15" w:type="dxa"/>
+        </w:trPr>
+        <w:tc>
+          <w:tcPr>
+            <w:tcW w:w="0" w:type="auto"/>
+            <w:vAlign w:val="center"/>
+            <w:hideMark/>
+          </w:tcPr>
+          <w:p>
+            <w:pPr>
+              <w:jc w:val="both"/>
+              <w:rPr>
+                <w:b/>
+                <w:bCs/>
+              </w:rPr>
+            </w:pPr>
+            <w:r>
+              <w:rPr>
+                <w:b/>
+                <w:bCs/>
+              </w:rPr>
+              <w:t>Escenario</w:t>
+            </w:r>
+          </w:p>
+        </w:tc>
+        <w:tc>
+          <w:tcPr>
+            <w:tcW w:w="0" w:type="auto"/>
+            <w:vAlign w:val="center"/>
+            <w:hideMark/>
+          </w:tcPr>
+          <w:p>
+            <w:pPr>
+              <w:jc w:val="both"/>
+              <w:rPr>
+                <w:b/>
+                <w:bCs/>
+              </w:rPr>
+            </w:pPr>
+            <w:r>
+              <w:rPr>
+                <w:b/>
+                <w:bCs/>
+              </w:rPr>
+              <w:t xml:space="preserve">| </w:t>
+            </w:r>
+            <w:r>
+              <w:rPr>
+                <w:b/>
+                <w:bCs/>
+              </w:rPr>
+              <w:t>Financiación pública</w:t>
+            </w:r>
+          </w:p>
+        </w:tc>
+        <w:tc>
+          <w:tcPr>
+            <w:tcW w:w="0" w:type="auto"/>
+            <w:vAlign w:val="center"/>
+            <w:hideMark/>
+          </w:tcPr>
+          <w:p>
+            <w:pPr>
+              <w:jc w:val="both"/>
+              <w:rPr>
+                <w:b/>
+                <w:bCs/>
+              </w:rPr>
+            </w:pPr>
+            <w:r>
+              <w:rPr>
+                <w:b/>
+                <w:bCs/>
+              </w:rPr>
+              <w:t xml:space="preserve">| </w:t>
+            </w:r>
+            <w:r>
+              <w:rPr>
+                <w:b/>
+                <w:bCs/>
+              </w:rPr>
+              <w:t>Coste no cubierto (€)</w:t>
+            </w:r>
+          </w:p>
+        </w:tc>
+        <w:tc>
+          <w:tcPr>
+            <w:tcW w:w="0" w:type="auto"/>
+            <w:vAlign w:val="center"/>
+            <w:hideMark/>
+          </w:tcPr>
+          <w:p>
+            <w:pPr>
+              <w:jc w:val="both"/>
+              <w:rPr>
+                <w:b/>
+                <w:bCs/>
+              </w:rPr>
+            </w:pPr>
+            <w:r>
+              <w:rPr>
+                <w:b/>
+                <w:bCs/>
+              </w:rPr>
+              <w:t xml:space="preserve">|   </w:t>
+            </w:r>
+            <w:r>
+              <w:rPr>
+                <w:b/>
+                <w:bCs/>
+              </w:rPr>
+              <w:t>Licencias necesarias (150 €)</w:t>
+            </w:r>
+          </w:p>
+        </w:tc>
+      </w:tr>
+      <w:tr>
+        <w:trPr>
+          <w:tblCellSpacing w:w="15" w:type="dxa"/>
+        </w:trPr>
+        <w:tc>
+          <w:tcPr>
+            <w:tcW w:w="0" w:type="auto"/>
+            <w:vAlign w:val="center"/>
+            <w:hideMark/>
+          </w:tcPr>
+          <w:p>
+            <w:pPr>
+              <w:jc w:val="both"/>
+            </w:pPr>
+            <w:r>
+              <w:t>Optimista</w:t>
+            </w:r>
+          </w:p>
+        </w:tc>
+        <w:tc>
+          <w:tcPr>
+            <w:tcW w:w="0" w:type="auto"/>
+            <w:vAlign w:val="center"/>
+            <w:hideMark/>
+          </w:tcPr>
+          <w:p>
+            <w:pPr>
+              <w:jc w:val="both"/>
+            </w:pPr>
+            <w:r>
+              <w:t xml:space="preserve">                  </w:t>
+            </w:r>
+            <w:r>
+              <w:t>70 %</w:t>
+            </w:r>
+          </w:p>
+        </w:tc>
+        <w:tc>
+          <w:tcPr>
+            <w:tcW w:w="0" w:type="auto"/>
+            <w:vAlign w:val="center"/>
+            <w:hideMark/>
+          </w:tcPr>
+          <w:p>
+            <w:pPr>
+              <w:jc w:val="both"/>
+            </w:pPr>
+            <w:r>
+              <w:t xml:space="preserve">              </w:t>
+            </w:r>
+            <w:r>
+              <w:t>3.413,70 €</w:t>
+            </w:r>
+          </w:p>
+        </w:tc>
+        <w:tc>
+          <w:tcPr>
+            <w:tcW w:w="0" w:type="auto"/>
+            <w:vAlign w:val="center"/>
+            <w:hideMark/>
+          </w:tcPr>
+          <w:p>
+            <w:pPr>
+              <w:jc w:val="both"/>
+            </w:pPr>
+            <w:r>
+              <w:t xml:space="preserve">                                 </w:t>
+            </w:r>
+            <w:r>
+              <w:t>23</w:t>
+            </w:r>
+          </w:p>
+        </w:tc>
+      </w:tr>
+      <w:tr>
+        <w:trPr>
+          <w:tblCellSpacing w:w="15" w:type="dxa"/>
+        </w:trPr>
+        <w:tc>
+          <w:tcPr>
+            <w:tcW w:w="0" w:type="auto"/>
+            <w:vAlign w:val="center"/>
+            <w:hideMark/>
+          </w:tcPr>
+          <w:p>
+            <w:pPr>
+              <w:jc w:val="both"/>
+            </w:pPr>
+            <w:r>
+              <w:t>Pesimista</w:t>
+            </w:r>
+          </w:p>
+        </w:tc>
+        <w:tc>
+          <w:tcPr>
+            <w:tcW w:w="0" w:type="auto"/>
+            <w:vAlign w:val="center"/>
+            <w:hideMark/>
+          </w:tcPr>
+          <w:p>
+            <w:pPr>
+              <w:jc w:val="both"/>
+            </w:pPr>
+            <w:r>
+              <w:t xml:space="preserve">                   </w:t>
+            </w:r>
+            <w:r>
+              <w:t>0 %</w:t>
+            </w:r>
+          </w:p>
+        </w:tc>
+        <w:tc>
+          <w:tcPr>
+            <w:tcW w:w="0" w:type="auto"/>
+            <w:vAlign w:val="center"/>
+            <w:hideMark/>
+          </w:tcPr>
+          <w:p>
+            <w:pPr>
+              <w:jc w:val="both"/>
+            </w:pPr>
+            <w:r>
+              <w:t xml:space="preserve">               </w:t>
+            </w:r>
+            <w:r>
+              <w:t>11.379 €</w:t>
+            </w:r>
+          </w:p>
+        </w:tc>
+        <w:tc>
+          <w:tcPr>
+            <w:tcW w:w="0" w:type="auto"/>
+            <w:vAlign w:val="center"/>
+            <w:hideMark/>
+          </w:tcPr>
+          <w:p>
+            <w:pPr>
+              <w:jc w:val="both"/>
+            </w:pPr>
+            <w:r>
+              <w:t xml:space="preserve">                                 </w:t>
+            </w:r>
+            <w:r>
+              <w:t>76</w:t>
+            </w:r>
+          </w:p>
+        </w:tc>
+      </w:tr>
+    </w:tbl>
+    <w:p>
+      <w:pPr>
+        <w:jc w:val="both"/>
+      </w:pPr>
+      <w:r>
+        <w:t xml:space="preserve">En paralelo, podrían contemplarse otros modelos de explotación: uso </w:t>
+      </w:r>
+      <w:proofErr w:type="spellStart"/>
+      <w:r>
+        <w:t>freemium</w:t>
+      </w:r>
+      <w:proofErr w:type="spellEnd"/>
+      <w:r>
+        <w:t xml:space="preserve"> orientado a usuarios particulares, integración en programas de prevención de salud pública, o despliegue en plataformas institucionales sin ánimo de lucro, lo que permitiría adaptar la estrategia según el contexto de aplicación.</w:t>
+      </w:r>
+    </w:p>
+    <w:p>
+      <w:pPr>
+        <w:jc w:val="both"/>
+      </w:pPr>
+    </w:p>
+    <w:p>
+      <w:pPr>
         <w:pStyle w:val="Ttulo2"/>
       </w:pPr>
       <w:bookmarkStart w:id="3" w:name="_Toc196303562"/>
       <w:r>
+        <w:lastRenderedPageBreak/>
         <w:t>A.3 Viabilidad legal</w:t>
       </w:r>
       <w:bookmarkEnd w:id="3"/>
@@ -3591,7 +4969,6 @@
               <w:jc w:val="center"/>
             </w:pPr>
             <w:r>
-              <w:lastRenderedPageBreak/>
               <w:t>Python</w:t>
             </w:r>
           </w:p>
@@ -4102,6 +5479,7 @@
         <w:jc w:val="both"/>
       </w:pPr>
       <w:r>
+        <w:lastRenderedPageBreak/>
         <w:t>Python 3.8 o superior instalado.</w:t>
       </w:r>
     </w:p>
@@ -4177,7 +5555,6 @@
       </w:pPr>
       <w:proofErr w:type="spellStart"/>
       <w:r>
-        <w:lastRenderedPageBreak/>
         <w:t>numpy</w:t>
       </w:r>
       <w:proofErr w:type="spellEnd"/>
@@ -4538,6 +5915,7 @@
         <w:spacing w:line="276" w:lineRule="auto"/>
       </w:pPr>
       <w:r>
+        <w:lastRenderedPageBreak/>
         <w:t>Porcentaje de probabilidad asociado a cada clase</w:t>
       </w:r>
     </w:p>
@@ -4596,7 +5974,6 @@
       </w:pPr>
       <w:bookmarkStart w:id="8" w:name="_Toc196303567"/>
       <w:r>
-        <w:lastRenderedPageBreak/>
         <w:t>Anexo C – Manual del desarrollador</w:t>
       </w:r>
       <w:r>
@@ -4669,7 +6046,15 @@
     </w:p>
     <w:p>
       <w:r>
-        <w:t>│   └── appTFG3.py              # Script principal de la app web</w:t>
+        <w:t xml:space="preserve">│   └── appTFG3.py              # Script principal de la </w:t>
+      </w:r>
+      <w:proofErr w:type="gramStart"/>
+      <w:r>
+        <w:t>app</w:t>
+      </w:r>
+      <w:proofErr w:type="gramEnd"/>
+      <w:r>
+        <w:t xml:space="preserve"> web</w:t>
       </w:r>
     </w:p>
     <w:p>
@@ -4850,8 +6235,13 @@
       </w:r>
       <w:proofErr w:type="spellEnd"/>
       <w:r>
-        <w:t xml:space="preserve"> generados desde la app</w:t>
-      </w:r>
+        <w:t xml:space="preserve"> generados desde la </w:t>
+      </w:r>
+      <w:proofErr w:type="gramStart"/>
+      <w:r>
+        <w:t>app</w:t>
+      </w:r>
+      <w:proofErr w:type="gramEnd"/>
     </w:p>
     <w:p/>
     <w:p>
@@ -4944,6 +6334,7 @@
           <w:b/>
           <w:bCs/>
         </w:rPr>
+        <w:lastRenderedPageBreak/>
         <w:t>Cálculo de predicciones multiclase</w:t>
       </w:r>
       <w:r>
@@ -5006,7 +6397,6 @@
     </w:p>
     <w:p>
       <w:r>
-        <w:lastRenderedPageBreak/>
         <w:t>Estas pruebas se realizaron con distintas configuraciones de datos simulados, y se comprobó que el sistema responde de forma robusta ante errores de entrada.</w:t>
       </w:r>
     </w:p>
@@ -5079,10 +6469,12 @@
         <w:t xml:space="preserve">Exportarlo con </w:t>
       </w:r>
       <w:proofErr w:type="spellStart"/>
+      <w:proofErr w:type="gramStart"/>
       <w:r>
         <w:t>joblib.dump</w:t>
       </w:r>
       <w:proofErr w:type="spellEnd"/>
+      <w:proofErr w:type="gramEnd"/>
       <w:r>
         <w:t>().</w:t>
       </w:r>
@@ -5183,8 +6575,17 @@
           <w:b/>
           <w:bCs/>
         </w:rPr>
-        <w:t>Cambiar el diseño visual de la app</w:t>
-      </w:r>
+        <w:t xml:space="preserve">Cambiar el diseño visual de la </w:t>
+      </w:r>
+      <w:proofErr w:type="gramStart"/>
+      <w:r>
+        <w:rPr>
+          <w:b/>
+          <w:bCs/>
+        </w:rPr>
+        <w:t>app</w:t>
+      </w:r>
+      <w:proofErr w:type="gramEnd"/>
       <w:r>
         <w:t>:</w:t>
       </w:r>
@@ -5217,10 +6618,12 @@
         <w:t xml:space="preserve">, </w:t>
       </w:r>
       <w:proofErr w:type="spellStart"/>
+      <w:proofErr w:type="gramStart"/>
       <w:r>
         <w:t>st.markdown</w:t>
       </w:r>
       <w:proofErr w:type="spellEnd"/>
+      <w:proofErr w:type="gramEnd"/>
       <w:r>
         <w:t>() para HTML personalizado, etc.</w:t>
       </w:r>
@@ -5242,7 +6645,25 @@
           <w:bCs/>
           <w:color w:val="FF0000"/>
         </w:rPr>
-        <w:t>Desplegar la app en la nube</w:t>
+        <w:t xml:space="preserve">Desplegar la </w:t>
+      </w:r>
+      <w:proofErr w:type="gramStart"/>
+      <w:r>
+        <w:rPr>
+          <w:b/>
+          <w:bCs/>
+          <w:color w:val="FF0000"/>
+        </w:rPr>
+        <w:t>app</w:t>
+      </w:r>
+      <w:proofErr w:type="gramEnd"/>
+      <w:r>
+        <w:rPr>
+          <w:b/>
+          <w:bCs/>
+          <w:color w:val="FF0000"/>
+        </w:rPr>
+        <w:t xml:space="preserve"> en la nube</w:t>
       </w:r>
       <w:r>
         <w:rPr>
@@ -5358,6 +6779,7 @@
       </w:pPr>
       <w:bookmarkStart w:id="13" w:name="_Toc196303572"/>
       <w:r>
+        <w:lastRenderedPageBreak/>
         <w:t>Anexo D</w:t>
       </w:r>
       <w:r>
@@ -5479,7 +6901,6 @@
         <w:rPr>
           <w:color w:val="FF0000"/>
         </w:rPr>
-        <w:lastRenderedPageBreak/>
         <w:t xml:space="preserve">El </w:t>
       </w:r>
       <w:proofErr w:type="spellStart"/>
@@ -6189,6 +7610,7 @@
         <w:rPr>
           <w:highlight w:val="yellow"/>
         </w:rPr>
+        <w:lastRenderedPageBreak/>
         <w:t>¿Qué representa cada categoría o clase a predecir?</w:t>
       </w:r>
     </w:p>
@@ -6253,7 +7675,6 @@
           <w:bCs/>
           <w:color w:val="FF0000"/>
         </w:rPr>
-        <w:lastRenderedPageBreak/>
         <w:t>Edad, sexo, ocupación y estilo de vida</w:t>
       </w:r>
       <w:r>
@@ -6438,13 +7859,26 @@
       </w:r>
       <w:r>
         <w:br/>
-        <w:t xml:space="preserve">     [Carga del modelo .</w:t>
+        <w:t xml:space="preserve">  </w:t>
+      </w:r>
+      <w:proofErr w:type="gramStart"/>
+      <w:r>
+        <w:t xml:space="preserve">   [</w:t>
+      </w:r>
+      <w:proofErr w:type="gramEnd"/>
+      <w:r>
+        <w:t xml:space="preserve">Carga del </w:t>
+      </w:r>
+      <w:proofErr w:type="gramStart"/>
+      <w:r>
+        <w:t>modelo .</w:t>
       </w:r>
       <w:proofErr w:type="spellStart"/>
       <w:r>
         <w:t>pkl</w:t>
       </w:r>
       <w:proofErr w:type="spellEnd"/>
+      <w:proofErr w:type="gramEnd"/>
       <w:r>
         <w:t>]</w:t>
       </w:r>
@@ -6454,6 +7888,9 @@
       </w:r>
       <w:r>
         <w:br/>
+      </w:r>
+      <w:r>
+        <w:lastRenderedPageBreak/>
         <w:t>[Predicción → Probabilidades → Resultado final]</w:t>
       </w:r>
       <w:r>
@@ -6481,7 +7918,6 @@
         <w:pStyle w:val="Ttulo2"/>
       </w:pPr>
       <w:r>
-        <w:lastRenderedPageBreak/>
         <w:t>E.2 Diseño arquitectónico</w:t>
       </w:r>
     </w:p>
@@ -11151,15 +12587,9 @@
     <w:p>
       <w:pPr>
         <w:pStyle w:val="Ttulo2"/>
-        <w:rPr>
-          <w:lang w:val="pt-PT"/>
-        </w:rPr>
       </w:pPr>
       <w:bookmarkStart w:id="21" w:name="_Toc196303581"/>
       <w:r>
-        <w:rPr>
-          <w:lang w:val="pt-PT"/>
-        </w:rPr>
         <w:t>F.3 Prototipos de interfaz</w:t>
       </w:r>
       <w:bookmarkEnd w:id="21"/>
@@ -11167,719 +12597,184 @@
     <w:p>
       <w:pPr>
         <w:rPr>
-          <w:color w:val="FF0000"/>
-          <w:lang w:val="en-US"/>
-        </w:rPr>
-      </w:pPr>
-      <w:r>
-        <w:rPr>
-          <w:color w:val="FF0000"/>
-          <w:lang w:val="en-US"/>
-        </w:rPr>
-        <w:t xml:space="preserve">Se </w:t>
-      </w:r>
-      <w:proofErr w:type="spellStart"/>
-      <w:r>
-        <w:rPr>
-          <w:color w:val="FF0000"/>
-          <w:lang w:val="en-US"/>
-        </w:rPr>
-        <w:t>incluyen</w:t>
-      </w:r>
-      <w:proofErr w:type="spellEnd"/>
-      <w:r>
-        <w:rPr>
-          <w:color w:val="FF0000"/>
-          <w:lang w:val="en-US"/>
-        </w:rPr>
-        <w:t xml:space="preserve"> a </w:t>
-      </w:r>
-      <w:proofErr w:type="spellStart"/>
-      <w:r>
-        <w:rPr>
-          <w:color w:val="FF0000"/>
-          <w:lang w:val="en-US"/>
-        </w:rPr>
-        <w:t>continuación</w:t>
-      </w:r>
-      <w:proofErr w:type="spellEnd"/>
-      <w:r>
-        <w:rPr>
-          <w:color w:val="FF0000"/>
-          <w:lang w:val="en-US"/>
-        </w:rPr>
-        <w:t xml:space="preserve"> </w:t>
-      </w:r>
-      <w:proofErr w:type="spellStart"/>
-      <w:r>
-        <w:rPr>
-          <w:color w:val="FF0000"/>
-          <w:lang w:val="en-US"/>
-        </w:rPr>
-        <w:t>capturas</w:t>
-      </w:r>
-      <w:proofErr w:type="spellEnd"/>
-      <w:r>
-        <w:rPr>
-          <w:color w:val="FF0000"/>
-          <w:lang w:val="en-US"/>
-        </w:rPr>
-        <w:t xml:space="preserve"> de </w:t>
-      </w:r>
-      <w:proofErr w:type="spellStart"/>
-      <w:r>
-        <w:rPr>
-          <w:color w:val="FF0000"/>
-          <w:lang w:val="en-US"/>
-        </w:rPr>
-        <w:t>pantalla</w:t>
-      </w:r>
-      <w:proofErr w:type="spellEnd"/>
-      <w:r>
-        <w:rPr>
-          <w:color w:val="FF0000"/>
-          <w:lang w:val="en-US"/>
-        </w:rPr>
-        <w:t xml:space="preserve"> de la </w:t>
-      </w:r>
-      <w:proofErr w:type="spellStart"/>
-      <w:r>
-        <w:rPr>
-          <w:color w:val="FF0000"/>
-          <w:lang w:val="en-US"/>
-        </w:rPr>
-        <w:t>aplicación</w:t>
-      </w:r>
-      <w:proofErr w:type="spellEnd"/>
-      <w:r>
-        <w:rPr>
-          <w:color w:val="FF0000"/>
-          <w:lang w:val="en-US"/>
-        </w:rPr>
-        <w:t xml:space="preserve"> web </w:t>
-      </w:r>
-      <w:proofErr w:type="spellStart"/>
-      <w:r>
-        <w:rPr>
-          <w:color w:val="FF0000"/>
-          <w:lang w:val="en-US"/>
-        </w:rPr>
-        <w:t>desarrollada</w:t>
-      </w:r>
-      <w:proofErr w:type="spellEnd"/>
-      <w:r>
-        <w:rPr>
-          <w:color w:val="FF0000"/>
-          <w:lang w:val="en-US"/>
-        </w:rPr>
-        <w:t xml:space="preserve"> </w:t>
-      </w:r>
-      <w:proofErr w:type="spellStart"/>
-      <w:r>
-        <w:rPr>
-          <w:color w:val="FF0000"/>
-          <w:lang w:val="en-US"/>
-        </w:rPr>
-        <w:t>como</w:t>
-      </w:r>
-      <w:proofErr w:type="spellEnd"/>
-      <w:r>
-        <w:rPr>
-          <w:color w:val="FF0000"/>
-          <w:lang w:val="en-US"/>
-        </w:rPr>
-        <w:t xml:space="preserve"> </w:t>
-      </w:r>
-      <w:proofErr w:type="spellStart"/>
-      <w:r>
-        <w:rPr>
-          <w:color w:val="FF0000"/>
-          <w:lang w:val="en-US"/>
-        </w:rPr>
-        <w:t>ejemplo</w:t>
-      </w:r>
-      <w:proofErr w:type="spellEnd"/>
-      <w:r>
-        <w:rPr>
-          <w:color w:val="FF0000"/>
-          <w:lang w:val="en-US"/>
-        </w:rPr>
-        <w:t xml:space="preserve">. La </w:t>
-      </w:r>
-      <w:proofErr w:type="spellStart"/>
-      <w:r>
-        <w:rPr>
-          <w:color w:val="FF0000"/>
-          <w:lang w:val="en-US"/>
-        </w:rPr>
-        <w:t>usuaria</w:t>
-      </w:r>
-      <w:proofErr w:type="spellEnd"/>
-      <w:r>
-        <w:rPr>
-          <w:color w:val="FF0000"/>
-          <w:lang w:val="en-US"/>
-        </w:rPr>
-        <w:t xml:space="preserve"> </w:t>
-      </w:r>
-      <w:proofErr w:type="spellStart"/>
-      <w:r>
-        <w:rPr>
-          <w:color w:val="FF0000"/>
-          <w:lang w:val="en-US"/>
-        </w:rPr>
-        <w:t>insertará</w:t>
-      </w:r>
-      <w:proofErr w:type="spellEnd"/>
-      <w:r>
-        <w:rPr>
-          <w:color w:val="FF0000"/>
-          <w:lang w:val="en-US"/>
-        </w:rPr>
-        <w:t xml:space="preserve"> las </w:t>
-      </w:r>
-      <w:proofErr w:type="spellStart"/>
-      <w:r>
-        <w:rPr>
-          <w:color w:val="FF0000"/>
-          <w:lang w:val="en-US"/>
-        </w:rPr>
-        <w:t>imágenes</w:t>
-      </w:r>
-      <w:proofErr w:type="spellEnd"/>
-      <w:r>
-        <w:rPr>
-          <w:color w:val="FF0000"/>
-          <w:lang w:val="en-US"/>
-        </w:rPr>
-        <w:t xml:space="preserve"> </w:t>
-      </w:r>
-      <w:proofErr w:type="spellStart"/>
-      <w:r>
-        <w:rPr>
-          <w:color w:val="FF0000"/>
-          <w:lang w:val="en-US"/>
-        </w:rPr>
-        <w:t>definitivas</w:t>
-      </w:r>
-      <w:proofErr w:type="spellEnd"/>
-      <w:r>
-        <w:rPr>
-          <w:color w:val="FF0000"/>
-          <w:lang w:val="en-US"/>
-        </w:rPr>
-        <w:t xml:space="preserve"> </w:t>
-      </w:r>
-      <w:proofErr w:type="spellStart"/>
-      <w:r>
-        <w:rPr>
-          <w:color w:val="FF0000"/>
-          <w:lang w:val="en-US"/>
-        </w:rPr>
-        <w:t>posteriormente</w:t>
-      </w:r>
-      <w:proofErr w:type="spellEnd"/>
-      <w:r>
-        <w:rPr>
-          <w:color w:val="FF0000"/>
-          <w:lang w:val="en-US"/>
-        </w:rPr>
-        <w:t>.</w:t>
-      </w:r>
-    </w:p>
-    <w:p>
-      <w:pPr>
-        <w:rPr>
-          <w:color w:val="FF0000"/>
-          <w:lang w:val="en-US"/>
-        </w:rPr>
-      </w:pPr>
-      <w:r>
-        <w:rPr>
-          <w:color w:val="FF0000"/>
-          <w:lang w:val="en-US"/>
-        </w:rPr>
-        <w:t xml:space="preserve">- </w:t>
-      </w:r>
-      <w:proofErr w:type="spellStart"/>
-      <w:r>
-        <w:rPr>
-          <w:color w:val="FF0000"/>
-          <w:lang w:val="en-US"/>
-        </w:rPr>
-        <w:t>Pantalla</w:t>
-      </w:r>
-      <w:proofErr w:type="spellEnd"/>
-      <w:r>
-        <w:rPr>
-          <w:color w:val="FF0000"/>
-          <w:lang w:val="en-US"/>
-        </w:rPr>
-        <w:t xml:space="preserve"> principal: entrada de variables </w:t>
-      </w:r>
-      <w:proofErr w:type="spellStart"/>
-      <w:r>
-        <w:rPr>
-          <w:color w:val="FF0000"/>
-          <w:lang w:val="en-US"/>
-        </w:rPr>
-        <w:t>clínicas</w:t>
-      </w:r>
-      <w:proofErr w:type="spellEnd"/>
-      <w:r>
-        <w:rPr>
-          <w:color w:val="FF0000"/>
-          <w:lang w:val="en-US"/>
-        </w:rPr>
-        <w:t>.</w:t>
-      </w:r>
-    </w:p>
-    <w:p>
-      <w:pPr>
-        <w:rPr>
-          <w:color w:val="FF0000"/>
-          <w:lang w:val="en-US"/>
-        </w:rPr>
-      </w:pPr>
-      <w:r>
-        <w:rPr>
-          <w:color w:val="FF0000"/>
-          <w:lang w:val="en-US"/>
-        </w:rPr>
-        <w:t xml:space="preserve">- </w:t>
-      </w:r>
-      <w:proofErr w:type="spellStart"/>
-      <w:r>
-        <w:rPr>
-          <w:color w:val="FF0000"/>
-          <w:lang w:val="en-US"/>
-        </w:rPr>
-        <w:t>Pantalla</w:t>
-      </w:r>
-      <w:proofErr w:type="spellEnd"/>
-      <w:r>
-        <w:rPr>
-          <w:color w:val="FF0000"/>
-          <w:lang w:val="en-US"/>
-        </w:rPr>
-        <w:t xml:space="preserve"> de </w:t>
-      </w:r>
-      <w:proofErr w:type="spellStart"/>
-      <w:r>
-        <w:rPr>
-          <w:color w:val="FF0000"/>
-          <w:lang w:val="en-US"/>
-        </w:rPr>
-        <w:t>resultados</w:t>
-      </w:r>
-      <w:proofErr w:type="spellEnd"/>
-      <w:r>
-        <w:rPr>
-          <w:color w:val="FF0000"/>
-          <w:lang w:val="en-US"/>
-        </w:rPr>
-        <w:t xml:space="preserve">: </w:t>
-      </w:r>
-      <w:proofErr w:type="spellStart"/>
-      <w:r>
-        <w:rPr>
-          <w:color w:val="FF0000"/>
-          <w:lang w:val="en-US"/>
-        </w:rPr>
-        <w:t>visualización</w:t>
-      </w:r>
-      <w:proofErr w:type="spellEnd"/>
-      <w:r>
-        <w:rPr>
-          <w:color w:val="FF0000"/>
-          <w:lang w:val="en-US"/>
-        </w:rPr>
-        <w:t xml:space="preserve"> de </w:t>
-      </w:r>
-      <w:proofErr w:type="spellStart"/>
-      <w:r>
-        <w:rPr>
-          <w:color w:val="FF0000"/>
-          <w:lang w:val="en-US"/>
-        </w:rPr>
-        <w:t>predicción</w:t>
-      </w:r>
-      <w:proofErr w:type="spellEnd"/>
-      <w:r>
-        <w:rPr>
-          <w:color w:val="FF0000"/>
-          <w:lang w:val="en-US"/>
-        </w:rPr>
-        <w:t xml:space="preserve"> y </w:t>
-      </w:r>
-      <w:proofErr w:type="spellStart"/>
-      <w:r>
-        <w:rPr>
-          <w:color w:val="FF0000"/>
-          <w:lang w:val="en-US"/>
-        </w:rPr>
-        <w:t>riesgo</w:t>
-      </w:r>
-      <w:proofErr w:type="spellEnd"/>
-      <w:r>
-        <w:rPr>
-          <w:color w:val="FF0000"/>
-          <w:lang w:val="en-US"/>
-        </w:rPr>
-        <w:t xml:space="preserve"> </w:t>
-      </w:r>
-      <w:proofErr w:type="spellStart"/>
-      <w:r>
-        <w:rPr>
-          <w:color w:val="FF0000"/>
-          <w:lang w:val="en-US"/>
-        </w:rPr>
-        <w:t>estimado</w:t>
-      </w:r>
-      <w:proofErr w:type="spellEnd"/>
-      <w:r>
-        <w:rPr>
-          <w:color w:val="FF0000"/>
-          <w:lang w:val="en-US"/>
-        </w:rPr>
-        <w:t>.</w:t>
-      </w:r>
-    </w:p>
-    <w:p>
-      <w:pPr>
-        <w:rPr>
-          <w:color w:val="FF0000"/>
-          <w:lang w:val="en-US"/>
-        </w:rPr>
-      </w:pPr>
-      <w:r>
-        <w:rPr>
-          <w:color w:val="FF0000"/>
-          <w:lang w:val="en-US"/>
-        </w:rPr>
-        <w:t xml:space="preserve">- </w:t>
-      </w:r>
-      <w:proofErr w:type="spellStart"/>
-      <w:r>
-        <w:rPr>
-          <w:color w:val="FF0000"/>
-          <w:lang w:val="en-US"/>
-        </w:rPr>
-        <w:t>Visualización</w:t>
-      </w:r>
-      <w:proofErr w:type="spellEnd"/>
-      <w:r>
-        <w:rPr>
-          <w:color w:val="FF0000"/>
-          <w:lang w:val="en-US"/>
-        </w:rPr>
-        <w:t xml:space="preserve"> de SHAP: </w:t>
-      </w:r>
-      <w:proofErr w:type="spellStart"/>
-      <w:r>
-        <w:rPr>
-          <w:color w:val="FF0000"/>
-          <w:lang w:val="en-US"/>
-        </w:rPr>
-        <w:t>gráfico</w:t>
-      </w:r>
-      <w:proofErr w:type="spellEnd"/>
-      <w:r>
-        <w:rPr>
-          <w:color w:val="FF0000"/>
-          <w:lang w:val="en-US"/>
-        </w:rPr>
-        <w:t xml:space="preserve"> de </w:t>
-      </w:r>
-      <w:proofErr w:type="spellStart"/>
-      <w:r>
-        <w:rPr>
-          <w:color w:val="FF0000"/>
-          <w:lang w:val="en-US"/>
-        </w:rPr>
-        <w:t>contribuciones</w:t>
-      </w:r>
-      <w:proofErr w:type="spellEnd"/>
-      <w:r>
-        <w:rPr>
-          <w:color w:val="FF0000"/>
-          <w:lang w:val="en-US"/>
-        </w:rPr>
-        <w:t xml:space="preserve"> </w:t>
-      </w:r>
-      <w:proofErr w:type="spellStart"/>
-      <w:r>
-        <w:rPr>
-          <w:color w:val="FF0000"/>
-          <w:lang w:val="en-US"/>
-        </w:rPr>
-        <w:t>por</w:t>
-      </w:r>
-      <w:proofErr w:type="spellEnd"/>
-      <w:r>
-        <w:rPr>
-          <w:color w:val="FF0000"/>
-          <w:lang w:val="en-US"/>
-        </w:rPr>
-        <w:t xml:space="preserve"> variable.</w:t>
-      </w:r>
-    </w:p>
-    <w:p>
-      <w:pPr>
-        <w:rPr>
-          <w:color w:val="FF0000"/>
-          <w:lang w:val="en-US"/>
-        </w:rPr>
-      </w:pPr>
-      <w:r>
-        <w:rPr>
-          <w:color w:val="FF0000"/>
-          <w:lang w:val="en-US"/>
-        </w:rPr>
-        <w:t xml:space="preserve">- </w:t>
-      </w:r>
-      <w:proofErr w:type="spellStart"/>
-      <w:r>
-        <w:rPr>
-          <w:color w:val="FF0000"/>
-          <w:lang w:val="en-US"/>
-        </w:rPr>
-        <w:t>Exportación</w:t>
-      </w:r>
-      <w:proofErr w:type="spellEnd"/>
-      <w:r>
-        <w:rPr>
-          <w:color w:val="FF0000"/>
-          <w:lang w:val="en-US"/>
-        </w:rPr>
-        <w:t xml:space="preserve"> a PDF: </w:t>
-      </w:r>
-      <w:proofErr w:type="spellStart"/>
-      <w:r>
-        <w:rPr>
-          <w:color w:val="FF0000"/>
-          <w:lang w:val="en-US"/>
-        </w:rPr>
-        <w:t>ejemplo</w:t>
-      </w:r>
-      <w:proofErr w:type="spellEnd"/>
-      <w:r>
-        <w:rPr>
-          <w:color w:val="FF0000"/>
-          <w:lang w:val="en-US"/>
-        </w:rPr>
-        <w:t xml:space="preserve"> del </w:t>
-      </w:r>
-      <w:proofErr w:type="spellStart"/>
-      <w:r>
-        <w:rPr>
-          <w:color w:val="FF0000"/>
-          <w:lang w:val="en-US"/>
-        </w:rPr>
-        <w:t>informe</w:t>
-      </w:r>
-      <w:proofErr w:type="spellEnd"/>
-      <w:r>
-        <w:rPr>
-          <w:color w:val="FF0000"/>
-          <w:lang w:val="en-US"/>
-        </w:rPr>
-        <w:t xml:space="preserve"> </w:t>
-      </w:r>
-      <w:proofErr w:type="spellStart"/>
-      <w:r>
-        <w:rPr>
-          <w:color w:val="FF0000"/>
-          <w:lang w:val="en-US"/>
-        </w:rPr>
-        <w:t>generado</w:t>
-      </w:r>
-      <w:proofErr w:type="spellEnd"/>
-      <w:r>
-        <w:rPr>
-          <w:color w:val="FF0000"/>
-          <w:lang w:val="en-US"/>
-        </w:rPr>
-        <w:t>.</w:t>
-      </w:r>
-    </w:p>
-    <w:p>
-      <w:pPr>
-        <w:rPr>
-          <w:color w:val="FF0000"/>
-          <w:lang w:val="en-US"/>
-        </w:rPr>
-      </w:pPr>
-      <w:proofErr w:type="spellStart"/>
-      <w:r>
-        <w:rPr>
-          <w:color w:val="FF0000"/>
-          <w:lang w:val="en-US"/>
-        </w:rPr>
-        <w:t>Ejemplo</w:t>
-      </w:r>
-      <w:proofErr w:type="spellEnd"/>
-      <w:r>
-        <w:rPr>
-          <w:color w:val="FF0000"/>
-          <w:lang w:val="en-US"/>
-        </w:rPr>
-        <w:t xml:space="preserve"> de imagen de </w:t>
-      </w:r>
-      <w:proofErr w:type="spellStart"/>
-      <w:r>
-        <w:rPr>
-          <w:color w:val="FF0000"/>
-          <w:lang w:val="en-US"/>
-        </w:rPr>
-        <w:t>interfaz</w:t>
-      </w:r>
-      <w:proofErr w:type="spellEnd"/>
-      <w:r>
-        <w:rPr>
-          <w:color w:val="FF0000"/>
-          <w:lang w:val="en-US"/>
-        </w:rPr>
-        <w:t xml:space="preserve"> (se </w:t>
-      </w:r>
-      <w:proofErr w:type="spellStart"/>
-      <w:r>
-        <w:rPr>
-          <w:color w:val="FF0000"/>
-          <w:lang w:val="en-US"/>
-        </w:rPr>
-        <w:t>sustituirá</w:t>
-      </w:r>
-      <w:proofErr w:type="spellEnd"/>
-      <w:r>
-        <w:rPr>
-          <w:color w:val="FF0000"/>
-          <w:lang w:val="en-US"/>
-        </w:rPr>
-        <w:t xml:space="preserve"> </w:t>
-      </w:r>
-      <w:proofErr w:type="spellStart"/>
-      <w:r>
-        <w:rPr>
-          <w:color w:val="FF0000"/>
-          <w:lang w:val="en-US"/>
-        </w:rPr>
-        <w:t>por</w:t>
-      </w:r>
-      <w:proofErr w:type="spellEnd"/>
-      <w:r>
-        <w:rPr>
-          <w:color w:val="FF0000"/>
-          <w:lang w:val="en-US"/>
-        </w:rPr>
-        <w:t xml:space="preserve"> la </w:t>
-      </w:r>
-      <w:proofErr w:type="spellStart"/>
-      <w:r>
-        <w:rPr>
-          <w:color w:val="FF0000"/>
-          <w:lang w:val="en-US"/>
-        </w:rPr>
-        <w:t>versión</w:t>
-      </w:r>
-      <w:proofErr w:type="spellEnd"/>
-      <w:r>
-        <w:rPr>
-          <w:color w:val="FF0000"/>
-          <w:lang w:val="en-US"/>
-        </w:rPr>
-        <w:t xml:space="preserve"> final):</w:t>
-      </w:r>
-    </w:p>
-    <w:p>
-      <w:pPr>
-        <w:rPr>
-          <w:color w:val="FF0000"/>
-          <w:lang w:val="en-US"/>
-        </w:rPr>
-      </w:pPr>
-      <w:r>
-        <w:rPr>
-          <w:color w:val="FF0000"/>
-          <w:lang w:val="en-US"/>
-        </w:rPr>
-        <w:t>[</w:t>
-      </w:r>
-      <w:proofErr w:type="spellStart"/>
-      <w:r>
-        <w:rPr>
-          <w:color w:val="FF0000"/>
-          <w:lang w:val="en-US"/>
-        </w:rPr>
-        <w:t>Captura</w:t>
-      </w:r>
-      <w:proofErr w:type="spellEnd"/>
-      <w:r>
-        <w:rPr>
-          <w:color w:val="FF0000"/>
-          <w:lang w:val="en-US"/>
-        </w:rPr>
-        <w:t xml:space="preserve"> de </w:t>
-      </w:r>
-      <w:proofErr w:type="spellStart"/>
-      <w:r>
-        <w:rPr>
-          <w:color w:val="FF0000"/>
-          <w:lang w:val="en-US"/>
-        </w:rPr>
-        <w:t>pantalla</w:t>
-      </w:r>
-      <w:proofErr w:type="spellEnd"/>
-      <w:r>
-        <w:rPr>
-          <w:color w:val="FF0000"/>
-          <w:lang w:val="en-US"/>
-        </w:rPr>
-        <w:t xml:space="preserve"> </w:t>
-      </w:r>
-      <w:proofErr w:type="spellStart"/>
-      <w:r>
-        <w:rPr>
-          <w:color w:val="FF0000"/>
-          <w:lang w:val="en-US"/>
-        </w:rPr>
-        <w:t>aquí</w:t>
-      </w:r>
-      <w:proofErr w:type="spellEnd"/>
-      <w:r>
-        <w:rPr>
-          <w:color w:val="FF0000"/>
-          <w:lang w:val="en-US"/>
-        </w:rPr>
-        <w:t>]</w:t>
-      </w:r>
-    </w:p>
-    <w:p>
-      <w:pPr>
-        <w:rPr>
-          <w:lang w:val="pt-PT"/>
-        </w:rPr>
-      </w:pPr>
-    </w:p>
+          <w:color w:val="000000" w:themeColor="text1"/>
+        </w:rPr>
+      </w:pPr>
+      <w:r>
+        <w:rPr>
+          <w:color w:val="000000" w:themeColor="text1"/>
+        </w:rPr>
+        <w:t>La siguiente sección incluye los prototipos funcionales de la aplicación web desarrollada. La interfaz está orientada a un uso sencillo por parte de personal clínico no especializado, favoreciendo su accesibilidad y comprensión.</w:t>
+      </w:r>
+    </w:p>
+    <w:p>
+      <w:pPr>
+        <w:rPr>
+          <w:color w:val="000000" w:themeColor="text1"/>
+        </w:rPr>
+      </w:pPr>
+      <w:r>
+        <w:rPr>
+          <w:color w:val="000000" w:themeColor="text1"/>
+        </w:rPr>
+        <w:t xml:space="preserve">A </w:t>
+      </w:r>
+      <w:r>
+        <w:rPr>
+          <w:color w:val="000000" w:themeColor="text1"/>
+        </w:rPr>
+        <w:t>continuación,</w:t>
+      </w:r>
+      <w:r>
+        <w:rPr>
+          <w:color w:val="000000" w:themeColor="text1"/>
+        </w:rPr>
+        <w:t xml:space="preserve"> se indican las vistas previstas. Las imágenes definitivas se insertarán antes de la entrega final.</w:t>
+      </w:r>
+    </w:p>
+    <w:p>
+      <w:pPr>
+        <w:numPr>
+          <w:ilvl w:val="0"/>
+          <w:numId w:val="31"/>
+        </w:numPr>
+        <w:rPr>
+          <w:color w:val="000000" w:themeColor="text1"/>
+        </w:rPr>
+      </w:pPr>
+      <w:r>
+        <w:rPr>
+          <w:b/>
+          <w:bCs/>
+          <w:color w:val="000000" w:themeColor="text1"/>
+        </w:rPr>
+        <w:t>Figura F.1 – Formulario de introducción de variables clínicas.</w:t>
+      </w:r>
+      <w:r>
+        <w:rPr>
+          <w:color w:val="000000" w:themeColor="text1"/>
+        </w:rPr>
+        <w:br/>
+      </w:r>
+      <w:r>
+        <w:rPr>
+          <w:i/>
+          <w:iCs/>
+          <w:color w:val="000000" w:themeColor="text1"/>
+        </w:rPr>
+        <w:t>(Imagen pendiente: pantalla inicial de entrada de datos)</w:t>
+      </w:r>
+    </w:p>
+    <w:p>
+      <w:pPr>
+        <w:numPr>
+          <w:ilvl w:val="0"/>
+          <w:numId w:val="31"/>
+        </w:numPr>
+        <w:rPr>
+          <w:color w:val="000000" w:themeColor="text1"/>
+        </w:rPr>
+      </w:pPr>
+      <w:r>
+        <w:rPr>
+          <w:b/>
+          <w:bCs/>
+          <w:color w:val="000000" w:themeColor="text1"/>
+        </w:rPr>
+        <w:t>Figura F.2 – Resultado de predicción y clase estimada.</w:t>
+      </w:r>
+      <w:r>
+        <w:rPr>
+          <w:color w:val="000000" w:themeColor="text1"/>
+        </w:rPr>
+        <w:br/>
+      </w:r>
+      <w:r>
+        <w:rPr>
+          <w:i/>
+          <w:iCs/>
+          <w:color w:val="000000" w:themeColor="text1"/>
+        </w:rPr>
+        <w:t>(Imagen pendiente: bloque con el resultado multiclase del modelo)</w:t>
+      </w:r>
+    </w:p>
+    <w:p>
+      <w:pPr>
+        <w:numPr>
+          <w:ilvl w:val="0"/>
+          <w:numId w:val="31"/>
+        </w:numPr>
+        <w:rPr>
+          <w:color w:val="000000" w:themeColor="text1"/>
+        </w:rPr>
+      </w:pPr>
+      <w:r>
+        <w:rPr>
+          <w:b/>
+          <w:bCs/>
+          <w:color w:val="000000" w:themeColor="text1"/>
+        </w:rPr>
+        <w:t>Figura F.3 – Gráfico SHAP con explicación del modelo.</w:t>
+      </w:r>
+      <w:r>
+        <w:rPr>
+          <w:color w:val="000000" w:themeColor="text1"/>
+        </w:rPr>
+        <w:br/>
+      </w:r>
+      <w:r>
+        <w:rPr>
+          <w:i/>
+          <w:iCs/>
+          <w:color w:val="000000" w:themeColor="text1"/>
+        </w:rPr>
+        <w:t>(Imagen pendiente: visualización interactiva con barra de importancia de cada variable)</w:t>
+      </w:r>
+    </w:p>
+    <w:p>
+      <w:pPr>
+        <w:numPr>
+          <w:ilvl w:val="0"/>
+          <w:numId w:val="31"/>
+        </w:numPr>
+        <w:rPr>
+          <w:color w:val="000000" w:themeColor="text1"/>
+        </w:rPr>
+      </w:pPr>
+      <w:r>
+        <w:rPr>
+          <w:b/>
+          <w:bCs/>
+          <w:color w:val="000000" w:themeColor="text1"/>
+        </w:rPr>
+        <w:t>Figura F.4 – Vista previa del informe PDF.</w:t>
+      </w:r>
+      <w:r>
+        <w:rPr>
+          <w:color w:val="000000" w:themeColor="text1"/>
+        </w:rPr>
+        <w:br/>
+      </w:r>
+      <w:r>
+        <w:rPr>
+          <w:i/>
+          <w:iCs/>
+          <w:color w:val="000000" w:themeColor="text1"/>
+        </w:rPr>
+        <w:t>(Imagen pendiente: resumen descargable con predicción e interpretabilidad incluida)</w:t>
+      </w:r>
+    </w:p>
+    <w:p/>
     <w:p>
       <w:pPr>
         <w:pStyle w:val="Ttulo1"/>
-        <w:rPr>
-          <w:lang w:val="pt-PT"/>
-        </w:rPr>
       </w:pPr>
       <w:bookmarkStart w:id="22" w:name="_Toc196303582"/>
       <w:r>
-        <w:rPr>
-          <w:lang w:val="pt-PT"/>
-        </w:rPr>
         <w:t>Anexo G – Estudio experimental</w:t>
       </w:r>
       <w:bookmarkEnd w:id="22"/>
       <w:r>
-        <w:rPr>
-          <w:lang w:val="pt-PT"/>
-        </w:rPr>
         <w:t xml:space="preserve"> </w:t>
       </w:r>
     </w:p>
@@ -12015,15 +12910,11 @@
       </w:r>
       <w:proofErr w:type="spellEnd"/>
       <w:r>
-        <w:t xml:space="preserve"> para búsqueda de </w:t>
-      </w:r>
-      <w:proofErr w:type="spellStart"/>
-      <w:r>
-        <w:t>hiperparámetros</w:t>
-      </w:r>
-      <w:proofErr w:type="spellEnd"/>
-      <w:r>
-        <w:t xml:space="preserve"> óptimos. Se incorporó SHAP para explicar las predicciones del modelo final.</w:t>
+        <w:t xml:space="preserve"> para </w:t>
+      </w:r>
+      <w:r>
+        <w:lastRenderedPageBreak/>
+        <w:t>búsqueda de hiperparámetros óptimos. Se incorporó SHAP para explicar las predicciones del modelo final.</w:t>
       </w:r>
     </w:p>
     <w:p>
@@ -12487,7 +13378,15 @@
               <w:jc w:val="center"/>
             </w:pPr>
             <w:r>
-              <w:t>Alto rendimiento pero coste computacional elevado. gamma="</w:t>
+              <w:t xml:space="preserve">Alto </w:t>
+            </w:r>
+            <w:proofErr w:type="gramStart"/>
+            <w:r>
+              <w:t>rendimiento</w:t>
+            </w:r>
+            <w:proofErr w:type="gramEnd"/>
+            <w:r>
+              <w:t xml:space="preserve"> pero coste computacional elevado. gamma="</w:t>
             </w:r>
             <w:proofErr w:type="spellStart"/>
             <w:r>
@@ -12495,7 +13394,11 @@
             </w:r>
             <w:proofErr w:type="spellEnd"/>
             <w:r>
-              <w:t>" ofrece un buen compromiso para conjuntos de datos pequeños/medios.</w:t>
+              <w:t xml:space="preserve">" ofrece un </w:t>
+            </w:r>
+            <w:r>
+              <w:lastRenderedPageBreak/>
+              <w:t>buen compromiso para conjuntos de datos pequeños/medios.</w:t>
             </w:r>
           </w:p>
         </w:tc>
@@ -12513,6 +13416,7 @@
               <w:jc w:val="center"/>
             </w:pPr>
             <w:r>
+              <w:lastRenderedPageBreak/>
               <w:t>Regresión Logística</w:t>
             </w:r>
           </w:p>
@@ -12568,11 +13472,7 @@
               <w:jc w:val="center"/>
             </w:pPr>
             <w:r>
-              <w:t xml:space="preserve">Actúa como modelo base para comparación. Se aumentaron las iteraciones </w:t>
-            </w:r>
-            <w:r>
-              <w:lastRenderedPageBreak/>
-              <w:t>para asegurar la convergencia.</w:t>
+              <w:t>Actúa como modelo base para comparación. Se aumentaron las iteraciones para asegurar la convergencia.</w:t>
             </w:r>
           </w:p>
         </w:tc>
@@ -12590,7 +13490,6 @@
               <w:jc w:val="center"/>
             </w:pPr>
             <w:r>
-              <w:lastRenderedPageBreak/>
               <w:t>MLP (Red neuronal)</w:t>
             </w:r>
           </w:p>
@@ -12608,8 +13507,13 @@
               <w:t>hidden_layer_sizes</w:t>
             </w:r>
             <w:proofErr w:type="spellEnd"/>
-            <w:r>
-              <w:t xml:space="preserve">=(100,), </w:t>
+            <w:proofErr w:type="gramStart"/>
+            <w:r>
+              <w:t>=(</w:t>
+            </w:r>
+            <w:proofErr w:type="gramEnd"/>
+            <w:r>
+              <w:t xml:space="preserve">100,), </w:t>
             </w:r>
             <w:proofErr w:type="spellStart"/>
             <w:r>
@@ -12683,6 +13587,550 @@
     </w:p>
     <w:p>
       <w:pPr>
+        <w:jc w:val="both"/>
+        <w:rPr>
+          <w:b/>
+          <w:bCs/>
+        </w:rPr>
+      </w:pPr>
+      <w:r>
+        <w:rPr>
+          <w:b/>
+          <w:bCs/>
+        </w:rPr>
+        <w:t>Glosario de hiper</w:t>
+      </w:r>
+      <w:r>
+        <w:rPr>
+          <w:b/>
+          <w:bCs/>
+        </w:rPr>
+        <w:t>p</w:t>
+      </w:r>
+      <w:r>
+        <w:rPr>
+          <w:b/>
+          <w:bCs/>
+        </w:rPr>
+        <w:t>arámetros evaluados</w:t>
+      </w:r>
+    </w:p>
+    <w:p>
+      <w:pPr>
+        <w:ind w:left="708" w:hanging="708"/>
+        <w:jc w:val="both"/>
+      </w:pPr>
+      <w:r>
+        <w:t xml:space="preserve">A </w:t>
+      </w:r>
+      <w:r>
+        <w:t>continuación,</w:t>
+      </w:r>
+      <w:r>
+        <w:t xml:space="preserve"> se describen brevemente los principales hiperparámetros utilizados en los modelos evaluados:</w:t>
+      </w:r>
+    </w:p>
+    <w:p>
+      <w:pPr>
+        <w:numPr>
+          <w:ilvl w:val="0"/>
+          <w:numId w:val="26"/>
+        </w:numPr>
+        <w:jc w:val="both"/>
+      </w:pPr>
+      <w:proofErr w:type="spellStart"/>
+      <w:r>
+        <w:rPr>
+          <w:b/>
+          <w:bCs/>
+        </w:rPr>
+        <w:t>n_estimators</w:t>
+      </w:r>
+      <w:proofErr w:type="spellEnd"/>
+      <w:r>
+        <w:t xml:space="preserve"> (</w:t>
+      </w:r>
+      <w:proofErr w:type="spellStart"/>
+      <w:r>
+        <w:t>Random</w:t>
+      </w:r>
+      <w:proofErr w:type="spellEnd"/>
+      <w:r>
+        <w:t xml:space="preserve"> Forest): número de árboles individuales entrenados en el bosque. Más árboles suelen mejorar la precisión, aunque aumentan el coste computacional.</w:t>
+      </w:r>
+    </w:p>
+    <w:p>
+      <w:pPr>
+        <w:numPr>
+          <w:ilvl w:val="0"/>
+          <w:numId w:val="26"/>
+        </w:numPr>
+        <w:jc w:val="both"/>
+      </w:pPr>
+      <w:proofErr w:type="spellStart"/>
+      <w:r>
+        <w:rPr>
+          <w:b/>
+          <w:bCs/>
+        </w:rPr>
+        <w:t>max_depth</w:t>
+      </w:r>
+      <w:proofErr w:type="spellEnd"/>
+      <w:r>
+        <w:t xml:space="preserve"> (Árboles/</w:t>
+      </w:r>
+      <w:proofErr w:type="spellStart"/>
+      <w:r>
+        <w:t>Random</w:t>
+      </w:r>
+      <w:proofErr w:type="spellEnd"/>
+      <w:r>
+        <w:t xml:space="preserve"> Forest): profundidad máxima de cada árbol. Limitarla evita sobreajuste.</w:t>
+      </w:r>
+    </w:p>
+    <w:p>
+      <w:pPr>
+        <w:numPr>
+          <w:ilvl w:val="0"/>
+          <w:numId w:val="26"/>
+        </w:numPr>
+        <w:jc w:val="both"/>
+      </w:pPr>
+      <w:proofErr w:type="spellStart"/>
+      <w:r>
+        <w:rPr>
+          <w:b/>
+          <w:bCs/>
+        </w:rPr>
+        <w:t>min_samples_split</w:t>
+      </w:r>
+      <w:proofErr w:type="spellEnd"/>
+      <w:r>
+        <w:t>: número mínimo de muestras necesarias para dividir un nodo. A mayor valor, menos divisiones y modelos más simples.</w:t>
+      </w:r>
+    </w:p>
+    <w:p>
+      <w:pPr>
+        <w:numPr>
+          <w:ilvl w:val="0"/>
+          <w:numId w:val="26"/>
+        </w:numPr>
+        <w:jc w:val="both"/>
+      </w:pPr>
+      <w:proofErr w:type="spellStart"/>
+      <w:r>
+        <w:rPr>
+          <w:b/>
+          <w:bCs/>
+        </w:rPr>
+        <w:t>min_samples_leaf</w:t>
+      </w:r>
+      <w:proofErr w:type="spellEnd"/>
+      <w:r>
+        <w:t>: número mínimo de muestras por hoja final del árbol. Influye en la granularidad del modelo.</w:t>
+      </w:r>
+    </w:p>
+    <w:p>
+      <w:pPr>
+        <w:numPr>
+          <w:ilvl w:val="0"/>
+          <w:numId w:val="26"/>
+        </w:numPr>
+        <w:jc w:val="both"/>
+      </w:pPr>
+      <w:proofErr w:type="spellStart"/>
+      <w:r>
+        <w:rPr>
+          <w:b/>
+          <w:bCs/>
+        </w:rPr>
+        <w:t>bootstrap</w:t>
+      </w:r>
+      <w:proofErr w:type="spellEnd"/>
+      <w:r>
+        <w:t xml:space="preserve">: indica si se utiliza muestreo con reemplazo al construir los árboles (por defecto True en </w:t>
+      </w:r>
+      <w:proofErr w:type="spellStart"/>
+      <w:r>
+        <w:t>Random</w:t>
+      </w:r>
+      <w:proofErr w:type="spellEnd"/>
+      <w:r>
+        <w:t xml:space="preserve"> Forest).</w:t>
+      </w:r>
+    </w:p>
+    <w:p>
+      <w:pPr>
+        <w:numPr>
+          <w:ilvl w:val="0"/>
+          <w:numId w:val="26"/>
+        </w:numPr>
+        <w:jc w:val="both"/>
+      </w:pPr>
+      <w:proofErr w:type="spellStart"/>
+      <w:r>
+        <w:rPr>
+          <w:b/>
+          <w:bCs/>
+        </w:rPr>
+        <w:t>class_weight</w:t>
+      </w:r>
+      <w:proofErr w:type="spellEnd"/>
+      <w:r>
+        <w:t xml:space="preserve">: ponderación de las clases al entrenar. </w:t>
+      </w:r>
+      <w:proofErr w:type="spellStart"/>
+      <w:r>
+        <w:t>balanced</w:t>
+      </w:r>
+      <w:proofErr w:type="spellEnd"/>
+      <w:r>
+        <w:t xml:space="preserve"> ajusta los pesos automáticamente según la frecuencia de cada clase.</w:t>
+      </w:r>
+    </w:p>
+    <w:p>
+      <w:pPr>
+        <w:numPr>
+          <w:ilvl w:val="0"/>
+          <w:numId w:val="26"/>
+        </w:numPr>
+        <w:jc w:val="both"/>
+      </w:pPr>
+      <w:r>
+        <w:rPr>
+          <w:b/>
+          <w:bCs/>
+        </w:rPr>
+        <w:t>C</w:t>
+      </w:r>
+      <w:r>
+        <w:t xml:space="preserve"> (SVM / </w:t>
+      </w:r>
+      <w:proofErr w:type="spellStart"/>
+      <w:r>
+        <w:t>Logistic</w:t>
+      </w:r>
+      <w:proofErr w:type="spellEnd"/>
+      <w:r>
+        <w:t>): inverso de la regularización. Valores pequeños implican regularización más fuerte (menos sobreajuste).</w:t>
+      </w:r>
+    </w:p>
+    <w:p>
+      <w:pPr>
+        <w:numPr>
+          <w:ilvl w:val="0"/>
+          <w:numId w:val="26"/>
+        </w:numPr>
+        <w:jc w:val="both"/>
+      </w:pPr>
+      <w:proofErr w:type="spellStart"/>
+      <w:r>
+        <w:rPr>
+          <w:b/>
+          <w:bCs/>
+        </w:rPr>
+        <w:t>penalty</w:t>
+      </w:r>
+      <w:proofErr w:type="spellEnd"/>
+      <w:r>
+        <w:t xml:space="preserve"> (</w:t>
+      </w:r>
+      <w:proofErr w:type="spellStart"/>
+      <w:r>
+        <w:t>Logistic</w:t>
+      </w:r>
+      <w:proofErr w:type="spellEnd"/>
+      <w:r>
+        <w:t>): tipo de regularización. 'l1' genera modelos escasos, 'l2' distribuye el castigo entre los coeficientes.</w:t>
+      </w:r>
+    </w:p>
+    <w:p>
+      <w:pPr>
+        <w:numPr>
+          <w:ilvl w:val="0"/>
+          <w:numId w:val="26"/>
+        </w:numPr>
+        <w:jc w:val="both"/>
+      </w:pPr>
+      <w:proofErr w:type="spellStart"/>
+      <w:r>
+        <w:rPr>
+          <w:b/>
+          <w:bCs/>
+        </w:rPr>
+        <w:t>solver</w:t>
+      </w:r>
+      <w:proofErr w:type="spellEnd"/>
+      <w:r>
+        <w:t xml:space="preserve"> (</w:t>
+      </w:r>
+      <w:proofErr w:type="spellStart"/>
+      <w:r>
+        <w:t>Logistic</w:t>
+      </w:r>
+      <w:proofErr w:type="spellEnd"/>
+      <w:r>
+        <w:t>): algoritmo usado para optimizar la función de coste. Algunos soportan l1, otros no.</w:t>
+      </w:r>
+    </w:p>
+    <w:p>
+      <w:pPr>
+        <w:numPr>
+          <w:ilvl w:val="0"/>
+          <w:numId w:val="26"/>
+        </w:numPr>
+        <w:jc w:val="both"/>
+      </w:pPr>
+      <w:r>
+        <w:rPr>
+          <w:b/>
+          <w:bCs/>
+        </w:rPr>
+        <w:t>gamma</w:t>
+      </w:r>
+      <w:r>
+        <w:t xml:space="preserve"> (SVM): define la influencia de cada ejemplo de entrenamiento. '</w:t>
+      </w:r>
+      <w:proofErr w:type="spellStart"/>
+      <w:r>
+        <w:t>scale</w:t>
+      </w:r>
+      <w:proofErr w:type="spellEnd"/>
+      <w:r>
+        <w:t xml:space="preserve">' ajusta automáticamente según el </w:t>
+      </w:r>
+      <w:proofErr w:type="spellStart"/>
+      <w:r>
+        <w:t>dataset</w:t>
+      </w:r>
+      <w:proofErr w:type="spellEnd"/>
+      <w:r>
+        <w:t>.</w:t>
+      </w:r>
+    </w:p>
+    <w:p>
+      <w:pPr>
+        <w:numPr>
+          <w:ilvl w:val="0"/>
+          <w:numId w:val="26"/>
+        </w:numPr>
+        <w:jc w:val="both"/>
+      </w:pPr>
+      <w:proofErr w:type="spellStart"/>
+      <w:r>
+        <w:rPr>
+          <w:b/>
+          <w:bCs/>
+        </w:rPr>
+        <w:t>kernel</w:t>
+      </w:r>
+      <w:proofErr w:type="spellEnd"/>
+      <w:r>
+        <w:t xml:space="preserve"> (SVM): tipo de función núcleo que transforma los datos. '</w:t>
+      </w:r>
+      <w:proofErr w:type="spellStart"/>
+      <w:r>
+        <w:t>rbf</w:t>
+      </w:r>
+      <w:proofErr w:type="spellEnd"/>
+      <w:r>
+        <w:t>' (base radial) es muy común por su rendimiento.</w:t>
+      </w:r>
+    </w:p>
+    <w:p>
+      <w:pPr>
+        <w:numPr>
+          <w:ilvl w:val="0"/>
+          <w:numId w:val="26"/>
+        </w:numPr>
+        <w:jc w:val="both"/>
+      </w:pPr>
+      <w:proofErr w:type="spellStart"/>
+      <w:r>
+        <w:rPr>
+          <w:b/>
+          <w:bCs/>
+        </w:rPr>
+        <w:lastRenderedPageBreak/>
+        <w:t>hidden_layer_sizes</w:t>
+      </w:r>
+      <w:proofErr w:type="spellEnd"/>
+      <w:r>
+        <w:t xml:space="preserve"> (MLP): número y tamaño de las capas ocultas en la red neuronal.</w:t>
+      </w:r>
+    </w:p>
+    <w:p>
+      <w:pPr>
+        <w:numPr>
+          <w:ilvl w:val="0"/>
+          <w:numId w:val="26"/>
+        </w:numPr>
+        <w:jc w:val="both"/>
+      </w:pPr>
+      <w:proofErr w:type="spellStart"/>
+      <w:r>
+        <w:rPr>
+          <w:b/>
+          <w:bCs/>
+        </w:rPr>
+        <w:t>activation</w:t>
+      </w:r>
+      <w:proofErr w:type="spellEnd"/>
+      <w:r>
+        <w:t xml:space="preserve"> (MLP): función de activación de las neuronas. '</w:t>
+      </w:r>
+      <w:proofErr w:type="spellStart"/>
+      <w:r>
+        <w:t>relu</w:t>
+      </w:r>
+      <w:proofErr w:type="spellEnd"/>
+      <w:r>
+        <w:t>' es la más común por eficiencia y no linealidad.</w:t>
+      </w:r>
+    </w:p>
+    <w:p>
+      <w:pPr>
+        <w:numPr>
+          <w:ilvl w:val="0"/>
+          <w:numId w:val="26"/>
+        </w:numPr>
+        <w:jc w:val="both"/>
+      </w:pPr>
+      <w:proofErr w:type="spellStart"/>
+      <w:r>
+        <w:rPr>
+          <w:b/>
+          <w:bCs/>
+        </w:rPr>
+        <w:t>solver</w:t>
+      </w:r>
+      <w:proofErr w:type="spellEnd"/>
+      <w:r>
+        <w:t xml:space="preserve"> (MLP): algoritmo para optimizar los pesos. '</w:t>
+      </w:r>
+      <w:proofErr w:type="spellStart"/>
+      <w:r>
+        <w:t>adam</w:t>
+      </w:r>
+      <w:proofErr w:type="spellEnd"/>
+      <w:r>
+        <w:t>' es rápido y se adapta bien a muchos problemas.</w:t>
+      </w:r>
+    </w:p>
+    <w:p>
+      <w:pPr>
+        <w:numPr>
+          <w:ilvl w:val="0"/>
+          <w:numId w:val="26"/>
+        </w:numPr>
+        <w:jc w:val="both"/>
+      </w:pPr>
+      <w:proofErr w:type="spellStart"/>
+      <w:r>
+        <w:rPr>
+          <w:b/>
+          <w:bCs/>
+        </w:rPr>
+        <w:t>alpha</w:t>
+      </w:r>
+      <w:proofErr w:type="spellEnd"/>
+      <w:r>
+        <w:t xml:space="preserve"> (MLP): parámetro de regularización L2. Reduce el sobreajuste penalizando pesos grandes.</w:t>
+      </w:r>
+    </w:p>
+    <w:p>
+      <w:pPr>
+        <w:numPr>
+          <w:ilvl w:val="0"/>
+          <w:numId w:val="26"/>
+        </w:numPr>
+        <w:jc w:val="both"/>
+      </w:pPr>
+      <w:proofErr w:type="spellStart"/>
+      <w:r>
+        <w:rPr>
+          <w:b/>
+          <w:bCs/>
+        </w:rPr>
+        <w:t>max_iter</w:t>
+      </w:r>
+      <w:proofErr w:type="spellEnd"/>
+      <w:r>
+        <w:t>: número máximo de iteraciones del algoritmo de optimización.</w:t>
+      </w:r>
+    </w:p>
+    <w:p>
+      <w:pPr>
+        <w:numPr>
+          <w:ilvl w:val="0"/>
+          <w:numId w:val="26"/>
+        </w:numPr>
+        <w:jc w:val="both"/>
+      </w:pPr>
+      <w:proofErr w:type="spellStart"/>
+      <w:r>
+        <w:t>criterion</w:t>
+      </w:r>
+      <w:proofErr w:type="spellEnd"/>
+      <w:r>
+        <w:t xml:space="preserve"> (Árboles de decisión): función utilizada para medir la calidad de una división.</w:t>
+      </w:r>
+    </w:p>
+    <w:p>
+      <w:pPr>
+        <w:numPr>
+          <w:ilvl w:val="1"/>
+          <w:numId w:val="26"/>
+        </w:numPr>
+        <w:spacing w:before="100" w:beforeAutospacing="1" w:after="100" w:afterAutospacing="1" w:line="240" w:lineRule="auto"/>
+      </w:pPr>
+      <w:r>
+        <w:t>'</w:t>
+      </w:r>
+      <w:proofErr w:type="spellStart"/>
+      <w:r>
+        <w:t>gini</w:t>
+      </w:r>
+      <w:proofErr w:type="spellEnd"/>
+      <w:r>
+        <w:t>': mide la impureza de Gini, que penaliza nodos con clases mezcladas. Es más rápido y común.</w:t>
+      </w:r>
+    </w:p>
+    <w:p>
+      <w:pPr>
+        <w:numPr>
+          <w:ilvl w:val="1"/>
+          <w:numId w:val="26"/>
+        </w:numPr>
+        <w:spacing w:before="100" w:beforeAutospacing="1" w:after="100" w:afterAutospacing="1" w:line="240" w:lineRule="auto"/>
+      </w:pPr>
+      <w:r>
+        <w:t>'</w:t>
+      </w:r>
+      <w:proofErr w:type="spellStart"/>
+      <w:r>
+        <w:t>entropy</w:t>
+      </w:r>
+      <w:proofErr w:type="spellEnd"/>
+      <w:r>
+        <w:t xml:space="preserve">': usa la entropía de la información, basada en la teoría de Shannon. Tiende a producir árboles más </w:t>
+      </w:r>
+      <w:proofErr w:type="gramStart"/>
+      <w:r>
+        <w:t>equilibrados</w:t>
+      </w:r>
+      <w:proofErr w:type="gramEnd"/>
+      <w:r>
+        <w:t xml:space="preserve"> pero puede ser más costoso computacionalmente.</w:t>
+      </w:r>
+    </w:p>
+    <w:p>
+      <w:pPr>
+        <w:jc w:val="both"/>
+      </w:pPr>
+    </w:p>
+    <w:p>
+      <w:pPr>
         <w:pStyle w:val="Ttulo3"/>
       </w:pPr>
       <w:bookmarkStart w:id="26" w:name="_Toc196303586"/>
@@ -12928,6 +14376,7 @@
           <w:b/>
           <w:bCs/>
         </w:rPr>
+        <w:lastRenderedPageBreak/>
         <w:t>Recall</w:t>
       </w:r>
       <w:proofErr w:type="spellEnd"/>
@@ -12993,7 +14442,15 @@
         <w:t>Matriz de confusión</w:t>
       </w:r>
       <w:r>
-        <w:t xml:space="preserve"> (sobre el conjunto de test)</w:t>
+        <w:t xml:space="preserve"> (sobre el conjunto </w:t>
+      </w:r>
+      <w:proofErr w:type="gramStart"/>
+      <w:r>
+        <w:t>de test</w:t>
+      </w:r>
+      <w:proofErr w:type="gramEnd"/>
+      <w:r>
+        <w:t>)</w:t>
       </w:r>
     </w:p>
     <w:p>
@@ -13075,7 +14532,6 @@
                 <w:b/>
                 <w:bCs/>
               </w:rPr>
-              <w:lastRenderedPageBreak/>
               <w:t>Modelo</w:t>
             </w:r>
           </w:p>
@@ -13457,8 +14913,13 @@
             <w:hideMark/>
           </w:tcPr>
           <w:p>
-            <w:r>
-              <w:t>Eficaz pero con mayor tiempo de entrenamiento.</w:t>
+            <w:proofErr w:type="gramStart"/>
+            <w:r>
+              <w:t>Eficaz</w:t>
+            </w:r>
+            <w:proofErr w:type="gramEnd"/>
+            <w:r>
+              <w:t xml:space="preserve"> pero con mayor tiempo de entrenamiento.</w:t>
             </w:r>
           </w:p>
         </w:tc>
@@ -13693,7 +15154,15 @@
         </w:numPr>
       </w:pPr>
       <w:r>
-        <w:t>Mejor capacidad de generalización en el conjunto de test.</w:t>
+        <w:t xml:space="preserve">Mejor capacidad de generalización en el conjunto </w:t>
+      </w:r>
+      <w:proofErr w:type="gramStart"/>
+      <w:r>
+        <w:t>de test</w:t>
+      </w:r>
+      <w:proofErr w:type="gramEnd"/>
+      <w:r>
+        <w:t>.</w:t>
       </w:r>
     </w:p>
     <w:p>
@@ -13819,6 +15288,7 @@
         </w:numPr>
       </w:pPr>
       <w:r>
+        <w:lastRenderedPageBreak/>
         <w:t>Saturación de oxígeno</w:t>
       </w:r>
     </w:p>
@@ -13903,14 +15373,21 @@
       </w:pPr>
       <w:bookmarkStart w:id="32" w:name="_Toc196303592"/>
       <w:r>
-        <w:lastRenderedPageBreak/>
         <w:t>Métricas finales del modelo en test</w:t>
       </w:r>
       <w:bookmarkEnd w:id="32"/>
     </w:p>
     <w:p>
       <w:r>
-        <w:t>Sobre el conjunto de test tras calibración y balanceo, el modelo final obtuvo:</w:t>
+        <w:t xml:space="preserve">Sobre el conjunto </w:t>
+      </w:r>
+      <w:proofErr w:type="gramStart"/>
+      <w:r>
+        <w:t>de test</w:t>
+      </w:r>
+      <w:proofErr w:type="gramEnd"/>
+      <w:r>
+        <w:t xml:space="preserve"> tras calibración y balanceo, el modelo final obtuvo:</w:t>
       </w:r>
     </w:p>
     <w:p>
@@ -14129,7 +15606,11 @@
       </w:r>
       <w:proofErr w:type="spellEnd"/>
       <w:r>
-        <w:t xml:space="preserve">) y el despliegue a través de plataformas accesibles (como GitHub o </w:t>
+        <w:t xml:space="preserve">) y el despliegue a </w:t>
+      </w:r>
+      <w:r>
+        <w:lastRenderedPageBreak/>
+        <w:t xml:space="preserve">través de plataformas accesibles (como GitHub o </w:t>
       </w:r>
       <w:proofErr w:type="spellStart"/>
       <w:r>
@@ -14154,9 +15635,6 @@
       </w:r>
       <w:r>
         <w:br/>
-      </w:r>
-      <w:r>
-        <w:lastRenderedPageBreak/>
         <w:t>El modelo y la aplicación pueden ejecutarse de forma local o remota, aprovechando recursos existentes sin necesidad de hardware adicional.</w:t>
       </w:r>
     </w:p>
@@ -14194,6 +15672,1402 @@
       </w:r>
     </w:p>
     <w:p/>
+    <w:p>
+      <w:pPr>
+        <w:pStyle w:val="Ttulo1"/>
+      </w:pPr>
+      <w:r>
+        <w:t>Anexo I – Glosario de hiperparámetros y con</w:t>
+      </w:r>
+      <w:r>
+        <w:t>figuración experimental avanzada</w:t>
+      </w:r>
+    </w:p>
+    <w:p>
+      <w:pPr>
+        <w:jc w:val="both"/>
+      </w:pPr>
+      <w:r>
+        <w:t>Este anexo complementa el contenido del apartado G.2 del presente trabajo, profundizando en los aspectos técnicos de los modelos de clasificación empleados. Incluye un resumen estructurado de los hiperparámetros evaluados, un glosario explicativo y una descripción detallada del entorno experimental de validación y optimización.</w:t>
+      </w:r>
+    </w:p>
+    <w:p>
+      <w:pPr>
+        <w:jc w:val="both"/>
+      </w:pPr>
+    </w:p>
+    <w:p>
+      <w:pPr>
+        <w:jc w:val="both"/>
+        <w:rPr>
+          <w:b/>
+          <w:bCs/>
+        </w:rPr>
+      </w:pPr>
+      <w:r>
+        <w:rPr>
+          <w:b/>
+          <w:bCs/>
+        </w:rPr>
+        <w:t>I.1 Tabla resumen de hiperparámetros evaluados</w:t>
+      </w:r>
+    </w:p>
+    <w:tbl>
+      <w:tblPr>
+        <w:tblW w:w="0" w:type="auto"/>
+        <w:tblCellSpacing w:w="15" w:type="dxa"/>
+        <w:tblCellMar>
+          <w:top w:w="15" w:type="dxa"/>
+          <w:left w:w="15" w:type="dxa"/>
+          <w:bottom w:w="15" w:type="dxa"/>
+          <w:right w:w="15" w:type="dxa"/>
+        </w:tblCellMar>
+        <w:tblLook w:val="04A0" w:firstRow="1" w:lastRow="0" w:firstColumn="1" w:lastColumn="0" w:noHBand="0" w:noVBand="1"/>
+      </w:tblPr>
+      <w:tblGrid>
+        <w:gridCol w:w="1202"/>
+        <w:gridCol w:w="3061"/>
+        <w:gridCol w:w="2370"/>
+        <w:gridCol w:w="1871"/>
+      </w:tblGrid>
+      <w:tr>
+        <w:trPr>
+          <w:tblHeader/>
+          <w:tblCellSpacing w:w="15" w:type="dxa"/>
+        </w:trPr>
+        <w:tc>
+          <w:tcPr>
+            <w:tcW w:w="0" w:type="auto"/>
+            <w:vAlign w:val="center"/>
+            <w:hideMark/>
+          </w:tcPr>
+          <w:p>
+            <w:pPr>
+              <w:jc w:val="both"/>
+              <w:rPr>
+                <w:b/>
+                <w:bCs/>
+              </w:rPr>
+            </w:pPr>
+            <w:r>
+              <w:rPr>
+                <w:b/>
+                <w:bCs/>
+              </w:rPr>
+              <w:t>Modelo</w:t>
+            </w:r>
+          </w:p>
+        </w:tc>
+        <w:tc>
+          <w:tcPr>
+            <w:tcW w:w="0" w:type="auto"/>
+            <w:vAlign w:val="center"/>
+            <w:hideMark/>
+          </w:tcPr>
+          <w:p>
+            <w:pPr>
+              <w:jc w:val="both"/>
+              <w:rPr>
+                <w:b/>
+                <w:bCs/>
+              </w:rPr>
+            </w:pPr>
+            <w:r>
+              <w:rPr>
+                <w:b/>
+                <w:bCs/>
+              </w:rPr>
+              <w:t>Hiperparámetros seleccionados</w:t>
+            </w:r>
+          </w:p>
+        </w:tc>
+        <w:tc>
+          <w:tcPr>
+            <w:tcW w:w="0" w:type="auto"/>
+            <w:vAlign w:val="center"/>
+            <w:hideMark/>
+          </w:tcPr>
+          <w:p>
+            <w:pPr>
+              <w:jc w:val="both"/>
+              <w:rPr>
+                <w:b/>
+                <w:bCs/>
+              </w:rPr>
+            </w:pPr>
+            <w:r>
+              <w:rPr>
+                <w:b/>
+                <w:bCs/>
+              </w:rPr>
+              <w:t>Técnicas adicionales</w:t>
+            </w:r>
+          </w:p>
+        </w:tc>
+        <w:tc>
+          <w:tcPr>
+            <w:tcW w:w="0" w:type="auto"/>
+            <w:vAlign w:val="center"/>
+            <w:hideMark/>
+          </w:tcPr>
+          <w:p>
+            <w:pPr>
+              <w:jc w:val="both"/>
+              <w:rPr>
+                <w:b/>
+                <w:bCs/>
+              </w:rPr>
+            </w:pPr>
+            <w:r>
+              <w:rPr>
+                <w:b/>
+                <w:bCs/>
+              </w:rPr>
+              <w:t>Comentarios</w:t>
+            </w:r>
+          </w:p>
+        </w:tc>
+      </w:tr>
+      <w:tr>
+        <w:trPr>
+          <w:tblCellSpacing w:w="15" w:type="dxa"/>
+        </w:trPr>
+        <w:tc>
+          <w:tcPr>
+            <w:tcW w:w="0" w:type="auto"/>
+            <w:vAlign w:val="center"/>
+            <w:hideMark/>
+          </w:tcPr>
+          <w:p>
+            <w:pPr>
+              <w:jc w:val="both"/>
+            </w:pPr>
+            <w:proofErr w:type="spellStart"/>
+            <w:r>
+              <w:t>Random</w:t>
+            </w:r>
+            <w:proofErr w:type="spellEnd"/>
+            <w:r>
+              <w:t xml:space="preserve"> Forest</w:t>
+            </w:r>
+          </w:p>
+        </w:tc>
+        <w:tc>
+          <w:tcPr>
+            <w:tcW w:w="0" w:type="auto"/>
+            <w:vAlign w:val="center"/>
+            <w:hideMark/>
+          </w:tcPr>
+          <w:p>
+            <w:pPr>
+              <w:jc w:val="both"/>
+              <w:rPr>
+                <w:lang w:val="pt-PT"/>
+              </w:rPr>
+            </w:pPr>
+            <w:r>
+              <w:rPr>
+                <w:lang w:val="pt-PT"/>
+              </w:rPr>
+              <w:t>n_estimators=100, max_depth=None, min_samples_split=2, min_samples_leaf=2, bootstrap=False, class_weight="balanced"</w:t>
+            </w:r>
+          </w:p>
+        </w:tc>
+        <w:tc>
+          <w:tcPr>
+            <w:tcW w:w="0" w:type="auto"/>
+            <w:vAlign w:val="center"/>
+            <w:hideMark/>
+          </w:tcPr>
+          <w:p>
+            <w:pPr>
+              <w:jc w:val="both"/>
+            </w:pPr>
+            <w:r>
+              <w:t>SMOTE, calibración (</w:t>
+            </w:r>
+            <w:proofErr w:type="spellStart"/>
+            <w:r>
+              <w:t>sigmoid</w:t>
+            </w:r>
+            <w:proofErr w:type="spellEnd"/>
+            <w:r>
+              <w:t>/</w:t>
+            </w:r>
+            <w:proofErr w:type="spellStart"/>
+            <w:r>
+              <w:t>isotonic</w:t>
+            </w:r>
+            <w:proofErr w:type="spellEnd"/>
+            <w:r>
+              <w:t>), validación cruzada</w:t>
+            </w:r>
+          </w:p>
+        </w:tc>
+        <w:tc>
+          <w:tcPr>
+            <w:tcW w:w="0" w:type="auto"/>
+            <w:vAlign w:val="center"/>
+            <w:hideMark/>
+          </w:tcPr>
+          <w:p>
+            <w:pPr>
+              <w:jc w:val="both"/>
+            </w:pPr>
+            <w:r>
+              <w:t xml:space="preserve">Modelo final por robustez y </w:t>
+            </w:r>
+            <w:proofErr w:type="spellStart"/>
+            <w:r>
+              <w:t>explicabilidad</w:t>
+            </w:r>
+            <w:proofErr w:type="spellEnd"/>
+          </w:p>
+        </w:tc>
+      </w:tr>
+      <w:tr>
+        <w:trPr>
+          <w:tblCellSpacing w:w="15" w:type="dxa"/>
+        </w:trPr>
+        <w:tc>
+          <w:tcPr>
+            <w:tcW w:w="0" w:type="auto"/>
+            <w:vAlign w:val="center"/>
+            <w:hideMark/>
+          </w:tcPr>
+          <w:p>
+            <w:pPr>
+              <w:jc w:val="both"/>
+            </w:pPr>
+            <w:r>
+              <w:t>Árbol de decisión</w:t>
+            </w:r>
+          </w:p>
+        </w:tc>
+        <w:tc>
+          <w:tcPr>
+            <w:tcW w:w="0" w:type="auto"/>
+            <w:vAlign w:val="center"/>
+            <w:hideMark/>
+          </w:tcPr>
+          <w:p>
+            <w:pPr>
+              <w:jc w:val="both"/>
+            </w:pPr>
+            <w:proofErr w:type="spellStart"/>
+            <w:r>
+              <w:t>criterion</w:t>
+            </w:r>
+            <w:proofErr w:type="spellEnd"/>
+            <w:r>
+              <w:t>="</w:t>
+            </w:r>
+            <w:proofErr w:type="spellStart"/>
+            <w:r>
+              <w:t>gini</w:t>
+            </w:r>
+            <w:proofErr w:type="spellEnd"/>
+            <w:r>
+              <w:t xml:space="preserve">", </w:t>
+            </w:r>
+            <w:proofErr w:type="spellStart"/>
+            <w:r>
+              <w:t>max_depth</w:t>
+            </w:r>
+            <w:proofErr w:type="spellEnd"/>
+            <w:r>
+              <w:t xml:space="preserve">=5, </w:t>
+            </w:r>
+            <w:proofErr w:type="spellStart"/>
+            <w:r>
+              <w:t>min_samples_split</w:t>
+            </w:r>
+            <w:proofErr w:type="spellEnd"/>
+            <w:r>
+              <w:t xml:space="preserve">=2, </w:t>
+            </w:r>
+            <w:proofErr w:type="spellStart"/>
+            <w:r>
+              <w:t>min_samples_leaf</w:t>
+            </w:r>
+            <w:proofErr w:type="spellEnd"/>
+            <w:r>
+              <w:t>=1</w:t>
+            </w:r>
+          </w:p>
+        </w:tc>
+        <w:tc>
+          <w:tcPr>
+            <w:tcW w:w="0" w:type="auto"/>
+            <w:vAlign w:val="center"/>
+            <w:hideMark/>
+          </w:tcPr>
+          <w:p>
+            <w:pPr>
+              <w:jc w:val="both"/>
+            </w:pPr>
+            <w:r>
+              <w:t>-</w:t>
+            </w:r>
+          </w:p>
+        </w:tc>
+        <w:tc>
+          <w:tcPr>
+            <w:tcW w:w="0" w:type="auto"/>
+            <w:vAlign w:val="center"/>
+            <w:hideMark/>
+          </w:tcPr>
+          <w:p>
+            <w:pPr>
+              <w:jc w:val="both"/>
+            </w:pPr>
+            <w:r>
+              <w:t>Referencia interpretable</w:t>
+            </w:r>
+          </w:p>
+        </w:tc>
+      </w:tr>
+      <w:tr>
+        <w:trPr>
+          <w:tblCellSpacing w:w="15" w:type="dxa"/>
+        </w:trPr>
+        <w:tc>
+          <w:tcPr>
+            <w:tcW w:w="0" w:type="auto"/>
+            <w:vAlign w:val="center"/>
+            <w:hideMark/>
+          </w:tcPr>
+          <w:p>
+            <w:pPr>
+              <w:jc w:val="both"/>
+            </w:pPr>
+            <w:r>
+              <w:t>SVM (</w:t>
+            </w:r>
+            <w:proofErr w:type="spellStart"/>
+            <w:r>
+              <w:t>kernel</w:t>
+            </w:r>
+            <w:proofErr w:type="spellEnd"/>
+            <w:r>
+              <w:t xml:space="preserve"> RBF)</w:t>
+            </w:r>
+          </w:p>
+        </w:tc>
+        <w:tc>
+          <w:tcPr>
+            <w:tcW w:w="0" w:type="auto"/>
+            <w:vAlign w:val="center"/>
+            <w:hideMark/>
+          </w:tcPr>
+          <w:p>
+            <w:pPr>
+              <w:jc w:val="both"/>
+            </w:pPr>
+            <w:r>
+              <w:t xml:space="preserve">C=1.0, </w:t>
+            </w:r>
+            <w:proofErr w:type="spellStart"/>
+            <w:r>
+              <w:t>kernel</w:t>
+            </w:r>
+            <w:proofErr w:type="spellEnd"/>
+            <w:r>
+              <w:t>="</w:t>
+            </w:r>
+            <w:proofErr w:type="spellStart"/>
+            <w:r>
+              <w:t>rbf</w:t>
+            </w:r>
+            <w:proofErr w:type="spellEnd"/>
+            <w:r>
+              <w:t>", gamma="</w:t>
+            </w:r>
+            <w:proofErr w:type="spellStart"/>
+            <w:r>
+              <w:t>scale</w:t>
+            </w:r>
+            <w:proofErr w:type="spellEnd"/>
+            <w:r>
+              <w:t>"</w:t>
+            </w:r>
+          </w:p>
+        </w:tc>
+        <w:tc>
+          <w:tcPr>
+            <w:tcW w:w="0" w:type="auto"/>
+            <w:vAlign w:val="center"/>
+            <w:hideMark/>
+          </w:tcPr>
+          <w:p>
+            <w:pPr>
+              <w:jc w:val="both"/>
+            </w:pPr>
+            <w:proofErr w:type="spellStart"/>
+            <w:r>
+              <w:t>RandomizedSearchCV</w:t>
+            </w:r>
+            <w:proofErr w:type="spellEnd"/>
+          </w:p>
+        </w:tc>
+        <w:tc>
+          <w:tcPr>
+            <w:tcW w:w="0" w:type="auto"/>
+            <w:vAlign w:val="center"/>
+            <w:hideMark/>
+          </w:tcPr>
+          <w:p>
+            <w:pPr>
+              <w:jc w:val="both"/>
+            </w:pPr>
+            <w:r>
+              <w:t>Alto rendimiento, coste computacional elevado</w:t>
+            </w:r>
+          </w:p>
+        </w:tc>
+      </w:tr>
+      <w:tr>
+        <w:trPr>
+          <w:tblCellSpacing w:w="15" w:type="dxa"/>
+        </w:trPr>
+        <w:tc>
+          <w:tcPr>
+            <w:tcW w:w="0" w:type="auto"/>
+            <w:vAlign w:val="center"/>
+            <w:hideMark/>
+          </w:tcPr>
+          <w:p>
+            <w:pPr>
+              <w:jc w:val="both"/>
+            </w:pPr>
+            <w:r>
+              <w:lastRenderedPageBreak/>
+              <w:t>Regresión logística</w:t>
+            </w:r>
+          </w:p>
+        </w:tc>
+        <w:tc>
+          <w:tcPr>
+            <w:tcW w:w="0" w:type="auto"/>
+            <w:vAlign w:val="center"/>
+            <w:hideMark/>
+          </w:tcPr>
+          <w:p>
+            <w:pPr>
+              <w:jc w:val="both"/>
+            </w:pPr>
+            <w:proofErr w:type="spellStart"/>
+            <w:r>
+              <w:t>penalty</w:t>
+            </w:r>
+            <w:proofErr w:type="spellEnd"/>
+            <w:r>
+              <w:t xml:space="preserve">="l2", C=1.0, </w:t>
+            </w:r>
+            <w:proofErr w:type="spellStart"/>
+            <w:r>
+              <w:t>solver</w:t>
+            </w:r>
+            <w:proofErr w:type="spellEnd"/>
+            <w:r>
+              <w:t>="</w:t>
+            </w:r>
+            <w:proofErr w:type="spellStart"/>
+            <w:r>
+              <w:t>lbfgs</w:t>
+            </w:r>
+            <w:proofErr w:type="spellEnd"/>
+            <w:r>
+              <w:t xml:space="preserve">", </w:t>
+            </w:r>
+            <w:proofErr w:type="spellStart"/>
+            <w:r>
+              <w:t>max_iter</w:t>
+            </w:r>
+            <w:proofErr w:type="spellEnd"/>
+            <w:r>
+              <w:t>=200</w:t>
+            </w:r>
+          </w:p>
+        </w:tc>
+        <w:tc>
+          <w:tcPr>
+            <w:tcW w:w="0" w:type="auto"/>
+            <w:vAlign w:val="center"/>
+            <w:hideMark/>
+          </w:tcPr>
+          <w:p>
+            <w:pPr>
+              <w:jc w:val="both"/>
+            </w:pPr>
+            <w:proofErr w:type="spellStart"/>
+            <w:r>
+              <w:t>GridSearchCV</w:t>
+            </w:r>
+            <w:proofErr w:type="spellEnd"/>
+          </w:p>
+        </w:tc>
+        <w:tc>
+          <w:tcPr>
+            <w:tcW w:w="0" w:type="auto"/>
+            <w:vAlign w:val="center"/>
+            <w:hideMark/>
+          </w:tcPr>
+          <w:p>
+            <w:pPr>
+              <w:jc w:val="both"/>
+            </w:pPr>
+            <w:r>
+              <w:t>Modelo base estadístico</w:t>
+            </w:r>
+          </w:p>
+        </w:tc>
+      </w:tr>
+      <w:tr>
+        <w:trPr>
+          <w:tblCellSpacing w:w="15" w:type="dxa"/>
+        </w:trPr>
+        <w:tc>
+          <w:tcPr>
+            <w:tcW w:w="0" w:type="auto"/>
+            <w:vAlign w:val="center"/>
+            <w:hideMark/>
+          </w:tcPr>
+          <w:p>
+            <w:pPr>
+              <w:jc w:val="both"/>
+            </w:pPr>
+            <w:r>
+              <w:t>Perceptrón multicapa (MLP)</w:t>
+            </w:r>
+          </w:p>
+        </w:tc>
+        <w:tc>
+          <w:tcPr>
+            <w:tcW w:w="0" w:type="auto"/>
+            <w:vAlign w:val="center"/>
+            <w:hideMark/>
+          </w:tcPr>
+          <w:p>
+            <w:pPr>
+              <w:jc w:val="both"/>
+            </w:pPr>
+            <w:proofErr w:type="spellStart"/>
+            <w:r>
+              <w:t>hidden_layer_sizes</w:t>
+            </w:r>
+            <w:proofErr w:type="spellEnd"/>
+            <w:proofErr w:type="gramStart"/>
+            <w:r>
+              <w:t>=(</w:t>
+            </w:r>
+            <w:proofErr w:type="gramEnd"/>
+            <w:r>
+              <w:t xml:space="preserve">100,), </w:t>
+            </w:r>
+            <w:proofErr w:type="spellStart"/>
+            <w:r>
+              <w:t>activation</w:t>
+            </w:r>
+            <w:proofErr w:type="spellEnd"/>
+            <w:r>
+              <w:t>="</w:t>
+            </w:r>
+            <w:proofErr w:type="spellStart"/>
+            <w:r>
+              <w:t>relu</w:t>
+            </w:r>
+            <w:proofErr w:type="spellEnd"/>
+            <w:r>
+              <w:t xml:space="preserve">", </w:t>
+            </w:r>
+            <w:proofErr w:type="spellStart"/>
+            <w:r>
+              <w:t>solver</w:t>
+            </w:r>
+            <w:proofErr w:type="spellEnd"/>
+            <w:r>
+              <w:t>="</w:t>
+            </w:r>
+            <w:proofErr w:type="spellStart"/>
+            <w:r>
+              <w:t>adam</w:t>
+            </w:r>
+            <w:proofErr w:type="spellEnd"/>
+            <w:r>
+              <w:t xml:space="preserve">", </w:t>
+            </w:r>
+            <w:proofErr w:type="spellStart"/>
+            <w:r>
+              <w:t>alpha</w:t>
+            </w:r>
+            <w:proofErr w:type="spellEnd"/>
+            <w:r>
+              <w:t xml:space="preserve">=0.0001, </w:t>
+            </w:r>
+            <w:proofErr w:type="spellStart"/>
+            <w:r>
+              <w:t>max_iter</w:t>
+            </w:r>
+            <w:proofErr w:type="spellEnd"/>
+            <w:r>
+              <w:t>=300</w:t>
+            </w:r>
+          </w:p>
+        </w:tc>
+        <w:tc>
+          <w:tcPr>
+            <w:tcW w:w="0" w:type="auto"/>
+            <w:vAlign w:val="center"/>
+            <w:hideMark/>
+          </w:tcPr>
+          <w:p>
+            <w:pPr>
+              <w:jc w:val="both"/>
+            </w:pPr>
+            <w:r>
+              <w:t>-</w:t>
+            </w:r>
+          </w:p>
+        </w:tc>
+        <w:tc>
+          <w:tcPr>
+            <w:tcW w:w="0" w:type="auto"/>
+            <w:vAlign w:val="center"/>
+            <w:hideMark/>
+          </w:tcPr>
+          <w:p>
+            <w:pPr>
+              <w:jc w:val="both"/>
+            </w:pPr>
+            <w:r>
+              <w:t>Requiere normalización previa, comportamiento no lineal</w:t>
+            </w:r>
+          </w:p>
+        </w:tc>
+      </w:tr>
+    </w:tbl>
+    <w:p>
+      <w:pPr>
+        <w:jc w:val="both"/>
+      </w:pPr>
+      <w:r>
+        <w:pict w14:anchorId="1494BF93">
+          <v:rect id="_x0000_i1084" style="width:0;height:1.5pt" o:hralign="center" o:hrstd="t" o:hr="t" fillcolor="#a0a0a0" stroked="f"/>
+        </w:pict>
+      </w:r>
+    </w:p>
+    <w:p>
+      <w:pPr>
+        <w:jc w:val="both"/>
+        <w:rPr>
+          <w:b/>
+          <w:bCs/>
+        </w:rPr>
+      </w:pPr>
+      <w:r>
+        <w:rPr>
+          <w:b/>
+          <w:bCs/>
+        </w:rPr>
+        <w:t>I.2 Glosario de hiperparámetros clave</w:t>
+      </w:r>
+    </w:p>
+    <w:p>
+      <w:pPr>
+        <w:numPr>
+          <w:ilvl w:val="0"/>
+          <w:numId w:val="29"/>
+        </w:numPr>
+        <w:jc w:val="both"/>
+      </w:pPr>
+      <w:proofErr w:type="spellStart"/>
+      <w:r>
+        <w:rPr>
+          <w:b/>
+          <w:bCs/>
+        </w:rPr>
+        <w:t>n_estimators</w:t>
+      </w:r>
+      <w:proofErr w:type="spellEnd"/>
+      <w:r>
+        <w:t>: número de árboles individuales en un bosque aleatorio. Aumentarlo puede mejorar el rendimiento.</w:t>
+      </w:r>
+    </w:p>
+    <w:p>
+      <w:pPr>
+        <w:numPr>
+          <w:ilvl w:val="0"/>
+          <w:numId w:val="29"/>
+        </w:numPr>
+        <w:jc w:val="both"/>
+      </w:pPr>
+      <w:proofErr w:type="spellStart"/>
+      <w:r>
+        <w:rPr>
+          <w:b/>
+          <w:bCs/>
+        </w:rPr>
+        <w:t>max_depth</w:t>
+      </w:r>
+      <w:proofErr w:type="spellEnd"/>
+      <w:r>
+        <w:t>: profundidad máxima del árbol. Limitarlo ayuda a evitar el sobreajuste.</w:t>
+      </w:r>
+    </w:p>
+    <w:p>
+      <w:pPr>
+        <w:numPr>
+          <w:ilvl w:val="0"/>
+          <w:numId w:val="29"/>
+        </w:numPr>
+        <w:jc w:val="both"/>
+      </w:pPr>
+      <w:proofErr w:type="spellStart"/>
+      <w:r>
+        <w:rPr>
+          <w:b/>
+          <w:bCs/>
+        </w:rPr>
+        <w:t>min_samples_split</w:t>
+      </w:r>
+      <w:proofErr w:type="spellEnd"/>
+      <w:r>
+        <w:t>: número mínimo de muestras para dividir un nodo.</w:t>
+      </w:r>
+    </w:p>
+    <w:p>
+      <w:pPr>
+        <w:numPr>
+          <w:ilvl w:val="0"/>
+          <w:numId w:val="29"/>
+        </w:numPr>
+        <w:jc w:val="both"/>
+      </w:pPr>
+      <w:proofErr w:type="spellStart"/>
+      <w:r>
+        <w:rPr>
+          <w:b/>
+          <w:bCs/>
+        </w:rPr>
+        <w:t>min_samples_leaf</w:t>
+      </w:r>
+      <w:proofErr w:type="spellEnd"/>
+      <w:r>
+        <w:t>: número mínimo de muestras para formar una hoja final.</w:t>
+      </w:r>
+    </w:p>
+    <w:p>
+      <w:pPr>
+        <w:numPr>
+          <w:ilvl w:val="0"/>
+          <w:numId w:val="29"/>
+        </w:numPr>
+        <w:jc w:val="both"/>
+      </w:pPr>
+      <w:proofErr w:type="spellStart"/>
+      <w:r>
+        <w:rPr>
+          <w:b/>
+          <w:bCs/>
+        </w:rPr>
+        <w:t>bootstrap</w:t>
+      </w:r>
+      <w:proofErr w:type="spellEnd"/>
+      <w:r>
+        <w:t xml:space="preserve">: si se usan muestras con reemplazo (típico en </w:t>
+      </w:r>
+      <w:proofErr w:type="spellStart"/>
+      <w:r>
+        <w:t>Random</w:t>
+      </w:r>
+      <w:proofErr w:type="spellEnd"/>
+      <w:r>
+        <w:t xml:space="preserve"> Forest).</w:t>
+      </w:r>
+    </w:p>
+    <w:p>
+      <w:pPr>
+        <w:numPr>
+          <w:ilvl w:val="0"/>
+          <w:numId w:val="29"/>
+        </w:numPr>
+        <w:jc w:val="both"/>
+      </w:pPr>
+      <w:proofErr w:type="spellStart"/>
+      <w:r>
+        <w:rPr>
+          <w:b/>
+          <w:bCs/>
+        </w:rPr>
+        <w:t>class_weight</w:t>
+      </w:r>
+      <w:proofErr w:type="spellEnd"/>
+      <w:r>
+        <w:t xml:space="preserve">: ponderación de clases; </w:t>
+      </w:r>
+      <w:proofErr w:type="spellStart"/>
+      <w:r>
+        <w:t>balanced</w:t>
+      </w:r>
+      <w:proofErr w:type="spellEnd"/>
+      <w:r>
+        <w:t xml:space="preserve"> ajusta pesos automáticamente por clase.</w:t>
+      </w:r>
+    </w:p>
+    <w:p>
+      <w:pPr>
+        <w:numPr>
+          <w:ilvl w:val="0"/>
+          <w:numId w:val="29"/>
+        </w:numPr>
+        <w:jc w:val="both"/>
+      </w:pPr>
+      <w:proofErr w:type="spellStart"/>
+      <w:r>
+        <w:rPr>
+          <w:b/>
+          <w:bCs/>
+        </w:rPr>
+        <w:t>criterion</w:t>
+      </w:r>
+      <w:proofErr w:type="spellEnd"/>
+      <w:r>
+        <w:t>: función para medir la calidad de una división (</w:t>
+      </w:r>
+      <w:proofErr w:type="spellStart"/>
+      <w:r>
+        <w:t>gini</w:t>
+      </w:r>
+      <w:proofErr w:type="spellEnd"/>
+      <w:r>
+        <w:t xml:space="preserve"> o </w:t>
+      </w:r>
+      <w:proofErr w:type="spellStart"/>
+      <w:r>
+        <w:t>entropy</w:t>
+      </w:r>
+      <w:proofErr w:type="spellEnd"/>
+      <w:r>
+        <w:t>).</w:t>
+      </w:r>
+    </w:p>
+    <w:p>
+      <w:pPr>
+        <w:numPr>
+          <w:ilvl w:val="0"/>
+          <w:numId w:val="29"/>
+        </w:numPr>
+        <w:jc w:val="both"/>
+      </w:pPr>
+      <w:r>
+        <w:rPr>
+          <w:b/>
+          <w:bCs/>
+        </w:rPr>
+        <w:t>C</w:t>
+      </w:r>
+      <w:r>
+        <w:t>: inverso de la regularización en SVM y regresión logística. Cuanto menor, mayor regularización.</w:t>
+      </w:r>
+    </w:p>
+    <w:p>
+      <w:pPr>
+        <w:numPr>
+          <w:ilvl w:val="0"/>
+          <w:numId w:val="29"/>
+        </w:numPr>
+        <w:jc w:val="both"/>
+      </w:pPr>
+      <w:proofErr w:type="spellStart"/>
+      <w:r>
+        <w:rPr>
+          <w:b/>
+          <w:bCs/>
+        </w:rPr>
+        <w:t>penalty</w:t>
+      </w:r>
+      <w:proofErr w:type="spellEnd"/>
+      <w:r>
+        <w:t>: tipo de regularización (L1 o L2).</w:t>
+      </w:r>
+    </w:p>
+    <w:p>
+      <w:pPr>
+        <w:numPr>
+          <w:ilvl w:val="0"/>
+          <w:numId w:val="29"/>
+        </w:numPr>
+        <w:jc w:val="both"/>
+      </w:pPr>
+      <w:proofErr w:type="spellStart"/>
+      <w:r>
+        <w:rPr>
+          <w:b/>
+          <w:bCs/>
+        </w:rPr>
+        <w:t>solver</w:t>
+      </w:r>
+      <w:proofErr w:type="spellEnd"/>
+      <w:r>
+        <w:t>: algoritmo de optimización. En MLP, '</w:t>
+      </w:r>
+      <w:proofErr w:type="spellStart"/>
+      <w:r>
+        <w:t>adam</w:t>
+      </w:r>
+      <w:proofErr w:type="spellEnd"/>
+      <w:r>
+        <w:t>' es eficiente para problemas complejos.</w:t>
+      </w:r>
+    </w:p>
+    <w:p>
+      <w:pPr>
+        <w:numPr>
+          <w:ilvl w:val="0"/>
+          <w:numId w:val="29"/>
+        </w:numPr>
+        <w:jc w:val="both"/>
+      </w:pPr>
+      <w:r>
+        <w:rPr>
+          <w:b/>
+          <w:bCs/>
+        </w:rPr>
+        <w:t>gamma</w:t>
+      </w:r>
+      <w:r>
+        <w:t xml:space="preserve">: parámetro del </w:t>
+      </w:r>
+      <w:proofErr w:type="spellStart"/>
+      <w:r>
+        <w:t>kernel</w:t>
+      </w:r>
+      <w:proofErr w:type="spellEnd"/>
+      <w:r>
+        <w:t xml:space="preserve"> en SVM que controla la influencia de cada dato.</w:t>
+      </w:r>
+    </w:p>
+    <w:p>
+      <w:pPr>
+        <w:numPr>
+          <w:ilvl w:val="0"/>
+          <w:numId w:val="29"/>
+        </w:numPr>
+        <w:jc w:val="both"/>
+      </w:pPr>
+      <w:proofErr w:type="spellStart"/>
+      <w:r>
+        <w:rPr>
+          <w:b/>
+          <w:bCs/>
+        </w:rPr>
+        <w:t>kernel</w:t>
+      </w:r>
+      <w:proofErr w:type="spellEnd"/>
+      <w:r>
+        <w:t>: tipo de función núcleo en SVM. '</w:t>
+      </w:r>
+      <w:proofErr w:type="spellStart"/>
+      <w:r>
+        <w:t>rbf</w:t>
+      </w:r>
+      <w:proofErr w:type="spellEnd"/>
+      <w:r>
+        <w:t xml:space="preserve">' (radial basis </w:t>
+      </w:r>
+      <w:proofErr w:type="spellStart"/>
+      <w:r>
+        <w:t>function</w:t>
+      </w:r>
+      <w:proofErr w:type="spellEnd"/>
+      <w:r>
+        <w:t>) es el más común.</w:t>
+      </w:r>
+    </w:p>
+    <w:p>
+      <w:pPr>
+        <w:numPr>
+          <w:ilvl w:val="0"/>
+          <w:numId w:val="29"/>
+        </w:numPr>
+        <w:jc w:val="both"/>
+      </w:pPr>
+      <w:proofErr w:type="spellStart"/>
+      <w:r>
+        <w:rPr>
+          <w:b/>
+          <w:bCs/>
+        </w:rPr>
+        <w:t>hidden_layer_sizes</w:t>
+      </w:r>
+      <w:proofErr w:type="spellEnd"/>
+      <w:r>
+        <w:t>: número de neuronas en las capas ocultas de la red neuronal.</w:t>
+      </w:r>
+    </w:p>
+    <w:p>
+      <w:pPr>
+        <w:numPr>
+          <w:ilvl w:val="0"/>
+          <w:numId w:val="29"/>
+        </w:numPr>
+        <w:jc w:val="both"/>
+      </w:pPr>
+      <w:proofErr w:type="spellStart"/>
+      <w:r>
+        <w:rPr>
+          <w:b/>
+          <w:bCs/>
+        </w:rPr>
+        <w:t>activation</w:t>
+      </w:r>
+      <w:proofErr w:type="spellEnd"/>
+      <w:r>
+        <w:t>: función de activación en MLP ('</w:t>
+      </w:r>
+      <w:proofErr w:type="spellStart"/>
+      <w:r>
+        <w:t>relu</w:t>
+      </w:r>
+      <w:proofErr w:type="spellEnd"/>
+      <w:r>
+        <w:t>', '</w:t>
+      </w:r>
+      <w:proofErr w:type="spellStart"/>
+      <w:r>
+        <w:t>tanh</w:t>
+      </w:r>
+      <w:proofErr w:type="spellEnd"/>
+      <w:r>
+        <w:t>', etc.).</w:t>
+      </w:r>
+    </w:p>
+    <w:p>
+      <w:pPr>
+        <w:numPr>
+          <w:ilvl w:val="0"/>
+          <w:numId w:val="29"/>
+        </w:numPr>
+        <w:jc w:val="both"/>
+      </w:pPr>
+      <w:proofErr w:type="spellStart"/>
+      <w:r>
+        <w:rPr>
+          <w:b/>
+          <w:bCs/>
+        </w:rPr>
+        <w:t>alpha</w:t>
+      </w:r>
+      <w:proofErr w:type="spellEnd"/>
+      <w:r>
+        <w:t>: regularización L2 en MLP. Previene el sobreajuste.</w:t>
+      </w:r>
+    </w:p>
+    <w:p>
+      <w:pPr>
+        <w:numPr>
+          <w:ilvl w:val="0"/>
+          <w:numId w:val="29"/>
+        </w:numPr>
+        <w:jc w:val="both"/>
+      </w:pPr>
+      <w:proofErr w:type="spellStart"/>
+      <w:r>
+        <w:rPr>
+          <w:b/>
+          <w:bCs/>
+        </w:rPr>
+        <w:t>max_iter</w:t>
+      </w:r>
+      <w:proofErr w:type="spellEnd"/>
+      <w:r>
+        <w:t>: número máximo de iteraciones para entrenamiento.</w:t>
+      </w:r>
+    </w:p>
+    <w:p>
+      <w:pPr>
+        <w:jc w:val="both"/>
+      </w:pPr>
+      <w:r>
+        <w:pict w14:anchorId="29861C4E">
+          <v:rect id="_x0000_i1085" style="width:0;height:1.5pt" o:hralign="center" o:hrstd="t" o:hr="t" fillcolor="#a0a0a0" stroked="f"/>
+        </w:pict>
+      </w:r>
+    </w:p>
+    <w:p>
+      <w:pPr>
+        <w:jc w:val="both"/>
+        <w:rPr>
+          <w:b/>
+          <w:bCs/>
+        </w:rPr>
+      </w:pPr>
+      <w:r>
+        <w:rPr>
+          <w:b/>
+          <w:bCs/>
+        </w:rPr>
+        <w:t>I.3 Metodología de configuración experimental</w:t>
+      </w:r>
+    </w:p>
+    <w:p>
+      <w:pPr>
+        <w:jc w:val="both"/>
+      </w:pPr>
+      <w:r>
+        <w:lastRenderedPageBreak/>
+        <w:t>Para garantizar una evaluación justa y reproducible, se estableció una metodología experimental consistente basada en:</w:t>
+      </w:r>
+    </w:p>
+    <w:p>
+      <w:pPr>
+        <w:numPr>
+          <w:ilvl w:val="0"/>
+          <w:numId w:val="30"/>
+        </w:numPr>
+        <w:jc w:val="both"/>
+      </w:pPr>
+      <w:r>
+        <w:rPr>
+          <w:b/>
+          <w:bCs/>
+        </w:rPr>
+        <w:t>Validación cruzada estratificada</w:t>
+      </w:r>
+      <w:r>
+        <w:t xml:space="preserve">: Se empleó </w:t>
+      </w:r>
+      <w:proofErr w:type="spellStart"/>
+      <w:r>
+        <w:t>StratifiedKFold</w:t>
+      </w:r>
+      <w:proofErr w:type="spellEnd"/>
+      <w:r>
+        <w:t xml:space="preserve"> con 5 particiones (k=5), garantizando una distribución equilibrada de clases en cada pliegue. Se usó </w:t>
+      </w:r>
+      <w:proofErr w:type="spellStart"/>
+      <w:r>
+        <w:t>random_state</w:t>
+      </w:r>
+      <w:proofErr w:type="spellEnd"/>
+      <w:r>
+        <w:t>=42 para asegurar reproducibilidad.</w:t>
+      </w:r>
+    </w:p>
+    <w:p>
+      <w:pPr>
+        <w:numPr>
+          <w:ilvl w:val="0"/>
+          <w:numId w:val="30"/>
+        </w:numPr>
+        <w:jc w:val="both"/>
+      </w:pPr>
+      <w:r>
+        <w:rPr>
+          <w:b/>
+          <w:bCs/>
+        </w:rPr>
+        <w:t>Balanceo de clases con SMOTE</w:t>
+      </w:r>
+      <w:r>
+        <w:t xml:space="preserve">: Dado que el </w:t>
+      </w:r>
+      <w:proofErr w:type="spellStart"/>
+      <w:r>
+        <w:t>dataset</w:t>
+      </w:r>
+      <w:proofErr w:type="spellEnd"/>
+      <w:r>
+        <w:t xml:space="preserve"> presentaba desequilibrio entre clases (especialmente la clase minoritaria “</w:t>
+      </w:r>
+      <w:proofErr w:type="spellStart"/>
+      <w:r>
+        <w:t>Sleep</w:t>
+      </w:r>
+      <w:proofErr w:type="spellEnd"/>
+      <w:r>
+        <w:t xml:space="preserve"> Apnea”), se aplicó </w:t>
+      </w:r>
+      <w:r>
+        <w:rPr>
+          <w:b/>
+          <w:bCs/>
+        </w:rPr>
+        <w:t>SMOTE (</w:t>
+      </w:r>
+      <w:proofErr w:type="spellStart"/>
+      <w:r>
+        <w:rPr>
+          <w:b/>
+          <w:bCs/>
+        </w:rPr>
+        <w:t>Synthetic</w:t>
+      </w:r>
+      <w:proofErr w:type="spellEnd"/>
+      <w:r>
+        <w:rPr>
+          <w:b/>
+          <w:bCs/>
+        </w:rPr>
+        <w:t xml:space="preserve"> </w:t>
+      </w:r>
+      <w:proofErr w:type="spellStart"/>
+      <w:r>
+        <w:rPr>
+          <w:b/>
+          <w:bCs/>
+        </w:rPr>
+        <w:t>Minority</w:t>
+      </w:r>
+      <w:proofErr w:type="spellEnd"/>
+      <w:r>
+        <w:rPr>
+          <w:b/>
+          <w:bCs/>
+        </w:rPr>
+        <w:t xml:space="preserve"> </w:t>
+      </w:r>
+      <w:proofErr w:type="spellStart"/>
+      <w:r>
+        <w:rPr>
+          <w:b/>
+          <w:bCs/>
+        </w:rPr>
+        <w:t>Over-sampling</w:t>
+      </w:r>
+      <w:proofErr w:type="spellEnd"/>
+      <w:r>
+        <w:rPr>
+          <w:b/>
+          <w:bCs/>
+        </w:rPr>
+        <w:t xml:space="preserve"> </w:t>
+      </w:r>
+      <w:proofErr w:type="spellStart"/>
+      <w:r>
+        <w:rPr>
+          <w:b/>
+          <w:bCs/>
+        </w:rPr>
+        <w:t>Technique</w:t>
+      </w:r>
+      <w:proofErr w:type="spellEnd"/>
+      <w:r>
+        <w:rPr>
+          <w:b/>
+          <w:bCs/>
+        </w:rPr>
+        <w:t>)</w:t>
+      </w:r>
+      <w:r>
+        <w:t xml:space="preserve"> sobre el conjunto de entrenamiento en cada partición, evitando fugas de información.</w:t>
+      </w:r>
+    </w:p>
+    <w:p>
+      <w:pPr>
+        <w:numPr>
+          <w:ilvl w:val="0"/>
+          <w:numId w:val="30"/>
+        </w:numPr>
+        <w:jc w:val="both"/>
+      </w:pPr>
+      <w:r>
+        <w:rPr>
+          <w:b/>
+          <w:bCs/>
+        </w:rPr>
+        <w:t>Búsqueda de hiperparámetros</w:t>
+      </w:r>
+      <w:r>
+        <w:t>: Se usaron dos técnicas:</w:t>
+      </w:r>
+    </w:p>
+    <w:p>
+      <w:pPr>
+        <w:numPr>
+          <w:ilvl w:val="1"/>
+          <w:numId w:val="30"/>
+        </w:numPr>
+        <w:jc w:val="both"/>
+      </w:pPr>
+      <w:proofErr w:type="spellStart"/>
+      <w:r>
+        <w:t>GridSearchCV</w:t>
+      </w:r>
+      <w:proofErr w:type="spellEnd"/>
+      <w:r>
+        <w:t xml:space="preserve"> para exploración exhaustiva (en modelos como regresión logística).</w:t>
+      </w:r>
+    </w:p>
+    <w:p>
+      <w:pPr>
+        <w:numPr>
+          <w:ilvl w:val="1"/>
+          <w:numId w:val="30"/>
+        </w:numPr>
+        <w:jc w:val="both"/>
+      </w:pPr>
+      <w:proofErr w:type="spellStart"/>
+      <w:r>
+        <w:t>RandomizedSearchCV</w:t>
+      </w:r>
+      <w:proofErr w:type="spellEnd"/>
+      <w:r>
+        <w:t xml:space="preserve"> para búsqueda más eficiente (en modelos como SVM o </w:t>
+      </w:r>
+      <w:proofErr w:type="spellStart"/>
+      <w:r>
+        <w:t>Random</w:t>
+      </w:r>
+      <w:proofErr w:type="spellEnd"/>
+      <w:r>
+        <w:t xml:space="preserve"> Forest).</w:t>
+      </w:r>
+    </w:p>
+    <w:p>
+      <w:pPr>
+        <w:numPr>
+          <w:ilvl w:val="0"/>
+          <w:numId w:val="30"/>
+        </w:numPr>
+        <w:jc w:val="both"/>
+      </w:pPr>
+      <w:r>
+        <w:rPr>
+          <w:b/>
+          <w:bCs/>
+        </w:rPr>
+        <w:t>Calibración de probabilidades</w:t>
+      </w:r>
+      <w:r>
+        <w:t xml:space="preserve">: Para mejorar la interpretación clínica de las predicciones, se calibró el modelo final mediante </w:t>
+      </w:r>
+      <w:proofErr w:type="spellStart"/>
+      <w:r>
+        <w:t>CalibratedClassifierCV</w:t>
+      </w:r>
+      <w:proofErr w:type="spellEnd"/>
+      <w:r>
+        <w:t>, con métodos '</w:t>
+      </w:r>
+      <w:proofErr w:type="spellStart"/>
+      <w:r>
+        <w:t>sigmoid</w:t>
+      </w:r>
+      <w:proofErr w:type="spellEnd"/>
+      <w:r>
+        <w:t>' y '</w:t>
+      </w:r>
+      <w:proofErr w:type="spellStart"/>
+      <w:r>
+        <w:t>isotonic</w:t>
+      </w:r>
+      <w:proofErr w:type="spellEnd"/>
+      <w:r>
+        <w:t>', comparando la curva de calibración antes y después.</w:t>
+      </w:r>
+    </w:p>
     <w:sectPr>
       <w:pgSz w:w="11906" w:h="16838"/>
       <w:pgMar w:top="1417" w:right="1701" w:bottom="1417" w:left="1701" w:header="708" w:footer="708" w:gutter="0"/>
@@ -14586,6 +17460,155 @@
     </w:lvl>
   </w:abstractNum>
   <w:abstractNum w:abstractNumId="3" w15:restartNumberingAfterBreak="0">
+    <w:nsid w:val="165911B9"/>
+    <w:multiLevelType w:val="multilevel"/>
+    <w:tmpl w:val="3280CCA0"/>
+    <w:lvl w:ilvl="0">
+      <w:start w:val="1"/>
+      <w:numFmt w:val="bullet"/>
+      <w:lvlText w:val=""/>
+      <w:lvlJc w:val="left"/>
+      <w:pPr>
+        <w:tabs>
+          <w:tab w:val="num" w:pos="720"/>
+        </w:tabs>
+        <w:ind w:left="720" w:hanging="360"/>
+      </w:pPr>
+      <w:rPr>
+        <w:rFonts w:ascii="Symbol" w:hAnsi="Symbol" w:hint="default"/>
+        <w:sz w:val="20"/>
+      </w:rPr>
+    </w:lvl>
+    <w:lvl w:ilvl="1">
+      <w:start w:val="1"/>
+      <w:numFmt w:val="bullet"/>
+      <w:lvlText w:val="o"/>
+      <w:lvlJc w:val="left"/>
+      <w:pPr>
+        <w:tabs>
+          <w:tab w:val="num" w:pos="1440"/>
+        </w:tabs>
+        <w:ind w:left="1440" w:hanging="360"/>
+      </w:pPr>
+      <w:rPr>
+        <w:rFonts w:ascii="Courier New" w:hAnsi="Courier New" w:hint="default"/>
+        <w:sz w:val="20"/>
+      </w:rPr>
+    </w:lvl>
+    <w:lvl w:ilvl="2" w:tentative="1">
+      <w:start w:val="1"/>
+      <w:numFmt w:val="bullet"/>
+      <w:lvlText w:val=""/>
+      <w:lvlJc w:val="left"/>
+      <w:pPr>
+        <w:tabs>
+          <w:tab w:val="num" w:pos="2160"/>
+        </w:tabs>
+        <w:ind w:left="2160" w:hanging="360"/>
+      </w:pPr>
+      <w:rPr>
+        <w:rFonts w:ascii="Wingdings" w:hAnsi="Wingdings" w:hint="default"/>
+        <w:sz w:val="20"/>
+      </w:rPr>
+    </w:lvl>
+    <w:lvl w:ilvl="3" w:tentative="1">
+      <w:start w:val="1"/>
+      <w:numFmt w:val="bullet"/>
+      <w:lvlText w:val=""/>
+      <w:lvlJc w:val="left"/>
+      <w:pPr>
+        <w:tabs>
+          <w:tab w:val="num" w:pos="2880"/>
+        </w:tabs>
+        <w:ind w:left="2880" w:hanging="360"/>
+      </w:pPr>
+      <w:rPr>
+        <w:rFonts w:ascii="Wingdings" w:hAnsi="Wingdings" w:hint="default"/>
+        <w:sz w:val="20"/>
+      </w:rPr>
+    </w:lvl>
+    <w:lvl w:ilvl="4" w:tentative="1">
+      <w:start w:val="1"/>
+      <w:numFmt w:val="bullet"/>
+      <w:lvlText w:val=""/>
+      <w:lvlJc w:val="left"/>
+      <w:pPr>
+        <w:tabs>
+          <w:tab w:val="num" w:pos="3600"/>
+        </w:tabs>
+        <w:ind w:left="3600" w:hanging="360"/>
+      </w:pPr>
+      <w:rPr>
+        <w:rFonts w:ascii="Wingdings" w:hAnsi="Wingdings" w:hint="default"/>
+        <w:sz w:val="20"/>
+      </w:rPr>
+    </w:lvl>
+    <w:lvl w:ilvl="5" w:tentative="1">
+      <w:start w:val="1"/>
+      <w:numFmt w:val="bullet"/>
+      <w:lvlText w:val=""/>
+      <w:lvlJc w:val="left"/>
+      <w:pPr>
+        <w:tabs>
+          <w:tab w:val="num" w:pos="4320"/>
+        </w:tabs>
+        <w:ind w:left="4320" w:hanging="360"/>
+      </w:pPr>
+      <w:rPr>
+        <w:rFonts w:ascii="Wingdings" w:hAnsi="Wingdings" w:hint="default"/>
+        <w:sz w:val="20"/>
+      </w:rPr>
+    </w:lvl>
+    <w:lvl w:ilvl="6" w:tentative="1">
+      <w:start w:val="1"/>
+      <w:numFmt w:val="bullet"/>
+      <w:lvlText w:val=""/>
+      <w:lvlJc w:val="left"/>
+      <w:pPr>
+        <w:tabs>
+          <w:tab w:val="num" w:pos="5040"/>
+        </w:tabs>
+        <w:ind w:left="5040" w:hanging="360"/>
+      </w:pPr>
+      <w:rPr>
+        <w:rFonts w:ascii="Wingdings" w:hAnsi="Wingdings" w:hint="default"/>
+        <w:sz w:val="20"/>
+      </w:rPr>
+    </w:lvl>
+    <w:lvl w:ilvl="7" w:tentative="1">
+      <w:start w:val="1"/>
+      <w:numFmt w:val="bullet"/>
+      <w:lvlText w:val=""/>
+      <w:lvlJc w:val="left"/>
+      <w:pPr>
+        <w:tabs>
+          <w:tab w:val="num" w:pos="5760"/>
+        </w:tabs>
+        <w:ind w:left="5760" w:hanging="360"/>
+      </w:pPr>
+      <w:rPr>
+        <w:rFonts w:ascii="Wingdings" w:hAnsi="Wingdings" w:hint="default"/>
+        <w:sz w:val="20"/>
+      </w:rPr>
+    </w:lvl>
+    <w:lvl w:ilvl="8" w:tentative="1">
+      <w:start w:val="1"/>
+      <w:numFmt w:val="bullet"/>
+      <w:lvlText w:val=""/>
+      <w:lvlJc w:val="left"/>
+      <w:pPr>
+        <w:tabs>
+          <w:tab w:val="num" w:pos="6480"/>
+        </w:tabs>
+        <w:ind w:left="6480" w:hanging="360"/>
+      </w:pPr>
+      <w:rPr>
+        <w:rFonts w:ascii="Wingdings" w:hAnsi="Wingdings" w:hint="default"/>
+        <w:sz w:val="20"/>
+      </w:rPr>
+    </w:lvl>
+  </w:abstractNum>
+  <w:abstractNum w:abstractNumId="4" w15:restartNumberingAfterBreak="0">
     <w:nsid w:val="2316376E"/>
     <w:multiLevelType w:val="multilevel"/>
     <w:tmpl w:val="488229C4"/>
@@ -14734,7 +17757,7 @@
       </w:rPr>
     </w:lvl>
   </w:abstractNum>
-  <w:abstractNum w:abstractNumId="4" w15:restartNumberingAfterBreak="0">
+  <w:abstractNum w:abstractNumId="5" w15:restartNumberingAfterBreak="0">
     <w:nsid w:val="2B9C46A1"/>
     <w:multiLevelType w:val="multilevel"/>
     <w:tmpl w:val="C0565386"/>
@@ -14883,7 +17906,156 @@
       </w:rPr>
     </w:lvl>
   </w:abstractNum>
-  <w:abstractNum w:abstractNumId="5" w15:restartNumberingAfterBreak="0">
+  <w:abstractNum w:abstractNumId="6" w15:restartNumberingAfterBreak="0">
+    <w:nsid w:val="2D9A312C"/>
+    <w:multiLevelType w:val="multilevel"/>
+    <w:tmpl w:val="47444868"/>
+    <w:lvl w:ilvl="0">
+      <w:start w:val="1"/>
+      <w:numFmt w:val="bullet"/>
+      <w:lvlText w:val=""/>
+      <w:lvlJc w:val="left"/>
+      <w:pPr>
+        <w:tabs>
+          <w:tab w:val="num" w:pos="720"/>
+        </w:tabs>
+        <w:ind w:left="720" w:hanging="360"/>
+      </w:pPr>
+      <w:rPr>
+        <w:rFonts w:ascii="Symbol" w:hAnsi="Symbol" w:hint="default"/>
+        <w:sz w:val="20"/>
+      </w:rPr>
+    </w:lvl>
+    <w:lvl w:ilvl="1" w:tentative="1">
+      <w:start w:val="1"/>
+      <w:numFmt w:val="bullet"/>
+      <w:lvlText w:val="o"/>
+      <w:lvlJc w:val="left"/>
+      <w:pPr>
+        <w:tabs>
+          <w:tab w:val="num" w:pos="1440"/>
+        </w:tabs>
+        <w:ind w:left="1440" w:hanging="360"/>
+      </w:pPr>
+      <w:rPr>
+        <w:rFonts w:ascii="Courier New" w:hAnsi="Courier New" w:hint="default"/>
+        <w:sz w:val="20"/>
+      </w:rPr>
+    </w:lvl>
+    <w:lvl w:ilvl="2" w:tentative="1">
+      <w:start w:val="1"/>
+      <w:numFmt w:val="bullet"/>
+      <w:lvlText w:val=""/>
+      <w:lvlJc w:val="left"/>
+      <w:pPr>
+        <w:tabs>
+          <w:tab w:val="num" w:pos="2160"/>
+        </w:tabs>
+        <w:ind w:left="2160" w:hanging="360"/>
+      </w:pPr>
+      <w:rPr>
+        <w:rFonts w:ascii="Wingdings" w:hAnsi="Wingdings" w:hint="default"/>
+        <w:sz w:val="20"/>
+      </w:rPr>
+    </w:lvl>
+    <w:lvl w:ilvl="3" w:tentative="1">
+      <w:start w:val="1"/>
+      <w:numFmt w:val="bullet"/>
+      <w:lvlText w:val=""/>
+      <w:lvlJc w:val="left"/>
+      <w:pPr>
+        <w:tabs>
+          <w:tab w:val="num" w:pos="2880"/>
+        </w:tabs>
+        <w:ind w:left="2880" w:hanging="360"/>
+      </w:pPr>
+      <w:rPr>
+        <w:rFonts w:ascii="Wingdings" w:hAnsi="Wingdings" w:hint="default"/>
+        <w:sz w:val="20"/>
+      </w:rPr>
+    </w:lvl>
+    <w:lvl w:ilvl="4" w:tentative="1">
+      <w:start w:val="1"/>
+      <w:numFmt w:val="bullet"/>
+      <w:lvlText w:val=""/>
+      <w:lvlJc w:val="left"/>
+      <w:pPr>
+        <w:tabs>
+          <w:tab w:val="num" w:pos="3600"/>
+        </w:tabs>
+        <w:ind w:left="3600" w:hanging="360"/>
+      </w:pPr>
+      <w:rPr>
+        <w:rFonts w:ascii="Wingdings" w:hAnsi="Wingdings" w:hint="default"/>
+        <w:sz w:val="20"/>
+      </w:rPr>
+    </w:lvl>
+    <w:lvl w:ilvl="5" w:tentative="1">
+      <w:start w:val="1"/>
+      <w:numFmt w:val="bullet"/>
+      <w:lvlText w:val=""/>
+      <w:lvlJc w:val="left"/>
+      <w:pPr>
+        <w:tabs>
+          <w:tab w:val="num" w:pos="4320"/>
+        </w:tabs>
+        <w:ind w:left="4320" w:hanging="360"/>
+      </w:pPr>
+      <w:rPr>
+        <w:rFonts w:ascii="Wingdings" w:hAnsi="Wingdings" w:hint="default"/>
+        <w:sz w:val="20"/>
+      </w:rPr>
+    </w:lvl>
+    <w:lvl w:ilvl="6" w:tentative="1">
+      <w:start w:val="1"/>
+      <w:numFmt w:val="bullet"/>
+      <w:lvlText w:val=""/>
+      <w:lvlJc w:val="left"/>
+      <w:pPr>
+        <w:tabs>
+          <w:tab w:val="num" w:pos="5040"/>
+        </w:tabs>
+        <w:ind w:left="5040" w:hanging="360"/>
+      </w:pPr>
+      <w:rPr>
+        <w:rFonts w:ascii="Wingdings" w:hAnsi="Wingdings" w:hint="default"/>
+        <w:sz w:val="20"/>
+      </w:rPr>
+    </w:lvl>
+    <w:lvl w:ilvl="7" w:tentative="1">
+      <w:start w:val="1"/>
+      <w:numFmt w:val="bullet"/>
+      <w:lvlText w:val=""/>
+      <w:lvlJc w:val="left"/>
+      <w:pPr>
+        <w:tabs>
+          <w:tab w:val="num" w:pos="5760"/>
+        </w:tabs>
+        <w:ind w:left="5760" w:hanging="360"/>
+      </w:pPr>
+      <w:rPr>
+        <w:rFonts w:ascii="Wingdings" w:hAnsi="Wingdings" w:hint="default"/>
+        <w:sz w:val="20"/>
+      </w:rPr>
+    </w:lvl>
+    <w:lvl w:ilvl="8" w:tentative="1">
+      <w:start w:val="1"/>
+      <w:numFmt w:val="bullet"/>
+      <w:lvlText w:val=""/>
+      <w:lvlJc w:val="left"/>
+      <w:pPr>
+        <w:tabs>
+          <w:tab w:val="num" w:pos="6480"/>
+        </w:tabs>
+        <w:ind w:left="6480" w:hanging="360"/>
+      </w:pPr>
+      <w:rPr>
+        <w:rFonts w:ascii="Wingdings" w:hAnsi="Wingdings" w:hint="default"/>
+        <w:sz w:val="20"/>
+      </w:rPr>
+    </w:lvl>
+  </w:abstractNum>
+  <w:abstractNum w:abstractNumId="7" w15:restartNumberingAfterBreak="0">
     <w:nsid w:val="31CA4C95"/>
     <w:multiLevelType w:val="multilevel"/>
     <w:tmpl w:val="50985770"/>
@@ -15032,7 +18204,7 @@
       </w:rPr>
     </w:lvl>
   </w:abstractNum>
-  <w:abstractNum w:abstractNumId="6" w15:restartNumberingAfterBreak="0">
+  <w:abstractNum w:abstractNumId="8" w15:restartNumberingAfterBreak="0">
     <w:nsid w:val="33EC33D2"/>
     <w:multiLevelType w:val="multilevel"/>
     <w:tmpl w:val="5784C6BC"/>
@@ -15181,7 +18353,7 @@
       </w:rPr>
     </w:lvl>
   </w:abstractNum>
-  <w:abstractNum w:abstractNumId="7" w15:restartNumberingAfterBreak="0">
+  <w:abstractNum w:abstractNumId="9" w15:restartNumberingAfterBreak="0">
     <w:nsid w:val="398E37B5"/>
     <w:multiLevelType w:val="hybridMultilevel"/>
     <w:tmpl w:val="D0726570"/>
@@ -15294,7 +18466,7 @@
       </w:rPr>
     </w:lvl>
   </w:abstractNum>
-  <w:abstractNum w:abstractNumId="8" w15:restartNumberingAfterBreak="0">
+  <w:abstractNum w:abstractNumId="10" w15:restartNumberingAfterBreak="0">
     <w:nsid w:val="39A2433D"/>
     <w:multiLevelType w:val="multilevel"/>
     <w:tmpl w:val="8EF012DC"/>
@@ -15407,7 +18579,7 @@
       </w:pPr>
     </w:lvl>
   </w:abstractNum>
-  <w:abstractNum w:abstractNumId="9" w15:restartNumberingAfterBreak="0">
+  <w:abstractNum w:abstractNumId="11" w15:restartNumberingAfterBreak="0">
     <w:nsid w:val="3B9E6E94"/>
     <w:multiLevelType w:val="multilevel"/>
     <w:tmpl w:val="FBC20B8A"/>
@@ -15556,7 +18728,156 @@
       </w:rPr>
     </w:lvl>
   </w:abstractNum>
-  <w:abstractNum w:abstractNumId="10" w15:restartNumberingAfterBreak="0">
+  <w:abstractNum w:abstractNumId="12" w15:restartNumberingAfterBreak="0">
+    <w:nsid w:val="3E411565"/>
+    <w:multiLevelType w:val="multilevel"/>
+    <w:tmpl w:val="08FC1124"/>
+    <w:lvl w:ilvl="0">
+      <w:start w:val="1"/>
+      <w:numFmt w:val="bullet"/>
+      <w:lvlText w:val=""/>
+      <w:lvlJc w:val="left"/>
+      <w:pPr>
+        <w:tabs>
+          <w:tab w:val="num" w:pos="720"/>
+        </w:tabs>
+        <w:ind w:left="720" w:hanging="360"/>
+      </w:pPr>
+      <w:rPr>
+        <w:rFonts w:ascii="Symbol" w:hAnsi="Symbol" w:hint="default"/>
+        <w:sz w:val="20"/>
+      </w:rPr>
+    </w:lvl>
+    <w:lvl w:ilvl="1" w:tentative="1">
+      <w:start w:val="1"/>
+      <w:numFmt w:val="bullet"/>
+      <w:lvlText w:val="o"/>
+      <w:lvlJc w:val="left"/>
+      <w:pPr>
+        <w:tabs>
+          <w:tab w:val="num" w:pos="1440"/>
+        </w:tabs>
+        <w:ind w:left="1440" w:hanging="360"/>
+      </w:pPr>
+      <w:rPr>
+        <w:rFonts w:ascii="Courier New" w:hAnsi="Courier New" w:hint="default"/>
+        <w:sz w:val="20"/>
+      </w:rPr>
+    </w:lvl>
+    <w:lvl w:ilvl="2" w:tentative="1">
+      <w:start w:val="1"/>
+      <w:numFmt w:val="bullet"/>
+      <w:lvlText w:val=""/>
+      <w:lvlJc w:val="left"/>
+      <w:pPr>
+        <w:tabs>
+          <w:tab w:val="num" w:pos="2160"/>
+        </w:tabs>
+        <w:ind w:left="2160" w:hanging="360"/>
+      </w:pPr>
+      <w:rPr>
+        <w:rFonts w:ascii="Wingdings" w:hAnsi="Wingdings" w:hint="default"/>
+        <w:sz w:val="20"/>
+      </w:rPr>
+    </w:lvl>
+    <w:lvl w:ilvl="3" w:tentative="1">
+      <w:start w:val="1"/>
+      <w:numFmt w:val="bullet"/>
+      <w:lvlText w:val=""/>
+      <w:lvlJc w:val="left"/>
+      <w:pPr>
+        <w:tabs>
+          <w:tab w:val="num" w:pos="2880"/>
+        </w:tabs>
+        <w:ind w:left="2880" w:hanging="360"/>
+      </w:pPr>
+      <w:rPr>
+        <w:rFonts w:ascii="Wingdings" w:hAnsi="Wingdings" w:hint="default"/>
+        <w:sz w:val="20"/>
+      </w:rPr>
+    </w:lvl>
+    <w:lvl w:ilvl="4" w:tentative="1">
+      <w:start w:val="1"/>
+      <w:numFmt w:val="bullet"/>
+      <w:lvlText w:val=""/>
+      <w:lvlJc w:val="left"/>
+      <w:pPr>
+        <w:tabs>
+          <w:tab w:val="num" w:pos="3600"/>
+        </w:tabs>
+        <w:ind w:left="3600" w:hanging="360"/>
+      </w:pPr>
+      <w:rPr>
+        <w:rFonts w:ascii="Wingdings" w:hAnsi="Wingdings" w:hint="default"/>
+        <w:sz w:val="20"/>
+      </w:rPr>
+    </w:lvl>
+    <w:lvl w:ilvl="5" w:tentative="1">
+      <w:start w:val="1"/>
+      <w:numFmt w:val="bullet"/>
+      <w:lvlText w:val=""/>
+      <w:lvlJc w:val="left"/>
+      <w:pPr>
+        <w:tabs>
+          <w:tab w:val="num" w:pos="4320"/>
+        </w:tabs>
+        <w:ind w:left="4320" w:hanging="360"/>
+      </w:pPr>
+      <w:rPr>
+        <w:rFonts w:ascii="Wingdings" w:hAnsi="Wingdings" w:hint="default"/>
+        <w:sz w:val="20"/>
+      </w:rPr>
+    </w:lvl>
+    <w:lvl w:ilvl="6" w:tentative="1">
+      <w:start w:val="1"/>
+      <w:numFmt w:val="bullet"/>
+      <w:lvlText w:val=""/>
+      <w:lvlJc w:val="left"/>
+      <w:pPr>
+        <w:tabs>
+          <w:tab w:val="num" w:pos="5040"/>
+        </w:tabs>
+        <w:ind w:left="5040" w:hanging="360"/>
+      </w:pPr>
+      <w:rPr>
+        <w:rFonts w:ascii="Wingdings" w:hAnsi="Wingdings" w:hint="default"/>
+        <w:sz w:val="20"/>
+      </w:rPr>
+    </w:lvl>
+    <w:lvl w:ilvl="7" w:tentative="1">
+      <w:start w:val="1"/>
+      <w:numFmt w:val="bullet"/>
+      <w:lvlText w:val=""/>
+      <w:lvlJc w:val="left"/>
+      <w:pPr>
+        <w:tabs>
+          <w:tab w:val="num" w:pos="5760"/>
+        </w:tabs>
+        <w:ind w:left="5760" w:hanging="360"/>
+      </w:pPr>
+      <w:rPr>
+        <w:rFonts w:ascii="Wingdings" w:hAnsi="Wingdings" w:hint="default"/>
+        <w:sz w:val="20"/>
+      </w:rPr>
+    </w:lvl>
+    <w:lvl w:ilvl="8" w:tentative="1">
+      <w:start w:val="1"/>
+      <w:numFmt w:val="bullet"/>
+      <w:lvlText w:val=""/>
+      <w:lvlJc w:val="left"/>
+      <w:pPr>
+        <w:tabs>
+          <w:tab w:val="num" w:pos="6480"/>
+        </w:tabs>
+        <w:ind w:left="6480" w:hanging="360"/>
+      </w:pPr>
+      <w:rPr>
+        <w:rFonts w:ascii="Wingdings" w:hAnsi="Wingdings" w:hint="default"/>
+        <w:sz w:val="20"/>
+      </w:rPr>
+    </w:lvl>
+  </w:abstractNum>
+  <w:abstractNum w:abstractNumId="13" w15:restartNumberingAfterBreak="0">
     <w:nsid w:val="3EFF0A6E"/>
     <w:multiLevelType w:val="multilevel"/>
     <w:tmpl w:val="A7667F26"/>
@@ -15705,7 +19026,7 @@
       </w:rPr>
     </w:lvl>
   </w:abstractNum>
-  <w:abstractNum w:abstractNumId="11" w15:restartNumberingAfterBreak="0">
+  <w:abstractNum w:abstractNumId="14" w15:restartNumberingAfterBreak="0">
     <w:nsid w:val="45895FAC"/>
     <w:multiLevelType w:val="multilevel"/>
     <w:tmpl w:val="4D68070C"/>
@@ -15854,7 +19175,7 @@
       </w:rPr>
     </w:lvl>
   </w:abstractNum>
-  <w:abstractNum w:abstractNumId="12" w15:restartNumberingAfterBreak="0">
+  <w:abstractNum w:abstractNumId="15" w15:restartNumberingAfterBreak="0">
     <w:nsid w:val="45AA53C8"/>
     <w:multiLevelType w:val="hybridMultilevel"/>
     <w:tmpl w:val="D946F234"/>
@@ -15967,7 +19288,7 @@
       </w:rPr>
     </w:lvl>
   </w:abstractNum>
-  <w:abstractNum w:abstractNumId="13" w15:restartNumberingAfterBreak="0">
+  <w:abstractNum w:abstractNumId="16" w15:restartNumberingAfterBreak="0">
     <w:nsid w:val="484366C3"/>
     <w:multiLevelType w:val="multilevel"/>
     <w:tmpl w:val="3FFE747A"/>
@@ -16084,7 +19405,7 @@
       </w:pPr>
     </w:lvl>
   </w:abstractNum>
-  <w:abstractNum w:abstractNumId="14" w15:restartNumberingAfterBreak="0">
+  <w:abstractNum w:abstractNumId="17" w15:restartNumberingAfterBreak="0">
     <w:nsid w:val="4847110E"/>
     <w:multiLevelType w:val="multilevel"/>
     <w:tmpl w:val="F7FC3514"/>
@@ -16233,7 +19554,7 @@
       </w:rPr>
     </w:lvl>
   </w:abstractNum>
-  <w:abstractNum w:abstractNumId="15" w15:restartNumberingAfterBreak="0">
+  <w:abstractNum w:abstractNumId="18" w15:restartNumberingAfterBreak="0">
     <w:nsid w:val="486E6EA6"/>
     <w:multiLevelType w:val="hybridMultilevel"/>
     <w:tmpl w:val="C2106D38"/>
@@ -16346,7 +19667,7 @@
       </w:rPr>
     </w:lvl>
   </w:abstractNum>
-  <w:abstractNum w:abstractNumId="16" w15:restartNumberingAfterBreak="0">
+  <w:abstractNum w:abstractNumId="19" w15:restartNumberingAfterBreak="0">
     <w:nsid w:val="48F47E28"/>
     <w:multiLevelType w:val="multilevel"/>
     <w:tmpl w:val="329E3B30"/>
@@ -16495,7 +19816,305 @@
       </w:rPr>
     </w:lvl>
   </w:abstractNum>
-  <w:abstractNum w:abstractNumId="17" w15:restartNumberingAfterBreak="0">
+  <w:abstractNum w:abstractNumId="20" w15:restartNumberingAfterBreak="0">
+    <w:nsid w:val="4C0E7645"/>
+    <w:multiLevelType w:val="multilevel"/>
+    <w:tmpl w:val="F6C6B316"/>
+    <w:lvl w:ilvl="0">
+      <w:start w:val="1"/>
+      <w:numFmt w:val="bullet"/>
+      <w:lvlText w:val=""/>
+      <w:lvlJc w:val="left"/>
+      <w:pPr>
+        <w:tabs>
+          <w:tab w:val="num" w:pos="720"/>
+        </w:tabs>
+        <w:ind w:left="720" w:hanging="360"/>
+      </w:pPr>
+      <w:rPr>
+        <w:rFonts w:ascii="Symbol" w:hAnsi="Symbol" w:hint="default"/>
+        <w:sz w:val="20"/>
+      </w:rPr>
+    </w:lvl>
+    <w:lvl w:ilvl="1">
+      <w:start w:val="1"/>
+      <w:numFmt w:val="bullet"/>
+      <w:lvlText w:val="o"/>
+      <w:lvlJc w:val="left"/>
+      <w:pPr>
+        <w:tabs>
+          <w:tab w:val="num" w:pos="1440"/>
+        </w:tabs>
+        <w:ind w:left="1440" w:hanging="360"/>
+      </w:pPr>
+      <w:rPr>
+        <w:rFonts w:ascii="Courier New" w:hAnsi="Courier New" w:hint="default"/>
+        <w:sz w:val="20"/>
+      </w:rPr>
+    </w:lvl>
+    <w:lvl w:ilvl="2" w:tentative="1">
+      <w:start w:val="1"/>
+      <w:numFmt w:val="bullet"/>
+      <w:lvlText w:val=""/>
+      <w:lvlJc w:val="left"/>
+      <w:pPr>
+        <w:tabs>
+          <w:tab w:val="num" w:pos="2160"/>
+        </w:tabs>
+        <w:ind w:left="2160" w:hanging="360"/>
+      </w:pPr>
+      <w:rPr>
+        <w:rFonts w:ascii="Wingdings" w:hAnsi="Wingdings" w:hint="default"/>
+        <w:sz w:val="20"/>
+      </w:rPr>
+    </w:lvl>
+    <w:lvl w:ilvl="3" w:tentative="1">
+      <w:start w:val="1"/>
+      <w:numFmt w:val="bullet"/>
+      <w:lvlText w:val=""/>
+      <w:lvlJc w:val="left"/>
+      <w:pPr>
+        <w:tabs>
+          <w:tab w:val="num" w:pos="2880"/>
+        </w:tabs>
+        <w:ind w:left="2880" w:hanging="360"/>
+      </w:pPr>
+      <w:rPr>
+        <w:rFonts w:ascii="Wingdings" w:hAnsi="Wingdings" w:hint="default"/>
+        <w:sz w:val="20"/>
+      </w:rPr>
+    </w:lvl>
+    <w:lvl w:ilvl="4" w:tentative="1">
+      <w:start w:val="1"/>
+      <w:numFmt w:val="bullet"/>
+      <w:lvlText w:val=""/>
+      <w:lvlJc w:val="left"/>
+      <w:pPr>
+        <w:tabs>
+          <w:tab w:val="num" w:pos="3600"/>
+        </w:tabs>
+        <w:ind w:left="3600" w:hanging="360"/>
+      </w:pPr>
+      <w:rPr>
+        <w:rFonts w:ascii="Wingdings" w:hAnsi="Wingdings" w:hint="default"/>
+        <w:sz w:val="20"/>
+      </w:rPr>
+    </w:lvl>
+    <w:lvl w:ilvl="5" w:tentative="1">
+      <w:start w:val="1"/>
+      <w:numFmt w:val="bullet"/>
+      <w:lvlText w:val=""/>
+      <w:lvlJc w:val="left"/>
+      <w:pPr>
+        <w:tabs>
+          <w:tab w:val="num" w:pos="4320"/>
+        </w:tabs>
+        <w:ind w:left="4320" w:hanging="360"/>
+      </w:pPr>
+      <w:rPr>
+        <w:rFonts w:ascii="Wingdings" w:hAnsi="Wingdings" w:hint="default"/>
+        <w:sz w:val="20"/>
+      </w:rPr>
+    </w:lvl>
+    <w:lvl w:ilvl="6" w:tentative="1">
+      <w:start w:val="1"/>
+      <w:numFmt w:val="bullet"/>
+      <w:lvlText w:val=""/>
+      <w:lvlJc w:val="left"/>
+      <w:pPr>
+        <w:tabs>
+          <w:tab w:val="num" w:pos="5040"/>
+        </w:tabs>
+        <w:ind w:left="5040" w:hanging="360"/>
+      </w:pPr>
+      <w:rPr>
+        <w:rFonts w:ascii="Wingdings" w:hAnsi="Wingdings" w:hint="default"/>
+        <w:sz w:val="20"/>
+      </w:rPr>
+    </w:lvl>
+    <w:lvl w:ilvl="7" w:tentative="1">
+      <w:start w:val="1"/>
+      <w:numFmt w:val="bullet"/>
+      <w:lvlText w:val=""/>
+      <w:lvlJc w:val="left"/>
+      <w:pPr>
+        <w:tabs>
+          <w:tab w:val="num" w:pos="5760"/>
+        </w:tabs>
+        <w:ind w:left="5760" w:hanging="360"/>
+      </w:pPr>
+      <w:rPr>
+        <w:rFonts w:ascii="Wingdings" w:hAnsi="Wingdings" w:hint="default"/>
+        <w:sz w:val="20"/>
+      </w:rPr>
+    </w:lvl>
+    <w:lvl w:ilvl="8" w:tentative="1">
+      <w:start w:val="1"/>
+      <w:numFmt w:val="bullet"/>
+      <w:lvlText w:val=""/>
+      <w:lvlJc w:val="left"/>
+      <w:pPr>
+        <w:tabs>
+          <w:tab w:val="num" w:pos="6480"/>
+        </w:tabs>
+        <w:ind w:left="6480" w:hanging="360"/>
+      </w:pPr>
+      <w:rPr>
+        <w:rFonts w:ascii="Wingdings" w:hAnsi="Wingdings" w:hint="default"/>
+        <w:sz w:val="20"/>
+      </w:rPr>
+    </w:lvl>
+  </w:abstractNum>
+  <w:abstractNum w:abstractNumId="21" w15:restartNumberingAfterBreak="0">
+    <w:nsid w:val="4F20462F"/>
+    <w:multiLevelType w:val="multilevel"/>
+    <w:tmpl w:val="56BCF2FA"/>
+    <w:lvl w:ilvl="0">
+      <w:start w:val="1"/>
+      <w:numFmt w:val="bullet"/>
+      <w:lvlText w:val=""/>
+      <w:lvlJc w:val="left"/>
+      <w:pPr>
+        <w:tabs>
+          <w:tab w:val="num" w:pos="720"/>
+        </w:tabs>
+        <w:ind w:left="720" w:hanging="360"/>
+      </w:pPr>
+      <w:rPr>
+        <w:rFonts w:ascii="Symbol" w:hAnsi="Symbol" w:hint="default"/>
+        <w:sz w:val="20"/>
+      </w:rPr>
+    </w:lvl>
+    <w:lvl w:ilvl="1" w:tentative="1">
+      <w:start w:val="1"/>
+      <w:numFmt w:val="bullet"/>
+      <w:lvlText w:val="o"/>
+      <w:lvlJc w:val="left"/>
+      <w:pPr>
+        <w:tabs>
+          <w:tab w:val="num" w:pos="1440"/>
+        </w:tabs>
+        <w:ind w:left="1440" w:hanging="360"/>
+      </w:pPr>
+      <w:rPr>
+        <w:rFonts w:ascii="Courier New" w:hAnsi="Courier New" w:hint="default"/>
+        <w:sz w:val="20"/>
+      </w:rPr>
+    </w:lvl>
+    <w:lvl w:ilvl="2" w:tentative="1">
+      <w:start w:val="1"/>
+      <w:numFmt w:val="bullet"/>
+      <w:lvlText w:val=""/>
+      <w:lvlJc w:val="left"/>
+      <w:pPr>
+        <w:tabs>
+          <w:tab w:val="num" w:pos="2160"/>
+        </w:tabs>
+        <w:ind w:left="2160" w:hanging="360"/>
+      </w:pPr>
+      <w:rPr>
+        <w:rFonts w:ascii="Wingdings" w:hAnsi="Wingdings" w:hint="default"/>
+        <w:sz w:val="20"/>
+      </w:rPr>
+    </w:lvl>
+    <w:lvl w:ilvl="3" w:tentative="1">
+      <w:start w:val="1"/>
+      <w:numFmt w:val="bullet"/>
+      <w:lvlText w:val=""/>
+      <w:lvlJc w:val="left"/>
+      <w:pPr>
+        <w:tabs>
+          <w:tab w:val="num" w:pos="2880"/>
+        </w:tabs>
+        <w:ind w:left="2880" w:hanging="360"/>
+      </w:pPr>
+      <w:rPr>
+        <w:rFonts w:ascii="Wingdings" w:hAnsi="Wingdings" w:hint="default"/>
+        <w:sz w:val="20"/>
+      </w:rPr>
+    </w:lvl>
+    <w:lvl w:ilvl="4" w:tentative="1">
+      <w:start w:val="1"/>
+      <w:numFmt w:val="bullet"/>
+      <w:lvlText w:val=""/>
+      <w:lvlJc w:val="left"/>
+      <w:pPr>
+        <w:tabs>
+          <w:tab w:val="num" w:pos="3600"/>
+        </w:tabs>
+        <w:ind w:left="3600" w:hanging="360"/>
+      </w:pPr>
+      <w:rPr>
+        <w:rFonts w:ascii="Wingdings" w:hAnsi="Wingdings" w:hint="default"/>
+        <w:sz w:val="20"/>
+      </w:rPr>
+    </w:lvl>
+    <w:lvl w:ilvl="5" w:tentative="1">
+      <w:start w:val="1"/>
+      <w:numFmt w:val="bullet"/>
+      <w:lvlText w:val=""/>
+      <w:lvlJc w:val="left"/>
+      <w:pPr>
+        <w:tabs>
+          <w:tab w:val="num" w:pos="4320"/>
+        </w:tabs>
+        <w:ind w:left="4320" w:hanging="360"/>
+      </w:pPr>
+      <w:rPr>
+        <w:rFonts w:ascii="Wingdings" w:hAnsi="Wingdings" w:hint="default"/>
+        <w:sz w:val="20"/>
+      </w:rPr>
+    </w:lvl>
+    <w:lvl w:ilvl="6" w:tentative="1">
+      <w:start w:val="1"/>
+      <w:numFmt w:val="bullet"/>
+      <w:lvlText w:val=""/>
+      <w:lvlJc w:val="left"/>
+      <w:pPr>
+        <w:tabs>
+          <w:tab w:val="num" w:pos="5040"/>
+        </w:tabs>
+        <w:ind w:left="5040" w:hanging="360"/>
+      </w:pPr>
+      <w:rPr>
+        <w:rFonts w:ascii="Wingdings" w:hAnsi="Wingdings" w:hint="default"/>
+        <w:sz w:val="20"/>
+      </w:rPr>
+    </w:lvl>
+    <w:lvl w:ilvl="7" w:tentative="1">
+      <w:start w:val="1"/>
+      <w:numFmt w:val="bullet"/>
+      <w:lvlText w:val=""/>
+      <w:lvlJc w:val="left"/>
+      <w:pPr>
+        <w:tabs>
+          <w:tab w:val="num" w:pos="5760"/>
+        </w:tabs>
+        <w:ind w:left="5760" w:hanging="360"/>
+      </w:pPr>
+      <w:rPr>
+        <w:rFonts w:ascii="Wingdings" w:hAnsi="Wingdings" w:hint="default"/>
+        <w:sz w:val="20"/>
+      </w:rPr>
+    </w:lvl>
+    <w:lvl w:ilvl="8" w:tentative="1">
+      <w:start w:val="1"/>
+      <w:numFmt w:val="bullet"/>
+      <w:lvlText w:val=""/>
+      <w:lvlJc w:val="left"/>
+      <w:pPr>
+        <w:tabs>
+          <w:tab w:val="num" w:pos="6480"/>
+        </w:tabs>
+        <w:ind w:left="6480" w:hanging="360"/>
+      </w:pPr>
+      <w:rPr>
+        <w:rFonts w:ascii="Wingdings" w:hAnsi="Wingdings" w:hint="default"/>
+        <w:sz w:val="20"/>
+      </w:rPr>
+    </w:lvl>
+  </w:abstractNum>
+  <w:abstractNum w:abstractNumId="22" w15:restartNumberingAfterBreak="0">
     <w:nsid w:val="568D2A73"/>
     <w:multiLevelType w:val="hybridMultilevel"/>
     <w:tmpl w:val="678E13A6"/>
@@ -16608,7 +20227,7 @@
       </w:rPr>
     </w:lvl>
   </w:abstractNum>
-  <w:abstractNum w:abstractNumId="18" w15:restartNumberingAfterBreak="0">
+  <w:abstractNum w:abstractNumId="23" w15:restartNumberingAfterBreak="0">
     <w:nsid w:val="56CF17E1"/>
     <w:multiLevelType w:val="multilevel"/>
     <w:tmpl w:val="88802266"/>
@@ -16757,7 +20376,7 @@
       </w:rPr>
     </w:lvl>
   </w:abstractNum>
-  <w:abstractNum w:abstractNumId="19" w15:restartNumberingAfterBreak="0">
+  <w:abstractNum w:abstractNumId="24" w15:restartNumberingAfterBreak="0">
     <w:nsid w:val="5821254B"/>
     <w:multiLevelType w:val="multilevel"/>
     <w:tmpl w:val="D3E2FC76"/>
@@ -16906,7 +20525,7 @@
       </w:rPr>
     </w:lvl>
   </w:abstractNum>
-  <w:abstractNum w:abstractNumId="20" w15:restartNumberingAfterBreak="0">
+  <w:abstractNum w:abstractNumId="25" w15:restartNumberingAfterBreak="0">
     <w:nsid w:val="621F1A18"/>
     <w:multiLevelType w:val="multilevel"/>
     <w:tmpl w:val="7AC4172C"/>
@@ -17055,7 +20674,7 @@
       </w:rPr>
     </w:lvl>
   </w:abstractNum>
-  <w:abstractNum w:abstractNumId="21" w15:restartNumberingAfterBreak="0">
+  <w:abstractNum w:abstractNumId="26" w15:restartNumberingAfterBreak="0">
     <w:nsid w:val="648926F9"/>
     <w:multiLevelType w:val="multilevel"/>
     <w:tmpl w:val="A2F03C44"/>
@@ -17204,7 +20823,156 @@
       </w:rPr>
     </w:lvl>
   </w:abstractNum>
-  <w:abstractNum w:abstractNumId="22" w15:restartNumberingAfterBreak="0">
+  <w:abstractNum w:abstractNumId="27" w15:restartNumberingAfterBreak="0">
+    <w:nsid w:val="68997A32"/>
+    <w:multiLevelType w:val="multilevel"/>
+    <w:tmpl w:val="56D499B8"/>
+    <w:lvl w:ilvl="0">
+      <w:start w:val="1"/>
+      <w:numFmt w:val="bullet"/>
+      <w:lvlText w:val=""/>
+      <w:lvlJc w:val="left"/>
+      <w:pPr>
+        <w:tabs>
+          <w:tab w:val="num" w:pos="720"/>
+        </w:tabs>
+        <w:ind w:left="720" w:hanging="360"/>
+      </w:pPr>
+      <w:rPr>
+        <w:rFonts w:ascii="Symbol" w:hAnsi="Symbol" w:hint="default"/>
+        <w:sz w:val="20"/>
+      </w:rPr>
+    </w:lvl>
+    <w:lvl w:ilvl="1" w:tentative="1">
+      <w:start w:val="1"/>
+      <w:numFmt w:val="bullet"/>
+      <w:lvlText w:val="o"/>
+      <w:lvlJc w:val="left"/>
+      <w:pPr>
+        <w:tabs>
+          <w:tab w:val="num" w:pos="1440"/>
+        </w:tabs>
+        <w:ind w:left="1440" w:hanging="360"/>
+      </w:pPr>
+      <w:rPr>
+        <w:rFonts w:ascii="Courier New" w:hAnsi="Courier New" w:hint="default"/>
+        <w:sz w:val="20"/>
+      </w:rPr>
+    </w:lvl>
+    <w:lvl w:ilvl="2" w:tentative="1">
+      <w:start w:val="1"/>
+      <w:numFmt w:val="bullet"/>
+      <w:lvlText w:val=""/>
+      <w:lvlJc w:val="left"/>
+      <w:pPr>
+        <w:tabs>
+          <w:tab w:val="num" w:pos="2160"/>
+        </w:tabs>
+        <w:ind w:left="2160" w:hanging="360"/>
+      </w:pPr>
+      <w:rPr>
+        <w:rFonts w:ascii="Wingdings" w:hAnsi="Wingdings" w:hint="default"/>
+        <w:sz w:val="20"/>
+      </w:rPr>
+    </w:lvl>
+    <w:lvl w:ilvl="3" w:tentative="1">
+      <w:start w:val="1"/>
+      <w:numFmt w:val="bullet"/>
+      <w:lvlText w:val=""/>
+      <w:lvlJc w:val="left"/>
+      <w:pPr>
+        <w:tabs>
+          <w:tab w:val="num" w:pos="2880"/>
+        </w:tabs>
+        <w:ind w:left="2880" w:hanging="360"/>
+      </w:pPr>
+      <w:rPr>
+        <w:rFonts w:ascii="Wingdings" w:hAnsi="Wingdings" w:hint="default"/>
+        <w:sz w:val="20"/>
+      </w:rPr>
+    </w:lvl>
+    <w:lvl w:ilvl="4" w:tentative="1">
+      <w:start w:val="1"/>
+      <w:numFmt w:val="bullet"/>
+      <w:lvlText w:val=""/>
+      <w:lvlJc w:val="left"/>
+      <w:pPr>
+        <w:tabs>
+          <w:tab w:val="num" w:pos="3600"/>
+        </w:tabs>
+        <w:ind w:left="3600" w:hanging="360"/>
+      </w:pPr>
+      <w:rPr>
+        <w:rFonts w:ascii="Wingdings" w:hAnsi="Wingdings" w:hint="default"/>
+        <w:sz w:val="20"/>
+      </w:rPr>
+    </w:lvl>
+    <w:lvl w:ilvl="5" w:tentative="1">
+      <w:start w:val="1"/>
+      <w:numFmt w:val="bullet"/>
+      <w:lvlText w:val=""/>
+      <w:lvlJc w:val="left"/>
+      <w:pPr>
+        <w:tabs>
+          <w:tab w:val="num" w:pos="4320"/>
+        </w:tabs>
+        <w:ind w:left="4320" w:hanging="360"/>
+      </w:pPr>
+      <w:rPr>
+        <w:rFonts w:ascii="Wingdings" w:hAnsi="Wingdings" w:hint="default"/>
+        <w:sz w:val="20"/>
+      </w:rPr>
+    </w:lvl>
+    <w:lvl w:ilvl="6" w:tentative="1">
+      <w:start w:val="1"/>
+      <w:numFmt w:val="bullet"/>
+      <w:lvlText w:val=""/>
+      <w:lvlJc w:val="left"/>
+      <w:pPr>
+        <w:tabs>
+          <w:tab w:val="num" w:pos="5040"/>
+        </w:tabs>
+        <w:ind w:left="5040" w:hanging="360"/>
+      </w:pPr>
+      <w:rPr>
+        <w:rFonts w:ascii="Wingdings" w:hAnsi="Wingdings" w:hint="default"/>
+        <w:sz w:val="20"/>
+      </w:rPr>
+    </w:lvl>
+    <w:lvl w:ilvl="7" w:tentative="1">
+      <w:start w:val="1"/>
+      <w:numFmt w:val="bullet"/>
+      <w:lvlText w:val=""/>
+      <w:lvlJc w:val="left"/>
+      <w:pPr>
+        <w:tabs>
+          <w:tab w:val="num" w:pos="5760"/>
+        </w:tabs>
+        <w:ind w:left="5760" w:hanging="360"/>
+      </w:pPr>
+      <w:rPr>
+        <w:rFonts w:ascii="Wingdings" w:hAnsi="Wingdings" w:hint="default"/>
+        <w:sz w:val="20"/>
+      </w:rPr>
+    </w:lvl>
+    <w:lvl w:ilvl="8" w:tentative="1">
+      <w:start w:val="1"/>
+      <w:numFmt w:val="bullet"/>
+      <w:lvlText w:val=""/>
+      <w:lvlJc w:val="left"/>
+      <w:pPr>
+        <w:tabs>
+          <w:tab w:val="num" w:pos="6480"/>
+        </w:tabs>
+        <w:ind w:left="6480" w:hanging="360"/>
+      </w:pPr>
+      <w:rPr>
+        <w:rFonts w:ascii="Wingdings" w:hAnsi="Wingdings" w:hint="default"/>
+        <w:sz w:val="20"/>
+      </w:rPr>
+    </w:lvl>
+  </w:abstractNum>
+  <w:abstractNum w:abstractNumId="28" w15:restartNumberingAfterBreak="0">
     <w:nsid w:val="6F4D222A"/>
     <w:multiLevelType w:val="multilevel"/>
     <w:tmpl w:val="A60CA57C"/>
@@ -17353,7 +21121,7 @@
       </w:rPr>
     </w:lvl>
   </w:abstractNum>
-  <w:abstractNum w:abstractNumId="23" w15:restartNumberingAfterBreak="0">
+  <w:abstractNum w:abstractNumId="29" w15:restartNumberingAfterBreak="0">
     <w:nsid w:val="70F82118"/>
     <w:multiLevelType w:val="multilevel"/>
     <w:tmpl w:val="913C2366"/>
@@ -17502,7 +21270,7 @@
       </w:rPr>
     </w:lvl>
   </w:abstractNum>
-  <w:abstractNum w:abstractNumId="24" w15:restartNumberingAfterBreak="0">
+  <w:abstractNum w:abstractNumId="30" w15:restartNumberingAfterBreak="0">
     <w:nsid w:val="79EF1DE1"/>
     <w:multiLevelType w:val="hybridMultilevel"/>
     <w:tmpl w:val="22A0AD08"/>
@@ -17592,79 +21360,97 @@
     </w:lvl>
   </w:abstractNum>
   <w:num w:numId="1" w16cid:durableId="1421372555">
+    <w:abstractNumId w:val="14"/>
+  </w:num>
+  <w:num w:numId="2" w16cid:durableId="1043406507">
+    <w:abstractNumId w:val="29"/>
+  </w:num>
+  <w:num w:numId="3" w16cid:durableId="1948810203">
     <w:abstractNumId w:val="11"/>
   </w:num>
-  <w:num w:numId="2" w16cid:durableId="1043406507">
-    <w:abstractNumId w:val="23"/>
-  </w:num>
-  <w:num w:numId="3" w16cid:durableId="1948810203">
-    <w:abstractNumId w:val="9"/>
-  </w:num>
   <w:num w:numId="4" w16cid:durableId="147402814">
-    <w:abstractNumId w:val="13"/>
+    <w:abstractNumId w:val="16"/>
   </w:num>
   <w:num w:numId="5" w16cid:durableId="613362645">
-    <w:abstractNumId w:val="21"/>
+    <w:abstractNumId w:val="26"/>
   </w:num>
   <w:num w:numId="6" w16cid:durableId="1798717394">
-    <w:abstractNumId w:val="6"/>
+    <w:abstractNumId w:val="8"/>
   </w:num>
   <w:num w:numId="7" w16cid:durableId="437531951">
-    <w:abstractNumId w:val="20"/>
+    <w:abstractNumId w:val="25"/>
   </w:num>
   <w:num w:numId="8" w16cid:durableId="1393189043">
     <w:abstractNumId w:val="1"/>
   </w:num>
   <w:num w:numId="9" w16cid:durableId="922295161">
+    <w:abstractNumId w:val="9"/>
+  </w:num>
+  <w:num w:numId="10" w16cid:durableId="864321426">
+    <w:abstractNumId w:val="13"/>
+  </w:num>
+  <w:num w:numId="11" w16cid:durableId="1947734550">
+    <w:abstractNumId w:val="22"/>
+  </w:num>
+  <w:num w:numId="12" w16cid:durableId="1367174568">
+    <w:abstractNumId w:val="4"/>
+  </w:num>
+  <w:num w:numId="13" w16cid:durableId="2117408739">
+    <w:abstractNumId w:val="23"/>
+  </w:num>
+  <w:num w:numId="14" w16cid:durableId="1992563521">
+    <w:abstractNumId w:val="18"/>
+  </w:num>
+  <w:num w:numId="15" w16cid:durableId="1457065539">
+    <w:abstractNumId w:val="15"/>
+  </w:num>
+  <w:num w:numId="16" w16cid:durableId="1773624919">
     <w:abstractNumId w:val="7"/>
   </w:num>
-  <w:num w:numId="10" w16cid:durableId="864321426">
-    <w:abstractNumId w:val="10"/>
-  </w:num>
-  <w:num w:numId="11" w16cid:durableId="1947734550">
-    <w:abstractNumId w:val="17"/>
-  </w:num>
-  <w:num w:numId="12" w16cid:durableId="1367174568">
-    <w:abstractNumId w:val="3"/>
-  </w:num>
-  <w:num w:numId="13" w16cid:durableId="2117408739">
-    <w:abstractNumId w:val="18"/>
-  </w:num>
-  <w:num w:numId="14" w16cid:durableId="1992563521">
-    <w:abstractNumId w:val="15"/>
-  </w:num>
-  <w:num w:numId="15" w16cid:durableId="1457065539">
-    <w:abstractNumId w:val="12"/>
-  </w:num>
-  <w:num w:numId="16" w16cid:durableId="1773624919">
-    <w:abstractNumId w:val="5"/>
-  </w:num>
   <w:num w:numId="17" w16cid:durableId="8064744">
-    <w:abstractNumId w:val="19"/>
+    <w:abstractNumId w:val="24"/>
   </w:num>
   <w:num w:numId="18" w16cid:durableId="672147504">
     <w:abstractNumId w:val="2"/>
   </w:num>
   <w:num w:numId="19" w16cid:durableId="1798140965">
-    <w:abstractNumId w:val="24"/>
+    <w:abstractNumId w:val="30"/>
   </w:num>
   <w:num w:numId="20" w16cid:durableId="184104548">
-    <w:abstractNumId w:val="16"/>
+    <w:abstractNumId w:val="19"/>
   </w:num>
   <w:num w:numId="21" w16cid:durableId="46489005">
-    <w:abstractNumId w:val="22"/>
+    <w:abstractNumId w:val="28"/>
   </w:num>
   <w:num w:numId="22" w16cid:durableId="1321155859">
-    <w:abstractNumId w:val="4"/>
+    <w:abstractNumId w:val="5"/>
   </w:num>
   <w:num w:numId="23" w16cid:durableId="1640262561">
-    <w:abstractNumId w:val="14"/>
+    <w:abstractNumId w:val="17"/>
   </w:num>
   <w:num w:numId="24" w16cid:durableId="1638221225">
-    <w:abstractNumId w:val="8"/>
+    <w:abstractNumId w:val="10"/>
   </w:num>
   <w:num w:numId="25" w16cid:durableId="592977928">
     <w:abstractNumId w:val="0"/>
+  </w:num>
+  <w:num w:numId="26" w16cid:durableId="1462724262">
+    <w:abstractNumId w:val="3"/>
+  </w:num>
+  <w:num w:numId="27" w16cid:durableId="2043431119">
+    <w:abstractNumId w:val="21"/>
+  </w:num>
+  <w:num w:numId="28" w16cid:durableId="1856649298">
+    <w:abstractNumId w:val="12"/>
+  </w:num>
+  <w:num w:numId="29" w16cid:durableId="1403941670">
+    <w:abstractNumId w:val="27"/>
+  </w:num>
+  <w:num w:numId="30" w16cid:durableId="1664890415">
+    <w:abstractNumId w:val="20"/>
+  </w:num>
+  <w:num w:numId="31" w16cid:durableId="370767486">
+    <w:abstractNumId w:val="6"/>
   </w:num>
 </w:numbering>
 </file>
@@ -18680,6 +22466,19 @@
       <w:ind w:left="440"/>
     </w:pPr>
   </w:style>
+  <w:style w:type="character" w:styleId="CdigoHTML">
+    <w:name w:val="HTML Code"/>
+    <w:basedOn w:val="Fuentedeprrafopredeter"/>
+    <w:uiPriority w:val="99"/>
+    <w:semiHidden/>
+    <w:unhideWhenUsed/>
+    <w:rsid w:val="00C26240"/>
+    <w:rPr>
+      <w:rFonts w:ascii="Courier New" w:eastAsia="Times New Roman" w:hAnsi="Courier New" w:cs="Courier New"/>
+      <w:sz w:val="20"/>
+      <w:szCs w:val="20"/>
+    </w:rPr>
+  </w:style>
 </w:styles>
 </file>
 

--- a/anexos.docx
+++ b/anexos.docx
@@ -2609,7 +2609,6 @@
       <w:r>
         <w:t xml:space="preserve">La planificación del proyecto se ha llevado a cabo utilizando GitHub como sistema de control de versiones y herramienta de gestión de tareas. A través de esta plataforma se definieron diversos </w:t>
       </w:r>
-      <w:proofErr w:type="spellStart"/>
       <w:r>
         <w:rPr>
           <w:i/>
@@ -2617,11 +2616,9 @@
         </w:rPr>
         <w:t>milestones</w:t>
       </w:r>
-      <w:proofErr w:type="spellEnd"/>
       <w:r>
         <w:t xml:space="preserve"> (hitos) y </w:t>
       </w:r>
-      <w:proofErr w:type="spellStart"/>
       <w:r>
         <w:rPr>
           <w:i/>
@@ -2629,7 +2626,6 @@
         </w:rPr>
         <w:t>issues</w:t>
       </w:r>
-      <w:proofErr w:type="spellEnd"/>
       <w:r>
         <w:t xml:space="preserve"> (tareas), facilitando la organización y el seguimiento del trabajo.</w:t>
       </w:r>
@@ -2641,7 +2637,6 @@
       <w:r>
         <w:t xml:space="preserve">Las tareas se etiquetaron mediante </w:t>
       </w:r>
-      <w:proofErr w:type="spellStart"/>
       <w:r>
         <w:rPr>
           <w:i/>
@@ -2649,57 +2644,8 @@
         </w:rPr>
         <w:t>labels</w:t>
       </w:r>
-      <w:proofErr w:type="spellEnd"/>
-      <w:r>
-        <w:t xml:space="preserve"> temáticos como </w:t>
-      </w:r>
-      <w:proofErr w:type="spellStart"/>
-      <w:r>
-        <w:t>analysis</w:t>
-      </w:r>
-      <w:proofErr w:type="spellEnd"/>
-      <w:r>
-        <w:t xml:space="preserve">, data, </w:t>
-      </w:r>
-      <w:proofErr w:type="spellStart"/>
-      <w:r>
-        <w:t>modeling</w:t>
-      </w:r>
-      <w:proofErr w:type="spellEnd"/>
-      <w:r>
-        <w:t xml:space="preserve">, </w:t>
-      </w:r>
-      <w:proofErr w:type="spellStart"/>
-      <w:r>
-        <w:t>documentation</w:t>
-      </w:r>
-      <w:proofErr w:type="spellEnd"/>
-      <w:r>
-        <w:t xml:space="preserve"> o </w:t>
-      </w:r>
-      <w:proofErr w:type="spellStart"/>
-      <w:r>
-        <w:t>writing</w:t>
-      </w:r>
-      <w:proofErr w:type="spellEnd"/>
-      <w:r>
-        <w:t xml:space="preserve">, además de etiquetas operativas como open, </w:t>
-      </w:r>
-      <w:proofErr w:type="spellStart"/>
-      <w:r>
-        <w:t>closed</w:t>
-      </w:r>
-      <w:proofErr w:type="spellEnd"/>
-      <w:r>
-        <w:t xml:space="preserve">, </w:t>
-      </w:r>
-      <w:proofErr w:type="spellStart"/>
-      <w:r>
-        <w:t>urgent</w:t>
-      </w:r>
-      <w:proofErr w:type="spellEnd"/>
-      <w:r>
-        <w:t xml:space="preserve"> o bug. Esta categorización permitió una clasificación clara y eficiente, además de sentar las bases para la elaboración del diagrama de Gantt representado en la Figura A.1.</w:t>
+      <w:r>
+        <w:t xml:space="preserve"> temáticos como analysis, data, modeling, documentation o writing, además de etiquetas operativas como open, closed, urgent o bug. Esta categorización permitió una clasificación clara y eficiente, además de sentar las bases para la elaboración del diagrama de Gantt representado en la Figura A.1.</w:t>
       </w:r>
     </w:p>
     <w:p>
@@ -2860,21 +2806,7 @@
         <w:rPr>
           <w:color w:val="FF0000"/>
         </w:rPr>
-        <w:t xml:space="preserve">Revisar y analizar </w:t>
-      </w:r>
-      <w:proofErr w:type="gramStart"/>
-      <w:r>
-        <w:rPr>
-          <w:color w:val="FF0000"/>
-        </w:rPr>
-        <w:t>el test</w:t>
-      </w:r>
-      <w:proofErr w:type="gramEnd"/>
-      <w:r>
-        <w:rPr>
-          <w:color w:val="FF0000"/>
-        </w:rPr>
-        <w:t xml:space="preserve"> de Pittsburgh</w:t>
+        <w:t>Revisar y analizar el test de Pittsburgh</w:t>
       </w:r>
     </w:p>
     <w:p>
@@ -2941,13 +2873,8 @@
         </w:rPr>
       </w:pPr>
       <w:r>
-        <w:t xml:space="preserve">Preprocesamiento y estructuración del </w:t>
-      </w:r>
-      <w:proofErr w:type="spellStart"/>
-      <w:r>
-        <w:t>dataset</w:t>
-      </w:r>
-      <w:proofErr w:type="spellEnd"/>
+        <w:t>Preprocesamiento y estructuración del dataset</w:t>
+      </w:r>
     </w:p>
     <w:p>
       <w:pPr>
@@ -2962,13 +2889,8 @@
         </w:rPr>
       </w:pPr>
       <w:r>
-        <w:t xml:space="preserve">Identificación y análisis de </w:t>
-      </w:r>
-      <w:proofErr w:type="spellStart"/>
-      <w:r>
-        <w:t>outliers</w:t>
-      </w:r>
-      <w:proofErr w:type="spellEnd"/>
+        <w:t>Identificación y análisis de outliers</w:t>
+      </w:r>
     </w:p>
     <w:p>
       <w:pPr>
@@ -3094,13 +3016,8 @@
         <w:t xml:space="preserve"> del modelo predictivo</w:t>
       </w:r>
       <w:r>
-        <w:t xml:space="preserve"> en </w:t>
-      </w:r>
-      <w:proofErr w:type="spellStart"/>
-      <w:r>
-        <w:t>Streamlit</w:t>
-      </w:r>
-      <w:proofErr w:type="spellEnd"/>
+        <w:t xml:space="preserve"> en Streamlit</w:t>
+      </w:r>
     </w:p>
     <w:p>
       <w:pPr>
@@ -3253,7 +3170,6 @@
         </w:rPr>
         <w:t>Etiquetas utilizadas (</w:t>
       </w:r>
-      <w:proofErr w:type="spellStart"/>
       <w:r>
         <w:rPr>
           <w:b/>
@@ -3263,7 +3179,6 @@
         </w:rPr>
         <w:t>labels</w:t>
       </w:r>
-      <w:proofErr w:type="spellEnd"/>
       <w:r>
         <w:rPr>
           <w:b/>
@@ -3284,13 +3199,8 @@
           <w:numId w:val="10"/>
         </w:numPr>
       </w:pPr>
-      <w:proofErr w:type="spellStart"/>
-      <w:r>
-        <w:t>documentation</w:t>
-      </w:r>
-      <w:proofErr w:type="spellEnd"/>
-      <w:r>
-        <w:t>: mejoras en documentación o redacción.</w:t>
+      <w:r>
+        <w:t>documentation: mejoras en documentación o redacción.</w:t>
       </w:r>
     </w:p>
     <w:p>
@@ -3300,13 +3210,8 @@
           <w:numId w:val="10"/>
         </w:numPr>
       </w:pPr>
-      <w:proofErr w:type="spellStart"/>
-      <w:r>
-        <w:t>writing</w:t>
-      </w:r>
-      <w:proofErr w:type="spellEnd"/>
-      <w:r>
-        <w:t>: escritura de contenidos de memoria.</w:t>
+      <w:r>
+        <w:t>writing: escritura de contenidos de memoria.</w:t>
       </w:r>
     </w:p>
     <w:p>
@@ -3316,21 +3221,8 @@
           <w:numId w:val="10"/>
         </w:numPr>
       </w:pPr>
-      <w:proofErr w:type="spellStart"/>
-      <w:r>
-        <w:t>analysis</w:t>
-      </w:r>
-      <w:proofErr w:type="spellEnd"/>
-      <w:r>
-        <w:t xml:space="preserve">: análisis exploratorio, correlaciones, </w:t>
-      </w:r>
-      <w:proofErr w:type="spellStart"/>
-      <w:r>
-        <w:t>outliers</w:t>
-      </w:r>
-      <w:proofErr w:type="spellEnd"/>
-      <w:r>
-        <w:t>.</w:t>
+      <w:r>
+        <w:t>analysis: análisis exploratorio, correlaciones, outliers.</w:t>
       </w:r>
     </w:p>
     <w:p>
@@ -3351,13 +3243,8 @@
           <w:numId w:val="10"/>
         </w:numPr>
       </w:pPr>
-      <w:proofErr w:type="spellStart"/>
-      <w:r>
-        <w:t>modeling</w:t>
-      </w:r>
-      <w:proofErr w:type="spellEnd"/>
-      <w:r>
-        <w:t>: tareas de desarrollo y validación del modelo.</w:t>
+      <w:r>
+        <w:t>modeling: tareas de desarrollo y validación del modelo.</w:t>
       </w:r>
     </w:p>
     <w:p>
@@ -3367,13 +3254,8 @@
           <w:numId w:val="10"/>
         </w:numPr>
       </w:pPr>
-      <w:proofErr w:type="spellStart"/>
-      <w:r>
-        <w:t>urgent</w:t>
-      </w:r>
-      <w:proofErr w:type="spellEnd"/>
-      <w:r>
-        <w:t>: tareas prioritarias.</w:t>
+      <w:r>
+        <w:t>urgent: tareas prioritarias.</w:t>
       </w:r>
     </w:p>
     <w:p>
@@ -3394,29 +3276,8 @@
           <w:numId w:val="10"/>
         </w:numPr>
       </w:pPr>
-      <w:proofErr w:type="spellStart"/>
-      <w:r>
-        <w:t>good</w:t>
-      </w:r>
-      <w:proofErr w:type="spellEnd"/>
-      <w:r>
-        <w:t xml:space="preserve"> </w:t>
-      </w:r>
-      <w:proofErr w:type="spellStart"/>
-      <w:r>
-        <w:t>first</w:t>
-      </w:r>
-      <w:proofErr w:type="spellEnd"/>
-      <w:r>
-        <w:t xml:space="preserve"> </w:t>
-      </w:r>
-      <w:proofErr w:type="spellStart"/>
-      <w:r>
-        <w:t>issue</w:t>
-      </w:r>
-      <w:proofErr w:type="spellEnd"/>
-      <w:r>
-        <w:t>: tareas iniciales adecuadas para comenzar el trabajo.</w:t>
+      <w:r>
+        <w:t>good first issue: tareas iniciales adecuadas para comenzar el trabajo.</w:t>
       </w:r>
     </w:p>
     <w:p>
@@ -3464,31 +3325,7 @@
         <w:jc w:val="both"/>
       </w:pPr>
       <w:r>
-        <w:t xml:space="preserve">Inicialmente, el proyecto seguía un enfoque distinto centrado en la combinación de datos del O2Ring con </w:t>
-      </w:r>
-      <w:proofErr w:type="gramStart"/>
-      <w:r>
-        <w:t>el test</w:t>
-      </w:r>
-      <w:proofErr w:type="gramEnd"/>
-      <w:r>
-        <w:t xml:space="preserve"> de Pittsburgh. Sin embargo, tras una fase de evaluación de viabilidad y revisión bibliográfica, se decidió redirigir el TFG hacia el uso de un </w:t>
-      </w:r>
-      <w:proofErr w:type="spellStart"/>
-      <w:r>
-        <w:t>dataset</w:t>
-      </w:r>
-      <w:proofErr w:type="spellEnd"/>
-      <w:r>
-        <w:t xml:space="preserve"> clínico estructurado, accesible y de mayor representatividad, lo que implicó la redefinición de </w:t>
-      </w:r>
-      <w:proofErr w:type="spellStart"/>
-      <w:r>
-        <w:t>milestones</w:t>
-      </w:r>
-      <w:proofErr w:type="spellEnd"/>
-      <w:r>
-        <w:t xml:space="preserve"> y tareas a mitad del proyecto</w:t>
+        <w:t>Inicialmente, el proyecto seguía un enfoque distinto centrado en la combinación de datos del O2Ring con el test de Pittsburgh. Sin embargo, tras una fase de evaluación de viabilidad y revisión bibliográfica, se decidió redirigir el TFG hacia el uso de un dataset clínico estructurado, accesible y de mayor representatividad, lo que implicó la redefinición de milestones y tareas a mitad del proyecto</w:t>
       </w:r>
       <w:r>
         <w:t>.</w:t>
@@ -3503,7 +3340,7 @@
           <w:noProof/>
         </w:rPr>
         <w:drawing>
-          <wp:anchor distT="0" distB="0" distL="114300" distR="114300" simplePos="0" relativeHeight="251658240" behindDoc="0" locked="0" layoutInCell="1" allowOverlap="1" wp14:anchorId="6E5ADE5A" wp14:editId="047EFA86">
+          <wp:anchor distT="0" distB="0" distL="114300" distR="114300" simplePos="0" relativeHeight="251658240" behindDoc="0" locked="0" layoutInCell="1" allowOverlap="1" wp14:anchorId="6E5ADE5A" wp14:editId="29A32F3A">
             <wp:simplePos x="0" y="0"/>
             <wp:positionH relativeFrom="column">
               <wp:posOffset>-403225</wp:posOffset>
@@ -3600,15 +3437,7 @@
         <w:jc w:val="both"/>
       </w:pPr>
       <w:r>
-        <w:t xml:space="preserve">El coste personal representa el valor de la dedicación profesional invertida durante todas las fases del TFG: investigación, análisis de datos, implementación de modelos de machine </w:t>
-      </w:r>
-      <w:proofErr w:type="spellStart"/>
-      <w:r>
-        <w:t>learning</w:t>
-      </w:r>
-      <w:proofErr w:type="spellEnd"/>
-      <w:r>
-        <w:t>, desarrollo de una aplicación interactiva, generación de informes explicativos y documentación técnica.</w:t>
+        <w:t>El coste personal representa el valor de la dedicación profesional invertida durante todas las fases del TFG: investigación, análisis de datos, implementación de modelos de machine learning, desarrollo de una aplicación interactiva, generación de informes explicativos y documentación técnica.</w:t>
       </w:r>
     </w:p>
     <w:p>
@@ -3805,13 +3634,8 @@
             <w:pPr>
               <w:jc w:val="both"/>
             </w:pPr>
-            <w:proofErr w:type="gramStart"/>
-            <w:r>
-              <w:t>Total</w:t>
-            </w:r>
-            <w:proofErr w:type="gramEnd"/>
-            <w:r>
-              <w:t xml:space="preserve"> de horas estimadas</w:t>
+            <w:r>
+              <w:t>Total de horas estimadas</w:t>
             </w:r>
           </w:p>
         </w:tc>
@@ -3893,31 +3717,7 @@
         <w:jc w:val="both"/>
       </w:pPr>
       <w:r>
-        <w:t xml:space="preserve">Durante el desarrollo del TFG se ha trabajado con software de código abierto y gratuito, como Python, </w:t>
-      </w:r>
-      <w:proofErr w:type="spellStart"/>
-      <w:r>
-        <w:t>Jupyter</w:t>
-      </w:r>
-      <w:proofErr w:type="spellEnd"/>
-      <w:r>
-        <w:t xml:space="preserve"> Notebook, </w:t>
-      </w:r>
-      <w:proofErr w:type="spellStart"/>
-      <w:r>
-        <w:t>Streamlit</w:t>
-      </w:r>
-      <w:proofErr w:type="spellEnd"/>
-      <w:r>
-        <w:t xml:space="preserve">, </w:t>
-      </w:r>
-      <w:proofErr w:type="spellStart"/>
-      <w:r>
-        <w:t>Scikit-learn</w:t>
-      </w:r>
-      <w:proofErr w:type="spellEnd"/>
-      <w:r>
-        <w:t xml:space="preserve"> o GitHub, lo que ha permitido eliminar cualquier coste asociado a licencias comerciales. Aun así, se consideran los siguientes elementos:</w:t>
+        <w:t>Durante el desarrollo del TFG se ha trabajado con software de código abierto y gratuito, como Python, Jupyter Notebook, Streamlit, Scikit-learn o GitHub, lo que ha permitido eliminar cualquier coste asociado a licencias comerciales. Aun así, se consideran los siguientes elementos:</w:t>
       </w:r>
     </w:p>
     <w:p>
@@ -3971,15 +3771,7 @@
         <w:t>dispositivo biométrico O2Ring</w:t>
       </w:r>
       <w:r>
-        <w:t xml:space="preserve"> de </w:t>
-      </w:r>
-      <w:proofErr w:type="spellStart"/>
-      <w:r>
-        <w:t>Viatom</w:t>
-      </w:r>
-      <w:proofErr w:type="spellEnd"/>
-      <w:r>
-        <w:t>, cedido temporalmente para la validación externa del modelo. Aunque fue prestado, su valor estimado se incluye a efectos de evaluación global.</w:t>
+        <w:t xml:space="preserve"> de Viatom, cedido temporalmente para la validación externa del modelo. Aunque fue prestado, su valor estimado se incluye a efectos de evaluación global.</w:t>
       </w:r>
     </w:p>
     <w:tbl>
@@ -4066,15 +3858,7 @@
               <w:jc w:val="both"/>
             </w:pPr>
             <w:r>
-              <w:t xml:space="preserve">Ordenador Lenovo </w:t>
-            </w:r>
-            <w:proofErr w:type="spellStart"/>
-            <w:r>
-              <w:t>ThinkBook</w:t>
-            </w:r>
-            <w:proofErr w:type="spellEnd"/>
-            <w:r>
-              <w:t xml:space="preserve"> 15-IIL</w:t>
+              <w:t>Ordenador Lenovo ThinkBook 15-IIL</w:t>
             </w:r>
           </w:p>
         </w:tc>
@@ -4144,23 +3928,7 @@
               <w:jc w:val="both"/>
             </w:pPr>
             <w:r>
-              <w:t xml:space="preserve">Software (Python, </w:t>
-            </w:r>
-            <w:proofErr w:type="spellStart"/>
-            <w:r>
-              <w:t>Streamlit</w:t>
-            </w:r>
-            <w:proofErr w:type="spellEnd"/>
-            <w:r>
-              <w:t xml:space="preserve">, </w:t>
-            </w:r>
-            <w:proofErr w:type="spellStart"/>
-            <w:r>
-              <w:t>Scikit-learn</w:t>
-            </w:r>
-            <w:proofErr w:type="spellEnd"/>
-            <w:r>
-              <w:t>...)</w:t>
+              <w:t>Software (Python, Streamlit, Scikit-learn...)</w:t>
             </w:r>
           </w:p>
         </w:tc>
@@ -4195,15 +3963,7 @@
               <w:jc w:val="both"/>
             </w:pPr>
             <w:r>
-              <w:t xml:space="preserve">GitHub, </w:t>
-            </w:r>
-            <w:proofErr w:type="spellStart"/>
-            <w:r>
-              <w:t>Kaggle</w:t>
-            </w:r>
-            <w:proofErr w:type="spellEnd"/>
-            <w:r>
-              <w:t>, otras herramientas online</w:t>
+              <w:t>GitHub, Kaggle, otras herramientas online</w:t>
             </w:r>
           </w:p>
         </w:tc>
@@ -4237,21 +3997,12 @@
             <w:pPr>
               <w:jc w:val="both"/>
             </w:pPr>
-            <w:proofErr w:type="gramStart"/>
             <w:r>
               <w:rPr>
                 <w:b/>
                 <w:bCs/>
               </w:rPr>
-              <w:t>Total</w:t>
-            </w:r>
-            <w:proofErr w:type="gramEnd"/>
-            <w:r>
-              <w:rPr>
-                <w:b/>
-                <w:bCs/>
-              </w:rPr>
-              <w:t xml:space="preserve"> costes materiales</w:t>
+              <w:t>Total costes materiales</w:t>
             </w:r>
           </w:p>
         </w:tc>
@@ -4518,15 +4269,7 @@
         <w:t>cribado inicial de trastornos del sueño</w:t>
       </w:r>
       <w:r>
-        <w:t xml:space="preserve"> en consultas médicas, clínicas del sueño o incluso como </w:t>
-      </w:r>
-      <w:proofErr w:type="gramStart"/>
-      <w:r>
-        <w:t>app</w:t>
-      </w:r>
-      <w:proofErr w:type="gramEnd"/>
-      <w:r>
-        <w:t xml:space="preserve"> de uso personal en contextos de salud digital.</w:t>
+        <w:t xml:space="preserve"> en consultas médicas, clínicas del sueño o incluso como app de uso personal en contextos de salud digital.</w:t>
       </w:r>
     </w:p>
     <w:p>
@@ -4848,15 +4591,7 @@
         <w:jc w:val="both"/>
       </w:pPr>
       <w:r>
-        <w:t xml:space="preserve">En paralelo, podrían contemplarse otros modelos de explotación: uso </w:t>
-      </w:r>
-      <w:proofErr w:type="spellStart"/>
-      <w:r>
-        <w:t>freemium</w:t>
-      </w:r>
-      <w:proofErr w:type="spellEnd"/>
-      <w:r>
-        <w:t xml:space="preserve"> orientado a usuarios particulares, integración en programas de prevención de salud pública, o despliegue en plataformas institucionales sin ánimo de lucro, lo que permitiría adaptar la estrategia según el contexto de aplicación.</w:t>
+        <w:t>En paralelo, podrían contemplarse otros modelos de explotación: uso freemium orientado a usuarios particulares, integración en programas de prevención de salud pública, o despliegue en plataformas institucionales sin ánimo de lucro, lo que permitiría adaptar la estrategia según el contexto de aplicación.</w:t>
       </w:r>
     </w:p>
     <w:p>
@@ -4982,13 +4717,8 @@
               <w:jc w:val="center"/>
             </w:pPr>
             <w:r>
-              <w:t xml:space="preserve">PSF </w:t>
-            </w:r>
-            <w:proofErr w:type="spellStart"/>
-            <w:r>
-              <w:t>License</w:t>
-            </w:r>
-            <w:proofErr w:type="spellEnd"/>
+              <w:t>PSF License</w:t>
+            </w:r>
           </w:p>
         </w:tc>
       </w:tr>
@@ -5001,11 +4731,9 @@
             <w:pPr>
               <w:jc w:val="center"/>
             </w:pPr>
-            <w:proofErr w:type="spellStart"/>
             <w:r>
               <w:t>Streamlit</w:t>
             </w:r>
-            <w:proofErr w:type="spellEnd"/>
           </w:p>
         </w:tc>
         <w:tc>
@@ -5017,15 +4745,7 @@
               <w:jc w:val="center"/>
             </w:pPr>
             <w:r>
-              <w:t xml:space="preserve">Apache </w:t>
-            </w:r>
-            <w:proofErr w:type="spellStart"/>
-            <w:r>
-              <w:t>License</w:t>
-            </w:r>
-            <w:proofErr w:type="spellEnd"/>
-            <w:r>
-              <w:t xml:space="preserve"> </w:t>
+              <w:t xml:space="preserve">Apache License </w:t>
             </w:r>
             <w:r>
               <w:t>2.0</w:t>
@@ -5042,11 +4762,9 @@
             <w:pPr>
               <w:jc w:val="center"/>
             </w:pPr>
-            <w:proofErr w:type="spellStart"/>
             <w:r>
               <w:t>Scikit-learn</w:t>
             </w:r>
-            <w:proofErr w:type="spellEnd"/>
           </w:p>
         </w:tc>
         <w:tc>
@@ -5058,13 +4776,8 @@
               <w:jc w:val="center"/>
             </w:pPr>
             <w:r>
-              <w:t xml:space="preserve">BSD </w:t>
-            </w:r>
-            <w:proofErr w:type="spellStart"/>
-            <w:r>
-              <w:t>License</w:t>
-            </w:r>
-            <w:proofErr w:type="spellEnd"/>
+              <w:t>BSD License</w:t>
+            </w:r>
           </w:p>
         </w:tc>
       </w:tr>
@@ -5078,24 +4791,11 @@
               <w:jc w:val="center"/>
             </w:pPr>
             <w:r>
-              <w:t xml:space="preserve">Pandas, </w:t>
-            </w:r>
-            <w:proofErr w:type="spellStart"/>
-            <w:r>
-              <w:t>numpy</w:t>
-            </w:r>
-            <w:proofErr w:type="spellEnd"/>
-            <w:r>
-              <w:t xml:space="preserve">, </w:t>
-            </w:r>
-            <w:proofErr w:type="spellStart"/>
-            <w:r>
-              <w:t>mat</w:t>
+              <w:t>Pandas, numpy, mat</w:t>
             </w:r>
             <w:r>
               <w:t>plotlib</w:t>
             </w:r>
-            <w:proofErr w:type="spellEnd"/>
           </w:p>
         </w:tc>
         <w:tc>
@@ -5111,13 +4811,8 @@
               </w:rPr>
             </w:pPr>
             <w:r>
-              <w:t xml:space="preserve">BSD </w:t>
-            </w:r>
-            <w:proofErr w:type="spellStart"/>
-            <w:r>
-              <w:t>License</w:t>
-            </w:r>
-            <w:proofErr w:type="spellEnd"/>
+              <w:t>BSD License</w:t>
+            </w:r>
           </w:p>
         </w:tc>
       </w:tr>
@@ -5148,13 +4843,8 @@
               </w:rPr>
             </w:pPr>
             <w:r>
-              <w:t xml:space="preserve">MIT </w:t>
-            </w:r>
-            <w:proofErr w:type="spellStart"/>
-            <w:r>
-              <w:t>License</w:t>
-            </w:r>
-            <w:proofErr w:type="spellEnd"/>
+              <w:t>MIT License</w:t>
+            </w:r>
           </w:p>
         </w:tc>
       </w:tr>
@@ -5167,11 +4857,9 @@
             <w:pPr>
               <w:jc w:val="center"/>
             </w:pPr>
-            <w:proofErr w:type="spellStart"/>
             <w:r>
               <w:t>qrcode</w:t>
             </w:r>
-            <w:proofErr w:type="spellEnd"/>
           </w:p>
         </w:tc>
         <w:tc>
@@ -5183,13 +4871,8 @@
               <w:jc w:val="center"/>
             </w:pPr>
             <w:r>
-              <w:t xml:space="preserve">MIT </w:t>
-            </w:r>
-            <w:proofErr w:type="spellStart"/>
-            <w:r>
-              <w:t>License</w:t>
-            </w:r>
-            <w:proofErr w:type="spellEnd"/>
+              <w:t>MIT License</w:t>
+            </w:r>
           </w:p>
         </w:tc>
       </w:tr>
@@ -5447,15 +5130,7 @@
         <w:jc w:val="both"/>
       </w:pPr>
       <w:r>
-        <w:t xml:space="preserve">Acceso a internet para carga de dependencias y acceso web si se despliega en </w:t>
-      </w:r>
-      <w:proofErr w:type="spellStart"/>
-      <w:r>
-        <w:t>Streamlit</w:t>
-      </w:r>
-      <w:proofErr w:type="spellEnd"/>
-      <w:r>
-        <w:t xml:space="preserve"> Cloud.</w:t>
+        <w:t>Acceso a internet para carga de dependencias y acceso web si se despliega en Streamlit Cloud.</w:t>
       </w:r>
     </w:p>
     <w:p>
@@ -5527,11 +5202,9 @@
         </w:numPr>
         <w:jc w:val="both"/>
       </w:pPr>
-      <w:proofErr w:type="spellStart"/>
       <w:r>
         <w:t>streamlit</w:t>
       </w:r>
-      <w:proofErr w:type="spellEnd"/>
     </w:p>
     <w:p>
       <w:pPr>
@@ -5553,11 +5226,9 @@
         </w:numPr>
         <w:jc w:val="both"/>
       </w:pPr>
-      <w:proofErr w:type="spellStart"/>
       <w:r>
         <w:t>numpy</w:t>
       </w:r>
-      <w:proofErr w:type="spellEnd"/>
     </w:p>
     <w:p>
       <w:pPr>
@@ -5567,11 +5238,9 @@
         </w:numPr>
         <w:jc w:val="both"/>
       </w:pPr>
-      <w:proofErr w:type="spellStart"/>
       <w:r>
         <w:t>scikit-learn</w:t>
       </w:r>
-      <w:proofErr w:type="spellEnd"/>
     </w:p>
     <w:p>
       <w:pPr>
@@ -5581,11 +5250,9 @@
         </w:numPr>
         <w:jc w:val="both"/>
       </w:pPr>
-      <w:proofErr w:type="spellStart"/>
       <w:r>
         <w:t>joblib</w:t>
       </w:r>
-      <w:proofErr w:type="spellEnd"/>
     </w:p>
     <w:p>
       <w:pPr>
@@ -5595,11 +5262,9 @@
         </w:numPr>
         <w:jc w:val="both"/>
       </w:pPr>
-      <w:proofErr w:type="spellStart"/>
       <w:r>
         <w:t>shap</w:t>
       </w:r>
-      <w:proofErr w:type="spellEnd"/>
     </w:p>
     <w:p>
       <w:pPr>
@@ -5609,11 +5274,9 @@
         </w:numPr>
         <w:jc w:val="both"/>
       </w:pPr>
-      <w:proofErr w:type="spellStart"/>
       <w:r>
         <w:t>matplotlib</w:t>
       </w:r>
-      <w:proofErr w:type="spellEnd"/>
     </w:p>
     <w:p>
       <w:pPr>
@@ -5623,11 +5286,9 @@
         </w:numPr>
         <w:jc w:val="both"/>
       </w:pPr>
-      <w:proofErr w:type="spellStart"/>
       <w:r>
         <w:t>qrcode</w:t>
       </w:r>
-      <w:proofErr w:type="spellEnd"/>
     </w:p>
     <w:p>
       <w:pPr>
@@ -5682,13 +5343,8 @@
         <w:ind w:firstLine="360"/>
         <w:jc w:val="both"/>
       </w:pPr>
-      <w:proofErr w:type="spellStart"/>
-      <w:r>
-        <w:t>git</w:t>
-      </w:r>
-      <w:proofErr w:type="spellEnd"/>
-      <w:r>
-        <w:t xml:space="preserve"> clone https://github.com/usuario/repositorio-tfg.git</w:t>
+      <w:r>
+        <w:t>git clone https://github.com/usuario/repositorio-tfg.git</w:t>
       </w:r>
     </w:p>
     <w:p>
@@ -5697,13 +5353,8 @@
         <w:jc w:val="both"/>
       </w:pPr>
       <w:r>
-        <w:t>cd repositorio-</w:t>
-      </w:r>
-      <w:proofErr w:type="spellStart"/>
-      <w:r>
-        <w:t>tfg</w:t>
-      </w:r>
-      <w:proofErr w:type="spellEnd"/>
+        <w:t>cd repositorio-tfg</w:t>
+      </w:r>
     </w:p>
     <w:p>
       <w:pPr>
@@ -5721,15 +5372,7 @@
         <w:t>Instalar las dependencias</w:t>
       </w:r>
       <w:r>
-        <w:t xml:space="preserve">: Asegurarse de tener </w:t>
-      </w:r>
-      <w:proofErr w:type="spellStart"/>
-      <w:r>
-        <w:t>pip</w:t>
-      </w:r>
-      <w:proofErr w:type="spellEnd"/>
-      <w:r>
-        <w:t xml:space="preserve"> actualizado. Luego:</w:t>
+        <w:t>: Asegurarse de tener pip actualizado. Luego:</w:t>
       </w:r>
     </w:p>
     <w:p>
@@ -5771,13 +5414,8 @@
         <w:ind w:firstLine="360"/>
         <w:jc w:val="both"/>
       </w:pPr>
-      <w:proofErr w:type="spellStart"/>
-      <w:r>
-        <w:t>streamlit</w:t>
-      </w:r>
-      <w:proofErr w:type="spellEnd"/>
-      <w:r>
-        <w:t xml:space="preserve"> run app/appTFG3.py</w:t>
+      <w:r>
+        <w:t>streamlit run app/appTFG3.py</w:t>
       </w:r>
     </w:p>
     <w:p>
@@ -5867,16 +5505,7 @@
         <w:spacing w:line="276" w:lineRule="auto"/>
       </w:pPr>
       <w:r>
-        <w:t>Pulsar el botón “</w:t>
-      </w:r>
-      <w:r>
-        <w:rPr>
-          <w:rFonts w:ascii="Segoe UI Emoji" w:hAnsi="Segoe UI Emoji" w:cs="Segoe UI Emoji"/>
-        </w:rPr>
-        <w:t>🔄</w:t>
-      </w:r>
-      <w:r>
-        <w:t xml:space="preserve"> Realizar predicción”.</w:t>
+        <w:t>Pulsar el botón “ Realizar predicción”.</w:t>
       </w:r>
     </w:p>
     <w:p>
@@ -6036,25 +5665,12 @@
         <w:t>ó</w:t>
       </w:r>
       <w:r>
-        <w:t xml:space="preserve">n </w:t>
-      </w:r>
-      <w:proofErr w:type="spellStart"/>
-      <w:r>
-        <w:t>Streamlit</w:t>
-      </w:r>
-      <w:proofErr w:type="spellEnd"/>
-    </w:p>
-    <w:p>
-      <w:r>
-        <w:t xml:space="preserve">│   └── appTFG3.py              # Script principal de la </w:t>
-      </w:r>
-      <w:proofErr w:type="gramStart"/>
-      <w:r>
-        <w:t>app</w:t>
-      </w:r>
-      <w:proofErr w:type="gramEnd"/>
-      <w:r>
-        <w:t xml:space="preserve"> web</w:t>
+        <w:t>n Streamlit</w:t>
+      </w:r>
+    </w:p>
+    <w:p>
+      <w:r>
+        <w:t>│   └── appTFG3.py              # Script principal de la app web</w:t>
       </w:r>
     </w:p>
     <w:p>
@@ -6090,15 +5706,7 @@
     </w:p>
     <w:p>
       <w:r>
-        <w:t xml:space="preserve">│   └── dataset.csv             # </w:t>
-      </w:r>
-      <w:proofErr w:type="spellStart"/>
-      <w:r>
-        <w:t>Dataset</w:t>
-      </w:r>
-      <w:proofErr w:type="spellEnd"/>
-      <w:r>
-        <w:t xml:space="preserve"> original (sin datos personales reales)</w:t>
+        <w:t>│   └── dataset.csv             # Dataset original (sin datos personales reales)</w:t>
       </w:r>
     </w:p>
     <w:p>
@@ -6134,13 +5742,8 @@
     </w:p>
     <w:p>
       <w:r>
-        <w:t xml:space="preserve">│   └── </w:t>
-      </w:r>
-      <w:proofErr w:type="spellStart"/>
-      <w:r>
-        <w:t>modelo_random_forest_balanceado_calibrado.pkl</w:t>
-      </w:r>
-      <w:proofErr w:type="spellEnd"/>
+        <w:t>│   └── modelo_random_forest_balanceado_calibrado.pkl</w:t>
+      </w:r>
     </w:p>
     <w:p>
       <w:r>
@@ -6227,21 +5830,8 @@
     </w:p>
     <w:p>
       <w:r>
-        <w:t xml:space="preserve">└── informes/                   # </w:t>
-      </w:r>
-      <w:proofErr w:type="spellStart"/>
-      <w:r>
-        <w:t>PDFs</w:t>
-      </w:r>
-      <w:proofErr w:type="spellEnd"/>
-      <w:r>
-        <w:t xml:space="preserve"> generados desde la </w:t>
-      </w:r>
-      <w:proofErr w:type="gramStart"/>
-      <w:r>
-        <w:t>app</w:t>
-      </w:r>
-      <w:proofErr w:type="gramEnd"/>
+        <w:t>└── informes/                   # PDFs generados desde la app</w:t>
+      </w:r>
     </w:p>
     <w:p/>
     <w:p>
@@ -6293,13 +5883,8 @@
         <w:t xml:space="preserve"> desde </w:t>
       </w:r>
       <w:r>
-        <w:t xml:space="preserve">archivo. </w:t>
-      </w:r>
-      <w:proofErr w:type="spellStart"/>
-      <w:r>
-        <w:t>pkl</w:t>
-      </w:r>
-      <w:proofErr w:type="spellEnd"/>
+        <w:t>archivo. pkl</w:t>
+      </w:r>
       <w:r>
         <w:t>.</w:t>
       </w:r>
@@ -6466,17 +6051,7 @@
         <w:jc w:val="both"/>
       </w:pPr>
       <w:r>
-        <w:t xml:space="preserve">Exportarlo con </w:t>
-      </w:r>
-      <w:proofErr w:type="spellStart"/>
-      <w:proofErr w:type="gramStart"/>
-      <w:r>
-        <w:t>joblib.dump</w:t>
-      </w:r>
-      <w:proofErr w:type="spellEnd"/>
-      <w:proofErr w:type="gramEnd"/>
-      <w:r>
-        <w:t>().</w:t>
+        <w:t>Exportarlo con joblib.dump().</w:t>
       </w:r>
     </w:p>
     <w:p>
@@ -6519,15 +6094,7 @@
         <w:jc w:val="both"/>
       </w:pPr>
       <w:r>
-        <w:t xml:space="preserve">Modificar el formulario de entrada en </w:t>
-      </w:r>
-      <w:proofErr w:type="spellStart"/>
-      <w:r>
-        <w:t>Streamlit</w:t>
-      </w:r>
-      <w:proofErr w:type="spellEnd"/>
-      <w:r>
-        <w:t>.</w:t>
+        <w:t>Modificar el formulario de entrada en Streamlit.</w:t>
       </w:r>
     </w:p>
     <w:p>
@@ -6551,15 +6118,7 @@
         <w:jc w:val="both"/>
       </w:pPr>
       <w:r>
-        <w:t xml:space="preserve">Adaptar la estructura del </w:t>
-      </w:r>
-      <w:proofErr w:type="spellStart"/>
-      <w:r>
-        <w:t>DataFrame</w:t>
-      </w:r>
-      <w:proofErr w:type="spellEnd"/>
-      <w:r>
-        <w:t xml:space="preserve"> antes de pasar los datos al modelo.</w:t>
+        <w:t>Adaptar la estructura del DataFrame antes de pasar los datos al modelo.</w:t>
       </w:r>
     </w:p>
     <w:p>
@@ -6575,17 +6134,8 @@
           <w:b/>
           <w:bCs/>
         </w:rPr>
-        <w:t xml:space="preserve">Cambiar el diseño visual de la </w:t>
-      </w:r>
-      <w:proofErr w:type="gramStart"/>
-      <w:r>
-        <w:rPr>
-          <w:b/>
-          <w:bCs/>
-        </w:rPr>
-        <w:t>app</w:t>
-      </w:r>
-      <w:proofErr w:type="gramEnd"/>
+        <w:t>Cambiar el diseño visual de la app</w:t>
+      </w:r>
       <w:r>
         <w:t>:</w:t>
       </w:r>
@@ -6599,33 +6149,7 @@
         <w:jc w:val="both"/>
       </w:pPr>
       <w:r>
-        <w:t xml:space="preserve">Utilizar componentes de </w:t>
-      </w:r>
-      <w:proofErr w:type="spellStart"/>
-      <w:r>
-        <w:t>Streamlit</w:t>
-      </w:r>
-      <w:proofErr w:type="spellEnd"/>
-      <w:r>
-        <w:t xml:space="preserve"> o librerías externas como </w:t>
-      </w:r>
-      <w:proofErr w:type="spellStart"/>
-      <w:r>
-        <w:t>streamlit_option_menu</w:t>
-      </w:r>
-      <w:proofErr w:type="spellEnd"/>
-      <w:r>
-        <w:t xml:space="preserve">, </w:t>
-      </w:r>
-      <w:proofErr w:type="spellStart"/>
-      <w:proofErr w:type="gramStart"/>
-      <w:r>
-        <w:t>st.markdown</w:t>
-      </w:r>
-      <w:proofErr w:type="spellEnd"/>
-      <w:proofErr w:type="gramEnd"/>
-      <w:r>
-        <w:t>() para HTML personalizado, etc.</w:t>
+        <w:t>Utilizar componentes de Streamlit o librerías externas como streamlit_option_menu, st.markdown() para HTML personalizado, etc.</w:t>
       </w:r>
     </w:p>
     <w:p>
@@ -6645,40 +6169,469 @@
           <w:bCs/>
           <w:color w:val="FF0000"/>
         </w:rPr>
-        <w:t xml:space="preserve">Desplegar la </w:t>
-      </w:r>
-      <w:proofErr w:type="gramStart"/>
+        <w:t>Desplegar la app en la nube</w:t>
+      </w:r>
+      <w:r>
+        <w:rPr>
+          <w:color w:val="FF0000"/>
+        </w:rPr>
+        <w:t>:</w:t>
+      </w:r>
+    </w:p>
+    <w:p>
+      <w:pPr>
+        <w:numPr>
+          <w:ilvl w:val="1"/>
+          <w:numId w:val="13"/>
+        </w:numPr>
+        <w:jc w:val="both"/>
+        <w:rPr>
+          <w:color w:val="FF0000"/>
+        </w:rPr>
+      </w:pPr>
+      <w:r>
+        <w:rPr>
+          <w:color w:val="FF0000"/>
+        </w:rPr>
+        <w:t>Crear cuenta en https://streamlit.io/cloud</w:t>
+      </w:r>
+    </w:p>
+    <w:p>
+      <w:pPr>
+        <w:numPr>
+          <w:ilvl w:val="1"/>
+          <w:numId w:val="13"/>
+        </w:numPr>
+        <w:jc w:val="both"/>
+        <w:rPr>
+          <w:color w:val="FF0000"/>
+        </w:rPr>
+      </w:pPr>
+      <w:r>
+        <w:rPr>
+          <w:color w:val="FF0000"/>
+        </w:rPr>
+        <w:t>Subir el repositorio.</w:t>
+      </w:r>
+    </w:p>
+    <w:p>
+      <w:pPr>
+        <w:numPr>
+          <w:ilvl w:val="1"/>
+          <w:numId w:val="13"/>
+        </w:numPr>
+        <w:jc w:val="both"/>
+        <w:rPr>
+          <w:color w:val="FF0000"/>
+        </w:rPr>
+      </w:pPr>
+      <w:r>
+        <w:rPr>
+          <w:color w:val="FF0000"/>
+        </w:rPr>
+        <w:t>Configurar requirements.txt y app/appTFG3.py como entrypoint.</w:t>
+      </w:r>
+    </w:p>
+    <w:p>
+      <w:pPr>
+        <w:jc w:val="both"/>
+      </w:pPr>
+      <w:r>
+        <w:t xml:space="preserve">Se recomienda mantener los commits bien documentados y usar </w:t>
+      </w:r>
+      <w:r>
+        <w:rPr>
+          <w:i/>
+          <w:iCs/>
+        </w:rPr>
+        <w:t>branches</w:t>
+      </w:r>
+      <w:r>
+        <w:t xml:space="preserve"> para pruebas o funcionalidades nuevas.</w:t>
+      </w:r>
+    </w:p>
+    <w:p>
+      <w:pPr>
+        <w:jc w:val="both"/>
+      </w:pPr>
+    </w:p>
+    <w:p>
+      <w:pPr>
+        <w:pStyle w:val="Ttulo1"/>
+      </w:pPr>
+      <w:bookmarkStart w:id="13" w:name="_Toc196303572"/>
+      <w:r>
+        <w:lastRenderedPageBreak/>
+        <w:t>Anexo D</w:t>
+      </w:r>
+      <w:r>
+        <w:t xml:space="preserve"> – </w:t>
+      </w:r>
+      <w:r>
+        <w:t>Descr</w:t>
+      </w:r>
+      <w:r>
+        <w:t>i</w:t>
+      </w:r>
+      <w:r>
+        <w:t>pción de</w:t>
+      </w:r>
+      <w:r>
+        <w:t xml:space="preserve"> adquisición </w:t>
+      </w:r>
+      <w:r>
+        <w:t xml:space="preserve">y tratamiento </w:t>
+      </w:r>
+      <w:r>
+        <w:t>de datos</w:t>
+      </w:r>
+      <w:bookmarkEnd w:id="13"/>
+    </w:p>
+    <w:p>
+      <w:pPr>
+        <w:pStyle w:val="Ttulo2"/>
+      </w:pPr>
+      <w:bookmarkStart w:id="14" w:name="_Toc196303573"/>
+      <w:r>
+        <w:t>D.1 Descripción formal de los datos</w:t>
+      </w:r>
+      <w:bookmarkEnd w:id="14"/>
+    </w:p>
+    <w:p>
+      <w:pPr>
+        <w:pStyle w:val="Prrafodelista"/>
+        <w:numPr>
+          <w:ilvl w:val="0"/>
+          <w:numId w:val="14"/>
+        </w:numPr>
+        <w:rPr>
+          <w:highlight w:val="yellow"/>
+        </w:rPr>
+      </w:pPr>
+      <w:r>
+        <w:rPr>
+          <w:highlight w:val="yellow"/>
+        </w:rPr>
+        <w:t>Formato, número de muestras, tipos de variables</w:t>
+      </w:r>
+    </w:p>
+    <w:p>
+      <w:pPr>
+        <w:pStyle w:val="Prrafodelista"/>
+        <w:numPr>
+          <w:ilvl w:val="0"/>
+          <w:numId w:val="14"/>
+        </w:numPr>
+        <w:rPr>
+          <w:highlight w:val="yellow"/>
+        </w:rPr>
+      </w:pPr>
+      <w:r>
+        <w:rPr>
+          <w:highlight w:val="yellow"/>
+        </w:rPr>
+        <w:t>Qué columnas tiene el dataset</w:t>
+      </w:r>
+    </w:p>
+    <w:p>
+      <w:pPr>
+        <w:pStyle w:val="Prrafodelista"/>
+        <w:numPr>
+          <w:ilvl w:val="0"/>
+          <w:numId w:val="14"/>
+        </w:numPr>
+        <w:rPr>
+          <w:highlight w:val="yellow"/>
+        </w:rPr>
+      </w:pPr>
+      <w:r>
+        <w:rPr>
+          <w:highlight w:val="yellow"/>
+        </w:rPr>
+        <w:t>Si hay imágenes, ficheros de texto o bases de datos (en tu caso: un .csv estructurado)</w:t>
+      </w:r>
+    </w:p>
+    <w:p>
+      <w:pPr>
+        <w:rPr>
+          <w:color w:val="FF0000"/>
+        </w:rPr>
+      </w:pPr>
+      <w:r>
+        <w:rPr>
+          <w:color w:val="FF0000"/>
+        </w:rPr>
+        <w:t>El dataset utilizado para el entrenamiento del modelo predictivo ha sido obtenido de la plataforma Kaggle. El fichero original tiene formato .csv (valores separados por comas) y está estructurado como una tabla, donde cada fila representa a una persona y cada columna una variable clínica, demográfica o de estilo de vida.</w:t>
+      </w:r>
+    </w:p>
+    <w:p>
+      <w:pPr>
+        <w:rPr>
+          <w:color w:val="FF0000"/>
+        </w:rPr>
+      </w:pPr>
+      <w:r>
+        <w:rPr>
+          <w:color w:val="FF0000"/>
+        </w:rPr>
+        <w:t xml:space="preserve">El dataset contiene un total de </w:t>
+      </w:r>
       <w:r>
         <w:rPr>
           <w:b/>
           <w:bCs/>
           <w:color w:val="FF0000"/>
         </w:rPr>
-        <w:t>app</w:t>
-      </w:r>
-      <w:proofErr w:type="gramEnd"/>
+        <w:t>1.155 muestras</w:t>
+      </w:r>
+      <w:r>
+        <w:rPr>
+          <w:color w:val="FF0000"/>
+        </w:rPr>
+        <w:t xml:space="preserve"> y </w:t>
+      </w:r>
       <w:r>
         <w:rPr>
           <w:b/>
           <w:bCs/>
           <w:color w:val="FF0000"/>
         </w:rPr>
-        <w:t xml:space="preserve"> en la nube</w:t>
+        <w:t>12 variables</w:t>
       </w:r>
       <w:r>
         <w:rPr>
           <w:color w:val="FF0000"/>
         </w:rPr>
-        <w:t>:</w:t>
+        <w:t>, incluyendo la variable objetivo a predecir. Las variables incluidas son las siguientes:</w:t>
+      </w:r>
+    </w:p>
+    <w:p>
+      <w:pPr>
+        <w:numPr>
+          <w:ilvl w:val="0"/>
+          <w:numId w:val="16"/>
+        </w:numPr>
+        <w:rPr>
+          <w:color w:val="FF0000"/>
+        </w:rPr>
+      </w:pPr>
+      <w:r>
+        <w:rPr>
+          <w:color w:val="FF0000"/>
+        </w:rPr>
+        <w:t>Person ID: Identificador anónimo de cada persona</w:t>
+      </w:r>
+    </w:p>
+    <w:p>
+      <w:pPr>
+        <w:numPr>
+          <w:ilvl w:val="0"/>
+          <w:numId w:val="16"/>
+        </w:numPr>
+        <w:rPr>
+          <w:color w:val="FF0000"/>
+        </w:rPr>
+      </w:pPr>
+      <w:r>
+        <w:rPr>
+          <w:color w:val="FF0000"/>
+        </w:rPr>
+        <w:t>Gender: Sexo (Male/Female)</w:t>
+      </w:r>
+    </w:p>
+    <w:p>
+      <w:pPr>
+        <w:numPr>
+          <w:ilvl w:val="0"/>
+          <w:numId w:val="16"/>
+        </w:numPr>
+        <w:rPr>
+          <w:color w:val="FF0000"/>
+        </w:rPr>
+      </w:pPr>
+      <w:r>
+        <w:rPr>
+          <w:color w:val="FF0000"/>
+        </w:rPr>
+        <w:t>Age: Edad</w:t>
+      </w:r>
+    </w:p>
+    <w:p>
+      <w:pPr>
+        <w:numPr>
+          <w:ilvl w:val="0"/>
+          <w:numId w:val="16"/>
+        </w:numPr>
+        <w:rPr>
+          <w:color w:val="FF0000"/>
+        </w:rPr>
+      </w:pPr>
+      <w:r>
+        <w:rPr>
+          <w:color w:val="FF0000"/>
+        </w:rPr>
+        <w:t>Occupation: Tipo de ocupación (categoría nominal)</w:t>
+      </w:r>
+    </w:p>
+    <w:p>
+      <w:pPr>
+        <w:numPr>
+          <w:ilvl w:val="0"/>
+          <w:numId w:val="16"/>
+        </w:numPr>
+        <w:rPr>
+          <w:color w:val="FF0000"/>
+        </w:rPr>
+      </w:pPr>
+      <w:r>
+        <w:rPr>
+          <w:color w:val="FF0000"/>
+        </w:rPr>
+        <w:t>Sleep Duration: Duración del sueño (en horas)</w:t>
+      </w:r>
+    </w:p>
+    <w:p>
+      <w:pPr>
+        <w:numPr>
+          <w:ilvl w:val="0"/>
+          <w:numId w:val="16"/>
+        </w:numPr>
+        <w:rPr>
+          <w:color w:val="FF0000"/>
+        </w:rPr>
+      </w:pPr>
+      <w:r>
+        <w:rPr>
+          <w:color w:val="FF0000"/>
+        </w:rPr>
+        <w:t>Quality of Sleep: Calidad percibida del sueño (escala del 1 al 10)</w:t>
+      </w:r>
+    </w:p>
+    <w:p>
+      <w:pPr>
+        <w:numPr>
+          <w:ilvl w:val="0"/>
+          <w:numId w:val="16"/>
+        </w:numPr>
+        <w:rPr>
+          <w:color w:val="FF0000"/>
+        </w:rPr>
+      </w:pPr>
+      <w:r>
+        <w:rPr>
+          <w:color w:val="FF0000"/>
+        </w:rPr>
+        <w:t>Physical Activity Level: Nivel de actividad física (0-100)</w:t>
+      </w:r>
+    </w:p>
+    <w:p>
+      <w:pPr>
+        <w:numPr>
+          <w:ilvl w:val="0"/>
+          <w:numId w:val="16"/>
+        </w:numPr>
+        <w:rPr>
+          <w:color w:val="FF0000"/>
+        </w:rPr>
+      </w:pPr>
+      <w:r>
+        <w:rPr>
+          <w:color w:val="FF0000"/>
+        </w:rPr>
+        <w:t>Stress Level: Nivel de estrés (0-10)</w:t>
+      </w:r>
+    </w:p>
+    <w:p>
+      <w:pPr>
+        <w:numPr>
+          <w:ilvl w:val="0"/>
+          <w:numId w:val="16"/>
+        </w:numPr>
+        <w:rPr>
+          <w:color w:val="FF0000"/>
+        </w:rPr>
+      </w:pPr>
+      <w:r>
+        <w:rPr>
+          <w:color w:val="FF0000"/>
+        </w:rPr>
+        <w:t>BMI Category: Categoría de índice de masa corporal (Normal, Overweight, Obese)</w:t>
+      </w:r>
+    </w:p>
+    <w:p>
+      <w:pPr>
+        <w:numPr>
+          <w:ilvl w:val="0"/>
+          <w:numId w:val="16"/>
+        </w:numPr>
+        <w:rPr>
+          <w:color w:val="FF0000"/>
+        </w:rPr>
+      </w:pPr>
+      <w:r>
+        <w:rPr>
+          <w:color w:val="FF0000"/>
+        </w:rPr>
+        <w:t>Blood Pressure: Presión arterial (texto con dos valores: sistólica y diastólica)</w:t>
+      </w:r>
+    </w:p>
+    <w:p>
+      <w:pPr>
+        <w:numPr>
+          <w:ilvl w:val="0"/>
+          <w:numId w:val="16"/>
+        </w:numPr>
+        <w:rPr>
+          <w:color w:val="FF0000"/>
+        </w:rPr>
+      </w:pPr>
+      <w:r>
+        <w:rPr>
+          <w:color w:val="FF0000"/>
+        </w:rPr>
+        <w:t>Heart Rate: Frecuencia cardíaca (latidos por minuto)</w:t>
+      </w:r>
+    </w:p>
+    <w:p>
+      <w:pPr>
+        <w:numPr>
+          <w:ilvl w:val="0"/>
+          <w:numId w:val="16"/>
+        </w:numPr>
+        <w:rPr>
+          <w:color w:val="FF0000"/>
+        </w:rPr>
+      </w:pPr>
+      <w:r>
+        <w:rPr>
+          <w:color w:val="FF0000"/>
+        </w:rPr>
+        <w:t>Daily Steps: Promedio de pasos diarios</w:t>
+      </w:r>
+    </w:p>
+    <w:p>
+      <w:pPr>
+        <w:numPr>
+          <w:ilvl w:val="0"/>
+          <w:numId w:val="16"/>
+        </w:numPr>
+        <w:rPr>
+          <w:color w:val="FF0000"/>
+        </w:rPr>
+      </w:pPr>
+      <w:r>
+        <w:rPr>
+          <w:color w:val="FF0000"/>
+        </w:rPr>
+        <w:t>Sleep Disorder: Variable objetivo, con tres posibles clases:</w:t>
       </w:r>
     </w:p>
     <w:p>
       <w:pPr>
         <w:numPr>
           <w:ilvl w:val="1"/>
-          <w:numId w:val="13"/>
-        </w:numPr>
-        <w:jc w:val="both"/>
+          <w:numId w:val="16"/>
+        </w:numPr>
         <w:rPr>
           <w:color w:val="FF0000"/>
         </w:rPr>
@@ -6687,16 +6640,15 @@
         <w:rPr>
           <w:color w:val="FF0000"/>
         </w:rPr>
-        <w:t>Crear cuenta en https://streamlit.io/cloud</w:t>
+        <w:t>Insomnia</w:t>
       </w:r>
     </w:p>
     <w:p>
       <w:pPr>
         <w:numPr>
           <w:ilvl w:val="1"/>
-          <w:numId w:val="13"/>
-        </w:numPr>
-        <w:jc w:val="both"/>
+          <w:numId w:val="16"/>
+        </w:numPr>
         <w:rPr>
           <w:color w:val="FF0000"/>
         </w:rPr>
@@ -6705,16 +6657,15 @@
         <w:rPr>
           <w:color w:val="FF0000"/>
         </w:rPr>
-        <w:t>Subir el repositorio.</w:t>
+        <w:t>Sleep Apnea</w:t>
       </w:r>
     </w:p>
     <w:p>
       <w:pPr>
         <w:numPr>
           <w:ilvl w:val="1"/>
-          <w:numId w:val="13"/>
-        </w:numPr>
-        <w:jc w:val="both"/>
+          <w:numId w:val="16"/>
+        </w:numPr>
         <w:rPr>
           <w:color w:val="FF0000"/>
         </w:rPr>
@@ -6723,895 +6674,176 @@
         <w:rPr>
           <w:color w:val="FF0000"/>
         </w:rPr>
-        <w:t xml:space="preserve">Configurar requirements.txt y app/appTFG3.py como </w:t>
-      </w:r>
-      <w:proofErr w:type="spellStart"/>
-      <w:r>
+        <w:t>None (sin trastorno)</w:t>
+      </w:r>
+    </w:p>
+    <w:p/>
+    <w:p>
+      <w:pPr>
+        <w:pStyle w:val="Ttulo2"/>
+      </w:pPr>
+      <w:bookmarkStart w:id="15" w:name="_Toc196303574"/>
+      <w:r>
+        <w:t>D.2 Descripción clínica de los datos</w:t>
+      </w:r>
+      <w:bookmarkEnd w:id="15"/>
+    </w:p>
+    <w:p>
+      <w:pPr>
+        <w:pStyle w:val="Prrafodelista"/>
+        <w:numPr>
+          <w:ilvl w:val="0"/>
+          <w:numId w:val="15"/>
+        </w:numPr>
+        <w:spacing w:before="100" w:beforeAutospacing="1" w:after="100" w:afterAutospacing="1" w:line="240" w:lineRule="auto"/>
+        <w:rPr>
+          <w:highlight w:val="yellow"/>
+        </w:rPr>
+      </w:pPr>
+      <w:r>
+        <w:rPr>
+          <w:highlight w:val="yellow"/>
+        </w:rPr>
+        <w:t>¿Qué significan las variables?</w:t>
+      </w:r>
+    </w:p>
+    <w:p>
+      <w:pPr>
+        <w:pStyle w:val="Prrafodelista"/>
+        <w:numPr>
+          <w:ilvl w:val="0"/>
+          <w:numId w:val="15"/>
+        </w:numPr>
+        <w:spacing w:before="100" w:beforeAutospacing="1" w:after="100" w:afterAutospacing="1" w:line="240" w:lineRule="auto"/>
+        <w:rPr>
+          <w:highlight w:val="yellow"/>
+        </w:rPr>
+      </w:pPr>
+      <w:r>
+        <w:rPr>
+          <w:highlight w:val="yellow"/>
+        </w:rPr>
+        <w:t>¿De dónde vienen los datos (cómo se recogieron)?</w:t>
+      </w:r>
+    </w:p>
+    <w:p>
+      <w:pPr>
+        <w:pStyle w:val="Prrafodelista"/>
+        <w:numPr>
+          <w:ilvl w:val="0"/>
+          <w:numId w:val="15"/>
+        </w:numPr>
+        <w:spacing w:before="100" w:beforeAutospacing="1" w:after="100" w:afterAutospacing="1" w:line="240" w:lineRule="auto"/>
+        <w:rPr>
+          <w:highlight w:val="yellow"/>
+        </w:rPr>
+      </w:pPr>
+      <w:r>
+        <w:rPr>
+          <w:highlight w:val="yellow"/>
+        </w:rPr>
+        <w:lastRenderedPageBreak/>
+        <w:t>¿Qué representa cada categoría o clase a predecir?</w:t>
+      </w:r>
+    </w:p>
+    <w:p>
+      <w:pPr>
+        <w:spacing w:before="100" w:beforeAutospacing="1" w:after="100" w:afterAutospacing="1" w:line="240" w:lineRule="auto"/>
+        <w:ind w:left="360"/>
         <w:rPr>
           <w:color w:val="FF0000"/>
         </w:rPr>
-        <w:t>entrypoint</w:t>
-      </w:r>
-      <w:proofErr w:type="spellEnd"/>
+      </w:pPr>
       <w:r>
         <w:rPr>
           <w:color w:val="FF0000"/>
         </w:rPr>
-        <w:t>.</w:t>
-      </w:r>
-    </w:p>
-    <w:p>
-      <w:pPr>
-        <w:jc w:val="both"/>
-      </w:pPr>
-      <w:r>
-        <w:t xml:space="preserve">Se recomienda mantener los </w:t>
-      </w:r>
-      <w:proofErr w:type="spellStart"/>
-      <w:r>
-        <w:t>commits</w:t>
-      </w:r>
-      <w:proofErr w:type="spellEnd"/>
-      <w:r>
-        <w:t xml:space="preserve"> bien documentados y usar </w:t>
-      </w:r>
-      <w:proofErr w:type="spellStart"/>
-      <w:r>
-        <w:rPr>
-          <w:i/>
-          <w:iCs/>
-        </w:rPr>
-        <w:t>branches</w:t>
-      </w:r>
-      <w:proofErr w:type="spellEnd"/>
-      <w:r>
-        <w:t xml:space="preserve"> para pruebas o funcionalidades nuevas.</w:t>
-      </w:r>
-    </w:p>
-    <w:p>
-      <w:pPr>
-        <w:jc w:val="both"/>
-      </w:pPr>
-    </w:p>
-    <w:p>
-      <w:pPr>
-        <w:pStyle w:val="Ttulo1"/>
-      </w:pPr>
-      <w:bookmarkStart w:id="13" w:name="_Toc196303572"/>
-      <w:r>
-        <w:lastRenderedPageBreak/>
-        <w:t>Anexo D</w:t>
-      </w:r>
-      <w:r>
-        <w:t xml:space="preserve"> – </w:t>
-      </w:r>
-      <w:r>
-        <w:t>Descr</w:t>
-      </w:r>
-      <w:r>
-        <w:t>i</w:t>
-      </w:r>
-      <w:r>
-        <w:t>pción de</w:t>
-      </w:r>
-      <w:r>
-        <w:t xml:space="preserve"> adquisición </w:t>
-      </w:r>
-      <w:r>
-        <w:t xml:space="preserve">y tratamiento </w:t>
-      </w:r>
-      <w:r>
-        <w:t>de datos</w:t>
-      </w:r>
-      <w:bookmarkEnd w:id="13"/>
-    </w:p>
-    <w:p>
-      <w:pPr>
-        <w:pStyle w:val="Ttulo2"/>
-      </w:pPr>
-      <w:bookmarkStart w:id="14" w:name="_Toc196303573"/>
-      <w:r>
-        <w:t>D.1 Descripción formal de los datos</w:t>
-      </w:r>
-      <w:bookmarkEnd w:id="14"/>
-    </w:p>
-    <w:p>
-      <w:pPr>
-        <w:pStyle w:val="Prrafodelista"/>
+        <w:t>El dataset se presenta como una recopilación sintética (o anonimizada) con el objetivo de estudiar patrones relacionados con trastornos del sueño. No se trata de datos personales de pacientes reales identificables, pero simula un contexto clínico realista.</w:t>
+      </w:r>
+    </w:p>
+    <w:p>
+      <w:pPr>
+        <w:spacing w:before="100" w:beforeAutospacing="1" w:after="100" w:afterAutospacing="1" w:line="240" w:lineRule="auto"/>
+        <w:ind w:left="360"/>
+        <w:rPr>
+          <w:color w:val="FF0000"/>
+        </w:rPr>
+      </w:pPr>
+      <w:r>
+        <w:rPr>
+          <w:color w:val="FF0000"/>
+        </w:rPr>
+        <w:t>Las variables incluidas tienen un significado clínico relevante:</w:t>
+      </w:r>
+    </w:p>
+    <w:p>
+      <w:pPr>
         <w:numPr>
           <w:ilvl w:val="0"/>
-          <w:numId w:val="14"/>
-        </w:numPr>
-        <w:rPr>
-          <w:highlight w:val="yellow"/>
-        </w:rPr>
-      </w:pPr>
-      <w:r>
-        <w:rPr>
-          <w:highlight w:val="yellow"/>
-        </w:rPr>
-        <w:t>Formato, número de muestras, tipos de variables</w:t>
-      </w:r>
-    </w:p>
-    <w:p>
-      <w:pPr>
-        <w:pStyle w:val="Prrafodelista"/>
-        <w:numPr>
-          <w:ilvl w:val="0"/>
-          <w:numId w:val="14"/>
-        </w:numPr>
-        <w:rPr>
-          <w:highlight w:val="yellow"/>
-        </w:rPr>
-      </w:pPr>
-      <w:r>
-        <w:rPr>
-          <w:highlight w:val="yellow"/>
-        </w:rPr>
-        <w:t xml:space="preserve">Qué columnas tiene el </w:t>
-      </w:r>
-      <w:proofErr w:type="spellStart"/>
-      <w:r>
-        <w:rPr>
-          <w:highlight w:val="yellow"/>
-        </w:rPr>
-        <w:t>dataset</w:t>
-      </w:r>
-      <w:proofErr w:type="spellEnd"/>
-    </w:p>
-    <w:p>
-      <w:pPr>
-        <w:pStyle w:val="Prrafodelista"/>
-        <w:numPr>
-          <w:ilvl w:val="0"/>
-          <w:numId w:val="14"/>
-        </w:numPr>
-        <w:rPr>
-          <w:highlight w:val="yellow"/>
-        </w:rPr>
-      </w:pPr>
-      <w:r>
-        <w:rPr>
-          <w:highlight w:val="yellow"/>
-        </w:rPr>
-        <w:t>Si hay imágenes, ficheros de texto o bases de datos (en tu caso: un .</w:t>
-      </w:r>
-      <w:proofErr w:type="spellStart"/>
-      <w:r>
-        <w:rPr>
-          <w:highlight w:val="yellow"/>
-        </w:rPr>
-        <w:t>csv</w:t>
-      </w:r>
-      <w:proofErr w:type="spellEnd"/>
-      <w:r>
-        <w:rPr>
-          <w:highlight w:val="yellow"/>
-        </w:rPr>
-        <w:t xml:space="preserve"> estructurado)</w:t>
-      </w:r>
-    </w:p>
-    <w:p>
-      <w:pPr>
+          <w:numId w:val="17"/>
+        </w:numPr>
+        <w:spacing w:before="100" w:beforeAutospacing="1" w:after="100" w:afterAutospacing="1" w:line="240" w:lineRule="auto"/>
         <w:rPr>
           <w:color w:val="FF0000"/>
         </w:rPr>
       </w:pPr>
-      <w:r>
-        <w:rPr>
-          <w:color w:val="FF0000"/>
-        </w:rPr>
-        <w:t xml:space="preserve">El </w:t>
-      </w:r>
-      <w:proofErr w:type="spellStart"/>
-      <w:r>
-        <w:rPr>
-          <w:color w:val="FF0000"/>
-        </w:rPr>
-        <w:t>dataset</w:t>
-      </w:r>
-      <w:proofErr w:type="spellEnd"/>
-      <w:r>
-        <w:rPr>
-          <w:color w:val="FF0000"/>
-        </w:rPr>
-        <w:t xml:space="preserve"> utilizado para el entrenamiento del modelo predictivo ha sido obtenido de la plataforma </w:t>
-      </w:r>
-      <w:proofErr w:type="spellStart"/>
-      <w:r>
-        <w:rPr>
-          <w:color w:val="FF0000"/>
-        </w:rPr>
-        <w:t>Kaggle</w:t>
-      </w:r>
-      <w:proofErr w:type="spellEnd"/>
-      <w:r>
-        <w:rPr>
-          <w:color w:val="FF0000"/>
-        </w:rPr>
-        <w:t>. El fichero original tiene formato .</w:t>
-      </w:r>
-      <w:proofErr w:type="spellStart"/>
-      <w:r>
-        <w:rPr>
-          <w:color w:val="FF0000"/>
-        </w:rPr>
-        <w:t>csv</w:t>
-      </w:r>
-      <w:proofErr w:type="spellEnd"/>
-      <w:r>
-        <w:rPr>
-          <w:color w:val="FF0000"/>
-        </w:rPr>
-        <w:t xml:space="preserve"> (valores separados por comas) y está estructurado como una tabla, donde cada fila representa a una persona y cada columna una variable clínica, demográfica o de estilo de vida.</w:t>
-      </w:r>
-    </w:p>
-    <w:p>
-      <w:pPr>
-        <w:rPr>
-          <w:color w:val="FF0000"/>
-        </w:rPr>
-      </w:pPr>
-      <w:r>
-        <w:rPr>
-          <w:color w:val="FF0000"/>
-        </w:rPr>
-        <w:t xml:space="preserve">El </w:t>
-      </w:r>
-      <w:proofErr w:type="spellStart"/>
-      <w:r>
-        <w:rPr>
-          <w:color w:val="FF0000"/>
-        </w:rPr>
-        <w:t>dataset</w:t>
-      </w:r>
-      <w:proofErr w:type="spellEnd"/>
-      <w:r>
-        <w:rPr>
-          <w:color w:val="FF0000"/>
-        </w:rPr>
-        <w:t xml:space="preserve"> contiene un total de </w:t>
-      </w:r>
       <w:r>
         <w:rPr>
           <w:b/>
           <w:bCs/>
           <w:color w:val="FF0000"/>
         </w:rPr>
-        <w:t>1.155 muestras</w:t>
+        <w:t>Edad, sexo, ocupación y estilo de vida</w:t>
       </w:r>
       <w:r>
         <w:rPr>
           <w:color w:val="FF0000"/>
         </w:rPr>
-        <w:t xml:space="preserve"> y </w:t>
-      </w:r>
+        <w:t xml:space="preserve"> (como actividad física o consumo de tabaco si lo incluyes en tu modelo) son factores que pueden influir en la calidad del sueño.</w:t>
+      </w:r>
+    </w:p>
+    <w:p>
+      <w:pPr>
+        <w:numPr>
+          <w:ilvl w:val="0"/>
+          <w:numId w:val="17"/>
+        </w:numPr>
+        <w:spacing w:before="100" w:beforeAutospacing="1" w:after="100" w:afterAutospacing="1" w:line="240" w:lineRule="auto"/>
+        <w:rPr>
+          <w:color w:val="FF0000"/>
+        </w:rPr>
+      </w:pPr>
       <w:r>
         <w:rPr>
           <w:b/>
           <w:bCs/>
           <w:color w:val="FF0000"/>
         </w:rPr>
-        <w:t>12 variables</w:t>
+        <w:t>Presión arterial, frecuencia cardíaca y número de pasos diarios</w:t>
       </w:r>
       <w:r>
         <w:rPr>
           <w:color w:val="FF0000"/>
         </w:rPr>
-        <w:t>, incluyendo la variable objetivo a predecir. Las variables incluidas son las siguientes:</w:t>
+        <w:t xml:space="preserve"> pueden reflejar el estado general de salud del paciente.</w:t>
       </w:r>
     </w:p>
     <w:p>
       <w:pPr>
         <w:numPr>
           <w:ilvl w:val="0"/>
-          <w:numId w:val="16"/>
-        </w:numPr>
+          <w:numId w:val="17"/>
+        </w:numPr>
+        <w:spacing w:before="100" w:beforeAutospacing="1" w:after="100" w:afterAutospacing="1" w:line="240" w:lineRule="auto"/>
         <w:rPr>
           <w:color w:val="FF0000"/>
         </w:rPr>
       </w:pPr>
-      <w:proofErr w:type="spellStart"/>
       <w:r>
         <w:rPr>
           <w:color w:val="FF0000"/>
         </w:rPr>
-        <w:t>Person</w:t>
-      </w:r>
-      <w:proofErr w:type="spellEnd"/>
-      <w:r>
-        <w:rPr>
-          <w:color w:val="FF0000"/>
-        </w:rPr>
-        <w:t xml:space="preserve"> ID: Identificador anónimo de cada persona</w:t>
-      </w:r>
-    </w:p>
-    <w:p>
-      <w:pPr>
-        <w:numPr>
-          <w:ilvl w:val="0"/>
-          <w:numId w:val="16"/>
-        </w:numPr>
-        <w:rPr>
-          <w:color w:val="FF0000"/>
-        </w:rPr>
-      </w:pPr>
-      <w:proofErr w:type="spellStart"/>
-      <w:r>
-        <w:rPr>
-          <w:color w:val="FF0000"/>
-        </w:rPr>
-        <w:t>Gender</w:t>
-      </w:r>
-      <w:proofErr w:type="spellEnd"/>
-      <w:r>
-        <w:rPr>
-          <w:color w:val="FF0000"/>
-        </w:rPr>
-        <w:t>: Sexo (Male/</w:t>
-      </w:r>
-      <w:proofErr w:type="spellStart"/>
-      <w:r>
-        <w:rPr>
-          <w:color w:val="FF0000"/>
-        </w:rPr>
-        <w:t>Female</w:t>
-      </w:r>
-      <w:proofErr w:type="spellEnd"/>
-      <w:r>
-        <w:rPr>
-          <w:color w:val="FF0000"/>
-        </w:rPr>
-        <w:t>)</w:t>
-      </w:r>
-    </w:p>
-    <w:p>
-      <w:pPr>
-        <w:numPr>
-          <w:ilvl w:val="0"/>
-          <w:numId w:val="16"/>
-        </w:numPr>
-        <w:rPr>
-          <w:color w:val="FF0000"/>
-        </w:rPr>
-      </w:pPr>
-      <w:r>
-        <w:rPr>
-          <w:color w:val="FF0000"/>
-        </w:rPr>
-        <w:t>Age: Edad</w:t>
-      </w:r>
-    </w:p>
-    <w:p>
-      <w:pPr>
-        <w:numPr>
-          <w:ilvl w:val="0"/>
-          <w:numId w:val="16"/>
-        </w:numPr>
-        <w:rPr>
-          <w:color w:val="FF0000"/>
-        </w:rPr>
-      </w:pPr>
-      <w:proofErr w:type="spellStart"/>
-      <w:r>
-        <w:rPr>
-          <w:color w:val="FF0000"/>
-        </w:rPr>
-        <w:t>Occupation</w:t>
-      </w:r>
-      <w:proofErr w:type="spellEnd"/>
-      <w:r>
-        <w:rPr>
-          <w:color w:val="FF0000"/>
-        </w:rPr>
-        <w:t>: Tipo de ocupación (categoría nominal)</w:t>
-      </w:r>
-    </w:p>
-    <w:p>
-      <w:pPr>
-        <w:numPr>
-          <w:ilvl w:val="0"/>
-          <w:numId w:val="16"/>
-        </w:numPr>
-        <w:rPr>
-          <w:color w:val="FF0000"/>
-        </w:rPr>
-      </w:pPr>
-      <w:proofErr w:type="spellStart"/>
-      <w:r>
-        <w:rPr>
-          <w:color w:val="FF0000"/>
-        </w:rPr>
-        <w:t>Sleep</w:t>
-      </w:r>
-      <w:proofErr w:type="spellEnd"/>
-      <w:r>
-        <w:rPr>
-          <w:color w:val="FF0000"/>
-        </w:rPr>
-        <w:t xml:space="preserve"> </w:t>
-      </w:r>
-      <w:proofErr w:type="spellStart"/>
-      <w:r>
-        <w:rPr>
-          <w:color w:val="FF0000"/>
-        </w:rPr>
-        <w:t>Duration</w:t>
-      </w:r>
-      <w:proofErr w:type="spellEnd"/>
-      <w:r>
-        <w:rPr>
-          <w:color w:val="FF0000"/>
-        </w:rPr>
-        <w:t>: Duración del sueño (en horas)</w:t>
-      </w:r>
-    </w:p>
-    <w:p>
-      <w:pPr>
-        <w:numPr>
-          <w:ilvl w:val="0"/>
-          <w:numId w:val="16"/>
-        </w:numPr>
-        <w:rPr>
-          <w:color w:val="FF0000"/>
-        </w:rPr>
-      </w:pPr>
-      <w:proofErr w:type="spellStart"/>
-      <w:r>
-        <w:rPr>
-          <w:color w:val="FF0000"/>
-        </w:rPr>
-        <w:t>Quality</w:t>
-      </w:r>
-      <w:proofErr w:type="spellEnd"/>
-      <w:r>
-        <w:rPr>
-          <w:color w:val="FF0000"/>
-        </w:rPr>
-        <w:t xml:space="preserve"> </w:t>
-      </w:r>
-      <w:proofErr w:type="spellStart"/>
-      <w:r>
-        <w:rPr>
-          <w:color w:val="FF0000"/>
-        </w:rPr>
-        <w:t>of</w:t>
-      </w:r>
-      <w:proofErr w:type="spellEnd"/>
-      <w:r>
-        <w:rPr>
-          <w:color w:val="FF0000"/>
-        </w:rPr>
-        <w:t xml:space="preserve"> </w:t>
-      </w:r>
-      <w:proofErr w:type="spellStart"/>
-      <w:r>
-        <w:rPr>
-          <w:color w:val="FF0000"/>
-        </w:rPr>
-        <w:t>Sleep</w:t>
-      </w:r>
-      <w:proofErr w:type="spellEnd"/>
-      <w:r>
-        <w:rPr>
-          <w:color w:val="FF0000"/>
-        </w:rPr>
-        <w:t>: Calidad percibida del sueño (escala del 1 al 10)</w:t>
-      </w:r>
-    </w:p>
-    <w:p>
-      <w:pPr>
-        <w:numPr>
-          <w:ilvl w:val="0"/>
-          <w:numId w:val="16"/>
-        </w:numPr>
-        <w:rPr>
-          <w:color w:val="FF0000"/>
-        </w:rPr>
-      </w:pPr>
-      <w:proofErr w:type="spellStart"/>
-      <w:r>
-        <w:rPr>
-          <w:color w:val="FF0000"/>
-        </w:rPr>
-        <w:t>Physical</w:t>
-      </w:r>
-      <w:proofErr w:type="spellEnd"/>
-      <w:r>
-        <w:rPr>
-          <w:color w:val="FF0000"/>
-        </w:rPr>
-        <w:t xml:space="preserve"> </w:t>
-      </w:r>
-      <w:proofErr w:type="spellStart"/>
-      <w:r>
-        <w:rPr>
-          <w:color w:val="FF0000"/>
-        </w:rPr>
-        <w:t>Activity</w:t>
-      </w:r>
-      <w:proofErr w:type="spellEnd"/>
-      <w:r>
-        <w:rPr>
-          <w:color w:val="FF0000"/>
-        </w:rPr>
-        <w:t xml:space="preserve"> </w:t>
-      </w:r>
-      <w:proofErr w:type="spellStart"/>
-      <w:r>
-        <w:rPr>
-          <w:color w:val="FF0000"/>
-        </w:rPr>
-        <w:t>Level</w:t>
-      </w:r>
-      <w:proofErr w:type="spellEnd"/>
-      <w:r>
-        <w:rPr>
-          <w:color w:val="FF0000"/>
-        </w:rPr>
-        <w:t>: Nivel de actividad física (0-100)</w:t>
-      </w:r>
-    </w:p>
-    <w:p>
-      <w:pPr>
-        <w:numPr>
-          <w:ilvl w:val="0"/>
-          <w:numId w:val="16"/>
-        </w:numPr>
-        <w:rPr>
-          <w:color w:val="FF0000"/>
-        </w:rPr>
-      </w:pPr>
-      <w:r>
-        <w:rPr>
-          <w:color w:val="FF0000"/>
-        </w:rPr>
-        <w:t xml:space="preserve">Stress </w:t>
-      </w:r>
-      <w:proofErr w:type="spellStart"/>
-      <w:r>
-        <w:rPr>
-          <w:color w:val="FF0000"/>
-        </w:rPr>
-        <w:t>Level</w:t>
-      </w:r>
-      <w:proofErr w:type="spellEnd"/>
-      <w:r>
-        <w:rPr>
-          <w:color w:val="FF0000"/>
-        </w:rPr>
-        <w:t>: Nivel de estrés (0-10)</w:t>
-      </w:r>
-    </w:p>
-    <w:p>
-      <w:pPr>
-        <w:numPr>
-          <w:ilvl w:val="0"/>
-          <w:numId w:val="16"/>
-        </w:numPr>
-        <w:rPr>
-          <w:color w:val="FF0000"/>
-        </w:rPr>
-      </w:pPr>
-      <w:r>
-        <w:rPr>
-          <w:color w:val="FF0000"/>
-        </w:rPr>
-        <w:t xml:space="preserve">BMI </w:t>
-      </w:r>
-      <w:proofErr w:type="spellStart"/>
-      <w:r>
-        <w:rPr>
-          <w:color w:val="FF0000"/>
-        </w:rPr>
-        <w:t>Category</w:t>
-      </w:r>
-      <w:proofErr w:type="spellEnd"/>
-      <w:r>
-        <w:rPr>
-          <w:color w:val="FF0000"/>
-        </w:rPr>
-        <w:t xml:space="preserve">: Categoría de índice de masa corporal (Normal, </w:t>
-      </w:r>
-      <w:proofErr w:type="spellStart"/>
-      <w:r>
-        <w:rPr>
-          <w:color w:val="FF0000"/>
-        </w:rPr>
-        <w:t>Overweight</w:t>
-      </w:r>
-      <w:proofErr w:type="spellEnd"/>
-      <w:r>
-        <w:rPr>
-          <w:color w:val="FF0000"/>
-        </w:rPr>
-        <w:t>, Obese)</w:t>
-      </w:r>
-    </w:p>
-    <w:p>
-      <w:pPr>
-        <w:numPr>
-          <w:ilvl w:val="0"/>
-          <w:numId w:val="16"/>
-        </w:numPr>
-        <w:rPr>
-          <w:color w:val="FF0000"/>
-        </w:rPr>
-      </w:pPr>
-      <w:proofErr w:type="spellStart"/>
-      <w:r>
-        <w:rPr>
-          <w:color w:val="FF0000"/>
-        </w:rPr>
-        <w:t>Blood</w:t>
-      </w:r>
-      <w:proofErr w:type="spellEnd"/>
-      <w:r>
-        <w:rPr>
-          <w:color w:val="FF0000"/>
-        </w:rPr>
-        <w:t xml:space="preserve"> </w:t>
-      </w:r>
-      <w:proofErr w:type="spellStart"/>
-      <w:r>
-        <w:rPr>
-          <w:color w:val="FF0000"/>
-        </w:rPr>
-        <w:t>Pressure</w:t>
-      </w:r>
-      <w:proofErr w:type="spellEnd"/>
-      <w:r>
-        <w:rPr>
-          <w:color w:val="FF0000"/>
-        </w:rPr>
-        <w:t>: Presión arterial (texto con dos valores: sistólica y diastólica)</w:t>
-      </w:r>
-    </w:p>
-    <w:p>
-      <w:pPr>
-        <w:numPr>
-          <w:ilvl w:val="0"/>
-          <w:numId w:val="16"/>
-        </w:numPr>
-        <w:rPr>
-          <w:color w:val="FF0000"/>
-        </w:rPr>
-      </w:pPr>
-      <w:r>
-        <w:rPr>
-          <w:color w:val="FF0000"/>
-        </w:rPr>
-        <w:t xml:space="preserve">Heart </w:t>
-      </w:r>
-      <w:proofErr w:type="spellStart"/>
-      <w:r>
-        <w:rPr>
-          <w:color w:val="FF0000"/>
-        </w:rPr>
-        <w:t>Rate</w:t>
-      </w:r>
-      <w:proofErr w:type="spellEnd"/>
-      <w:r>
-        <w:rPr>
-          <w:color w:val="FF0000"/>
-        </w:rPr>
-        <w:t>: Frecuencia cardíaca (latidos por minuto)</w:t>
-      </w:r>
-    </w:p>
-    <w:p>
-      <w:pPr>
-        <w:numPr>
-          <w:ilvl w:val="0"/>
-          <w:numId w:val="16"/>
-        </w:numPr>
-        <w:rPr>
-          <w:color w:val="FF0000"/>
-        </w:rPr>
-      </w:pPr>
-      <w:proofErr w:type="spellStart"/>
-      <w:r>
-        <w:rPr>
-          <w:color w:val="FF0000"/>
-        </w:rPr>
-        <w:t>Daily</w:t>
-      </w:r>
-      <w:proofErr w:type="spellEnd"/>
-      <w:r>
-        <w:rPr>
-          <w:color w:val="FF0000"/>
-        </w:rPr>
-        <w:t xml:space="preserve"> </w:t>
-      </w:r>
-      <w:proofErr w:type="spellStart"/>
-      <w:r>
-        <w:rPr>
-          <w:color w:val="FF0000"/>
-        </w:rPr>
-        <w:t>Steps</w:t>
-      </w:r>
-      <w:proofErr w:type="spellEnd"/>
-      <w:r>
-        <w:rPr>
-          <w:color w:val="FF0000"/>
-        </w:rPr>
-        <w:t>: Promedio de pasos diarios</w:t>
-      </w:r>
-    </w:p>
-    <w:p>
-      <w:pPr>
-        <w:numPr>
-          <w:ilvl w:val="0"/>
-          <w:numId w:val="16"/>
-        </w:numPr>
-        <w:rPr>
-          <w:color w:val="FF0000"/>
-        </w:rPr>
-      </w:pPr>
-      <w:proofErr w:type="spellStart"/>
-      <w:r>
-        <w:rPr>
-          <w:color w:val="FF0000"/>
-        </w:rPr>
-        <w:t>Sleep</w:t>
-      </w:r>
-      <w:proofErr w:type="spellEnd"/>
-      <w:r>
-        <w:rPr>
-          <w:color w:val="FF0000"/>
-        </w:rPr>
-        <w:t xml:space="preserve"> </w:t>
-      </w:r>
-      <w:proofErr w:type="spellStart"/>
-      <w:r>
-        <w:rPr>
-          <w:color w:val="FF0000"/>
-        </w:rPr>
-        <w:t>Disorder</w:t>
-      </w:r>
-      <w:proofErr w:type="spellEnd"/>
-      <w:r>
-        <w:rPr>
-          <w:color w:val="FF0000"/>
-        </w:rPr>
-        <w:t>: Variable objetivo, con tres posibles clases:</w:t>
-      </w:r>
-    </w:p>
-    <w:p>
-      <w:pPr>
-        <w:numPr>
-          <w:ilvl w:val="1"/>
-          <w:numId w:val="16"/>
-        </w:numPr>
-        <w:rPr>
-          <w:color w:val="FF0000"/>
-        </w:rPr>
-      </w:pPr>
-      <w:proofErr w:type="spellStart"/>
-      <w:r>
-        <w:rPr>
-          <w:color w:val="FF0000"/>
-        </w:rPr>
-        <w:t>Insomnia</w:t>
-      </w:r>
-      <w:proofErr w:type="spellEnd"/>
-    </w:p>
-    <w:p>
-      <w:pPr>
-        <w:numPr>
-          <w:ilvl w:val="1"/>
-          <w:numId w:val="16"/>
-        </w:numPr>
-        <w:rPr>
-          <w:color w:val="FF0000"/>
-        </w:rPr>
-      </w:pPr>
-      <w:proofErr w:type="spellStart"/>
-      <w:r>
-        <w:rPr>
-          <w:color w:val="FF0000"/>
-        </w:rPr>
-        <w:t>Sleep</w:t>
-      </w:r>
-      <w:proofErr w:type="spellEnd"/>
-      <w:r>
-        <w:rPr>
-          <w:color w:val="FF0000"/>
-        </w:rPr>
-        <w:t xml:space="preserve"> Apnea</w:t>
-      </w:r>
-    </w:p>
-    <w:p>
-      <w:pPr>
-        <w:numPr>
-          <w:ilvl w:val="1"/>
-          <w:numId w:val="16"/>
-        </w:numPr>
-        <w:rPr>
-          <w:color w:val="FF0000"/>
-        </w:rPr>
-      </w:pPr>
-      <w:proofErr w:type="spellStart"/>
-      <w:r>
-        <w:rPr>
-          <w:color w:val="FF0000"/>
-        </w:rPr>
-        <w:t>None</w:t>
-      </w:r>
-      <w:proofErr w:type="spellEnd"/>
-      <w:r>
-        <w:rPr>
-          <w:color w:val="FF0000"/>
-        </w:rPr>
-        <w:t xml:space="preserve"> (sin trastorno)</w:t>
-      </w:r>
-    </w:p>
-    <w:p/>
-    <w:p>
-      <w:pPr>
-        <w:pStyle w:val="Ttulo2"/>
-      </w:pPr>
-      <w:bookmarkStart w:id="15" w:name="_Toc196303574"/>
-      <w:r>
-        <w:t>D.2 Descripción clínica de los datos</w:t>
-      </w:r>
-      <w:bookmarkEnd w:id="15"/>
-    </w:p>
-    <w:p>
-      <w:pPr>
-        <w:pStyle w:val="Prrafodelista"/>
-        <w:numPr>
-          <w:ilvl w:val="0"/>
-          <w:numId w:val="15"/>
-        </w:numPr>
-        <w:spacing w:before="100" w:beforeAutospacing="1" w:after="100" w:afterAutospacing="1" w:line="240" w:lineRule="auto"/>
-        <w:rPr>
-          <w:highlight w:val="yellow"/>
-        </w:rPr>
-      </w:pPr>
-      <w:r>
-        <w:rPr>
-          <w:highlight w:val="yellow"/>
-        </w:rPr>
-        <w:t>¿Qué significan las variables?</w:t>
-      </w:r>
-    </w:p>
-    <w:p>
-      <w:pPr>
-        <w:pStyle w:val="Prrafodelista"/>
-        <w:numPr>
-          <w:ilvl w:val="0"/>
-          <w:numId w:val="15"/>
-        </w:numPr>
-        <w:spacing w:before="100" w:beforeAutospacing="1" w:after="100" w:afterAutospacing="1" w:line="240" w:lineRule="auto"/>
-        <w:rPr>
-          <w:highlight w:val="yellow"/>
-        </w:rPr>
-      </w:pPr>
-      <w:r>
-        <w:rPr>
-          <w:highlight w:val="yellow"/>
-        </w:rPr>
-        <w:t>¿De dónde vienen los datos (cómo se recogieron)?</w:t>
-      </w:r>
-    </w:p>
-    <w:p>
-      <w:pPr>
-        <w:pStyle w:val="Prrafodelista"/>
-        <w:numPr>
-          <w:ilvl w:val="0"/>
-          <w:numId w:val="15"/>
-        </w:numPr>
-        <w:spacing w:before="100" w:beforeAutospacing="1" w:after="100" w:afterAutospacing="1" w:line="240" w:lineRule="auto"/>
-        <w:rPr>
-          <w:highlight w:val="yellow"/>
-        </w:rPr>
-      </w:pPr>
-      <w:r>
-        <w:rPr>
-          <w:highlight w:val="yellow"/>
-        </w:rPr>
-        <w:lastRenderedPageBreak/>
-        <w:t>¿Qué representa cada categoría o clase a predecir?</w:t>
+        <w:t>La variable Sleep Disorder representa el diagnóstico final y es el objetivo del modelo de clasificación.</w:t>
       </w:r>
     </w:p>
     <w:p>
@@ -7626,21 +6858,7 @@
         <w:rPr>
           <w:color w:val="FF0000"/>
         </w:rPr>
-        <w:t xml:space="preserve">El </w:t>
-      </w:r>
-      <w:proofErr w:type="spellStart"/>
-      <w:r>
-        <w:rPr>
-          <w:color w:val="FF0000"/>
-        </w:rPr>
-        <w:t>dataset</w:t>
-      </w:r>
-      <w:proofErr w:type="spellEnd"/>
-      <w:r>
-        <w:rPr>
-          <w:color w:val="FF0000"/>
-        </w:rPr>
-        <w:t xml:space="preserve"> se presenta como una recopilación sintética (o anonimizada) con el objetivo de estudiar patrones relacionados con trastornos del sueño. No se trata de datos personales de pacientes reales identificables, pero simula un contexto clínico realista.</w:t>
+        <w:t>Este conjunto de datos permite entrenar un modelo con potencial utilidad en la predicción temprana de trastornos como la apnea del sueño, con la posibilidad de integrar datos adicionales (como los obtenidos mediante el dispositivo O2Ring) para validación futura.</w:t>
       </w:r>
     </w:p>
     <w:p>
@@ -7651,183 +6869,47 @@
           <w:color w:val="FF0000"/>
         </w:rPr>
       </w:pPr>
-      <w:r>
-        <w:rPr>
-          <w:color w:val="FF0000"/>
-        </w:rPr>
-        <w:t>Las variables incluidas tienen un significado clínico relevante:</w:t>
-      </w:r>
-    </w:p>
-    <w:p>
-      <w:pPr>
-        <w:numPr>
-          <w:ilvl w:val="0"/>
-          <w:numId w:val="17"/>
-        </w:numPr>
-        <w:spacing w:before="100" w:beforeAutospacing="1" w:after="100" w:afterAutospacing="1" w:line="240" w:lineRule="auto"/>
-        <w:rPr>
-          <w:color w:val="FF0000"/>
-        </w:rPr>
-      </w:pPr>
+    </w:p>
+    <w:p>
+      <w:pPr>
+        <w:pStyle w:val="Ttulo1"/>
+      </w:pPr>
+      <w:bookmarkStart w:id="16" w:name="_Toc196303575"/>
+      <w:r>
+        <w:t>Anexo E – Manual de especificació</w:t>
+      </w:r>
+      <w:r>
+        <w:t xml:space="preserve">n de diseño </w:t>
+      </w:r>
+      <w:r>
+        <w:t xml:space="preserve">(opcional) </w:t>
+      </w:r>
+      <w:r>
+        <w:t>¿?</w:t>
+      </w:r>
+      <w:bookmarkEnd w:id="16"/>
+    </w:p>
+    <w:p>
+      <w:pPr>
+        <w:pStyle w:val="Ttulo2"/>
+      </w:pPr>
+      <w:bookmarkStart w:id="17" w:name="_Toc196303576"/>
+      <w:r>
+        <w:t>E.1 Planos</w:t>
+      </w:r>
+      <w:bookmarkEnd w:id="17"/>
+    </w:p>
+    <w:p>
       <w:r>
         <w:rPr>
           <w:b/>
-          <w:bCs/>
-          <w:color w:val="FF0000"/>
-        </w:rPr>
-        <w:t>Edad, sexo, ocupación y estilo de vida</w:t>
-      </w:r>
-      <w:r>
-        <w:rPr>
-          <w:color w:val="FF0000"/>
-        </w:rPr>
-        <w:t xml:space="preserve"> (como actividad física o consumo de tabaco si lo incluyes en tu modelo) son factores que pueden influir en la calidad del sueño.</w:t>
-      </w:r>
-    </w:p>
-    <w:p>
-      <w:pPr>
-        <w:numPr>
-          <w:ilvl w:val="0"/>
-          <w:numId w:val="17"/>
-        </w:numPr>
-        <w:spacing w:before="100" w:beforeAutospacing="1" w:after="100" w:afterAutospacing="1" w:line="240" w:lineRule="auto"/>
-        <w:rPr>
-          <w:color w:val="FF0000"/>
-        </w:rPr>
-      </w:pPr>
-      <w:r>
-        <w:rPr>
-          <w:b/>
-          <w:bCs/>
-          <w:color w:val="FF0000"/>
-        </w:rPr>
-        <w:t>Presión arterial, frecuencia cardíaca y número de pasos diarios</w:t>
-      </w:r>
-      <w:r>
-        <w:rPr>
-          <w:color w:val="FF0000"/>
-        </w:rPr>
-        <w:t xml:space="preserve"> pueden reflejar el estado general de salud del paciente.</w:t>
-      </w:r>
-    </w:p>
-    <w:p>
-      <w:pPr>
-        <w:numPr>
-          <w:ilvl w:val="0"/>
-          <w:numId w:val="17"/>
-        </w:numPr>
-        <w:spacing w:before="100" w:beforeAutospacing="1" w:after="100" w:afterAutospacing="1" w:line="240" w:lineRule="auto"/>
-        <w:rPr>
-          <w:color w:val="FF0000"/>
-        </w:rPr>
-      </w:pPr>
-      <w:r>
-        <w:rPr>
-          <w:color w:val="FF0000"/>
-        </w:rPr>
-        <w:t xml:space="preserve">La variable </w:t>
-      </w:r>
-      <w:proofErr w:type="spellStart"/>
-      <w:r>
-        <w:rPr>
-          <w:color w:val="FF0000"/>
-        </w:rPr>
-        <w:t>Sleep</w:t>
-      </w:r>
-      <w:proofErr w:type="spellEnd"/>
-      <w:r>
-        <w:rPr>
-          <w:color w:val="FF0000"/>
-        </w:rPr>
-        <w:t xml:space="preserve"> </w:t>
-      </w:r>
-      <w:proofErr w:type="spellStart"/>
-      <w:r>
-        <w:rPr>
-          <w:color w:val="FF0000"/>
-        </w:rPr>
-        <w:t>Disorder</w:t>
-      </w:r>
-      <w:proofErr w:type="spellEnd"/>
-      <w:r>
-        <w:rPr>
-          <w:color w:val="FF0000"/>
-        </w:rPr>
-        <w:t xml:space="preserve"> representa el diagnóstico final y es el objetivo del modelo de clasificación.</w:t>
-      </w:r>
-    </w:p>
-    <w:p>
-      <w:pPr>
-        <w:spacing w:before="100" w:beforeAutospacing="1" w:after="100" w:afterAutospacing="1" w:line="240" w:lineRule="auto"/>
-        <w:ind w:left="360"/>
-        <w:rPr>
-          <w:color w:val="FF0000"/>
-        </w:rPr>
-      </w:pPr>
-      <w:r>
-        <w:rPr>
-          <w:color w:val="FF0000"/>
-        </w:rPr>
-        <w:t>Este conjunto de datos permite entrenar un modelo con potencial utilidad en la predicción temprana de trastornos como la apnea del sueño, con la posibilidad de integrar datos adicionales (como los obtenidos mediante el dispositivo O2Ring) para validación futura.</w:t>
-      </w:r>
-    </w:p>
-    <w:p>
-      <w:pPr>
-        <w:spacing w:before="100" w:beforeAutospacing="1" w:after="100" w:afterAutospacing="1" w:line="240" w:lineRule="auto"/>
-        <w:ind w:left="360"/>
-        <w:rPr>
-          <w:color w:val="FF0000"/>
-        </w:rPr>
-      </w:pPr>
-    </w:p>
-    <w:p>
-      <w:pPr>
-        <w:pStyle w:val="Ttulo1"/>
-      </w:pPr>
-      <w:bookmarkStart w:id="16" w:name="_Toc196303575"/>
-      <w:r>
-        <w:t>Anexo E – Manual de especificació</w:t>
-      </w:r>
-      <w:r>
-        <w:t xml:space="preserve">n de diseño </w:t>
-      </w:r>
-      <w:r>
-        <w:t xml:space="preserve">(opcional) </w:t>
-      </w:r>
-      <w:r>
-        <w:t>¿?</w:t>
-      </w:r>
-      <w:bookmarkEnd w:id="16"/>
-    </w:p>
-    <w:p>
-      <w:pPr>
-        <w:pStyle w:val="Ttulo2"/>
-      </w:pPr>
-      <w:bookmarkStart w:id="17" w:name="_Toc196303576"/>
-      <w:r>
-        <w:t>E.1 Planos</w:t>
-      </w:r>
-      <w:bookmarkEnd w:id="17"/>
-    </w:p>
-    <w:p>
-      <w:r>
-        <w:rPr>
-          <w:b/>
         </w:rPr>
         <w:t>Debido a la naturaleza del proyecto, basado en una aplicación web orientada a la predicción de apneas del sueño a partir de variables clínicas, los "planos" se entienden como esquemas funcionales y capturas de la interfaz de usuario. En este apartado se presentan:</w:t>
       </w:r>
     </w:p>
     <w:p>
       <w:r>
-        <w:t xml:space="preserve">- Capturas de pantalla de la aplicación desarrollada en </w:t>
-      </w:r>
-      <w:proofErr w:type="spellStart"/>
-      <w:r>
-        <w:t>Streamlit</w:t>
-      </w:r>
-      <w:proofErr w:type="spellEnd"/>
-      <w:r>
-        <w:t>: menú principal, formulario de entrada de datos, resultado de predicción y exportación del informe en PDF.</w:t>
+        <w:t>- Capturas de pantalla de la aplicación desarrollada en Streamlit: menú principal, formulario de entrada de datos, resultado de predicción y exportación del informe en PDF.</w:t>
       </w:r>
     </w:p>
     <w:p>
@@ -7859,28 +6941,7 @@
       </w:r>
       <w:r>
         <w:br/>
-        <w:t xml:space="preserve">  </w:t>
-      </w:r>
-      <w:proofErr w:type="gramStart"/>
-      <w:r>
-        <w:t xml:space="preserve">   [</w:t>
-      </w:r>
-      <w:proofErr w:type="gramEnd"/>
-      <w:r>
-        <w:t xml:space="preserve">Carga del </w:t>
-      </w:r>
-      <w:proofErr w:type="gramStart"/>
-      <w:r>
-        <w:t>modelo .</w:t>
-      </w:r>
-      <w:proofErr w:type="spellStart"/>
-      <w:r>
-        <w:t>pkl</w:t>
-      </w:r>
-      <w:proofErr w:type="spellEnd"/>
-      <w:proofErr w:type="gramEnd"/>
-      <w:r>
-        <w:t>]</w:t>
+        <w:t xml:space="preserve">     [Carga del modelo .pkl]</w:t>
       </w:r>
       <w:r>
         <w:br/>
@@ -7928,44 +6989,12 @@
     </w:p>
     <w:p>
       <w:r>
-        <w:t xml:space="preserve">- </w:t>
-      </w:r>
-      <w:proofErr w:type="spellStart"/>
-      <w:r>
-        <w:t>Frontend</w:t>
-      </w:r>
-      <w:proofErr w:type="spellEnd"/>
-      <w:r>
-        <w:t xml:space="preserve">: </w:t>
-      </w:r>
-      <w:proofErr w:type="spellStart"/>
-      <w:r>
-        <w:t>Streamlit</w:t>
-      </w:r>
-      <w:proofErr w:type="spellEnd"/>
-      <w:r>
-        <w:t>, con componentes interactivos para entrada de datos.</w:t>
-      </w:r>
-    </w:p>
-    <w:p>
-      <w:r>
-        <w:t xml:space="preserve">- </w:t>
-      </w:r>
-      <w:proofErr w:type="spellStart"/>
-      <w:r>
-        <w:t>Backend</w:t>
-      </w:r>
-      <w:proofErr w:type="spellEnd"/>
-      <w:r>
-        <w:t>: carga del modelo entrenado (</w:t>
-      </w:r>
-      <w:proofErr w:type="spellStart"/>
-      <w:r>
-        <w:t>pickle</w:t>
-      </w:r>
-      <w:proofErr w:type="spellEnd"/>
-      <w:r>
-        <w:t>), generación del resultado y exportación de PDF.</w:t>
+        <w:t>- Frontend: Streamlit, con componentes interactivos para entrada de datos.</w:t>
+      </w:r>
+    </w:p>
+    <w:p>
+      <w:r>
+        <w:t>- Backend: carga del modelo entrenado (pickle), generación del resultado y exportación de PDF.</w:t>
       </w:r>
     </w:p>
     <w:p>
@@ -8034,15 +7063,7 @@
         <w:t>│</w:t>
       </w:r>
       <w:r>
-        <w:t xml:space="preserve"> Interfaz </w:t>
-      </w:r>
-      <w:proofErr w:type="spellStart"/>
-      <w:r>
-        <w:t>Streamlit</w:t>
-      </w:r>
-      <w:proofErr w:type="spellEnd"/>
-      <w:r>
-        <w:t xml:space="preserve"> (UI)     </w:t>
+        <w:t xml:space="preserve"> Interfaz Streamlit (UI)     </w:t>
       </w:r>
       <w:r>
         <w:rPr>
@@ -8216,15 +7237,7 @@
         <w:t>ó</w:t>
       </w:r>
       <w:r>
-        <w:t>n (.</w:t>
-      </w:r>
-      <w:proofErr w:type="spellStart"/>
-      <w:r>
-        <w:t>pkl</w:t>
-      </w:r>
-      <w:proofErr w:type="spellEnd"/>
-      <w:r>
-        <w:t xml:space="preserve">) </w:t>
+        <w:t xml:space="preserve">n (.pkl) </w:t>
       </w:r>
       <w:r>
         <w:rPr>
@@ -8395,351 +7408,31 @@
           <w:color w:val="FF0000"/>
           <w:lang w:val="en-US"/>
         </w:rPr>
-        <w:t xml:space="preserve">El </w:t>
-      </w:r>
-      <w:proofErr w:type="spellStart"/>
-      <w:r>
+        <w:t>El sistema está orientado a un único tipo de usuario: profesional clínico o técnico investigador. El siguiente diagrama representa los casos de uso principales del sistema.</w:t>
+      </w:r>
+    </w:p>
+    <w:p>
+      <w:pPr>
         <w:rPr>
           <w:color w:val="FF0000"/>
           <w:lang w:val="en-US"/>
         </w:rPr>
-        <w:t>sistema</w:t>
-      </w:r>
-      <w:proofErr w:type="spellEnd"/>
+      </w:pPr>
       <w:r>
         <w:rPr>
           <w:color w:val="FF0000"/>
           <w:lang w:val="en-US"/>
         </w:rPr>
-        <w:t xml:space="preserve"> </w:t>
-      </w:r>
-      <w:proofErr w:type="spellStart"/>
+        <w:br/>
+        <w:t xml:space="preserve">          ┌──────────────────┐</w:t>
+      </w:r>
       <w:r>
         <w:rPr>
           <w:color w:val="FF0000"/>
           <w:lang w:val="en-US"/>
         </w:rPr>
-        <w:t>está</w:t>
-      </w:r>
-      <w:proofErr w:type="spellEnd"/>
-      <w:r>
-        <w:rPr>
-          <w:color w:val="FF0000"/>
-          <w:lang w:val="en-US"/>
-        </w:rPr>
-        <w:t xml:space="preserve"> </w:t>
-      </w:r>
-      <w:proofErr w:type="spellStart"/>
-      <w:r>
-        <w:rPr>
-          <w:color w:val="FF0000"/>
-          <w:lang w:val="en-US"/>
-        </w:rPr>
-        <w:t>orientado</w:t>
-      </w:r>
-      <w:proofErr w:type="spellEnd"/>
-      <w:r>
-        <w:rPr>
-          <w:color w:val="FF0000"/>
-          <w:lang w:val="en-US"/>
-        </w:rPr>
-        <w:t xml:space="preserve"> a un </w:t>
-      </w:r>
-      <w:proofErr w:type="spellStart"/>
-      <w:r>
-        <w:rPr>
-          <w:color w:val="FF0000"/>
-          <w:lang w:val="en-US"/>
-        </w:rPr>
-        <w:t>único</w:t>
-      </w:r>
-      <w:proofErr w:type="spellEnd"/>
-      <w:r>
-        <w:rPr>
-          <w:color w:val="FF0000"/>
-          <w:lang w:val="en-US"/>
-        </w:rPr>
-        <w:t xml:space="preserve"> </w:t>
-      </w:r>
-      <w:proofErr w:type="spellStart"/>
-      <w:r>
-        <w:rPr>
-          <w:color w:val="FF0000"/>
-          <w:lang w:val="en-US"/>
-        </w:rPr>
-        <w:t>tipo</w:t>
-      </w:r>
-      <w:proofErr w:type="spellEnd"/>
-      <w:r>
-        <w:rPr>
-          <w:color w:val="FF0000"/>
-          <w:lang w:val="en-US"/>
-        </w:rPr>
-        <w:t xml:space="preserve"> de </w:t>
-      </w:r>
-      <w:proofErr w:type="spellStart"/>
-      <w:r>
-        <w:rPr>
-          <w:color w:val="FF0000"/>
-          <w:lang w:val="en-US"/>
-        </w:rPr>
-        <w:t>usuario</w:t>
-      </w:r>
-      <w:proofErr w:type="spellEnd"/>
-      <w:r>
-        <w:rPr>
-          <w:color w:val="FF0000"/>
-          <w:lang w:val="en-US"/>
-        </w:rPr>
-        <w:t xml:space="preserve">: </w:t>
-      </w:r>
-      <w:proofErr w:type="spellStart"/>
-      <w:r>
-        <w:rPr>
-          <w:color w:val="FF0000"/>
-          <w:lang w:val="en-US"/>
-        </w:rPr>
-        <w:t>profesional</w:t>
-      </w:r>
-      <w:proofErr w:type="spellEnd"/>
-      <w:r>
-        <w:rPr>
-          <w:color w:val="FF0000"/>
-          <w:lang w:val="en-US"/>
-        </w:rPr>
-        <w:t xml:space="preserve"> </w:t>
-      </w:r>
-      <w:proofErr w:type="spellStart"/>
-      <w:r>
-        <w:rPr>
-          <w:color w:val="FF0000"/>
-          <w:lang w:val="en-US"/>
-        </w:rPr>
-        <w:t>clínico</w:t>
-      </w:r>
-      <w:proofErr w:type="spellEnd"/>
-      <w:r>
-        <w:rPr>
-          <w:color w:val="FF0000"/>
-          <w:lang w:val="en-US"/>
-        </w:rPr>
-        <w:t xml:space="preserve"> o </w:t>
-      </w:r>
-      <w:proofErr w:type="spellStart"/>
-      <w:r>
-        <w:rPr>
-          <w:color w:val="FF0000"/>
-          <w:lang w:val="en-US"/>
-        </w:rPr>
-        <w:t>técnico</w:t>
-      </w:r>
-      <w:proofErr w:type="spellEnd"/>
-      <w:r>
-        <w:rPr>
-          <w:color w:val="FF0000"/>
-          <w:lang w:val="en-US"/>
-        </w:rPr>
-        <w:t xml:space="preserve"> </w:t>
-      </w:r>
-      <w:proofErr w:type="spellStart"/>
-      <w:r>
-        <w:rPr>
-          <w:color w:val="FF0000"/>
-          <w:lang w:val="en-US"/>
-        </w:rPr>
-        <w:t>investigador</w:t>
-      </w:r>
-      <w:proofErr w:type="spellEnd"/>
-      <w:r>
-        <w:rPr>
-          <w:color w:val="FF0000"/>
-          <w:lang w:val="en-US"/>
-        </w:rPr>
-        <w:t xml:space="preserve">. El </w:t>
-      </w:r>
-      <w:proofErr w:type="spellStart"/>
-      <w:r>
-        <w:rPr>
-          <w:color w:val="FF0000"/>
-          <w:lang w:val="en-US"/>
-        </w:rPr>
-        <w:t>siguiente</w:t>
-      </w:r>
-      <w:proofErr w:type="spellEnd"/>
-      <w:r>
-        <w:rPr>
-          <w:color w:val="FF0000"/>
-          <w:lang w:val="en-US"/>
-        </w:rPr>
-        <w:t xml:space="preserve"> </w:t>
-      </w:r>
-      <w:proofErr w:type="spellStart"/>
-      <w:r>
-        <w:rPr>
-          <w:color w:val="FF0000"/>
-          <w:lang w:val="en-US"/>
-        </w:rPr>
-        <w:t>diagrama</w:t>
-      </w:r>
-      <w:proofErr w:type="spellEnd"/>
-      <w:r>
-        <w:rPr>
-          <w:color w:val="FF0000"/>
-          <w:lang w:val="en-US"/>
-        </w:rPr>
-        <w:t xml:space="preserve"> </w:t>
-      </w:r>
-      <w:proofErr w:type="spellStart"/>
-      <w:r>
-        <w:rPr>
-          <w:color w:val="FF0000"/>
-          <w:lang w:val="en-US"/>
-        </w:rPr>
-        <w:t>representa</w:t>
-      </w:r>
-      <w:proofErr w:type="spellEnd"/>
-      <w:r>
-        <w:rPr>
-          <w:color w:val="FF0000"/>
-          <w:lang w:val="en-US"/>
-        </w:rPr>
-        <w:t xml:space="preserve"> </w:t>
-      </w:r>
-      <w:proofErr w:type="spellStart"/>
-      <w:r>
-        <w:rPr>
-          <w:color w:val="FF0000"/>
-          <w:lang w:val="en-US"/>
-        </w:rPr>
-        <w:t>los</w:t>
-      </w:r>
-      <w:proofErr w:type="spellEnd"/>
-      <w:r>
-        <w:rPr>
-          <w:color w:val="FF0000"/>
-          <w:lang w:val="en-US"/>
-        </w:rPr>
-        <w:t xml:space="preserve"> </w:t>
-      </w:r>
-      <w:proofErr w:type="spellStart"/>
-      <w:r>
-        <w:rPr>
-          <w:color w:val="FF0000"/>
-          <w:lang w:val="en-US"/>
-        </w:rPr>
-        <w:t>casos</w:t>
-      </w:r>
-      <w:proofErr w:type="spellEnd"/>
-      <w:r>
-        <w:rPr>
-          <w:color w:val="FF0000"/>
-          <w:lang w:val="en-US"/>
-        </w:rPr>
-        <w:t xml:space="preserve"> de </w:t>
-      </w:r>
-      <w:proofErr w:type="spellStart"/>
-      <w:r>
-        <w:rPr>
-          <w:color w:val="FF0000"/>
-          <w:lang w:val="en-US"/>
-        </w:rPr>
-        <w:t>uso</w:t>
-      </w:r>
-      <w:proofErr w:type="spellEnd"/>
-      <w:r>
-        <w:rPr>
-          <w:color w:val="FF0000"/>
-          <w:lang w:val="en-US"/>
-        </w:rPr>
-        <w:t xml:space="preserve"> </w:t>
-      </w:r>
-      <w:proofErr w:type="spellStart"/>
-      <w:r>
-        <w:rPr>
-          <w:color w:val="FF0000"/>
-          <w:lang w:val="en-US"/>
-        </w:rPr>
-        <w:t>principales</w:t>
-      </w:r>
-      <w:proofErr w:type="spellEnd"/>
-      <w:r>
-        <w:rPr>
-          <w:color w:val="FF0000"/>
-          <w:lang w:val="en-US"/>
-        </w:rPr>
-        <w:t xml:space="preserve"> del </w:t>
-      </w:r>
-      <w:proofErr w:type="spellStart"/>
-      <w:r>
-        <w:rPr>
-          <w:color w:val="FF0000"/>
-          <w:lang w:val="en-US"/>
-        </w:rPr>
-        <w:t>sistema</w:t>
-      </w:r>
-      <w:proofErr w:type="spellEnd"/>
-      <w:r>
-        <w:rPr>
-          <w:color w:val="FF0000"/>
-          <w:lang w:val="en-US"/>
-        </w:rPr>
-        <w:t>.</w:t>
-      </w:r>
-    </w:p>
-    <w:p>
-      <w:pPr>
-        <w:rPr>
-          <w:color w:val="FF0000"/>
-          <w:lang w:val="en-US"/>
-        </w:rPr>
-      </w:pPr>
-      <w:r>
-        <w:rPr>
-          <w:color w:val="FF0000"/>
-          <w:lang w:val="en-US"/>
-        </w:rPr>
         <w:br/>
-        <w:t xml:space="preserve">          ┌──────────────────┐</w:t>
-      </w:r>
-      <w:r>
-        <w:rPr>
-          <w:color w:val="FF0000"/>
-          <w:lang w:val="en-US"/>
-        </w:rPr>
-        <w:br/>
-        <w:t xml:space="preserve">          │  </w:t>
-      </w:r>
-      <w:proofErr w:type="spellStart"/>
-      <w:r>
-        <w:rPr>
-          <w:color w:val="FF0000"/>
-          <w:lang w:val="en-US"/>
-        </w:rPr>
-        <w:t>Usuario</w:t>
-      </w:r>
-      <w:proofErr w:type="spellEnd"/>
-      <w:r>
-        <w:rPr>
-          <w:color w:val="FF0000"/>
-          <w:lang w:val="en-US"/>
-        </w:rPr>
-        <w:t xml:space="preserve"> </w:t>
-      </w:r>
-      <w:proofErr w:type="spellStart"/>
-      <w:r>
-        <w:rPr>
-          <w:color w:val="FF0000"/>
-          <w:lang w:val="en-US"/>
-        </w:rPr>
-        <w:t>clínico</w:t>
-      </w:r>
-      <w:proofErr w:type="spellEnd"/>
-      <w:r>
-        <w:rPr>
-          <w:color w:val="FF0000"/>
-          <w:lang w:val="en-US"/>
-        </w:rPr>
-        <w:t xml:space="preserve"> │</w:t>
+        <w:t xml:space="preserve">          │  Usuario clínico │</w:t>
       </w:r>
       <w:r>
         <w:rPr>
@@ -8818,23 +7511,7 @@
           <w:color w:val="FF0000"/>
           <w:lang w:val="en-US"/>
         </w:rPr>
-        <w:t xml:space="preserve"> </w:t>
-      </w:r>
-      <w:proofErr w:type="spellStart"/>
-      <w:r>
-        <w:rPr>
-          <w:color w:val="FF0000"/>
-          <w:lang w:val="en-US"/>
-        </w:rPr>
-        <w:t>Introducir</w:t>
-      </w:r>
-      <w:proofErr w:type="spellEnd"/>
-      <w:r>
-        <w:rPr>
-          <w:color w:val="FF0000"/>
-          <w:lang w:val="en-US"/>
-        </w:rPr>
-        <w:t xml:space="preserve"> variables</w:t>
+        <w:t xml:space="preserve"> Introducir variables</w:t>
       </w:r>
       <w:r>
         <w:rPr>
@@ -8913,31 +7590,7 @@
           <w:color w:val="FF0000"/>
           <w:lang w:val="en-US"/>
         </w:rPr>
-        <w:t xml:space="preserve"> </w:t>
-      </w:r>
-      <w:proofErr w:type="spellStart"/>
-      <w:r>
-        <w:rPr>
-          <w:color w:val="FF0000"/>
-          <w:lang w:val="en-US"/>
-        </w:rPr>
-        <w:t>Obtener</w:t>
-      </w:r>
-      <w:proofErr w:type="spellEnd"/>
-      <w:r>
-        <w:rPr>
-          <w:color w:val="FF0000"/>
-          <w:lang w:val="en-US"/>
-        </w:rPr>
-        <w:t xml:space="preserve"> </w:t>
-      </w:r>
-      <w:proofErr w:type="spellStart"/>
-      <w:r>
-        <w:rPr>
-          <w:color w:val="FF0000"/>
-          <w:lang w:val="en-US"/>
-        </w:rPr>
-        <w:t>predicci</w:t>
+        <w:t xml:space="preserve"> Obtener predicci</w:t>
       </w:r>
       <w:r>
         <w:rPr>
@@ -8952,15 +7605,7 @@
           <w:color w:val="FF0000"/>
           <w:lang w:val="en-US"/>
         </w:rPr>
-        <w:t>n</w:t>
-      </w:r>
-      <w:proofErr w:type="spellEnd"/>
-      <w:r>
-        <w:rPr>
-          <w:color w:val="FF0000"/>
-          <w:lang w:val="en-US"/>
-        </w:rPr>
-        <w:t xml:space="preserve">  </w:t>
+        <w:t xml:space="preserve">n  </w:t>
       </w:r>
       <w:r>
         <w:rPr>
@@ -9039,15 +7684,7 @@
           <w:color w:val="FF0000"/>
           <w:lang w:val="en-US"/>
         </w:rPr>
-        <w:t xml:space="preserve"> Ver </w:t>
-      </w:r>
-      <w:proofErr w:type="spellStart"/>
-      <w:r>
-        <w:rPr>
-          <w:color w:val="FF0000"/>
-          <w:lang w:val="en-US"/>
-        </w:rPr>
-        <w:t>explicaci</w:t>
+        <w:t xml:space="preserve"> Ver explicaci</w:t>
       </w:r>
       <w:r>
         <w:rPr>
@@ -9062,15 +7699,7 @@
           <w:color w:val="FF0000"/>
           <w:lang w:val="en-US"/>
         </w:rPr>
-        <w:t>n</w:t>
-      </w:r>
-      <w:proofErr w:type="spellEnd"/>
-      <w:r>
-        <w:rPr>
-          <w:color w:val="FF0000"/>
-          <w:lang w:val="en-US"/>
-        </w:rPr>
-        <w:t xml:space="preserve"> SHAP</w:t>
+        <w:t>n SHAP</w:t>
       </w:r>
       <w:r>
         <w:rPr>
@@ -9149,39 +7778,7 @@
           <w:color w:val="FF0000"/>
           <w:lang w:val="en-US"/>
         </w:rPr>
-        <w:t xml:space="preserve"> </w:t>
-      </w:r>
-      <w:proofErr w:type="spellStart"/>
-      <w:r>
-        <w:rPr>
-          <w:color w:val="FF0000"/>
-          <w:lang w:val="en-US"/>
-        </w:rPr>
-        <w:t>Descargar</w:t>
-      </w:r>
-      <w:proofErr w:type="spellEnd"/>
-      <w:r>
-        <w:rPr>
-          <w:color w:val="FF0000"/>
-          <w:lang w:val="en-US"/>
-        </w:rPr>
-        <w:t xml:space="preserve"> </w:t>
-      </w:r>
-      <w:proofErr w:type="spellStart"/>
-      <w:r>
-        <w:rPr>
-          <w:color w:val="FF0000"/>
-          <w:lang w:val="en-US"/>
-        </w:rPr>
-        <w:t>informe</w:t>
-      </w:r>
-      <w:proofErr w:type="spellEnd"/>
-      <w:r>
-        <w:rPr>
-          <w:color w:val="FF0000"/>
-          <w:lang w:val="en-US"/>
-        </w:rPr>
-        <w:t xml:space="preserve">   </w:t>
+        <w:t xml:space="preserve"> Descargar informe   </w:t>
       </w:r>
       <w:r>
         <w:rPr>
@@ -9220,147 +7817,7 @@
         <w:rPr>
           <w:lang w:val="en-US"/>
         </w:rPr>
-        <w:t xml:space="preserve">A </w:t>
-      </w:r>
-      <w:proofErr w:type="spellStart"/>
-      <w:r>
-        <w:rPr>
-          <w:lang w:val="en-US"/>
-        </w:rPr>
-        <w:t>continuación</w:t>
-      </w:r>
-      <w:proofErr w:type="spellEnd"/>
-      <w:r>
-        <w:rPr>
-          <w:lang w:val="en-US"/>
-        </w:rPr>
-        <w:t xml:space="preserve"> se </w:t>
-      </w:r>
-      <w:proofErr w:type="spellStart"/>
-      <w:r>
-        <w:rPr>
-          <w:lang w:val="en-US"/>
-        </w:rPr>
-        <w:t>describen</w:t>
-      </w:r>
-      <w:proofErr w:type="spellEnd"/>
-      <w:r>
-        <w:rPr>
-          <w:lang w:val="en-US"/>
-        </w:rPr>
-        <w:t xml:space="preserve"> </w:t>
-      </w:r>
-      <w:proofErr w:type="spellStart"/>
-      <w:r>
-        <w:rPr>
-          <w:lang w:val="en-US"/>
-        </w:rPr>
-        <w:t>los</w:t>
-      </w:r>
-      <w:proofErr w:type="spellEnd"/>
-      <w:r>
-        <w:rPr>
-          <w:lang w:val="en-US"/>
-        </w:rPr>
-        <w:t xml:space="preserve"> </w:t>
-      </w:r>
-      <w:proofErr w:type="spellStart"/>
-      <w:r>
-        <w:rPr>
-          <w:lang w:val="en-US"/>
-        </w:rPr>
-        <w:t>casos</w:t>
-      </w:r>
-      <w:proofErr w:type="spellEnd"/>
-      <w:r>
-        <w:rPr>
-          <w:lang w:val="en-US"/>
-        </w:rPr>
-        <w:t xml:space="preserve"> de </w:t>
-      </w:r>
-      <w:proofErr w:type="spellStart"/>
-      <w:r>
-        <w:rPr>
-          <w:lang w:val="en-US"/>
-        </w:rPr>
-        <w:t>uso</w:t>
-      </w:r>
-      <w:proofErr w:type="spellEnd"/>
-      <w:r>
-        <w:rPr>
-          <w:lang w:val="en-US"/>
-        </w:rPr>
-        <w:t xml:space="preserve"> </w:t>
-      </w:r>
-      <w:proofErr w:type="spellStart"/>
-      <w:r>
-        <w:rPr>
-          <w:lang w:val="en-US"/>
-        </w:rPr>
-        <w:t>más</w:t>
-      </w:r>
-      <w:proofErr w:type="spellEnd"/>
-      <w:r>
-        <w:rPr>
-          <w:lang w:val="en-US"/>
-        </w:rPr>
-        <w:t xml:space="preserve"> </w:t>
-      </w:r>
-      <w:proofErr w:type="spellStart"/>
-      <w:r>
-        <w:rPr>
-          <w:lang w:val="en-US"/>
-        </w:rPr>
-        <w:t>relevantes</w:t>
-      </w:r>
-      <w:proofErr w:type="spellEnd"/>
-      <w:r>
-        <w:rPr>
-          <w:lang w:val="en-US"/>
-        </w:rPr>
-        <w:t xml:space="preserve"> </w:t>
-      </w:r>
-      <w:proofErr w:type="spellStart"/>
-      <w:r>
-        <w:rPr>
-          <w:lang w:val="en-US"/>
-        </w:rPr>
-        <w:t>mediante</w:t>
-      </w:r>
-      <w:proofErr w:type="spellEnd"/>
-      <w:r>
-        <w:rPr>
-          <w:lang w:val="en-US"/>
-        </w:rPr>
-        <w:t xml:space="preserve"> </w:t>
-      </w:r>
-      <w:proofErr w:type="spellStart"/>
-      <w:r>
-        <w:rPr>
-          <w:lang w:val="en-US"/>
-        </w:rPr>
-        <w:t>tablas</w:t>
-      </w:r>
-      <w:proofErr w:type="spellEnd"/>
-      <w:r>
-        <w:rPr>
-          <w:lang w:val="en-US"/>
-        </w:rPr>
-        <w:t xml:space="preserve"> </w:t>
-      </w:r>
-      <w:proofErr w:type="spellStart"/>
-      <w:r>
-        <w:rPr>
-          <w:lang w:val="en-US"/>
-        </w:rPr>
-        <w:t>estructuradas</w:t>
-      </w:r>
-      <w:proofErr w:type="spellEnd"/>
-      <w:r>
-        <w:rPr>
-          <w:lang w:val="en-US"/>
-        </w:rPr>
-        <w:t>.</w:t>
+        <w:t>A continuación se describen los casos de uso más relevantes mediante tablas estructuradas.</w:t>
       </w:r>
     </w:p>
     <w:tbl>
@@ -9396,16 +7853,8 @@
               <w:rPr>
                 <w:lang w:val="en-US"/>
               </w:rPr>
-              <w:t xml:space="preserve">Caso de </w:t>
-            </w:r>
-            <w:proofErr w:type="spellStart"/>
-            <w:r>
-              <w:rPr>
-                <w:lang w:val="en-US"/>
-              </w:rPr>
-              <w:t>uso</w:t>
-            </w:r>
-            <w:proofErr w:type="spellEnd"/>
+              <w:t>Caso de uso</w:t>
+            </w:r>
           </w:p>
         </w:tc>
         <w:tc>
@@ -9430,30 +7879,8 @@
               <w:rPr>
                 <w:lang w:val="en-US"/>
               </w:rPr>
-              <w:t xml:space="preserve">CU-1: </w:t>
-            </w:r>
-            <w:proofErr w:type="spellStart"/>
-            <w:r>
-              <w:rPr>
-                <w:lang w:val="en-US"/>
-              </w:rPr>
-              <w:t>Introducir</w:t>
-            </w:r>
-            <w:proofErr w:type="spellEnd"/>
-            <w:r>
-              <w:rPr>
-                <w:lang w:val="en-US"/>
-              </w:rPr>
-              <w:t xml:space="preserve"> variables </w:t>
-            </w:r>
-            <w:proofErr w:type="spellStart"/>
-            <w:r>
-              <w:rPr>
-                <w:lang w:val="en-US"/>
-              </w:rPr>
-              <w:t>clínicas</w:t>
-            </w:r>
-            <w:proofErr w:type="spellEnd"/>
+              <w:t>CU-1: Introducir variables clínicas</w:t>
+            </w:r>
           </w:p>
         </w:tc>
       </w:tr>
@@ -9476,14 +7903,12 @@
                 <w:lang w:val="en-US"/>
               </w:rPr>
             </w:pPr>
-            <w:proofErr w:type="spellStart"/>
             <w:r>
               <w:rPr>
                 <w:lang w:val="en-US"/>
               </w:rPr>
               <w:t>Versión</w:t>
             </w:r>
-            <w:proofErr w:type="spellEnd"/>
           </w:p>
         </w:tc>
         <w:tc>
@@ -9532,14 +7957,12 @@
                 <w:lang w:val="en-US"/>
               </w:rPr>
             </w:pPr>
-            <w:proofErr w:type="spellStart"/>
             <w:r>
               <w:rPr>
                 <w:lang w:val="en-US"/>
               </w:rPr>
               <w:t>Descripción</w:t>
             </w:r>
-            <w:proofErr w:type="spellEnd"/>
           </w:p>
         </w:tc>
         <w:tc>
@@ -9564,119 +7987,7 @@
               <w:rPr>
                 <w:lang w:val="en-US"/>
               </w:rPr>
-              <w:t xml:space="preserve">El </w:t>
-            </w:r>
-            <w:proofErr w:type="spellStart"/>
-            <w:r>
-              <w:rPr>
-                <w:lang w:val="en-US"/>
-              </w:rPr>
-              <w:t>usuario</w:t>
-            </w:r>
-            <w:proofErr w:type="spellEnd"/>
-            <w:r>
-              <w:rPr>
-                <w:lang w:val="en-US"/>
-              </w:rPr>
-              <w:t xml:space="preserve"> introduce </w:t>
-            </w:r>
-            <w:proofErr w:type="spellStart"/>
-            <w:r>
-              <w:rPr>
-                <w:lang w:val="en-US"/>
-              </w:rPr>
-              <w:t>los</w:t>
-            </w:r>
-            <w:proofErr w:type="spellEnd"/>
-            <w:r>
-              <w:rPr>
-                <w:lang w:val="en-US"/>
-              </w:rPr>
-              <w:t xml:space="preserve"> </w:t>
-            </w:r>
-            <w:proofErr w:type="spellStart"/>
-            <w:r>
-              <w:rPr>
-                <w:lang w:val="en-US"/>
-              </w:rPr>
-              <w:t>datos</w:t>
-            </w:r>
-            <w:proofErr w:type="spellEnd"/>
-            <w:r>
-              <w:rPr>
-                <w:lang w:val="en-US"/>
-              </w:rPr>
-              <w:t xml:space="preserve"> </w:t>
-            </w:r>
-            <w:proofErr w:type="spellStart"/>
-            <w:r>
-              <w:rPr>
-                <w:lang w:val="en-US"/>
-              </w:rPr>
-              <w:t>clínicos</w:t>
-            </w:r>
-            <w:proofErr w:type="spellEnd"/>
-            <w:r>
-              <w:rPr>
-                <w:lang w:val="en-US"/>
-              </w:rPr>
-              <w:t xml:space="preserve"> del </w:t>
-            </w:r>
-            <w:proofErr w:type="spellStart"/>
-            <w:r>
-              <w:rPr>
-                <w:lang w:val="en-US"/>
-              </w:rPr>
-              <w:t>paciente</w:t>
-            </w:r>
-            <w:proofErr w:type="spellEnd"/>
-            <w:r>
-              <w:rPr>
-                <w:lang w:val="en-US"/>
-              </w:rPr>
-              <w:t xml:space="preserve"> </w:t>
-            </w:r>
-            <w:proofErr w:type="spellStart"/>
-            <w:r>
-              <w:rPr>
-                <w:lang w:val="en-US"/>
-              </w:rPr>
-              <w:t>en</w:t>
-            </w:r>
-            <w:proofErr w:type="spellEnd"/>
-            <w:r>
-              <w:rPr>
-                <w:lang w:val="en-US"/>
-              </w:rPr>
-              <w:t xml:space="preserve"> </w:t>
-            </w:r>
-            <w:proofErr w:type="spellStart"/>
-            <w:r>
-              <w:rPr>
-                <w:lang w:val="en-US"/>
-              </w:rPr>
-              <w:t>el</w:t>
-            </w:r>
-            <w:proofErr w:type="spellEnd"/>
-            <w:r>
-              <w:rPr>
-                <w:lang w:val="en-US"/>
-              </w:rPr>
-              <w:t xml:space="preserve"> </w:t>
-            </w:r>
-            <w:proofErr w:type="spellStart"/>
-            <w:r>
-              <w:rPr>
-                <w:lang w:val="en-US"/>
-              </w:rPr>
-              <w:t>formulario</w:t>
-            </w:r>
-            <w:proofErr w:type="spellEnd"/>
-            <w:r>
-              <w:rPr>
-                <w:lang w:val="en-US"/>
-              </w:rPr>
-              <w:t xml:space="preserve"> web.</w:t>
+              <w:t>El usuario introduce los datos clínicos del paciente en el formulario web.</w:t>
             </w:r>
           </w:p>
         </w:tc>
@@ -9700,14 +8011,12 @@
                 <w:lang w:val="en-US"/>
               </w:rPr>
             </w:pPr>
-            <w:proofErr w:type="spellStart"/>
             <w:r>
               <w:rPr>
                 <w:lang w:val="en-US"/>
               </w:rPr>
               <w:t>Precondición</w:t>
             </w:r>
-            <w:proofErr w:type="spellEnd"/>
           </w:p>
         </w:tc>
         <w:tc>
@@ -9732,77 +8041,7 @@
               <w:rPr>
                 <w:lang w:val="en-US"/>
               </w:rPr>
-              <w:t xml:space="preserve">La app </w:t>
-            </w:r>
-            <w:proofErr w:type="spellStart"/>
-            <w:r>
-              <w:rPr>
-                <w:lang w:val="en-US"/>
-              </w:rPr>
-              <w:t>está</w:t>
-            </w:r>
-            <w:proofErr w:type="spellEnd"/>
-            <w:r>
-              <w:rPr>
-                <w:lang w:val="en-US"/>
-              </w:rPr>
-              <w:t xml:space="preserve"> </w:t>
-            </w:r>
-            <w:proofErr w:type="spellStart"/>
-            <w:r>
-              <w:rPr>
-                <w:lang w:val="en-US"/>
-              </w:rPr>
-              <w:t>iniciada</w:t>
-            </w:r>
-            <w:proofErr w:type="spellEnd"/>
-            <w:r>
-              <w:rPr>
-                <w:lang w:val="en-US"/>
-              </w:rPr>
-              <w:t xml:space="preserve"> </w:t>
-            </w:r>
-            <w:proofErr w:type="spellStart"/>
-            <w:r>
-              <w:rPr>
-                <w:lang w:val="en-US"/>
-              </w:rPr>
-              <w:t>en</w:t>
-            </w:r>
-            <w:proofErr w:type="spellEnd"/>
-            <w:r>
-              <w:rPr>
-                <w:lang w:val="en-US"/>
-              </w:rPr>
-              <w:t xml:space="preserve"> </w:t>
-            </w:r>
-            <w:proofErr w:type="spellStart"/>
-            <w:r>
-              <w:rPr>
-                <w:lang w:val="en-US"/>
-              </w:rPr>
-              <w:t>el</w:t>
-            </w:r>
-            <w:proofErr w:type="spellEnd"/>
-            <w:r>
-              <w:rPr>
-                <w:lang w:val="en-US"/>
-              </w:rPr>
-              <w:t xml:space="preserve"> </w:t>
-            </w:r>
-            <w:proofErr w:type="spellStart"/>
-            <w:r>
-              <w:rPr>
-                <w:lang w:val="en-US"/>
-              </w:rPr>
-              <w:t>navegador</w:t>
-            </w:r>
-            <w:proofErr w:type="spellEnd"/>
-            <w:r>
-              <w:rPr>
-                <w:lang w:val="en-US"/>
-              </w:rPr>
-              <w:t>.</w:t>
+              <w:t>La app está iniciada en el navegador.</w:t>
             </w:r>
           </w:p>
         </w:tc>
@@ -9826,14 +8065,12 @@
                 <w:lang w:val="en-US"/>
               </w:rPr>
             </w:pPr>
-            <w:proofErr w:type="spellStart"/>
             <w:r>
               <w:rPr>
                 <w:lang w:val="en-US"/>
               </w:rPr>
               <w:t>Acciones</w:t>
             </w:r>
-            <w:proofErr w:type="spellEnd"/>
           </w:p>
         </w:tc>
         <w:tc>
@@ -9854,75 +8091,11 @@
                 <w:lang w:val="en-US"/>
               </w:rPr>
             </w:pPr>
-            <w:proofErr w:type="spellStart"/>
             <w:r>
               <w:rPr>
                 <w:lang w:val="en-US"/>
               </w:rPr>
-              <w:t>Selección</w:t>
-            </w:r>
-            <w:proofErr w:type="spellEnd"/>
-            <w:r>
-              <w:rPr>
-                <w:lang w:val="en-US"/>
-              </w:rPr>
-              <w:t xml:space="preserve"> de </w:t>
-            </w:r>
-            <w:proofErr w:type="spellStart"/>
-            <w:r>
-              <w:rPr>
-                <w:lang w:val="en-US"/>
-              </w:rPr>
-              <w:t>valores</w:t>
-            </w:r>
-            <w:proofErr w:type="spellEnd"/>
-            <w:r>
-              <w:rPr>
-                <w:lang w:val="en-US"/>
-              </w:rPr>
-              <w:t xml:space="preserve"> para </w:t>
-            </w:r>
-            <w:proofErr w:type="spellStart"/>
-            <w:r>
-              <w:rPr>
-                <w:lang w:val="en-US"/>
-              </w:rPr>
-              <w:t>cada</w:t>
-            </w:r>
-            <w:proofErr w:type="spellEnd"/>
-            <w:r>
-              <w:rPr>
-                <w:lang w:val="en-US"/>
-              </w:rPr>
-              <w:t xml:space="preserve"> campo, </w:t>
-            </w:r>
-            <w:proofErr w:type="spellStart"/>
-            <w:r>
-              <w:rPr>
-                <w:lang w:val="en-US"/>
-              </w:rPr>
-              <w:t>validación</w:t>
-            </w:r>
-            <w:proofErr w:type="spellEnd"/>
-            <w:r>
-              <w:rPr>
-                <w:lang w:val="en-US"/>
-              </w:rPr>
-              <w:t xml:space="preserve"> </w:t>
-            </w:r>
-            <w:proofErr w:type="spellStart"/>
-            <w:r>
-              <w:rPr>
-                <w:lang w:val="en-US"/>
-              </w:rPr>
-              <w:t>automática</w:t>
-            </w:r>
-            <w:proofErr w:type="spellEnd"/>
-            <w:r>
-              <w:rPr>
-                <w:lang w:val="en-US"/>
-              </w:rPr>
-              <w:t>.</w:t>
+              <w:t>Selección de valores para cada campo, validación automática.</w:t>
             </w:r>
           </w:p>
         </w:tc>
@@ -9946,14 +8119,12 @@
                 <w:lang w:val="en-US"/>
               </w:rPr>
             </w:pPr>
-            <w:proofErr w:type="spellStart"/>
             <w:r>
               <w:rPr>
                 <w:lang w:val="en-US"/>
               </w:rPr>
               <w:t>Postcondición</w:t>
             </w:r>
-            <w:proofErr w:type="spellEnd"/>
           </w:p>
         </w:tc>
         <w:tc>
@@ -9978,119 +8149,7 @@
               <w:rPr>
                 <w:lang w:val="en-US"/>
               </w:rPr>
-              <w:t xml:space="preserve">Se </w:t>
-            </w:r>
-            <w:proofErr w:type="spellStart"/>
-            <w:r>
-              <w:rPr>
-                <w:lang w:val="en-US"/>
-              </w:rPr>
-              <w:t>almacenan</w:t>
-            </w:r>
-            <w:proofErr w:type="spellEnd"/>
-            <w:r>
-              <w:rPr>
-                <w:lang w:val="en-US"/>
-              </w:rPr>
-              <w:t xml:space="preserve"> </w:t>
-            </w:r>
-            <w:proofErr w:type="spellStart"/>
-            <w:r>
-              <w:rPr>
-                <w:lang w:val="en-US"/>
-              </w:rPr>
-              <w:t>temporalmente</w:t>
-            </w:r>
-            <w:proofErr w:type="spellEnd"/>
-            <w:r>
-              <w:rPr>
-                <w:lang w:val="en-US"/>
-              </w:rPr>
-              <w:t xml:space="preserve"> </w:t>
-            </w:r>
-            <w:proofErr w:type="spellStart"/>
-            <w:r>
-              <w:rPr>
-                <w:lang w:val="en-US"/>
-              </w:rPr>
-              <w:t>los</w:t>
-            </w:r>
-            <w:proofErr w:type="spellEnd"/>
-            <w:r>
-              <w:rPr>
-                <w:lang w:val="en-US"/>
-              </w:rPr>
-              <w:t xml:space="preserve"> </w:t>
-            </w:r>
-            <w:proofErr w:type="spellStart"/>
-            <w:r>
-              <w:rPr>
-                <w:lang w:val="en-US"/>
-              </w:rPr>
-              <w:t>datos</w:t>
-            </w:r>
-            <w:proofErr w:type="spellEnd"/>
-            <w:r>
-              <w:rPr>
-                <w:lang w:val="en-US"/>
-              </w:rPr>
-              <w:t xml:space="preserve"> y se </w:t>
-            </w:r>
-            <w:proofErr w:type="spellStart"/>
-            <w:r>
-              <w:rPr>
-                <w:lang w:val="en-US"/>
-              </w:rPr>
-              <w:t>activa</w:t>
-            </w:r>
-            <w:proofErr w:type="spellEnd"/>
-            <w:r>
-              <w:rPr>
-                <w:lang w:val="en-US"/>
-              </w:rPr>
-              <w:t xml:space="preserve"> </w:t>
-            </w:r>
-            <w:proofErr w:type="spellStart"/>
-            <w:r>
-              <w:rPr>
-                <w:lang w:val="en-US"/>
-              </w:rPr>
-              <w:t>el</w:t>
-            </w:r>
-            <w:proofErr w:type="spellEnd"/>
-            <w:r>
-              <w:rPr>
-                <w:lang w:val="en-US"/>
-              </w:rPr>
-              <w:t xml:space="preserve"> </w:t>
-            </w:r>
-            <w:proofErr w:type="spellStart"/>
-            <w:r>
-              <w:rPr>
-                <w:lang w:val="en-US"/>
-              </w:rPr>
-              <w:t>botón</w:t>
-            </w:r>
-            <w:proofErr w:type="spellEnd"/>
-            <w:r>
-              <w:rPr>
-                <w:lang w:val="en-US"/>
-              </w:rPr>
-              <w:t xml:space="preserve"> de </w:t>
-            </w:r>
-            <w:proofErr w:type="spellStart"/>
-            <w:r>
-              <w:rPr>
-                <w:lang w:val="en-US"/>
-              </w:rPr>
-              <w:t>predicción</w:t>
-            </w:r>
-            <w:proofErr w:type="spellEnd"/>
-            <w:r>
-              <w:rPr>
-                <w:lang w:val="en-US"/>
-              </w:rPr>
-              <w:t>.</w:t>
+              <w:t>Se almacenan temporalmente los datos y se activa el botón de predicción.</w:t>
             </w:r>
           </w:p>
         </w:tc>
@@ -10114,14 +8173,12 @@
                 <w:lang w:val="en-US"/>
               </w:rPr>
             </w:pPr>
-            <w:proofErr w:type="spellStart"/>
             <w:r>
               <w:rPr>
                 <w:lang w:val="en-US"/>
               </w:rPr>
               <w:t>Excepciones</w:t>
             </w:r>
-            <w:proofErr w:type="spellEnd"/>
           </w:p>
         </w:tc>
         <w:tc>
@@ -10146,77 +8203,7 @@
               <w:rPr>
                 <w:lang w:val="en-US"/>
               </w:rPr>
-              <w:t xml:space="preserve">Campos </w:t>
-            </w:r>
-            <w:proofErr w:type="spellStart"/>
-            <w:r>
-              <w:rPr>
-                <w:lang w:val="en-US"/>
-              </w:rPr>
-              <w:t>vacíos</w:t>
-            </w:r>
-            <w:proofErr w:type="spellEnd"/>
-            <w:r>
-              <w:rPr>
-                <w:lang w:val="en-US"/>
-              </w:rPr>
-              <w:t xml:space="preserve">, </w:t>
-            </w:r>
-            <w:proofErr w:type="spellStart"/>
-            <w:r>
-              <w:rPr>
-                <w:lang w:val="en-US"/>
-              </w:rPr>
-              <w:t>datos</w:t>
-            </w:r>
-            <w:proofErr w:type="spellEnd"/>
-            <w:r>
-              <w:rPr>
-                <w:lang w:val="en-US"/>
-              </w:rPr>
-              <w:t xml:space="preserve"> </w:t>
-            </w:r>
-            <w:proofErr w:type="spellStart"/>
-            <w:r>
-              <w:rPr>
-                <w:lang w:val="en-US"/>
-              </w:rPr>
-              <w:t>erróneos</w:t>
-            </w:r>
-            <w:proofErr w:type="spellEnd"/>
-            <w:r>
-              <w:rPr>
-                <w:lang w:val="en-US"/>
-              </w:rPr>
-              <w:t xml:space="preserve">, </w:t>
-            </w:r>
-            <w:proofErr w:type="spellStart"/>
-            <w:r>
-              <w:rPr>
-                <w:lang w:val="en-US"/>
-              </w:rPr>
-              <w:t>unidades</w:t>
-            </w:r>
-            <w:proofErr w:type="spellEnd"/>
-            <w:r>
-              <w:rPr>
-                <w:lang w:val="en-US"/>
-              </w:rPr>
-              <w:t xml:space="preserve"> no </w:t>
-            </w:r>
-            <w:proofErr w:type="spellStart"/>
-            <w:r>
-              <w:rPr>
-                <w:lang w:val="en-US"/>
-              </w:rPr>
-              <w:t>válidas</w:t>
-            </w:r>
-            <w:proofErr w:type="spellEnd"/>
-            <w:r>
-              <w:rPr>
-                <w:lang w:val="en-US"/>
-              </w:rPr>
-              <w:t>.</w:t>
+              <w:t>Campos vacíos, datos erróneos, unidades no válidas.</w:t>
             </w:r>
           </w:p>
         </w:tc>
@@ -10257,16 +8244,8 @@
                 <w:lang w:val="en-US"/>
               </w:rPr>
               <w:lastRenderedPageBreak/>
-              <w:t xml:space="preserve">Caso de </w:t>
-            </w:r>
-            <w:proofErr w:type="spellStart"/>
-            <w:r>
-              <w:rPr>
-                <w:lang w:val="en-US"/>
-              </w:rPr>
-              <w:t>uso</w:t>
-            </w:r>
-            <w:proofErr w:type="spellEnd"/>
+              <w:t>Caso de uso</w:t>
+            </w:r>
           </w:p>
         </w:tc>
         <w:tc>
@@ -10291,30 +8270,8 @@
               <w:rPr>
                 <w:lang w:val="en-US"/>
               </w:rPr>
-              <w:t xml:space="preserve">CU-2: </w:t>
-            </w:r>
-            <w:proofErr w:type="spellStart"/>
-            <w:r>
-              <w:rPr>
-                <w:lang w:val="en-US"/>
-              </w:rPr>
-              <w:t>Obtener</w:t>
-            </w:r>
-            <w:proofErr w:type="spellEnd"/>
-            <w:r>
-              <w:rPr>
-                <w:lang w:val="en-US"/>
-              </w:rPr>
-              <w:t xml:space="preserve"> </w:t>
-            </w:r>
-            <w:proofErr w:type="spellStart"/>
-            <w:r>
-              <w:rPr>
-                <w:lang w:val="en-US"/>
-              </w:rPr>
-              <w:t>predicción</w:t>
-            </w:r>
-            <w:proofErr w:type="spellEnd"/>
+              <w:t>CU-2: Obtener predicción</w:t>
+            </w:r>
           </w:p>
         </w:tc>
       </w:tr>
@@ -10337,14 +8294,12 @@
                 <w:lang w:val="en-US"/>
               </w:rPr>
             </w:pPr>
-            <w:proofErr w:type="spellStart"/>
             <w:r>
               <w:rPr>
                 <w:lang w:val="en-US"/>
               </w:rPr>
               <w:t>Versión</w:t>
             </w:r>
-            <w:proofErr w:type="spellEnd"/>
           </w:p>
         </w:tc>
         <w:tc>
@@ -10393,14 +8348,12 @@
                 <w:lang w:val="en-US"/>
               </w:rPr>
             </w:pPr>
-            <w:proofErr w:type="spellStart"/>
             <w:r>
               <w:rPr>
                 <w:lang w:val="en-US"/>
               </w:rPr>
               <w:t>Descripción</w:t>
             </w:r>
-            <w:proofErr w:type="spellEnd"/>
           </w:p>
         </w:tc>
         <w:tc>
@@ -10425,119 +8378,7 @@
               <w:rPr>
                 <w:lang w:val="en-US"/>
               </w:rPr>
-              <w:t xml:space="preserve">El </w:t>
-            </w:r>
-            <w:proofErr w:type="spellStart"/>
-            <w:r>
-              <w:rPr>
-                <w:lang w:val="en-US"/>
-              </w:rPr>
-              <w:t>sistema</w:t>
-            </w:r>
-            <w:proofErr w:type="spellEnd"/>
-            <w:r>
-              <w:rPr>
-                <w:lang w:val="en-US"/>
-              </w:rPr>
-              <w:t xml:space="preserve"> genera </w:t>
-            </w:r>
-            <w:proofErr w:type="spellStart"/>
-            <w:r>
-              <w:rPr>
-                <w:lang w:val="en-US"/>
-              </w:rPr>
-              <w:t>una</w:t>
-            </w:r>
-            <w:proofErr w:type="spellEnd"/>
-            <w:r>
-              <w:rPr>
-                <w:lang w:val="en-US"/>
-              </w:rPr>
-              <w:t xml:space="preserve"> </w:t>
-            </w:r>
-            <w:proofErr w:type="spellStart"/>
-            <w:r>
-              <w:rPr>
-                <w:lang w:val="en-US"/>
-              </w:rPr>
-              <w:t>predicción</w:t>
-            </w:r>
-            <w:proofErr w:type="spellEnd"/>
-            <w:r>
-              <w:rPr>
-                <w:lang w:val="en-US"/>
-              </w:rPr>
-              <w:t xml:space="preserve"> del </w:t>
-            </w:r>
-            <w:proofErr w:type="spellStart"/>
-            <w:r>
-              <w:rPr>
-                <w:lang w:val="en-US"/>
-              </w:rPr>
-              <w:t>riesgo</w:t>
-            </w:r>
-            <w:proofErr w:type="spellEnd"/>
-            <w:r>
-              <w:rPr>
-                <w:lang w:val="en-US"/>
-              </w:rPr>
-              <w:t xml:space="preserve"> de apnea </w:t>
-            </w:r>
-            <w:proofErr w:type="spellStart"/>
-            <w:r>
-              <w:rPr>
-                <w:lang w:val="en-US"/>
-              </w:rPr>
-              <w:t>en</w:t>
-            </w:r>
-            <w:proofErr w:type="spellEnd"/>
-            <w:r>
-              <w:rPr>
-                <w:lang w:val="en-US"/>
-              </w:rPr>
-              <w:t xml:space="preserve"> base a </w:t>
-            </w:r>
-            <w:proofErr w:type="spellStart"/>
-            <w:r>
-              <w:rPr>
-                <w:lang w:val="en-US"/>
-              </w:rPr>
-              <w:t>los</w:t>
-            </w:r>
-            <w:proofErr w:type="spellEnd"/>
-            <w:r>
-              <w:rPr>
-                <w:lang w:val="en-US"/>
-              </w:rPr>
-              <w:t xml:space="preserve"> </w:t>
-            </w:r>
-            <w:proofErr w:type="spellStart"/>
-            <w:r>
-              <w:rPr>
-                <w:lang w:val="en-US"/>
-              </w:rPr>
-              <w:t>datos</w:t>
-            </w:r>
-            <w:proofErr w:type="spellEnd"/>
-            <w:r>
-              <w:rPr>
-                <w:lang w:val="en-US"/>
-              </w:rPr>
-              <w:t xml:space="preserve"> </w:t>
-            </w:r>
-            <w:proofErr w:type="spellStart"/>
-            <w:r>
-              <w:rPr>
-                <w:lang w:val="en-US"/>
-              </w:rPr>
-              <w:t>introducidos</w:t>
-            </w:r>
-            <w:proofErr w:type="spellEnd"/>
-            <w:r>
-              <w:rPr>
-                <w:lang w:val="en-US"/>
-              </w:rPr>
-              <w:t>.</w:t>
+              <w:t>El sistema genera una predicción del riesgo de apnea en base a los datos introducidos.</w:t>
             </w:r>
           </w:p>
         </w:tc>
@@ -10561,14 +8402,12 @@
                 <w:lang w:val="en-US"/>
               </w:rPr>
             </w:pPr>
-            <w:proofErr w:type="spellStart"/>
             <w:r>
               <w:rPr>
                 <w:lang w:val="en-US"/>
               </w:rPr>
               <w:t>Precondición</w:t>
             </w:r>
-            <w:proofErr w:type="spellEnd"/>
           </w:p>
         </w:tc>
         <w:tc>
@@ -10593,77 +8432,7 @@
               <w:rPr>
                 <w:lang w:val="en-US"/>
               </w:rPr>
-              <w:t xml:space="preserve">El </w:t>
-            </w:r>
-            <w:proofErr w:type="spellStart"/>
-            <w:r>
-              <w:rPr>
-                <w:lang w:val="en-US"/>
-              </w:rPr>
-              <w:t>usuario</w:t>
-            </w:r>
-            <w:proofErr w:type="spellEnd"/>
-            <w:r>
-              <w:rPr>
-                <w:lang w:val="en-US"/>
-              </w:rPr>
-              <w:t xml:space="preserve"> ha </w:t>
-            </w:r>
-            <w:proofErr w:type="spellStart"/>
-            <w:r>
-              <w:rPr>
-                <w:lang w:val="en-US"/>
-              </w:rPr>
-              <w:t>introducido</w:t>
-            </w:r>
-            <w:proofErr w:type="spellEnd"/>
-            <w:r>
-              <w:rPr>
-                <w:lang w:val="en-US"/>
-              </w:rPr>
-              <w:t xml:space="preserve"> </w:t>
-            </w:r>
-            <w:proofErr w:type="spellStart"/>
-            <w:r>
-              <w:rPr>
-                <w:lang w:val="en-US"/>
-              </w:rPr>
-              <w:t>correctamente</w:t>
-            </w:r>
-            <w:proofErr w:type="spellEnd"/>
-            <w:r>
-              <w:rPr>
-                <w:lang w:val="en-US"/>
-              </w:rPr>
-              <w:t xml:space="preserve"> </w:t>
-            </w:r>
-            <w:proofErr w:type="spellStart"/>
-            <w:r>
-              <w:rPr>
-                <w:lang w:val="en-US"/>
-              </w:rPr>
-              <w:t>todas</w:t>
-            </w:r>
-            <w:proofErr w:type="spellEnd"/>
-            <w:r>
-              <w:rPr>
-                <w:lang w:val="en-US"/>
-              </w:rPr>
-              <w:t xml:space="preserve"> las variables </w:t>
-            </w:r>
-            <w:proofErr w:type="spellStart"/>
-            <w:r>
-              <w:rPr>
-                <w:lang w:val="en-US"/>
-              </w:rPr>
-              <w:t>requeridas</w:t>
-            </w:r>
-            <w:proofErr w:type="spellEnd"/>
-            <w:r>
-              <w:rPr>
-                <w:lang w:val="en-US"/>
-              </w:rPr>
-              <w:t>.</w:t>
+              <w:t>El usuario ha introducido correctamente todas las variables requeridas.</w:t>
             </w:r>
           </w:p>
         </w:tc>
@@ -10687,14 +8456,12 @@
                 <w:lang w:val="en-US"/>
               </w:rPr>
             </w:pPr>
-            <w:proofErr w:type="spellStart"/>
             <w:r>
               <w:rPr>
                 <w:lang w:val="en-US"/>
               </w:rPr>
               <w:t>Acciones</w:t>
             </w:r>
-            <w:proofErr w:type="spellEnd"/>
           </w:p>
         </w:tc>
         <w:tc>
@@ -10715,75 +8482,11 @@
                 <w:lang w:val="en-US"/>
               </w:rPr>
             </w:pPr>
-            <w:proofErr w:type="spellStart"/>
             <w:r>
               <w:rPr>
                 <w:lang w:val="en-US"/>
               </w:rPr>
-              <w:t>Clic</w:t>
-            </w:r>
-            <w:proofErr w:type="spellEnd"/>
-            <w:r>
-              <w:rPr>
-                <w:lang w:val="en-US"/>
-              </w:rPr>
-              <w:t xml:space="preserve"> </w:t>
-            </w:r>
-            <w:proofErr w:type="spellStart"/>
-            <w:r>
-              <w:rPr>
-                <w:lang w:val="en-US"/>
-              </w:rPr>
-              <w:t>en</w:t>
-            </w:r>
-            <w:proofErr w:type="spellEnd"/>
-            <w:r>
-              <w:rPr>
-                <w:lang w:val="en-US"/>
-              </w:rPr>
-              <w:t xml:space="preserve"> </w:t>
-            </w:r>
-            <w:proofErr w:type="spellStart"/>
-            <w:r>
-              <w:rPr>
-                <w:lang w:val="en-US"/>
-              </w:rPr>
-              <w:t>el</w:t>
-            </w:r>
-            <w:proofErr w:type="spellEnd"/>
-            <w:r>
-              <w:rPr>
-                <w:lang w:val="en-US"/>
-              </w:rPr>
-              <w:t xml:space="preserve"> </w:t>
-            </w:r>
-            <w:proofErr w:type="spellStart"/>
-            <w:r>
-              <w:rPr>
-                <w:lang w:val="en-US"/>
-              </w:rPr>
-              <w:t>botón</w:t>
-            </w:r>
-            <w:proofErr w:type="spellEnd"/>
-            <w:r>
-              <w:rPr>
-                <w:lang w:val="en-US"/>
-              </w:rPr>
-              <w:t xml:space="preserve"> '</w:t>
-            </w:r>
-            <w:proofErr w:type="spellStart"/>
-            <w:r>
-              <w:rPr>
-                <w:lang w:val="en-US"/>
-              </w:rPr>
-              <w:t>Predecir</w:t>
-            </w:r>
-            <w:proofErr w:type="spellEnd"/>
-            <w:r>
-              <w:rPr>
-                <w:lang w:val="en-US"/>
-              </w:rPr>
-              <w:t>'.</w:t>
+              <w:t>Clic en el botón 'Predecir'.</w:t>
             </w:r>
           </w:p>
         </w:tc>
@@ -10807,14 +8510,12 @@
                 <w:lang w:val="en-US"/>
               </w:rPr>
             </w:pPr>
-            <w:proofErr w:type="spellStart"/>
             <w:r>
               <w:rPr>
                 <w:lang w:val="en-US"/>
               </w:rPr>
               <w:t>Postcondición</w:t>
             </w:r>
-            <w:proofErr w:type="spellEnd"/>
           </w:p>
         </w:tc>
         <w:tc>
@@ -10839,105 +8540,7 @@
               <w:rPr>
                 <w:lang w:val="en-US"/>
               </w:rPr>
-              <w:t xml:space="preserve">Se </w:t>
-            </w:r>
-            <w:proofErr w:type="spellStart"/>
-            <w:r>
-              <w:rPr>
-                <w:lang w:val="en-US"/>
-              </w:rPr>
-              <w:t>muestra</w:t>
-            </w:r>
-            <w:proofErr w:type="spellEnd"/>
-            <w:r>
-              <w:rPr>
-                <w:lang w:val="en-US"/>
-              </w:rPr>
-              <w:t xml:space="preserve"> </w:t>
-            </w:r>
-            <w:proofErr w:type="spellStart"/>
-            <w:r>
-              <w:rPr>
-                <w:lang w:val="en-US"/>
-              </w:rPr>
-              <w:t>el</w:t>
-            </w:r>
-            <w:proofErr w:type="spellEnd"/>
-            <w:r>
-              <w:rPr>
-                <w:lang w:val="en-US"/>
-              </w:rPr>
-              <w:t xml:space="preserve"> </w:t>
-            </w:r>
-            <w:proofErr w:type="spellStart"/>
-            <w:r>
-              <w:rPr>
-                <w:lang w:val="en-US"/>
-              </w:rPr>
-              <w:t>resultado</w:t>
-            </w:r>
-            <w:proofErr w:type="spellEnd"/>
-            <w:r>
-              <w:rPr>
-                <w:lang w:val="en-US"/>
-              </w:rPr>
-              <w:t xml:space="preserve"> </w:t>
-            </w:r>
-            <w:proofErr w:type="spellStart"/>
-            <w:r>
-              <w:rPr>
-                <w:lang w:val="en-US"/>
-              </w:rPr>
-              <w:t>numérico</w:t>
-            </w:r>
-            <w:proofErr w:type="spellEnd"/>
-            <w:r>
-              <w:rPr>
-                <w:lang w:val="en-US"/>
-              </w:rPr>
-              <w:t xml:space="preserve"> (</w:t>
-            </w:r>
-            <w:proofErr w:type="spellStart"/>
-            <w:r>
-              <w:rPr>
-                <w:lang w:val="en-US"/>
-              </w:rPr>
-              <w:t>riesgo</w:t>
-            </w:r>
-            <w:proofErr w:type="spellEnd"/>
-            <w:r>
-              <w:rPr>
-                <w:lang w:val="en-US"/>
-              </w:rPr>
-              <w:t xml:space="preserve">) </w:t>
-            </w:r>
-            <w:proofErr w:type="spellStart"/>
-            <w:r>
-              <w:rPr>
-                <w:lang w:val="en-US"/>
-              </w:rPr>
-              <w:t>en</w:t>
-            </w:r>
-            <w:proofErr w:type="spellEnd"/>
-            <w:r>
-              <w:rPr>
-                <w:lang w:val="en-US"/>
-              </w:rPr>
-              <w:t xml:space="preserve"> </w:t>
-            </w:r>
-            <w:proofErr w:type="spellStart"/>
-            <w:r>
-              <w:rPr>
-                <w:lang w:val="en-US"/>
-              </w:rPr>
-              <w:t>pantalla</w:t>
-            </w:r>
-            <w:proofErr w:type="spellEnd"/>
-            <w:r>
-              <w:rPr>
-                <w:lang w:val="en-US"/>
-              </w:rPr>
-              <w:t>.</w:t>
+              <w:t>Se muestra el resultado numérico (riesgo) en pantalla.</w:t>
             </w:r>
           </w:p>
         </w:tc>
@@ -10961,14 +8564,12 @@
                 <w:lang w:val="en-US"/>
               </w:rPr>
             </w:pPr>
-            <w:proofErr w:type="spellStart"/>
             <w:r>
               <w:rPr>
                 <w:lang w:val="en-US"/>
               </w:rPr>
               <w:t>Excepciones</w:t>
             </w:r>
-            <w:proofErr w:type="spellEnd"/>
           </w:p>
         </w:tc>
         <w:tc>
@@ -10993,77 +8594,7 @@
               <w:rPr>
                 <w:lang w:val="en-US"/>
               </w:rPr>
-              <w:t xml:space="preserve">Error </w:t>
-            </w:r>
-            <w:proofErr w:type="spellStart"/>
-            <w:r>
-              <w:rPr>
-                <w:lang w:val="en-US"/>
-              </w:rPr>
-              <w:t>interno</w:t>
-            </w:r>
-            <w:proofErr w:type="spellEnd"/>
-            <w:r>
-              <w:rPr>
-                <w:lang w:val="en-US"/>
-              </w:rPr>
-              <w:t xml:space="preserve">, </w:t>
-            </w:r>
-            <w:proofErr w:type="spellStart"/>
-            <w:r>
-              <w:rPr>
-                <w:lang w:val="en-US"/>
-              </w:rPr>
-              <w:t>datos</w:t>
-            </w:r>
-            <w:proofErr w:type="spellEnd"/>
-            <w:r>
-              <w:rPr>
-                <w:lang w:val="en-US"/>
-              </w:rPr>
-              <w:t xml:space="preserve"> no </w:t>
-            </w:r>
-            <w:proofErr w:type="spellStart"/>
-            <w:r>
-              <w:rPr>
-                <w:lang w:val="en-US"/>
-              </w:rPr>
-              <w:t>válidos</w:t>
-            </w:r>
-            <w:proofErr w:type="spellEnd"/>
-            <w:r>
-              <w:rPr>
-                <w:lang w:val="en-US"/>
-              </w:rPr>
-              <w:t xml:space="preserve">, </w:t>
-            </w:r>
-            <w:proofErr w:type="spellStart"/>
-            <w:r>
-              <w:rPr>
-                <w:lang w:val="en-US"/>
-              </w:rPr>
-              <w:t>modelo</w:t>
-            </w:r>
-            <w:proofErr w:type="spellEnd"/>
-            <w:r>
-              <w:rPr>
-                <w:lang w:val="en-US"/>
-              </w:rPr>
-              <w:t xml:space="preserve"> no </w:t>
-            </w:r>
-            <w:proofErr w:type="spellStart"/>
-            <w:r>
-              <w:rPr>
-                <w:lang w:val="en-US"/>
-              </w:rPr>
-              <w:t>cargado</w:t>
-            </w:r>
-            <w:proofErr w:type="spellEnd"/>
-            <w:r>
-              <w:rPr>
-                <w:lang w:val="en-US"/>
-              </w:rPr>
-              <w:t>.</w:t>
+              <w:t>Error interno, datos no válidos, modelo no cargado.</w:t>
             </w:r>
           </w:p>
         </w:tc>
@@ -11109,16 +8640,8 @@
               <w:rPr>
                 <w:lang w:val="en-US"/>
               </w:rPr>
-              <w:t xml:space="preserve">Caso de </w:t>
-            </w:r>
-            <w:proofErr w:type="spellStart"/>
-            <w:r>
-              <w:rPr>
-                <w:lang w:val="en-US"/>
-              </w:rPr>
-              <w:t>uso</w:t>
-            </w:r>
-            <w:proofErr w:type="spellEnd"/>
+              <w:t>Caso de uso</w:t>
+            </w:r>
           </w:p>
         </w:tc>
         <w:tc>
@@ -11143,35 +8666,7 @@
               <w:rPr>
                 <w:lang w:val="en-US"/>
               </w:rPr>
-              <w:t xml:space="preserve">CU-3: </w:t>
-            </w:r>
-            <w:proofErr w:type="spellStart"/>
-            <w:r>
-              <w:rPr>
-                <w:lang w:val="en-US"/>
-              </w:rPr>
-              <w:t>Visualizar</w:t>
-            </w:r>
-            <w:proofErr w:type="spellEnd"/>
-            <w:r>
-              <w:rPr>
-                <w:lang w:val="en-US"/>
-              </w:rPr>
-              <w:t xml:space="preserve"> </w:t>
-            </w:r>
-            <w:proofErr w:type="spellStart"/>
-            <w:r>
-              <w:rPr>
-                <w:lang w:val="en-US"/>
-              </w:rPr>
-              <w:t>explicación</w:t>
-            </w:r>
-            <w:proofErr w:type="spellEnd"/>
-            <w:r>
-              <w:rPr>
-                <w:lang w:val="en-US"/>
-              </w:rPr>
-              <w:t xml:space="preserve"> SHAP</w:t>
+              <w:t>CU-3: Visualizar explicación SHAP</w:t>
             </w:r>
           </w:p>
         </w:tc>
@@ -11195,14 +8690,12 @@
                 <w:lang w:val="en-US"/>
               </w:rPr>
             </w:pPr>
-            <w:proofErr w:type="spellStart"/>
             <w:r>
               <w:rPr>
                 <w:lang w:val="en-US"/>
               </w:rPr>
               <w:t>Versión</w:t>
             </w:r>
-            <w:proofErr w:type="spellEnd"/>
           </w:p>
         </w:tc>
         <w:tc>
@@ -11251,14 +8744,12 @@
                 <w:lang w:val="en-US"/>
               </w:rPr>
             </w:pPr>
-            <w:proofErr w:type="spellStart"/>
             <w:r>
               <w:rPr>
                 <w:lang w:val="en-US"/>
               </w:rPr>
               <w:t>Descripción</w:t>
             </w:r>
-            <w:proofErr w:type="spellEnd"/>
           </w:p>
         </w:tc>
         <w:tc>
@@ -11283,77 +8774,7 @@
               <w:rPr>
                 <w:lang w:val="en-US"/>
               </w:rPr>
-              <w:t xml:space="preserve">Se </w:t>
-            </w:r>
-            <w:proofErr w:type="spellStart"/>
-            <w:r>
-              <w:rPr>
-                <w:lang w:val="en-US"/>
-              </w:rPr>
-              <w:t>muestra</w:t>
-            </w:r>
-            <w:proofErr w:type="spellEnd"/>
-            <w:r>
-              <w:rPr>
-                <w:lang w:val="en-US"/>
-              </w:rPr>
-              <w:t xml:space="preserve"> un </w:t>
-            </w:r>
-            <w:proofErr w:type="spellStart"/>
-            <w:r>
-              <w:rPr>
-                <w:lang w:val="en-US"/>
-              </w:rPr>
-              <w:t>gráfico</w:t>
-            </w:r>
-            <w:proofErr w:type="spellEnd"/>
-            <w:r>
-              <w:rPr>
-                <w:lang w:val="en-US"/>
-              </w:rPr>
-              <w:t xml:space="preserve"> con la </w:t>
-            </w:r>
-            <w:proofErr w:type="spellStart"/>
-            <w:r>
-              <w:rPr>
-                <w:lang w:val="en-US"/>
-              </w:rPr>
-              <w:t>contribución</w:t>
-            </w:r>
-            <w:proofErr w:type="spellEnd"/>
-            <w:r>
-              <w:rPr>
-                <w:lang w:val="en-US"/>
-              </w:rPr>
-              <w:t xml:space="preserve"> de </w:t>
-            </w:r>
-            <w:proofErr w:type="spellStart"/>
-            <w:r>
-              <w:rPr>
-                <w:lang w:val="en-US"/>
-              </w:rPr>
-              <w:t>cada</w:t>
-            </w:r>
-            <w:proofErr w:type="spellEnd"/>
-            <w:r>
-              <w:rPr>
-                <w:lang w:val="en-US"/>
-              </w:rPr>
-              <w:t xml:space="preserve"> variable a la </w:t>
-            </w:r>
-            <w:proofErr w:type="spellStart"/>
-            <w:r>
-              <w:rPr>
-                <w:lang w:val="en-US"/>
-              </w:rPr>
-              <w:t>predicción</w:t>
-            </w:r>
-            <w:proofErr w:type="spellEnd"/>
-            <w:r>
-              <w:rPr>
-                <w:lang w:val="en-US"/>
-              </w:rPr>
-              <w:t>.</w:t>
+              <w:t>Se muestra un gráfico con la contribución de cada variable a la predicción.</w:t>
             </w:r>
           </w:p>
         </w:tc>
@@ -11377,14 +8798,12 @@
                 <w:lang w:val="en-US"/>
               </w:rPr>
             </w:pPr>
-            <w:proofErr w:type="spellStart"/>
             <w:r>
               <w:rPr>
                 <w:lang w:val="en-US"/>
               </w:rPr>
               <w:t>Precondición</w:t>
             </w:r>
-            <w:proofErr w:type="spellEnd"/>
           </w:p>
         </w:tc>
         <w:tc>
@@ -11405,47 +8824,11 @@
                 <w:lang w:val="en-US"/>
               </w:rPr>
             </w:pPr>
-            <w:proofErr w:type="spellStart"/>
             <w:r>
               <w:rPr>
                 <w:lang w:val="en-US"/>
               </w:rPr>
-              <w:t>Predicción</w:t>
-            </w:r>
-            <w:proofErr w:type="spellEnd"/>
-            <w:r>
-              <w:rPr>
-                <w:lang w:val="en-US"/>
-              </w:rPr>
-              <w:t xml:space="preserve"> </w:t>
-            </w:r>
-            <w:proofErr w:type="spellStart"/>
-            <w:r>
-              <w:rPr>
-                <w:lang w:val="en-US"/>
-              </w:rPr>
-              <w:t>realizada</w:t>
-            </w:r>
-            <w:proofErr w:type="spellEnd"/>
-            <w:r>
-              <w:rPr>
-                <w:lang w:val="en-US"/>
-              </w:rPr>
-              <w:t xml:space="preserve"> </w:t>
-            </w:r>
-            <w:proofErr w:type="spellStart"/>
-            <w:r>
-              <w:rPr>
-                <w:lang w:val="en-US"/>
-              </w:rPr>
-              <w:t>correctamente</w:t>
-            </w:r>
-            <w:proofErr w:type="spellEnd"/>
-            <w:r>
-              <w:rPr>
-                <w:lang w:val="en-US"/>
-              </w:rPr>
-              <w:t>.</w:t>
+              <w:t>Predicción realizada correctamente.</w:t>
             </w:r>
           </w:p>
         </w:tc>
@@ -11469,14 +8852,12 @@
                 <w:lang w:val="en-US"/>
               </w:rPr>
             </w:pPr>
-            <w:proofErr w:type="spellStart"/>
             <w:r>
               <w:rPr>
                 <w:lang w:val="en-US"/>
               </w:rPr>
               <w:t>Acciones</w:t>
             </w:r>
-            <w:proofErr w:type="spellEnd"/>
           </w:p>
         </w:tc>
         <w:tc>
@@ -11501,77 +8882,7 @@
               <w:rPr>
                 <w:lang w:val="en-US"/>
               </w:rPr>
-              <w:t xml:space="preserve">El </w:t>
-            </w:r>
-            <w:proofErr w:type="spellStart"/>
-            <w:r>
-              <w:rPr>
-                <w:lang w:val="en-US"/>
-              </w:rPr>
-              <w:t>usuario</w:t>
-            </w:r>
-            <w:proofErr w:type="spellEnd"/>
-            <w:r>
-              <w:rPr>
-                <w:lang w:val="en-US"/>
-              </w:rPr>
-              <w:t xml:space="preserve"> </w:t>
-            </w:r>
-            <w:proofErr w:type="spellStart"/>
-            <w:r>
-              <w:rPr>
-                <w:lang w:val="en-US"/>
-              </w:rPr>
-              <w:t>hace</w:t>
-            </w:r>
-            <w:proofErr w:type="spellEnd"/>
-            <w:r>
-              <w:rPr>
-                <w:lang w:val="en-US"/>
-              </w:rPr>
-              <w:t xml:space="preserve"> </w:t>
-            </w:r>
-            <w:proofErr w:type="spellStart"/>
-            <w:r>
-              <w:rPr>
-                <w:lang w:val="en-US"/>
-              </w:rPr>
-              <w:t>clic</w:t>
-            </w:r>
-            <w:proofErr w:type="spellEnd"/>
-            <w:r>
-              <w:rPr>
-                <w:lang w:val="en-US"/>
-              </w:rPr>
-              <w:t xml:space="preserve"> </w:t>
-            </w:r>
-            <w:proofErr w:type="spellStart"/>
-            <w:r>
-              <w:rPr>
-                <w:lang w:val="en-US"/>
-              </w:rPr>
-              <w:t>en</w:t>
-            </w:r>
-            <w:proofErr w:type="spellEnd"/>
-            <w:r>
-              <w:rPr>
-                <w:lang w:val="en-US"/>
-              </w:rPr>
-              <w:t xml:space="preserve"> 'Ver </w:t>
-            </w:r>
-            <w:proofErr w:type="spellStart"/>
-            <w:r>
-              <w:rPr>
-                <w:lang w:val="en-US"/>
-              </w:rPr>
-              <w:t>explicación</w:t>
-            </w:r>
-            <w:proofErr w:type="spellEnd"/>
-            <w:r>
-              <w:rPr>
-                <w:lang w:val="en-US"/>
-              </w:rPr>
-              <w:t>'.</w:t>
+              <w:t>El usuario hace clic en 'Ver explicación'.</w:t>
             </w:r>
           </w:p>
         </w:tc>
@@ -11595,14 +8906,12 @@
                 <w:lang w:val="en-US"/>
               </w:rPr>
             </w:pPr>
-            <w:proofErr w:type="spellStart"/>
             <w:r>
               <w:rPr>
                 <w:lang w:val="en-US"/>
               </w:rPr>
               <w:t>Postcondición</w:t>
             </w:r>
-            <w:proofErr w:type="spellEnd"/>
           </w:p>
         </w:tc>
         <w:tc>
@@ -11627,77 +8936,7 @@
               <w:rPr>
                 <w:lang w:val="en-US"/>
               </w:rPr>
-              <w:t xml:space="preserve">Se </w:t>
-            </w:r>
-            <w:proofErr w:type="spellStart"/>
-            <w:r>
-              <w:rPr>
-                <w:lang w:val="en-US"/>
-              </w:rPr>
-              <w:t>despliega</w:t>
-            </w:r>
-            <w:proofErr w:type="spellEnd"/>
-            <w:r>
-              <w:rPr>
-                <w:lang w:val="en-US"/>
-              </w:rPr>
-              <w:t xml:space="preserve"> </w:t>
-            </w:r>
-            <w:proofErr w:type="spellStart"/>
-            <w:r>
-              <w:rPr>
-                <w:lang w:val="en-US"/>
-              </w:rPr>
-              <w:t>el</w:t>
-            </w:r>
-            <w:proofErr w:type="spellEnd"/>
-            <w:r>
-              <w:rPr>
-                <w:lang w:val="en-US"/>
-              </w:rPr>
-              <w:t xml:space="preserve"> </w:t>
-            </w:r>
-            <w:proofErr w:type="spellStart"/>
-            <w:r>
-              <w:rPr>
-                <w:lang w:val="en-US"/>
-              </w:rPr>
-              <w:t>gráfico</w:t>
-            </w:r>
-            <w:proofErr w:type="spellEnd"/>
-            <w:r>
-              <w:rPr>
-                <w:lang w:val="en-US"/>
-              </w:rPr>
-              <w:t xml:space="preserve"> SHAP </w:t>
-            </w:r>
-            <w:proofErr w:type="spellStart"/>
-            <w:r>
-              <w:rPr>
-                <w:lang w:val="en-US"/>
-              </w:rPr>
-              <w:t>en</w:t>
-            </w:r>
-            <w:proofErr w:type="spellEnd"/>
-            <w:r>
-              <w:rPr>
-                <w:lang w:val="en-US"/>
-              </w:rPr>
-              <w:t xml:space="preserve"> </w:t>
-            </w:r>
-            <w:proofErr w:type="spellStart"/>
-            <w:r>
-              <w:rPr>
-                <w:lang w:val="en-US"/>
-              </w:rPr>
-              <w:t>pantalla</w:t>
-            </w:r>
-            <w:proofErr w:type="spellEnd"/>
-            <w:r>
-              <w:rPr>
-                <w:lang w:val="en-US"/>
-              </w:rPr>
-              <w:t>.</w:t>
+              <w:t>Se despliega el gráfico SHAP en pantalla.</w:t>
             </w:r>
           </w:p>
         </w:tc>
@@ -11721,14 +8960,12 @@
                 <w:lang w:val="en-US"/>
               </w:rPr>
             </w:pPr>
-            <w:proofErr w:type="spellStart"/>
             <w:r>
               <w:rPr>
                 <w:lang w:val="en-US"/>
               </w:rPr>
               <w:t>Excepciones</w:t>
             </w:r>
-            <w:proofErr w:type="spellEnd"/>
           </w:p>
         </w:tc>
         <w:tc>
@@ -11749,47 +8986,11 @@
                 <w:lang w:val="en-US"/>
               </w:rPr>
             </w:pPr>
-            <w:proofErr w:type="spellStart"/>
             <w:r>
               <w:rPr>
                 <w:lang w:val="en-US"/>
               </w:rPr>
-              <w:t>Gráfico</w:t>
-            </w:r>
-            <w:proofErr w:type="spellEnd"/>
-            <w:r>
-              <w:rPr>
-                <w:lang w:val="en-US"/>
-              </w:rPr>
-              <w:t xml:space="preserve"> no disponible o error </w:t>
-            </w:r>
-            <w:proofErr w:type="spellStart"/>
-            <w:r>
-              <w:rPr>
-                <w:lang w:val="en-US"/>
-              </w:rPr>
-              <w:t>en</w:t>
-            </w:r>
-            <w:proofErr w:type="spellEnd"/>
-            <w:r>
-              <w:rPr>
-                <w:lang w:val="en-US"/>
-              </w:rPr>
-              <w:t xml:space="preserve"> </w:t>
-            </w:r>
-            <w:proofErr w:type="spellStart"/>
-            <w:r>
-              <w:rPr>
-                <w:lang w:val="en-US"/>
-              </w:rPr>
-              <w:t>visualización</w:t>
-            </w:r>
-            <w:proofErr w:type="spellEnd"/>
-            <w:r>
-              <w:rPr>
-                <w:lang w:val="en-US"/>
-              </w:rPr>
-              <w:t>.</w:t>
+              <w:t>Gráfico no disponible o error en visualización.</w:t>
             </w:r>
           </w:p>
         </w:tc>
@@ -11835,16 +9036,8 @@
               <w:rPr>
                 <w:lang w:val="en-US"/>
               </w:rPr>
-              <w:t xml:space="preserve">Caso de </w:t>
-            </w:r>
-            <w:proofErr w:type="spellStart"/>
-            <w:r>
-              <w:rPr>
-                <w:lang w:val="en-US"/>
-              </w:rPr>
-              <w:t>uso</w:t>
-            </w:r>
-            <w:proofErr w:type="spellEnd"/>
+              <w:t>Caso de uso</w:t>
+            </w:r>
           </w:p>
         </w:tc>
         <w:tc>
@@ -11869,35 +9062,7 @@
               <w:rPr>
                 <w:lang w:val="en-US"/>
               </w:rPr>
-              <w:t xml:space="preserve">CU-4: </w:t>
-            </w:r>
-            <w:proofErr w:type="spellStart"/>
-            <w:r>
-              <w:rPr>
-                <w:lang w:val="en-US"/>
-              </w:rPr>
-              <w:t>Descargar</w:t>
-            </w:r>
-            <w:proofErr w:type="spellEnd"/>
-            <w:r>
-              <w:rPr>
-                <w:lang w:val="en-US"/>
-              </w:rPr>
-              <w:t xml:space="preserve"> </w:t>
-            </w:r>
-            <w:proofErr w:type="spellStart"/>
-            <w:r>
-              <w:rPr>
-                <w:lang w:val="en-US"/>
-              </w:rPr>
-              <w:t>informe</w:t>
-            </w:r>
-            <w:proofErr w:type="spellEnd"/>
-            <w:r>
-              <w:rPr>
-                <w:lang w:val="en-US"/>
-              </w:rPr>
-              <w:t xml:space="preserve"> PDF</w:t>
+              <w:t>CU-4: Descargar informe PDF</w:t>
             </w:r>
           </w:p>
         </w:tc>
@@ -11921,14 +9086,12 @@
                 <w:lang w:val="en-US"/>
               </w:rPr>
             </w:pPr>
-            <w:proofErr w:type="spellStart"/>
             <w:r>
               <w:rPr>
                 <w:lang w:val="en-US"/>
               </w:rPr>
               <w:t>Versión</w:t>
             </w:r>
-            <w:proofErr w:type="spellEnd"/>
           </w:p>
         </w:tc>
         <w:tc>
@@ -11977,14 +9140,12 @@
                 <w:lang w:val="en-US"/>
               </w:rPr>
             </w:pPr>
-            <w:proofErr w:type="spellStart"/>
             <w:r>
               <w:rPr>
                 <w:lang w:val="en-US"/>
               </w:rPr>
               <w:t>Descripción</w:t>
             </w:r>
-            <w:proofErr w:type="spellEnd"/>
           </w:p>
         </w:tc>
         <w:tc>
@@ -12009,119 +9170,7 @@
               <w:rPr>
                 <w:lang w:val="en-US"/>
               </w:rPr>
-              <w:t xml:space="preserve">El </w:t>
-            </w:r>
-            <w:proofErr w:type="spellStart"/>
-            <w:r>
-              <w:rPr>
-                <w:lang w:val="en-US"/>
-              </w:rPr>
-              <w:t>sistema</w:t>
-            </w:r>
-            <w:proofErr w:type="spellEnd"/>
-            <w:r>
-              <w:rPr>
-                <w:lang w:val="en-US"/>
-              </w:rPr>
-              <w:t xml:space="preserve"> genera un </w:t>
-            </w:r>
-            <w:proofErr w:type="spellStart"/>
-            <w:r>
-              <w:rPr>
-                <w:lang w:val="en-US"/>
-              </w:rPr>
-              <w:t>informe</w:t>
-            </w:r>
-            <w:proofErr w:type="spellEnd"/>
-            <w:r>
-              <w:rPr>
-                <w:lang w:val="en-US"/>
-              </w:rPr>
-              <w:t xml:space="preserve"> </w:t>
-            </w:r>
-            <w:proofErr w:type="spellStart"/>
-            <w:r>
-              <w:rPr>
-                <w:lang w:val="en-US"/>
-              </w:rPr>
-              <w:t>en</w:t>
-            </w:r>
-            <w:proofErr w:type="spellEnd"/>
-            <w:r>
-              <w:rPr>
-                <w:lang w:val="en-US"/>
-              </w:rPr>
-              <w:t xml:space="preserve"> PDF con </w:t>
-            </w:r>
-            <w:proofErr w:type="spellStart"/>
-            <w:r>
-              <w:rPr>
-                <w:lang w:val="en-US"/>
-              </w:rPr>
-              <w:t>los</w:t>
-            </w:r>
-            <w:proofErr w:type="spellEnd"/>
-            <w:r>
-              <w:rPr>
-                <w:lang w:val="en-US"/>
-              </w:rPr>
-              <w:t xml:space="preserve"> </w:t>
-            </w:r>
-            <w:proofErr w:type="spellStart"/>
-            <w:r>
-              <w:rPr>
-                <w:lang w:val="en-US"/>
-              </w:rPr>
-              <w:t>datos</w:t>
-            </w:r>
-            <w:proofErr w:type="spellEnd"/>
-            <w:r>
-              <w:rPr>
-                <w:lang w:val="en-US"/>
-              </w:rPr>
-              <w:t xml:space="preserve"> y </w:t>
-            </w:r>
-            <w:proofErr w:type="spellStart"/>
-            <w:r>
-              <w:rPr>
-                <w:lang w:val="en-US"/>
-              </w:rPr>
-              <w:t>el</w:t>
-            </w:r>
-            <w:proofErr w:type="spellEnd"/>
-            <w:r>
-              <w:rPr>
-                <w:lang w:val="en-US"/>
-              </w:rPr>
-              <w:t xml:space="preserve"> </w:t>
-            </w:r>
-            <w:proofErr w:type="spellStart"/>
-            <w:r>
-              <w:rPr>
-                <w:lang w:val="en-US"/>
-              </w:rPr>
-              <w:t>resultado</w:t>
-            </w:r>
-            <w:proofErr w:type="spellEnd"/>
-            <w:r>
-              <w:rPr>
-                <w:lang w:val="en-US"/>
-              </w:rPr>
-              <w:t xml:space="preserve"> de la </w:t>
-            </w:r>
-            <w:proofErr w:type="spellStart"/>
-            <w:r>
-              <w:rPr>
-                <w:lang w:val="en-US"/>
-              </w:rPr>
-              <w:t>predicción</w:t>
-            </w:r>
-            <w:proofErr w:type="spellEnd"/>
-            <w:r>
-              <w:rPr>
-                <w:lang w:val="en-US"/>
-              </w:rPr>
-              <w:t>.</w:t>
+              <w:t>El sistema genera un informe en PDF con los datos y el resultado de la predicción.</w:t>
             </w:r>
           </w:p>
         </w:tc>
@@ -12145,14 +9194,12 @@
                 <w:lang w:val="en-US"/>
               </w:rPr>
             </w:pPr>
-            <w:proofErr w:type="spellStart"/>
             <w:r>
               <w:rPr>
                 <w:lang w:val="en-US"/>
               </w:rPr>
               <w:t>Precondición</w:t>
             </w:r>
-            <w:proofErr w:type="spellEnd"/>
           </w:p>
         </w:tc>
         <w:tc>
@@ -12177,63 +9224,7 @@
               <w:rPr>
                 <w:lang w:val="en-US"/>
               </w:rPr>
-              <w:t xml:space="preserve">La </w:t>
-            </w:r>
-            <w:proofErr w:type="spellStart"/>
-            <w:r>
-              <w:rPr>
-                <w:lang w:val="en-US"/>
-              </w:rPr>
-              <w:t>predicción</w:t>
-            </w:r>
-            <w:proofErr w:type="spellEnd"/>
-            <w:r>
-              <w:rPr>
-                <w:lang w:val="en-US"/>
-              </w:rPr>
-              <w:t xml:space="preserve"> ha </w:t>
-            </w:r>
-            <w:proofErr w:type="spellStart"/>
-            <w:r>
-              <w:rPr>
-                <w:lang w:val="en-US"/>
-              </w:rPr>
-              <w:t>sido</w:t>
-            </w:r>
-            <w:proofErr w:type="spellEnd"/>
-            <w:r>
-              <w:rPr>
-                <w:lang w:val="en-US"/>
-              </w:rPr>
-              <w:t xml:space="preserve"> </w:t>
-            </w:r>
-            <w:proofErr w:type="spellStart"/>
-            <w:r>
-              <w:rPr>
-                <w:lang w:val="en-US"/>
-              </w:rPr>
-              <w:t>generada</w:t>
-            </w:r>
-            <w:proofErr w:type="spellEnd"/>
-            <w:r>
-              <w:rPr>
-                <w:lang w:val="en-US"/>
-              </w:rPr>
-              <w:t xml:space="preserve"> </w:t>
-            </w:r>
-            <w:proofErr w:type="spellStart"/>
-            <w:r>
-              <w:rPr>
-                <w:lang w:val="en-US"/>
-              </w:rPr>
-              <w:t>correctamente</w:t>
-            </w:r>
-            <w:proofErr w:type="spellEnd"/>
-            <w:r>
-              <w:rPr>
-                <w:lang w:val="en-US"/>
-              </w:rPr>
-              <w:t>.</w:t>
+              <w:t>La predicción ha sido generada correctamente.</w:t>
             </w:r>
           </w:p>
         </w:tc>
@@ -12257,14 +9248,12 @@
                 <w:lang w:val="en-US"/>
               </w:rPr>
             </w:pPr>
-            <w:proofErr w:type="spellStart"/>
             <w:r>
               <w:rPr>
                 <w:lang w:val="en-US"/>
               </w:rPr>
               <w:t>Acciones</w:t>
             </w:r>
-            <w:proofErr w:type="spellEnd"/>
           </w:p>
         </w:tc>
         <w:tc>
@@ -12285,61 +9274,11 @@
                 <w:lang w:val="en-US"/>
               </w:rPr>
             </w:pPr>
-            <w:proofErr w:type="spellStart"/>
             <w:r>
               <w:rPr>
                 <w:lang w:val="en-US"/>
               </w:rPr>
-              <w:t>Clic</w:t>
-            </w:r>
-            <w:proofErr w:type="spellEnd"/>
-            <w:r>
-              <w:rPr>
-                <w:lang w:val="en-US"/>
-              </w:rPr>
-              <w:t xml:space="preserve"> </w:t>
-            </w:r>
-            <w:proofErr w:type="spellStart"/>
-            <w:r>
-              <w:rPr>
-                <w:lang w:val="en-US"/>
-              </w:rPr>
-              <w:t>en</w:t>
-            </w:r>
-            <w:proofErr w:type="spellEnd"/>
-            <w:r>
-              <w:rPr>
-                <w:lang w:val="en-US"/>
-              </w:rPr>
-              <w:t xml:space="preserve"> '</w:t>
-            </w:r>
-            <w:proofErr w:type="spellStart"/>
-            <w:r>
-              <w:rPr>
-                <w:lang w:val="en-US"/>
-              </w:rPr>
-              <w:t>Exportar</w:t>
-            </w:r>
-            <w:proofErr w:type="spellEnd"/>
-            <w:r>
-              <w:rPr>
-                <w:lang w:val="en-US"/>
-              </w:rPr>
-              <w:t xml:space="preserve"> </w:t>
-            </w:r>
-            <w:proofErr w:type="spellStart"/>
-            <w:r>
-              <w:rPr>
-                <w:lang w:val="en-US"/>
-              </w:rPr>
-              <w:t>informe</w:t>
-            </w:r>
-            <w:proofErr w:type="spellEnd"/>
-            <w:r>
-              <w:rPr>
-                <w:lang w:val="en-US"/>
-              </w:rPr>
-              <w:t>'.</w:t>
+              <w:t>Clic en 'Exportar informe'.</w:t>
             </w:r>
           </w:p>
         </w:tc>
@@ -12363,14 +9302,12 @@
                 <w:lang w:val="en-US"/>
               </w:rPr>
             </w:pPr>
-            <w:proofErr w:type="spellStart"/>
             <w:r>
               <w:rPr>
                 <w:lang w:val="en-US"/>
               </w:rPr>
               <w:t>Postcondición</w:t>
             </w:r>
-            <w:proofErr w:type="spellEnd"/>
           </w:p>
         </w:tc>
         <w:tc>
@@ -12395,77 +9332,7 @@
               <w:rPr>
                 <w:lang w:val="en-US"/>
               </w:rPr>
-              <w:t xml:space="preserve">Se </w:t>
-            </w:r>
-            <w:proofErr w:type="spellStart"/>
-            <w:r>
-              <w:rPr>
-                <w:lang w:val="en-US"/>
-              </w:rPr>
-              <w:t>descarga</w:t>
-            </w:r>
-            <w:proofErr w:type="spellEnd"/>
-            <w:r>
-              <w:rPr>
-                <w:lang w:val="en-US"/>
-              </w:rPr>
-              <w:t xml:space="preserve"> un </w:t>
-            </w:r>
-            <w:proofErr w:type="spellStart"/>
-            <w:r>
-              <w:rPr>
-                <w:lang w:val="en-US"/>
-              </w:rPr>
-              <w:t>archivo</w:t>
-            </w:r>
-            <w:proofErr w:type="spellEnd"/>
-            <w:r>
-              <w:rPr>
-                <w:lang w:val="en-US"/>
-              </w:rPr>
-              <w:t xml:space="preserve"> PDF con </w:t>
-            </w:r>
-            <w:proofErr w:type="spellStart"/>
-            <w:r>
-              <w:rPr>
-                <w:lang w:val="en-US"/>
-              </w:rPr>
-              <w:t>el</w:t>
-            </w:r>
-            <w:proofErr w:type="spellEnd"/>
-            <w:r>
-              <w:rPr>
-                <w:lang w:val="en-US"/>
-              </w:rPr>
-              <w:t xml:space="preserve"> </w:t>
-            </w:r>
-            <w:proofErr w:type="spellStart"/>
-            <w:r>
-              <w:rPr>
-                <w:lang w:val="en-US"/>
-              </w:rPr>
-              <w:t>resumen</w:t>
-            </w:r>
-            <w:proofErr w:type="spellEnd"/>
-            <w:r>
-              <w:rPr>
-                <w:lang w:val="en-US"/>
-              </w:rPr>
-              <w:t xml:space="preserve"> del </w:t>
-            </w:r>
-            <w:proofErr w:type="spellStart"/>
-            <w:r>
-              <w:rPr>
-                <w:lang w:val="en-US"/>
-              </w:rPr>
-              <w:t>análisis</w:t>
-            </w:r>
-            <w:proofErr w:type="spellEnd"/>
-            <w:r>
-              <w:rPr>
-                <w:lang w:val="en-US"/>
-              </w:rPr>
-              <w:t>.</w:t>
+              <w:t>Se descarga un archivo PDF con el resumen del análisis.</w:t>
             </w:r>
           </w:p>
         </w:tc>
@@ -12489,14 +9356,12 @@
                 <w:lang w:val="en-US"/>
               </w:rPr>
             </w:pPr>
-            <w:proofErr w:type="spellStart"/>
             <w:r>
               <w:rPr>
                 <w:lang w:val="en-US"/>
               </w:rPr>
               <w:t>Excepciones</w:t>
             </w:r>
-            <w:proofErr w:type="spellEnd"/>
           </w:p>
         </w:tc>
         <w:tc>
@@ -12521,63 +9386,7 @@
               <w:rPr>
                 <w:lang w:val="en-US"/>
               </w:rPr>
-              <w:t xml:space="preserve">Error al </w:t>
-            </w:r>
-            <w:proofErr w:type="spellStart"/>
-            <w:r>
-              <w:rPr>
-                <w:lang w:val="en-US"/>
-              </w:rPr>
-              <w:t>generar</w:t>
-            </w:r>
-            <w:proofErr w:type="spellEnd"/>
-            <w:r>
-              <w:rPr>
-                <w:lang w:val="en-US"/>
-              </w:rPr>
-              <w:t xml:space="preserve"> </w:t>
-            </w:r>
-            <w:proofErr w:type="spellStart"/>
-            <w:r>
-              <w:rPr>
-                <w:lang w:val="en-US"/>
-              </w:rPr>
-              <w:t>el</w:t>
-            </w:r>
-            <w:proofErr w:type="spellEnd"/>
-            <w:r>
-              <w:rPr>
-                <w:lang w:val="en-US"/>
-              </w:rPr>
-              <w:t xml:space="preserve"> PDF, </w:t>
-            </w:r>
-            <w:proofErr w:type="spellStart"/>
-            <w:r>
-              <w:rPr>
-                <w:lang w:val="en-US"/>
-              </w:rPr>
-              <w:t>permisos</w:t>
-            </w:r>
-            <w:proofErr w:type="spellEnd"/>
-            <w:r>
-              <w:rPr>
-                <w:lang w:val="en-US"/>
-              </w:rPr>
-              <w:t xml:space="preserve"> del </w:t>
-            </w:r>
-            <w:proofErr w:type="spellStart"/>
-            <w:r>
-              <w:rPr>
-                <w:lang w:val="en-US"/>
-              </w:rPr>
-              <w:t>navegador</w:t>
-            </w:r>
-            <w:proofErr w:type="spellEnd"/>
-            <w:r>
-              <w:rPr>
-                <w:lang w:val="en-US"/>
-              </w:rPr>
-              <w:t>.</w:t>
+              <w:t>Error al generar el PDF, permisos del navegador.</w:t>
             </w:r>
           </w:p>
         </w:tc>
@@ -12617,19 +9426,7 @@
         <w:rPr>
           <w:color w:val="000000" w:themeColor="text1"/>
         </w:rPr>
-        <w:t xml:space="preserve">A </w:t>
-      </w:r>
-      <w:r>
-        <w:rPr>
-          <w:color w:val="000000" w:themeColor="text1"/>
-        </w:rPr>
-        <w:t>continuación,</w:t>
-      </w:r>
-      <w:r>
-        <w:rPr>
-          <w:color w:val="000000" w:themeColor="text1"/>
-        </w:rPr>
-        <w:t xml:space="preserve"> se indican las vistas previstas. Las imágenes definitivas se insertarán antes de la entrega final.</w:t>
+        <w:t>A continuación, se indican las vistas previstas. Las imágenes definitivas se insertarán antes de la entrega final.</w:t>
       </w:r>
     </w:p>
     <w:p>
@@ -12831,15 +9628,7 @@
       </w:r>
       <w:r>
         <w:br/>
-        <w:t xml:space="preserve">Se seleccionó un conjunto de datos abierto de </w:t>
-      </w:r>
-      <w:proofErr w:type="spellStart"/>
-      <w:r>
-        <w:t>Kaggle</w:t>
-      </w:r>
-      <w:proofErr w:type="spellEnd"/>
-      <w:r>
-        <w:t xml:space="preserve"> con variables clínicas, demográficas y de estilo de vida. Se realizó una limpieza inicial, codificación de variables categóricas y análisis exploratorio de datos (EDA).</w:t>
+        <w:t>Se seleccionó un conjunto de datos abierto de Kaggle con variables clínicas, demográficas y de estilo de vida. Se realizó una limpieza inicial, codificación de variables categóricas y análisis exploratorio de datos (EDA).</w:t>
       </w:r>
     </w:p>
     <w:p>
@@ -12858,23 +9647,7 @@
       </w:r>
       <w:r>
         <w:br/>
-        <w:t xml:space="preserve">Se implementaron varios clasificadores: Regresión Logística, Árboles de decisión, SVM, </w:t>
-      </w:r>
-      <w:proofErr w:type="spellStart"/>
-      <w:r>
-        <w:t>Random</w:t>
-      </w:r>
-      <w:proofErr w:type="spellEnd"/>
-      <w:r>
-        <w:t xml:space="preserve"> Forest y MLP. Se evaluaron mediante validación cruzada y métricas como precisión, </w:t>
-      </w:r>
-      <w:proofErr w:type="spellStart"/>
-      <w:r>
-        <w:t>recall</w:t>
-      </w:r>
-      <w:proofErr w:type="spellEnd"/>
-      <w:r>
-        <w:t xml:space="preserve"> y F1-score.</w:t>
+        <w:t>Se implementaron varios clasificadores: Regresión Logística, Árboles de decisión, SVM, Random Forest y MLP. Se evaluaron mediante validación cruzada y métricas como precisión, recall y F1-score.</w:t>
       </w:r>
     </w:p>
     <w:p>
@@ -12889,59 +9662,34 @@
           <w:b/>
           <w:bCs/>
         </w:rPr>
-        <w:t xml:space="preserve">Fase 4: Optimización del modelo y </w:t>
-      </w:r>
-      <w:proofErr w:type="spellStart"/>
+        <w:t>Fase 4: Optimización del modelo y explicabilidad</w:t>
+      </w:r>
+      <w:r>
+        <w:br/>
+        <w:t xml:space="preserve">Se aplicaron técnicas como SMOTE para balanceo de clases y GridSearchCV para </w:t>
+      </w:r>
+      <w:r>
+        <w:lastRenderedPageBreak/>
+        <w:t>búsqueda de hiperparámetros óptimos. Se incorporó SHAP para explicar las predicciones del modelo final.</w:t>
+      </w:r>
+    </w:p>
+    <w:p>
+      <w:pPr>
+        <w:numPr>
+          <w:ilvl w:val="0"/>
+          <w:numId w:val="20"/>
+        </w:numPr>
+      </w:pPr>
       <w:r>
         <w:rPr>
           <w:b/>
           <w:bCs/>
         </w:rPr>
-        <w:t>explicabilidad</w:t>
-      </w:r>
-      <w:proofErr w:type="spellEnd"/>
+        <w:t>Fase 5: Desarrollo de la aplicación</w:t>
+      </w:r>
       <w:r>
         <w:br/>
-        <w:t xml:space="preserve">Se aplicaron técnicas como SMOTE para balanceo de clases y </w:t>
-      </w:r>
-      <w:proofErr w:type="spellStart"/>
-      <w:r>
-        <w:t>GridSearchCV</w:t>
-      </w:r>
-      <w:proofErr w:type="spellEnd"/>
-      <w:r>
-        <w:t xml:space="preserve"> para </w:t>
-      </w:r>
-      <w:r>
-        <w:lastRenderedPageBreak/>
-        <w:t>búsqueda de hiperparámetros óptimos. Se incorporó SHAP para explicar las predicciones del modelo final.</w:t>
-      </w:r>
-    </w:p>
-    <w:p>
-      <w:pPr>
-        <w:numPr>
-          <w:ilvl w:val="0"/>
-          <w:numId w:val="20"/>
-        </w:numPr>
-      </w:pPr>
-      <w:r>
-        <w:rPr>
-          <w:b/>
-          <w:bCs/>
-        </w:rPr>
-        <w:t>Fase 5: Desarrollo de la aplicación</w:t>
-      </w:r>
-      <w:r>
-        <w:br/>
-        <w:t xml:space="preserve">Se integró el modelo calibrado en una interfaz desarrollada con </w:t>
-      </w:r>
-      <w:proofErr w:type="spellStart"/>
-      <w:r>
-        <w:t>Streamlit</w:t>
-      </w:r>
-      <w:proofErr w:type="spellEnd"/>
-      <w:r>
-        <w:t>, incluyendo visualización de resultados, interpretación gráfica y generación de informes automáticos en PDF.</w:t>
+        <w:t>Se integró el modelo calibrado en una interfaz desarrollada con Streamlit, incluyendo visualización de resultados, interpretación gráfica y generación de informes automáticos en PDF.</w:t>
       </w:r>
     </w:p>
     <w:p/>
@@ -13006,23 +9754,7 @@
         </w:numPr>
       </w:pPr>
       <w:r>
-        <w:t>Árbol de Decisión (</w:t>
-      </w:r>
-      <w:proofErr w:type="spellStart"/>
-      <w:r>
-        <w:t>Decision</w:t>
-      </w:r>
-      <w:proofErr w:type="spellEnd"/>
-      <w:r>
-        <w:t xml:space="preserve"> </w:t>
-      </w:r>
-      <w:proofErr w:type="spellStart"/>
-      <w:r>
-        <w:t>Tree</w:t>
-      </w:r>
-      <w:proofErr w:type="spellEnd"/>
-      <w:r>
-        <w:t>)</w:t>
+        <w:t>Árbol de Decisión (Decision Tree)</w:t>
       </w:r>
     </w:p>
     <w:p>
@@ -13032,13 +9764,8 @@
           <w:numId w:val="21"/>
         </w:numPr>
       </w:pPr>
-      <w:proofErr w:type="spellStart"/>
-      <w:r>
-        <w:t>Support</w:t>
-      </w:r>
-      <w:proofErr w:type="spellEnd"/>
-      <w:r>
-        <w:t xml:space="preserve"> Vector Machine (SVM)</w:t>
+      <w:r>
+        <w:t>Support Vector Machine (SVM)</w:t>
       </w:r>
     </w:p>
     <w:p>
@@ -13068,23 +9795,7 @@
         <w:jc w:val="both"/>
       </w:pPr>
       <w:r>
-        <w:t>La selección de parámetros se ha realizado combinando conocimiento teórico del comportamiento de cada modelo con ajustes empíricos mediante búsqueda en rejilla (</w:t>
-      </w:r>
-      <w:proofErr w:type="spellStart"/>
-      <w:r>
-        <w:t>GridSearchCV</w:t>
-      </w:r>
-      <w:proofErr w:type="spellEnd"/>
-      <w:r>
-        <w:t>) o validación manual. En todos los casos se ha aplicado validación cruzada estratificada (</w:t>
-      </w:r>
-      <w:proofErr w:type="spellStart"/>
-      <w:r>
-        <w:t>StratifiedKFold</w:t>
-      </w:r>
-      <w:proofErr w:type="spellEnd"/>
-      <w:r>
-        <w:t>) con k=5 pliegues.</w:t>
+        <w:t>La selección de parámetros se ha realizado combinando conocimiento teórico del comportamiento de cada modelo con ajustes empíricos mediante búsqueda en rejilla (GridSearchCV) o validación manual. En todos los casos se ha aplicado validación cruzada estratificada (StratifiedKFold) con k=5 pliegues.</w:t>
       </w:r>
     </w:p>
     <w:p>
@@ -13186,13 +9897,8 @@
             <w:pPr>
               <w:jc w:val="center"/>
             </w:pPr>
-            <w:proofErr w:type="spellStart"/>
-            <w:r>
-              <w:t>Random</w:t>
-            </w:r>
-            <w:proofErr w:type="spellEnd"/>
-            <w:r>
-              <w:t xml:space="preserve"> Forest</w:t>
+            <w:r>
+              <w:t>Random Forest</w:t>
             </w:r>
           </w:p>
         </w:tc>
@@ -13254,45 +9960,8 @@
             <w:pPr>
               <w:jc w:val="center"/>
             </w:pPr>
-            <w:proofErr w:type="spellStart"/>
-            <w:r>
-              <w:t>criterion</w:t>
-            </w:r>
-            <w:proofErr w:type="spellEnd"/>
-            <w:r>
-              <w:t>="</w:t>
-            </w:r>
-            <w:proofErr w:type="spellStart"/>
-            <w:r>
-              <w:t>gini</w:t>
-            </w:r>
-            <w:proofErr w:type="spellEnd"/>
-            <w:r>
-              <w:t xml:space="preserve">", </w:t>
-            </w:r>
-            <w:proofErr w:type="spellStart"/>
-            <w:r>
-              <w:t>max_depth</w:t>
-            </w:r>
-            <w:proofErr w:type="spellEnd"/>
-            <w:r>
-              <w:t xml:space="preserve">=5, </w:t>
-            </w:r>
-            <w:proofErr w:type="spellStart"/>
-            <w:r>
-              <w:t>min_samples_split</w:t>
-            </w:r>
-            <w:proofErr w:type="spellEnd"/>
-            <w:r>
-              <w:t xml:space="preserve">=2, </w:t>
-            </w:r>
-            <w:proofErr w:type="spellStart"/>
-            <w:r>
-              <w:t>min_samples_leaf</w:t>
-            </w:r>
-            <w:proofErr w:type="spellEnd"/>
-            <w:r>
-              <w:t>=1</w:t>
+            <w:r>
+              <w:t>criterion="gini", max_depth=5, min_samples_split=2, min_samples_leaf=1</w:t>
             </w:r>
           </w:p>
         </w:tc>
@@ -13323,15 +9992,7 @@
               <w:jc w:val="center"/>
             </w:pPr>
             <w:r>
-              <w:t xml:space="preserve">SVM (con </w:t>
-            </w:r>
-            <w:proofErr w:type="spellStart"/>
-            <w:r>
-              <w:t>kernel</w:t>
-            </w:r>
-            <w:proofErr w:type="spellEnd"/>
-            <w:r>
-              <w:t xml:space="preserve"> RBF)</w:t>
+              <w:t>SVM (con kernel RBF)</w:t>
             </w:r>
           </w:p>
         </w:tc>
@@ -13343,29 +10004,8 @@
             <w:pPr>
               <w:jc w:val="center"/>
             </w:pPr>
-            <w:proofErr w:type="spellStart"/>
-            <w:r>
-              <w:t>kernel</w:t>
-            </w:r>
-            <w:proofErr w:type="spellEnd"/>
-            <w:r>
-              <w:t>="</w:t>
-            </w:r>
-            <w:proofErr w:type="spellStart"/>
-            <w:r>
-              <w:t>rbf</w:t>
-            </w:r>
-            <w:proofErr w:type="spellEnd"/>
-            <w:r>
-              <w:t>", C=1.0, gamma="</w:t>
-            </w:r>
-            <w:proofErr w:type="spellStart"/>
-            <w:r>
-              <w:t>scale</w:t>
-            </w:r>
-            <w:proofErr w:type="spellEnd"/>
-            <w:r>
-              <w:t>"</w:t>
+            <w:r>
+              <w:t>kernel="rbf", C=1.0, gamma="scale"</w:t>
             </w:r>
           </w:p>
         </w:tc>
@@ -13378,23 +10018,7 @@
               <w:jc w:val="center"/>
             </w:pPr>
             <w:r>
-              <w:t xml:space="preserve">Alto </w:t>
-            </w:r>
-            <w:proofErr w:type="gramStart"/>
-            <w:r>
-              <w:t>rendimiento</w:t>
-            </w:r>
-            <w:proofErr w:type="gramEnd"/>
-            <w:r>
-              <w:t xml:space="preserve"> pero coste computacional elevado. gamma="</w:t>
-            </w:r>
-            <w:proofErr w:type="spellStart"/>
-            <w:r>
-              <w:t>scale</w:t>
-            </w:r>
-            <w:proofErr w:type="spellEnd"/>
-            <w:r>
-              <w:t xml:space="preserve">" ofrece un </w:t>
+              <w:t xml:space="preserve">Alto rendimiento pero coste computacional elevado. gamma="scale" ofrece un </w:t>
             </w:r>
             <w:r>
               <w:lastRenderedPageBreak/>
@@ -13429,37 +10053,8 @@
             <w:pPr>
               <w:jc w:val="center"/>
             </w:pPr>
-            <w:proofErr w:type="spellStart"/>
-            <w:r>
-              <w:t>penalty</w:t>
-            </w:r>
-            <w:proofErr w:type="spellEnd"/>
-            <w:r>
-              <w:t xml:space="preserve">="l2", C=1.0, </w:t>
-            </w:r>
-            <w:proofErr w:type="spellStart"/>
-            <w:r>
-              <w:t>solver</w:t>
-            </w:r>
-            <w:proofErr w:type="spellEnd"/>
-            <w:r>
-              <w:t>="</w:t>
-            </w:r>
-            <w:proofErr w:type="spellStart"/>
-            <w:r>
-              <w:t>lbfgs</w:t>
-            </w:r>
-            <w:proofErr w:type="spellEnd"/>
-            <w:r>
-              <w:t xml:space="preserve">", </w:t>
-            </w:r>
-            <w:proofErr w:type="spellStart"/>
-            <w:r>
-              <w:t>max_iter</w:t>
-            </w:r>
-            <w:proofErr w:type="spellEnd"/>
-            <w:r>
-              <w:t>=200</w:t>
+            <w:r>
+              <w:t>penalty="l2", C=1.0, solver="lbfgs", max_iter=200</w:t>
             </w:r>
           </w:p>
         </w:tc>
@@ -13502,66 +10097,8 @@
             <w:pPr>
               <w:jc w:val="center"/>
             </w:pPr>
-            <w:proofErr w:type="spellStart"/>
-            <w:r>
-              <w:t>hidden_layer_sizes</w:t>
-            </w:r>
-            <w:proofErr w:type="spellEnd"/>
-            <w:proofErr w:type="gramStart"/>
-            <w:r>
-              <w:t>=(</w:t>
-            </w:r>
-            <w:proofErr w:type="gramEnd"/>
-            <w:r>
-              <w:t xml:space="preserve">100,), </w:t>
-            </w:r>
-            <w:proofErr w:type="spellStart"/>
-            <w:r>
-              <w:t>activation</w:t>
-            </w:r>
-            <w:proofErr w:type="spellEnd"/>
-            <w:r>
-              <w:t>="</w:t>
-            </w:r>
-            <w:proofErr w:type="spellStart"/>
-            <w:r>
-              <w:t>relu</w:t>
-            </w:r>
-            <w:proofErr w:type="spellEnd"/>
-            <w:r>
-              <w:t xml:space="preserve">", </w:t>
-            </w:r>
-            <w:proofErr w:type="spellStart"/>
-            <w:r>
-              <w:t>solver</w:t>
-            </w:r>
-            <w:proofErr w:type="spellEnd"/>
-            <w:r>
-              <w:t>="</w:t>
-            </w:r>
-            <w:proofErr w:type="spellStart"/>
-            <w:r>
-              <w:t>adam</w:t>
-            </w:r>
-            <w:proofErr w:type="spellEnd"/>
-            <w:r>
-              <w:t xml:space="preserve">", </w:t>
-            </w:r>
-            <w:proofErr w:type="spellStart"/>
-            <w:r>
-              <w:t>max_iter</w:t>
-            </w:r>
-            <w:proofErr w:type="spellEnd"/>
-            <w:r>
-              <w:t xml:space="preserve">=300, </w:t>
-            </w:r>
-            <w:proofErr w:type="spellStart"/>
-            <w:r>
-              <w:t>alpha</w:t>
-            </w:r>
-            <w:proofErr w:type="spellEnd"/>
-            <w:r>
-              <w:t>=0.0001</w:t>
+            <w:r>
+              <w:t>hidden_layer_sizes=(100,), activation="relu", solver="adam", max_iter=300, alpha=0.0001</w:t>
             </w:r>
           </w:p>
         </w:tc>
@@ -13621,13 +10158,7 @@
         <w:jc w:val="both"/>
       </w:pPr>
       <w:r>
-        <w:t xml:space="preserve">A </w:t>
-      </w:r>
-      <w:r>
-        <w:t>continuación,</w:t>
-      </w:r>
-      <w:r>
-        <w:t xml:space="preserve"> se describen brevemente los principales hiperparámetros utilizados en los modelos evaluados:</w:t>
+        <w:t>A continuación, se describen brevemente los principales hiperparámetros utilizados en los modelos evaluados:</w:t>
       </w:r>
     </w:p>
     <w:p>
@@ -13638,7 +10169,6 @@
         </w:numPr>
         <w:jc w:val="both"/>
       </w:pPr>
-      <w:proofErr w:type="spellStart"/>
       <w:r>
         <w:rPr>
           <w:b/>
@@ -13646,17 +10176,8 @@
         </w:rPr>
         <w:t>n_estimators</w:t>
       </w:r>
-      <w:proofErr w:type="spellEnd"/>
-      <w:r>
-        <w:t xml:space="preserve"> (</w:t>
-      </w:r>
-      <w:proofErr w:type="spellStart"/>
-      <w:r>
-        <w:t>Random</w:t>
-      </w:r>
-      <w:proofErr w:type="spellEnd"/>
-      <w:r>
-        <w:t xml:space="preserve"> Forest): número de árboles individuales entrenados en el bosque. Más árboles suelen mejorar la precisión, aunque aumentan el coste computacional.</w:t>
+      <w:r>
+        <w:t xml:space="preserve"> (Random Forest): número de árboles individuales entrenados en el bosque. Más árboles suelen mejorar la precisión, aunque aumentan el coste computacional.</w:t>
       </w:r>
     </w:p>
     <w:p>
@@ -13667,7 +10188,6 @@
         </w:numPr>
         <w:jc w:val="both"/>
       </w:pPr>
-      <w:proofErr w:type="spellStart"/>
       <w:r>
         <w:rPr>
           <w:b/>
@@ -13675,17 +10195,8 @@
         </w:rPr>
         <w:t>max_depth</w:t>
       </w:r>
-      <w:proofErr w:type="spellEnd"/>
-      <w:r>
-        <w:t xml:space="preserve"> (Árboles/</w:t>
-      </w:r>
-      <w:proofErr w:type="spellStart"/>
-      <w:r>
-        <w:t>Random</w:t>
-      </w:r>
-      <w:proofErr w:type="spellEnd"/>
-      <w:r>
-        <w:t xml:space="preserve"> Forest): profundidad máxima de cada árbol. Limitarla evita sobreajuste.</w:t>
+      <w:r>
+        <w:t xml:space="preserve"> (Árboles/Random Forest): profundidad máxima de cada árbol. Limitarla evita sobreajuste.</w:t>
       </w:r>
     </w:p>
     <w:p>
@@ -13696,7 +10207,6 @@
         </w:numPr>
         <w:jc w:val="both"/>
       </w:pPr>
-      <w:proofErr w:type="spellStart"/>
       <w:r>
         <w:rPr>
           <w:b/>
@@ -13704,7 +10214,6 @@
         </w:rPr>
         <w:t>min_samples_split</w:t>
       </w:r>
-      <w:proofErr w:type="spellEnd"/>
       <w:r>
         <w:t>: número mínimo de muestras necesarias para dividir un nodo. A mayor valor, menos divisiones y modelos más simples.</w:t>
       </w:r>
@@ -13717,7 +10226,6 @@
         </w:numPr>
         <w:jc w:val="both"/>
       </w:pPr>
-      <w:proofErr w:type="spellStart"/>
       <w:r>
         <w:rPr>
           <w:b/>
@@ -13725,7 +10233,6 @@
         </w:rPr>
         <w:t>min_samples_leaf</w:t>
       </w:r>
-      <w:proofErr w:type="spellEnd"/>
       <w:r>
         <w:t>: número mínimo de muestras por hoja final del árbol. Influye en la granularidad del modelo.</w:t>
       </w:r>
@@ -13738,7 +10245,6 @@
         </w:numPr>
         <w:jc w:val="both"/>
       </w:pPr>
-      <w:proofErr w:type="spellStart"/>
       <w:r>
         <w:rPr>
           <w:b/>
@@ -13746,17 +10252,8 @@
         </w:rPr>
         <w:t>bootstrap</w:t>
       </w:r>
-      <w:proofErr w:type="spellEnd"/>
-      <w:r>
-        <w:t xml:space="preserve">: indica si se utiliza muestreo con reemplazo al construir los árboles (por defecto True en </w:t>
-      </w:r>
-      <w:proofErr w:type="spellStart"/>
-      <w:r>
-        <w:t>Random</w:t>
-      </w:r>
-      <w:proofErr w:type="spellEnd"/>
-      <w:r>
-        <w:t xml:space="preserve"> Forest).</w:t>
+      <w:r>
+        <w:t>: indica si se utiliza muestreo con reemplazo al construir los árboles (por defecto True en Random Forest).</w:t>
       </w:r>
     </w:p>
     <w:p>
@@ -13767,7 +10264,6 @@
         </w:numPr>
         <w:jc w:val="both"/>
       </w:pPr>
-      <w:proofErr w:type="spellStart"/>
       <w:r>
         <w:rPr>
           <w:b/>
@@ -13775,17 +10271,8 @@
         </w:rPr>
         <w:t>class_weight</w:t>
       </w:r>
-      <w:proofErr w:type="spellEnd"/>
-      <w:r>
-        <w:t xml:space="preserve">: ponderación de las clases al entrenar. </w:t>
-      </w:r>
-      <w:proofErr w:type="spellStart"/>
-      <w:r>
-        <w:t>balanced</w:t>
-      </w:r>
-      <w:proofErr w:type="spellEnd"/>
-      <w:r>
-        <w:t xml:space="preserve"> ajusta los pesos automáticamente según la frecuencia de cada clase.</w:t>
+      <w:r>
+        <w:t>: ponderación de las clases al entrenar. balanced ajusta los pesos automáticamente según la frecuencia de cada clase.</w:t>
       </w:r>
     </w:p>
     <w:p>
@@ -13804,15 +10291,7 @@
         <w:t>C</w:t>
       </w:r>
       <w:r>
-        <w:t xml:space="preserve"> (SVM / </w:t>
-      </w:r>
-      <w:proofErr w:type="spellStart"/>
-      <w:r>
-        <w:t>Logistic</w:t>
-      </w:r>
-      <w:proofErr w:type="spellEnd"/>
-      <w:r>
-        <w:t>): inverso de la regularización. Valores pequeños implican regularización más fuerte (menos sobreajuste).</w:t>
+        <w:t xml:space="preserve"> (SVM / Logistic): inverso de la regularización. Valores pequeños implican regularización más fuerte (menos sobreajuste).</w:t>
       </w:r>
     </w:p>
     <w:p>
@@ -13823,7 +10302,6 @@
         </w:numPr>
         <w:jc w:val="both"/>
       </w:pPr>
-      <w:proofErr w:type="spellStart"/>
       <w:r>
         <w:rPr>
           <w:b/>
@@ -13831,17 +10309,8 @@
         </w:rPr>
         <w:t>penalty</w:t>
       </w:r>
-      <w:proofErr w:type="spellEnd"/>
-      <w:r>
-        <w:t xml:space="preserve"> (</w:t>
-      </w:r>
-      <w:proofErr w:type="spellStart"/>
-      <w:r>
-        <w:t>Logistic</w:t>
-      </w:r>
-      <w:proofErr w:type="spellEnd"/>
-      <w:r>
-        <w:t>): tipo de regularización. 'l1' genera modelos escasos, 'l2' distribuye el castigo entre los coeficientes.</w:t>
+      <w:r>
+        <w:t xml:space="preserve"> (Logistic): tipo de regularización. 'l1' genera modelos escasos, 'l2' distribuye el castigo entre los coeficientes.</w:t>
       </w:r>
     </w:p>
     <w:p>
@@ -13852,7 +10321,6 @@
         </w:numPr>
         <w:jc w:val="both"/>
       </w:pPr>
-      <w:proofErr w:type="spellStart"/>
       <w:r>
         <w:rPr>
           <w:b/>
@@ -13860,17 +10328,8 @@
         </w:rPr>
         <w:t>solver</w:t>
       </w:r>
-      <w:proofErr w:type="spellEnd"/>
-      <w:r>
-        <w:t xml:space="preserve"> (</w:t>
-      </w:r>
-      <w:proofErr w:type="spellStart"/>
-      <w:r>
-        <w:t>Logistic</w:t>
-      </w:r>
-      <w:proofErr w:type="spellEnd"/>
-      <w:r>
-        <w:t>): algoritmo usado para optimizar la función de coste. Algunos soportan l1, otros no.</w:t>
+      <w:r>
+        <w:t xml:space="preserve"> (Logistic): algoritmo usado para optimizar la función de coste. Algunos soportan l1, otros no.</w:t>
       </w:r>
     </w:p>
     <w:p>
@@ -13889,23 +10348,7 @@
         <w:t>gamma</w:t>
       </w:r>
       <w:r>
-        <w:t xml:space="preserve"> (SVM): define la influencia de cada ejemplo de entrenamiento. '</w:t>
-      </w:r>
-      <w:proofErr w:type="spellStart"/>
-      <w:r>
-        <w:t>scale</w:t>
-      </w:r>
-      <w:proofErr w:type="spellEnd"/>
-      <w:r>
-        <w:t xml:space="preserve">' ajusta automáticamente según el </w:t>
-      </w:r>
-      <w:proofErr w:type="spellStart"/>
-      <w:r>
-        <w:t>dataset</w:t>
-      </w:r>
-      <w:proofErr w:type="spellEnd"/>
-      <w:r>
-        <w:t>.</w:t>
+        <w:t xml:space="preserve"> (SVM): define la influencia de cada ejemplo de entrenamiento. 'scale' ajusta automáticamente según el dataset.</w:t>
       </w:r>
     </w:p>
     <w:p>
@@ -13916,7 +10359,6 @@
         </w:numPr>
         <w:jc w:val="both"/>
       </w:pPr>
-      <w:proofErr w:type="spellStart"/>
       <w:r>
         <w:rPr>
           <w:b/>
@@ -13924,17 +10366,8 @@
         </w:rPr>
         <w:t>kernel</w:t>
       </w:r>
-      <w:proofErr w:type="spellEnd"/>
-      <w:r>
-        <w:t xml:space="preserve"> (SVM): tipo de función núcleo que transforma los datos. '</w:t>
-      </w:r>
-      <w:proofErr w:type="spellStart"/>
-      <w:r>
-        <w:t>rbf</w:t>
-      </w:r>
-      <w:proofErr w:type="spellEnd"/>
-      <w:r>
-        <w:t>' (base radial) es muy común por su rendimiento.</w:t>
+      <w:r>
+        <w:t xml:space="preserve"> (SVM): tipo de función núcleo que transforma los datos. 'rbf' (base radial) es muy común por su rendimiento.</w:t>
       </w:r>
     </w:p>
     <w:p>
@@ -13945,7 +10378,6 @@
         </w:numPr>
         <w:jc w:val="both"/>
       </w:pPr>
-      <w:proofErr w:type="spellStart"/>
       <w:r>
         <w:rPr>
           <w:b/>
@@ -13954,7 +10386,6 @@
         <w:lastRenderedPageBreak/>
         <w:t>hidden_layer_sizes</w:t>
       </w:r>
-      <w:proofErr w:type="spellEnd"/>
       <w:r>
         <w:t xml:space="preserve"> (MLP): número y tamaño de las capas ocultas en la red neuronal.</w:t>
       </w:r>
@@ -13967,7 +10398,6 @@
         </w:numPr>
         <w:jc w:val="both"/>
       </w:pPr>
-      <w:proofErr w:type="spellStart"/>
       <w:r>
         <w:rPr>
           <w:b/>
@@ -13975,17 +10405,8 @@
         </w:rPr>
         <w:t>activation</w:t>
       </w:r>
-      <w:proofErr w:type="spellEnd"/>
-      <w:r>
-        <w:t xml:space="preserve"> (MLP): función de activación de las neuronas. '</w:t>
-      </w:r>
-      <w:proofErr w:type="spellStart"/>
-      <w:r>
-        <w:t>relu</w:t>
-      </w:r>
-      <w:proofErr w:type="spellEnd"/>
-      <w:r>
-        <w:t>' es la más común por eficiencia y no linealidad.</w:t>
+      <w:r>
+        <w:t xml:space="preserve"> (MLP): función de activación de las neuronas. 'relu' es la más común por eficiencia y no linealidad.</w:t>
       </w:r>
     </w:p>
     <w:p>
@@ -13996,7 +10417,6 @@
         </w:numPr>
         <w:jc w:val="both"/>
       </w:pPr>
-      <w:proofErr w:type="spellStart"/>
       <w:r>
         <w:rPr>
           <w:b/>
@@ -14004,17 +10424,8 @@
         </w:rPr>
         <w:t>solver</w:t>
       </w:r>
-      <w:proofErr w:type="spellEnd"/>
-      <w:r>
-        <w:t xml:space="preserve"> (MLP): algoritmo para optimizar los pesos. '</w:t>
-      </w:r>
-      <w:proofErr w:type="spellStart"/>
-      <w:r>
-        <w:t>adam</w:t>
-      </w:r>
-      <w:proofErr w:type="spellEnd"/>
-      <w:r>
-        <w:t>' es rápido y se adapta bien a muchos problemas.</w:t>
+      <w:r>
+        <w:t xml:space="preserve"> (MLP): algoritmo para optimizar los pesos. 'adam' es rápido y se adapta bien a muchos problemas.</w:t>
       </w:r>
     </w:p>
     <w:p>
@@ -14025,7 +10436,6 @@
         </w:numPr>
         <w:jc w:val="both"/>
       </w:pPr>
-      <w:proofErr w:type="spellStart"/>
       <w:r>
         <w:rPr>
           <w:b/>
@@ -14033,7 +10443,6 @@
         </w:rPr>
         <w:t>alpha</w:t>
       </w:r>
-      <w:proofErr w:type="spellEnd"/>
       <w:r>
         <w:t xml:space="preserve"> (MLP): parámetro de regularización L2. Reduce el sobreajuste penalizando pesos grandes.</w:t>
       </w:r>
@@ -14046,7 +10455,6 @@
         </w:numPr>
         <w:jc w:val="both"/>
       </w:pPr>
-      <w:proofErr w:type="spellStart"/>
       <w:r>
         <w:rPr>
           <w:b/>
@@ -14054,7 +10462,6 @@
         </w:rPr>
         <w:t>max_iter</w:t>
       </w:r>
-      <w:proofErr w:type="spellEnd"/>
       <w:r>
         <w:t>: número máximo de iteraciones del algoritmo de optimización.</w:t>
       </w:r>
@@ -14067,13 +10474,8 @@
         </w:numPr>
         <w:jc w:val="both"/>
       </w:pPr>
-      <w:proofErr w:type="spellStart"/>
-      <w:r>
-        <w:t>criterion</w:t>
-      </w:r>
-      <w:proofErr w:type="spellEnd"/>
-      <w:r>
-        <w:t xml:space="preserve"> (Árboles de decisión): función utilizada para medir la calidad de una división.</w:t>
+      <w:r>
+        <w:t>criterion (Árboles de decisión): función utilizada para medir la calidad de una división.</w:t>
       </w:r>
     </w:p>
     <w:p>
@@ -14085,15 +10487,7 @@
         <w:spacing w:before="100" w:beforeAutospacing="1" w:after="100" w:afterAutospacing="1" w:line="240" w:lineRule="auto"/>
       </w:pPr>
       <w:r>
-        <w:t>'</w:t>
-      </w:r>
-      <w:proofErr w:type="spellStart"/>
-      <w:r>
-        <w:t>gini</w:t>
-      </w:r>
-      <w:proofErr w:type="spellEnd"/>
-      <w:r>
-        <w:t>': mide la impureza de Gini, que penaliza nodos con clases mezcladas. Es más rápido y común.</w:t>
+        <w:t>'gini': mide la impureza de Gini, que penaliza nodos con clases mezcladas. Es más rápido y común.</w:t>
       </w:r>
     </w:p>
     <w:p>
@@ -14105,23 +10499,7 @@
         <w:spacing w:before="100" w:beforeAutospacing="1" w:after="100" w:afterAutospacing="1" w:line="240" w:lineRule="auto"/>
       </w:pPr>
       <w:r>
-        <w:t>'</w:t>
-      </w:r>
-      <w:proofErr w:type="spellStart"/>
-      <w:r>
-        <w:t>entropy</w:t>
-      </w:r>
-      <w:proofErr w:type="spellEnd"/>
-      <w:r>
-        <w:t xml:space="preserve">': usa la entropía de la información, basada en la teoría de Shannon. Tiende a producir árboles más </w:t>
-      </w:r>
-      <w:proofErr w:type="gramStart"/>
-      <w:r>
-        <w:t>equilibrados</w:t>
-      </w:r>
-      <w:proofErr w:type="gramEnd"/>
-      <w:r>
-        <w:t xml:space="preserve"> pero puede ser más costoso computacionalmente.</w:t>
+        <w:t>'entropy': usa la entropía de la información, basada en la teoría de Shannon. Tiende a producir árboles más equilibrados pero puede ser más costoso computacionalmente.</w:t>
       </w:r>
     </w:p>
     <w:p>
@@ -14151,306 +10529,159 @@
           <w:b/>
           <w:bCs/>
         </w:rPr>
-        <w:t>SMOTE (</w:t>
-      </w:r>
-      <w:proofErr w:type="spellStart"/>
+        <w:t>SMOTE (Synthetic Minority Over-sampling Technique)</w:t>
+      </w:r>
+      <w:r>
+        <w:t xml:space="preserve"> para aumentar sintéticamente las instancias de la clase minoritaria antes del entrenamiento. Esta estrategia se aplicó únicamente en el conjunto de entrenamiento de cada pliegue, para evitar fugas de información.</w:t>
+      </w:r>
+    </w:p>
+    <w:p>
+      <w:pPr>
+        <w:pStyle w:val="Ttulo3"/>
+      </w:pPr>
+      <w:bookmarkStart w:id="27" w:name="_Toc196303587"/>
+      <w:r>
+        <w:t>Calibración de probabilidades</w:t>
+      </w:r>
+      <w:bookmarkEnd w:id="27"/>
+    </w:p>
+    <w:p>
+      <w:pPr>
+        <w:jc w:val="both"/>
+      </w:pPr>
+      <w:r>
+        <w:t xml:space="preserve">El modelo Random Forest fue calibrado mediante el método </w:t>
+      </w:r>
       <w:r>
         <w:rPr>
           <w:b/>
           <w:bCs/>
         </w:rPr>
-        <w:t>Synthetic</w:t>
-      </w:r>
-      <w:proofErr w:type="spellEnd"/>
+        <w:t>sigmoide</w:t>
+      </w:r>
+      <w:r>
+        <w:t xml:space="preserve"> (method="sigmoid") utilizando la clase CalibratedClassifierCV de scikit-learn. Esta calibración mejora la interpretación de las probabilidades generadas por el clasificador, especialmente útil cuando se desea utilizar el sistema como apoyo a la toma de decisiones clínicas.</w:t>
+      </w:r>
+    </w:p>
+    <w:p>
+      <w:pPr>
+        <w:jc w:val="both"/>
+      </w:pPr>
+    </w:p>
+    <w:p>
+      <w:pPr>
+        <w:pStyle w:val="Ttulo2"/>
+      </w:pPr>
+      <w:bookmarkStart w:id="28" w:name="_Toc196303588"/>
+      <w:r>
+        <w:t xml:space="preserve">G.3 </w:t>
+      </w:r>
+      <w:r>
+        <w:t>Detalle de resultados</w:t>
+      </w:r>
+      <w:bookmarkEnd w:id="28"/>
+    </w:p>
+    <w:p>
+      <w:r>
+        <w:t>En esta sección se presentan los resultados obtenidos durante la fase de validación y evaluación de los distintos modelos de clasificación aplicados. Se analizaron métricas de rendimiento global y específicas por clase, así como herramientas de explicabilidad para mejorar la interpretación del modelo final.</w:t>
+      </w:r>
+    </w:p>
+    <w:p>
+      <w:pPr>
+        <w:pStyle w:val="Ttulo3"/>
+      </w:pPr>
+      <w:bookmarkStart w:id="29" w:name="_Toc196303589"/>
+      <w:r>
+        <w:t>Evaluación de modelos</w:t>
+      </w:r>
+      <w:bookmarkEnd w:id="29"/>
+    </w:p>
+    <w:p>
+      <w:r>
+        <w:t>Los modelos fueron evaluados mediante validación cruzada estratificada con 5 particiones (StratifiedKFold). Las métricas utilizadas fueron:</w:t>
+      </w:r>
+    </w:p>
+    <w:p>
+      <w:pPr>
+        <w:numPr>
+          <w:ilvl w:val="0"/>
+          <w:numId w:val="22"/>
+        </w:numPr>
+      </w:pPr>
       <w:r>
         <w:rPr>
           <w:b/>
           <w:bCs/>
         </w:rPr>
-        <w:t xml:space="preserve"> </w:t>
-      </w:r>
-      <w:proofErr w:type="spellStart"/>
+        <w:t>Accuracy</w:t>
+      </w:r>
+      <w:r>
+        <w:t xml:space="preserve"> (Exactitud global)</w:t>
+      </w:r>
+    </w:p>
+    <w:p>
+      <w:pPr>
+        <w:numPr>
+          <w:ilvl w:val="0"/>
+          <w:numId w:val="22"/>
+        </w:numPr>
+      </w:pPr>
       <w:r>
         <w:rPr>
           <w:b/>
           <w:bCs/>
         </w:rPr>
-        <w:t>Minority</w:t>
-      </w:r>
-      <w:proofErr w:type="spellEnd"/>
+        <w:lastRenderedPageBreak/>
+        <w:t>Recall</w:t>
+      </w:r>
+      <w:r>
+        <w:t xml:space="preserve"> y </w:t>
+      </w:r>
       <w:r>
         <w:rPr>
           <w:b/>
           <w:bCs/>
         </w:rPr>
-        <w:t xml:space="preserve"> </w:t>
-      </w:r>
-      <w:proofErr w:type="spellStart"/>
+        <w:t>Precision</w:t>
+      </w:r>
+      <w:r>
+        <w:t xml:space="preserve"> macro-promediadas</w:t>
+      </w:r>
+    </w:p>
+    <w:p>
+      <w:pPr>
+        <w:numPr>
+          <w:ilvl w:val="0"/>
+          <w:numId w:val="22"/>
+        </w:numPr>
+      </w:pPr>
       <w:r>
         <w:rPr>
           <w:b/>
           <w:bCs/>
         </w:rPr>
-        <w:t>Over-sampling</w:t>
-      </w:r>
-      <w:proofErr w:type="spellEnd"/>
+        <w:t>F1-score macro</w:t>
+      </w:r>
+      <w:r>
+        <w:t xml:space="preserve"> (promedio armónico entre precisión y recall)</w:t>
+      </w:r>
+    </w:p>
+    <w:p>
+      <w:pPr>
+        <w:numPr>
+          <w:ilvl w:val="0"/>
+          <w:numId w:val="22"/>
+        </w:numPr>
+      </w:pPr>
       <w:r>
         <w:rPr>
           <w:b/>
           <w:bCs/>
         </w:rPr>
-        <w:t xml:space="preserve"> </w:t>
-      </w:r>
-      <w:proofErr w:type="spellStart"/>
-      <w:r>
-        <w:rPr>
-          <w:b/>
-          <w:bCs/>
-        </w:rPr>
-        <w:t>Technique</w:t>
-      </w:r>
-      <w:proofErr w:type="spellEnd"/>
-      <w:r>
-        <w:rPr>
-          <w:b/>
-          <w:bCs/>
-        </w:rPr>
-        <w:t>)</w:t>
-      </w:r>
-      <w:r>
-        <w:t xml:space="preserve"> para aumentar sintéticamente las instancias de la clase minoritaria antes del entrenamiento. Esta estrategia se aplicó únicamente en el conjunto de entrenamiento de cada pliegue, para evitar fugas de información.</w:t>
-      </w:r>
-    </w:p>
-    <w:p>
-      <w:pPr>
-        <w:pStyle w:val="Ttulo3"/>
-      </w:pPr>
-      <w:bookmarkStart w:id="27" w:name="_Toc196303587"/>
-      <w:r>
-        <w:t>Calibración de probabilidades</w:t>
-      </w:r>
-      <w:bookmarkEnd w:id="27"/>
-    </w:p>
-    <w:p>
-      <w:pPr>
-        <w:jc w:val="both"/>
-      </w:pPr>
-      <w:r>
-        <w:t xml:space="preserve">El modelo </w:t>
-      </w:r>
-      <w:proofErr w:type="spellStart"/>
-      <w:r>
-        <w:t>Random</w:t>
-      </w:r>
-      <w:proofErr w:type="spellEnd"/>
-      <w:r>
-        <w:t xml:space="preserve"> Forest fue calibrado mediante el método </w:t>
-      </w:r>
-      <w:r>
-        <w:rPr>
-          <w:b/>
-          <w:bCs/>
-        </w:rPr>
-        <w:t>sigmoide</w:t>
-      </w:r>
-      <w:r>
-        <w:t xml:space="preserve"> (</w:t>
-      </w:r>
-      <w:proofErr w:type="spellStart"/>
-      <w:r>
-        <w:t>method</w:t>
-      </w:r>
-      <w:proofErr w:type="spellEnd"/>
-      <w:r>
-        <w:t>="</w:t>
-      </w:r>
-      <w:proofErr w:type="spellStart"/>
-      <w:r>
-        <w:t>sigmoid</w:t>
-      </w:r>
-      <w:proofErr w:type="spellEnd"/>
-      <w:r>
-        <w:t xml:space="preserve">") utilizando la clase </w:t>
-      </w:r>
-      <w:proofErr w:type="spellStart"/>
-      <w:r>
-        <w:t>CalibratedClassifierCV</w:t>
-      </w:r>
-      <w:proofErr w:type="spellEnd"/>
-      <w:r>
-        <w:t xml:space="preserve"> de </w:t>
-      </w:r>
-      <w:proofErr w:type="spellStart"/>
-      <w:r>
-        <w:t>scikit-learn</w:t>
-      </w:r>
-      <w:proofErr w:type="spellEnd"/>
-      <w:r>
-        <w:t>. Esta calibración mejora la interpretación de las probabilidades generadas por el clasificador, especialmente útil cuando se desea utilizar el sistema como apoyo a la toma de decisiones clínicas.</w:t>
-      </w:r>
-    </w:p>
-    <w:p>
-      <w:pPr>
-        <w:jc w:val="both"/>
-      </w:pPr>
-    </w:p>
-    <w:p>
-      <w:pPr>
-        <w:pStyle w:val="Ttulo2"/>
-      </w:pPr>
-      <w:bookmarkStart w:id="28" w:name="_Toc196303588"/>
-      <w:r>
-        <w:t xml:space="preserve">G.3 </w:t>
-      </w:r>
-      <w:r>
-        <w:t>Detalle de resultados</w:t>
-      </w:r>
-      <w:bookmarkEnd w:id="28"/>
-    </w:p>
-    <w:p>
-      <w:r>
-        <w:t xml:space="preserve">En esta sección se presentan los resultados obtenidos durante la fase de validación y evaluación de los distintos modelos de clasificación aplicados. Se analizaron métricas de rendimiento global y específicas por clase, así como herramientas de </w:t>
-      </w:r>
-      <w:proofErr w:type="spellStart"/>
-      <w:r>
-        <w:t>explicabilidad</w:t>
-      </w:r>
-      <w:proofErr w:type="spellEnd"/>
-      <w:r>
-        <w:t xml:space="preserve"> para mejorar la interpretación del modelo final.</w:t>
-      </w:r>
-    </w:p>
-    <w:p>
-      <w:pPr>
-        <w:pStyle w:val="Ttulo3"/>
-      </w:pPr>
-      <w:bookmarkStart w:id="29" w:name="_Toc196303589"/>
-      <w:r>
-        <w:t>Evaluación de modelos</w:t>
-      </w:r>
-      <w:bookmarkEnd w:id="29"/>
-    </w:p>
-    <w:p>
-      <w:r>
-        <w:t>Los modelos fueron evaluados mediante validación cruzada estratificada con 5 particiones (</w:t>
-      </w:r>
-      <w:proofErr w:type="spellStart"/>
-      <w:r>
-        <w:t>StratifiedKFold</w:t>
-      </w:r>
-      <w:proofErr w:type="spellEnd"/>
-      <w:r>
-        <w:t>). Las métricas utilizadas fueron:</w:t>
-      </w:r>
-    </w:p>
-    <w:p>
-      <w:pPr>
-        <w:numPr>
-          <w:ilvl w:val="0"/>
-          <w:numId w:val="22"/>
-        </w:numPr>
-      </w:pPr>
-      <w:proofErr w:type="spellStart"/>
-      <w:r>
-        <w:rPr>
-          <w:b/>
-          <w:bCs/>
-        </w:rPr>
-        <w:t>Accuracy</w:t>
-      </w:r>
-      <w:proofErr w:type="spellEnd"/>
-      <w:r>
-        <w:t xml:space="preserve"> (Exactitud global)</w:t>
-      </w:r>
-    </w:p>
-    <w:p>
-      <w:pPr>
-        <w:numPr>
-          <w:ilvl w:val="0"/>
-          <w:numId w:val="22"/>
-        </w:numPr>
-      </w:pPr>
-      <w:proofErr w:type="spellStart"/>
-      <w:r>
-        <w:rPr>
-          <w:b/>
-          <w:bCs/>
-        </w:rPr>
-        <w:lastRenderedPageBreak/>
-        <w:t>Recall</w:t>
-      </w:r>
-      <w:proofErr w:type="spellEnd"/>
-      <w:r>
-        <w:t xml:space="preserve"> y </w:t>
-      </w:r>
-      <w:proofErr w:type="spellStart"/>
-      <w:r>
-        <w:rPr>
-          <w:b/>
-          <w:bCs/>
-        </w:rPr>
-        <w:t>Precision</w:t>
-      </w:r>
-      <w:proofErr w:type="spellEnd"/>
-      <w:r>
-        <w:t xml:space="preserve"> </w:t>
-      </w:r>
-      <w:proofErr w:type="spellStart"/>
-      <w:r>
-        <w:t>macro-promediadas</w:t>
-      </w:r>
-      <w:proofErr w:type="spellEnd"/>
-    </w:p>
-    <w:p>
-      <w:pPr>
-        <w:numPr>
-          <w:ilvl w:val="0"/>
-          <w:numId w:val="22"/>
-        </w:numPr>
-      </w:pPr>
-      <w:r>
-        <w:rPr>
-          <w:b/>
-          <w:bCs/>
-        </w:rPr>
-        <w:t>F1-score macro</w:t>
-      </w:r>
-      <w:r>
-        <w:t xml:space="preserve"> (promedio armónico entre precisión y </w:t>
-      </w:r>
-      <w:proofErr w:type="spellStart"/>
-      <w:r>
-        <w:t>recall</w:t>
-      </w:r>
-      <w:proofErr w:type="spellEnd"/>
-      <w:r>
-        <w:t>)</w:t>
-      </w:r>
-    </w:p>
-    <w:p>
-      <w:pPr>
-        <w:numPr>
-          <w:ilvl w:val="0"/>
-          <w:numId w:val="22"/>
-        </w:numPr>
-      </w:pPr>
-      <w:r>
-        <w:rPr>
-          <w:b/>
-          <w:bCs/>
-        </w:rPr>
         <w:t>Matriz de confusión</w:t>
       </w:r>
       <w:r>
-        <w:t xml:space="preserve"> (sobre el conjunto </w:t>
-      </w:r>
-      <w:proofErr w:type="gramStart"/>
-      <w:r>
-        <w:t>de test</w:t>
-      </w:r>
-      <w:proofErr w:type="gramEnd"/>
-      <w:r>
-        <w:t>)</w:t>
+        <w:t xml:space="preserve"> (sobre el conjunto de test)</w:t>
       </w:r>
     </w:p>
     <w:p>
@@ -14549,7 +10780,6 @@
                 <w:bCs/>
               </w:rPr>
             </w:pPr>
-            <w:proofErr w:type="spellStart"/>
             <w:r>
               <w:rPr>
                 <w:b/>
@@ -14557,7 +10787,6 @@
               </w:rPr>
               <w:t>Accuracy</w:t>
             </w:r>
-            <w:proofErr w:type="spellEnd"/>
           </w:p>
         </w:tc>
         <w:tc>
@@ -14573,21 +10802,12 @@
                 <w:bCs/>
               </w:rPr>
             </w:pPr>
-            <w:proofErr w:type="spellStart"/>
             <w:r>
               <w:rPr>
                 <w:b/>
                 <w:bCs/>
               </w:rPr>
-              <w:t>Precision</w:t>
-            </w:r>
-            <w:proofErr w:type="spellEnd"/>
-            <w:r>
-              <w:rPr>
-                <w:b/>
-                <w:bCs/>
-              </w:rPr>
-              <w:t xml:space="preserve"> (macro)</w:t>
+              <w:t>Precision (macro)</w:t>
             </w:r>
           </w:p>
         </w:tc>
@@ -14604,21 +10824,12 @@
                 <w:bCs/>
               </w:rPr>
             </w:pPr>
-            <w:proofErr w:type="spellStart"/>
             <w:r>
               <w:rPr>
                 <w:b/>
                 <w:bCs/>
               </w:rPr>
-              <w:t>Recall</w:t>
-            </w:r>
-            <w:proofErr w:type="spellEnd"/>
-            <w:r>
-              <w:rPr>
-                <w:b/>
-                <w:bCs/>
-              </w:rPr>
-              <w:t xml:space="preserve"> (macro)</w:t>
+              <w:t>Recall (macro)</w:t>
             </w:r>
           </w:p>
         </w:tc>
@@ -14678,21 +10889,12 @@
             <w:hideMark/>
           </w:tcPr>
           <w:p>
-            <w:proofErr w:type="spellStart"/>
             <w:r>
               <w:rPr>
                 <w:b/>
                 <w:bCs/>
               </w:rPr>
-              <w:t>Random</w:t>
-            </w:r>
-            <w:proofErr w:type="spellEnd"/>
-            <w:r>
-              <w:rPr>
-                <w:b/>
-                <w:bCs/>
-              </w:rPr>
-              <w:t xml:space="preserve"> Forest</w:t>
+              <w:t>Random Forest</w:t>
             </w:r>
           </w:p>
         </w:tc>
@@ -14846,15 +11048,7 @@
           </w:tcPr>
           <w:p>
             <w:r>
-              <w:t xml:space="preserve">SVM (RBF </w:t>
-            </w:r>
-            <w:proofErr w:type="spellStart"/>
-            <w:r>
-              <w:t>kernel</w:t>
-            </w:r>
-            <w:proofErr w:type="spellEnd"/>
-            <w:r>
-              <w:t>)</w:t>
+              <w:t>SVM (RBF kernel)</w:t>
             </w:r>
           </w:p>
         </w:tc>
@@ -14913,13 +11107,8 @@
             <w:hideMark/>
           </w:tcPr>
           <w:p>
-            <w:proofErr w:type="gramStart"/>
-            <w:r>
-              <w:t>Eficaz</w:t>
-            </w:r>
-            <w:proofErr w:type="gramEnd"/>
-            <w:r>
-              <w:t xml:space="preserve"> pero con mayor tiempo de entrenamiento.</w:t>
+            <w:r>
+              <w:t>Eficaz pero con mayor tiempo de entrenamiento.</w:t>
             </w:r>
           </w:p>
         </w:tc>
@@ -15104,571 +11293,382 @@
       <w:r>
         <w:t xml:space="preserve"> el </w:t>
       </w:r>
-      <w:proofErr w:type="spellStart"/>
       <w:r>
         <w:rPr>
           <w:b/>
           <w:bCs/>
         </w:rPr>
-        <w:t>Random</w:t>
-      </w:r>
-      <w:proofErr w:type="spellEnd"/>
+        <w:t>Random Forest calibrado</w:t>
+      </w:r>
+      <w:r>
+        <w:t>. Las razones principales fueron:</w:t>
+      </w:r>
+    </w:p>
+    <w:p>
+      <w:pPr>
+        <w:numPr>
+          <w:ilvl w:val="0"/>
+          <w:numId w:val="23"/>
+        </w:numPr>
+      </w:pPr>
+      <w:r>
+        <w:t>Rendimiento robusto y consistente en todas las métricas.</w:t>
+      </w:r>
+    </w:p>
+    <w:p>
+      <w:pPr>
+        <w:numPr>
+          <w:ilvl w:val="0"/>
+          <w:numId w:val="23"/>
+        </w:numPr>
+      </w:pPr>
+      <w:r>
+        <w:t>Buen equilibrio entre precisión y sensibilidad.</w:t>
+      </w:r>
+    </w:p>
+    <w:p>
+      <w:pPr>
+        <w:numPr>
+          <w:ilvl w:val="0"/>
+          <w:numId w:val="23"/>
+        </w:numPr>
+      </w:pPr>
+      <w:r>
+        <w:t>Mejor capacidad de generalización en el conjunto de test.</w:t>
+      </w:r>
+    </w:p>
+    <w:p>
+      <w:pPr>
+        <w:numPr>
+          <w:ilvl w:val="0"/>
+          <w:numId w:val="23"/>
+        </w:numPr>
+      </w:pPr>
+      <w:r>
+        <w:t>Facilidad para aplicar técnicas de interpretación del modelo (SHAP).</w:t>
+      </w:r>
+    </w:p>
+    <w:p/>
+    <w:p>
+      <w:pPr>
+        <w:pStyle w:val="Ttulo3"/>
+      </w:pPr>
+      <w:bookmarkStart w:id="31" w:name="_Toc196303591"/>
+      <w:r>
+        <w:t>Interpretabilidad del modelo</w:t>
+      </w:r>
+      <w:bookmarkEnd w:id="31"/>
+    </w:p>
+    <w:p>
+      <w:r>
+        <w:t xml:space="preserve">Para dotar de transparencia al modelo final, se aplicó la técnica de explicabilidad </w:t>
+      </w:r>
       <w:r>
         <w:rPr>
           <w:b/>
           <w:bCs/>
         </w:rPr>
-        <w:t xml:space="preserve"> Forest calibrado</w:t>
-      </w:r>
-      <w:r>
-        <w:t>. Las razones principales fueron:</w:t>
+        <w:t>SHAP (SHapley Additive exPlanations)</w:t>
+      </w:r>
+      <w:r>
+        <w:t>. Esta técnica permite identificar la contribución individual de cada variable a la predicción del modelo, y ha revelado que las variables más determinantes fueron:</w:t>
       </w:r>
     </w:p>
     <w:p>
       <w:pPr>
         <w:numPr>
           <w:ilvl w:val="0"/>
-          <w:numId w:val="23"/>
-        </w:numPr>
-      </w:pPr>
-      <w:r>
-        <w:t>Rendimiento robusto y consistente en todas las métricas.</w:t>
+          <w:numId w:val="24"/>
+        </w:numPr>
+      </w:pPr>
+      <w:r>
+        <w:t>Edad</w:t>
       </w:r>
     </w:p>
     <w:p>
       <w:pPr>
         <w:numPr>
           <w:ilvl w:val="0"/>
-          <w:numId w:val="23"/>
-        </w:numPr>
-      </w:pPr>
-      <w:r>
-        <w:t>Buen equilibrio entre precisión y sensibilidad.</w:t>
+          <w:numId w:val="24"/>
+        </w:numPr>
+      </w:pPr>
+      <w:r>
+        <w:t>IMC</w:t>
       </w:r>
     </w:p>
     <w:p>
       <w:pPr>
         <w:numPr>
           <w:ilvl w:val="0"/>
-          <w:numId w:val="23"/>
-        </w:numPr>
-      </w:pPr>
-      <w:r>
-        <w:t xml:space="preserve">Mejor capacidad de generalización en el conjunto </w:t>
-      </w:r>
-      <w:proofErr w:type="gramStart"/>
-      <w:r>
-        <w:t>de test</w:t>
-      </w:r>
-      <w:proofErr w:type="gramEnd"/>
-      <w:r>
-        <w:t>.</w:t>
+          <w:numId w:val="24"/>
+        </w:numPr>
+      </w:pPr>
+      <w:r>
+        <w:lastRenderedPageBreak/>
+        <w:t>Saturación de oxígeno</w:t>
       </w:r>
     </w:p>
     <w:p>
       <w:pPr>
         <w:numPr>
           <w:ilvl w:val="0"/>
-          <w:numId w:val="23"/>
-        </w:numPr>
-      </w:pPr>
-      <w:r>
-        <w:t>Facilidad para aplicar técnicas de interpretación del modelo (SHAP).</w:t>
-      </w:r>
-    </w:p>
-    <w:p/>
-    <w:p>
-      <w:pPr>
-        <w:pStyle w:val="Ttulo3"/>
-      </w:pPr>
-      <w:bookmarkStart w:id="31" w:name="_Toc196303591"/>
-      <w:r>
-        <w:t>Interpretabilidad del modelo</w:t>
-      </w:r>
-      <w:bookmarkEnd w:id="31"/>
-    </w:p>
-    <w:p>
-      <w:r>
-        <w:t xml:space="preserve">Para dotar de transparencia al modelo final, se aplicó la técnica de </w:t>
-      </w:r>
-      <w:proofErr w:type="spellStart"/>
-      <w:r>
-        <w:t>explicabilidad</w:t>
-      </w:r>
-      <w:proofErr w:type="spellEnd"/>
-      <w:r>
-        <w:t xml:space="preserve"> </w:t>
+          <w:numId w:val="24"/>
+        </w:numPr>
+      </w:pPr>
+      <w:r>
+        <w:t>Frecuencia cardiaca</w:t>
+      </w:r>
+    </w:p>
+    <w:p>
+      <w:pPr>
+        <w:numPr>
+          <w:ilvl w:val="0"/>
+          <w:numId w:val="24"/>
+        </w:numPr>
+        <w:rPr>
+          <w:lang w:val="pt-PT"/>
+        </w:rPr>
+      </w:pPr>
+      <w:r>
+        <w:rPr>
+          <w:lang w:val="pt-PT"/>
+        </w:rPr>
+        <w:t>Tabaquismo (fumador activo o no)</w:t>
+      </w:r>
+    </w:p>
+    <w:p>
+      <w:r>
+        <w:t xml:space="preserve">Se incluye en la memoria una </w:t>
       </w:r>
       <w:r>
         <w:rPr>
           <w:b/>
           <w:bCs/>
         </w:rPr>
-        <w:t>SHAP (</w:t>
-      </w:r>
-      <w:proofErr w:type="spellStart"/>
+        <w:t>gráfica summary plot de SHAP</w:t>
+      </w:r>
+      <w:r>
+        <w:t xml:space="preserve"> con la distribución de impactos por variable.</w:t>
+      </w:r>
+    </w:p>
+    <w:p>
+      <w:pPr>
+        <w:pStyle w:val="Ttulo3"/>
+      </w:pPr>
+      <w:bookmarkStart w:id="32" w:name="_Toc196303592"/>
+      <w:r>
+        <w:t>Métricas finales del modelo en test</w:t>
+      </w:r>
+      <w:bookmarkEnd w:id="32"/>
+    </w:p>
+    <w:p>
+      <w:r>
+        <w:t>Sobre el conjunto de test tras calibración y balanceo, el modelo final obtuvo:</w:t>
+      </w:r>
+    </w:p>
+    <w:p>
+      <w:pPr>
+        <w:numPr>
+          <w:ilvl w:val="0"/>
+          <w:numId w:val="25"/>
+        </w:numPr>
+      </w:pPr>
       <w:r>
         <w:rPr>
           <w:b/>
           <w:bCs/>
         </w:rPr>
-        <w:t>SHapley</w:t>
-      </w:r>
-      <w:proofErr w:type="spellEnd"/>
+        <w:t>Accuracy</w:t>
+      </w:r>
+      <w:r>
+        <w:t>: 96.2%</w:t>
+      </w:r>
+    </w:p>
+    <w:p>
+      <w:pPr>
+        <w:numPr>
+          <w:ilvl w:val="0"/>
+          <w:numId w:val="25"/>
+        </w:numPr>
+      </w:pPr>
       <w:r>
         <w:rPr>
           <w:b/>
           <w:bCs/>
         </w:rPr>
-        <w:t xml:space="preserve"> </w:t>
-      </w:r>
-      <w:proofErr w:type="spellStart"/>
+        <w:t>Precision macro</w:t>
+      </w:r>
+      <w:r>
+        <w:t>: 94.8%</w:t>
+      </w:r>
+    </w:p>
+    <w:p>
+      <w:pPr>
+        <w:numPr>
+          <w:ilvl w:val="0"/>
+          <w:numId w:val="25"/>
+        </w:numPr>
+      </w:pPr>
       <w:r>
         <w:rPr>
           <w:b/>
           <w:bCs/>
         </w:rPr>
-        <w:t>Additive</w:t>
-      </w:r>
-      <w:proofErr w:type="spellEnd"/>
+        <w:t>Recall macro</w:t>
+      </w:r>
+      <w:r>
+        <w:t>: 93.7%</w:t>
+      </w:r>
+    </w:p>
+    <w:p>
+      <w:pPr>
+        <w:numPr>
+          <w:ilvl w:val="0"/>
+          <w:numId w:val="25"/>
+        </w:numPr>
+      </w:pPr>
       <w:r>
         <w:rPr>
           <w:b/>
           <w:bCs/>
         </w:rPr>
-        <w:t xml:space="preserve"> </w:t>
-      </w:r>
-      <w:proofErr w:type="spellStart"/>
+        <w:t>F1-score macro</w:t>
+      </w:r>
+      <w:r>
+        <w:t>: 94.2%</w:t>
+      </w:r>
+    </w:p>
+    <w:p>
+      <w:r>
+        <w:t xml:space="preserve">Asimismo, se generó una </w:t>
+      </w:r>
       <w:r>
         <w:rPr>
           <w:b/>
           <w:bCs/>
         </w:rPr>
-        <w:t>exPlanations</w:t>
-      </w:r>
-      <w:proofErr w:type="spellEnd"/>
+        <w:t>matriz de confusión</w:t>
+      </w:r>
+      <w:r>
+        <w:t xml:space="preserve"> y una </w:t>
+      </w:r>
       <w:r>
         <w:rPr>
           <w:b/>
           <w:bCs/>
         </w:rPr>
-        <w:t>)</w:t>
-      </w:r>
-      <w:r>
-        <w:t>. Esta técnica permite identificar la contribución individual de cada variable a la predicción del modelo, y ha revelado que las variables más determinantes fueron:</w:t>
-      </w:r>
-    </w:p>
-    <w:p>
-      <w:pPr>
-        <w:numPr>
-          <w:ilvl w:val="0"/>
-          <w:numId w:val="24"/>
-        </w:numPr>
-      </w:pPr>
-      <w:r>
-        <w:t>Edad</w:t>
-      </w:r>
-    </w:p>
-    <w:p>
-      <w:pPr>
-        <w:numPr>
-          <w:ilvl w:val="0"/>
-          <w:numId w:val="24"/>
-        </w:numPr>
-      </w:pPr>
-      <w:r>
-        <w:t>IMC</w:t>
-      </w:r>
-    </w:p>
-    <w:p>
-      <w:pPr>
-        <w:numPr>
-          <w:ilvl w:val="0"/>
-          <w:numId w:val="24"/>
-        </w:numPr>
-      </w:pPr>
-      <w:r>
-        <w:lastRenderedPageBreak/>
-        <w:t>Saturación de oxígeno</w:t>
-      </w:r>
-    </w:p>
-    <w:p>
-      <w:pPr>
-        <w:numPr>
-          <w:ilvl w:val="0"/>
-          <w:numId w:val="24"/>
-        </w:numPr>
-      </w:pPr>
-      <w:r>
-        <w:t>Frecuencia cardiaca</w:t>
-      </w:r>
-    </w:p>
-    <w:p>
-      <w:pPr>
-        <w:numPr>
-          <w:ilvl w:val="0"/>
-          <w:numId w:val="24"/>
-        </w:numPr>
-        <w:rPr>
-          <w:lang w:val="pt-PT"/>
-        </w:rPr>
-      </w:pPr>
-      <w:r>
-        <w:rPr>
-          <w:lang w:val="pt-PT"/>
-        </w:rPr>
-        <w:t>Tabaquismo (fumador activo o no)</w:t>
-      </w:r>
-    </w:p>
-    <w:p>
-      <w:r>
-        <w:t xml:space="preserve">Se incluye en la memoria una </w:t>
-      </w:r>
+        <w:t>curva ROC multiclase</w:t>
+      </w:r>
+      <w:r>
+        <w:t xml:space="preserve"> que muestran que el modelo mantiene buen desempeño para todas las categorías, sin sesgos aparentes hacia la clase mayoritaria.</w:t>
+      </w:r>
+    </w:p>
+    <w:p/>
+    <w:p/>
+    <w:p>
+      <w:pPr>
+        <w:pStyle w:val="Ttulo1"/>
+      </w:pPr>
+      <w:bookmarkStart w:id="33" w:name="_Toc196303593"/>
+      <w:r>
+        <w:t>Anexo H – Sostenibilización curricular</w:t>
+      </w:r>
+      <w:bookmarkEnd w:id="33"/>
+    </w:p>
+    <w:p>
+      <w:r>
+        <w:t>Este Trabajo Fin de Grado se alinea con diversos objetivos relacionados con la sostenibilización curricular y los principios de la Agenda 2030, especialmente en las áreas de salud, igualdad, accesibilidad y sostenibilidad tecnológica.</w:t>
+      </w:r>
+    </w:p>
+    <w:p>
       <w:r>
         <w:rPr>
           <w:b/>
           <w:bCs/>
         </w:rPr>
-        <w:t xml:space="preserve">gráfica </w:t>
-      </w:r>
-      <w:proofErr w:type="spellStart"/>
+        <w:t>1. Salud y bienestar (ODS 3)</w:t>
+      </w:r>
+      <w:r>
+        <w:br/>
+        <w:t>El propósito del proyecto es desarrollar un modelo de clasificación de trastornos del sueño, con especial atención a la apnea del sueño. Esta patología tiene un impacto significativo en la calidad de vida de millones de personas, muchas de ellas sin diagnóstico.</w:t>
+      </w:r>
+      <w:r>
+        <w:br/>
+        <w:t>El modelo predictivo puede servir como herramienta de apoyo en la detección temprana y prevención de estas enfermedades, lo cual está directamente relacionado con la promoción de la salud y el bienestar.</w:t>
+      </w:r>
+    </w:p>
+    <w:p>
       <w:r>
         <w:rPr>
           <w:b/>
           <w:bCs/>
         </w:rPr>
-        <w:t>summary</w:t>
-      </w:r>
-      <w:proofErr w:type="spellEnd"/>
+        <w:t>2. Igualdad y personalización del diagnóstico</w:t>
+      </w:r>
+      <w:r>
+        <w:br/>
+        <w:t xml:space="preserve">El sistema propuesto tiene en cuenta variables como el género, la ocupación o los hábitos personales (por ejemplo, </w:t>
+      </w:r>
+      <w:r>
+        <w:t>deporte realizado a lo largo de la semana</w:t>
+      </w:r>
+      <w:r>
+        <w:t>), permitiendo generar predicciones más ajustadas a cada persona.</w:t>
+      </w:r>
+      <w:r>
+        <w:br/>
+        <w:t>De este modo, se contribuye a una mayor equidad en el ámbito del diagnóstico, visibilizando diferencias entre grupos que habitualmente han sido subrepresentados en la investigación biomédica.</w:t>
+      </w:r>
+    </w:p>
+    <w:p>
       <w:r>
         <w:rPr>
           <w:b/>
           <w:bCs/>
         </w:rPr>
-        <w:t xml:space="preserve"> </w:t>
-      </w:r>
-      <w:proofErr w:type="spellStart"/>
+        <w:t>3. Accesibilidad universal</w:t>
+      </w:r>
+      <w:r>
+        <w:br/>
+        <w:t xml:space="preserve">El uso de software de código abierto (Python, Streamlit, Scikit-learn) y el despliegue a </w:t>
+      </w:r>
+      <w:r>
+        <w:lastRenderedPageBreak/>
+        <w:t>través de plataformas accesibles (como GitHub o Streamlit Cloud) facilita que el resultado del proyecto pueda ser usado, adaptado o ampliado por otros estudiantes, profesionales o instituciones sin barreras económicas ni técnicas.</w:t>
+      </w:r>
+    </w:p>
+    <w:p>
       <w:r>
         <w:rPr>
           <w:b/>
           <w:bCs/>
         </w:rPr>
-        <w:t>plot</w:t>
-      </w:r>
-      <w:proofErr w:type="spellEnd"/>
+        <w:t>4. Sostenibilidad digital</w:t>
+      </w:r>
+      <w:r>
+        <w:br/>
+        <w:t>Todo el desarrollo se ha realizado mediante herramientas digitales, con impacto ambiental mínimo, sin necesidad de equipos físicos específicos ni consumo de papel.</w:t>
+      </w:r>
+      <w:r>
+        <w:br/>
+        <w:t>El modelo y la aplicación pueden ejecutarse de forma local o remota, aprovechando recursos existentes sin necesidad de hardware adicional.</w:t>
+      </w:r>
+    </w:p>
+    <w:p>
       <w:r>
         <w:rPr>
           <w:b/>
           <w:bCs/>
         </w:rPr>
-        <w:t xml:space="preserve"> de SHAP</w:t>
-      </w:r>
-      <w:r>
-        <w:t xml:space="preserve"> con la distribución de impactos por variable.</w:t>
-      </w:r>
-    </w:p>
-    <w:p>
-      <w:pPr>
-        <w:pStyle w:val="Ttulo3"/>
-      </w:pPr>
-      <w:bookmarkStart w:id="32" w:name="_Toc196303592"/>
-      <w:r>
-        <w:t>Métricas finales del modelo en test</w:t>
-      </w:r>
-      <w:bookmarkEnd w:id="32"/>
-    </w:p>
-    <w:p>
-      <w:r>
-        <w:t xml:space="preserve">Sobre el conjunto </w:t>
-      </w:r>
-      <w:proofErr w:type="gramStart"/>
-      <w:r>
-        <w:t>de test</w:t>
-      </w:r>
-      <w:proofErr w:type="gramEnd"/>
-      <w:r>
-        <w:t xml:space="preserve"> tras calibración y balanceo, el modelo final obtuvo:</w:t>
-      </w:r>
-    </w:p>
-    <w:p>
-      <w:pPr>
-        <w:numPr>
-          <w:ilvl w:val="0"/>
-          <w:numId w:val="25"/>
-        </w:numPr>
-      </w:pPr>
-      <w:proofErr w:type="spellStart"/>
-      <w:r>
-        <w:rPr>
-          <w:b/>
-          <w:bCs/>
-        </w:rPr>
-        <w:t>Accuracy</w:t>
-      </w:r>
-      <w:proofErr w:type="spellEnd"/>
-      <w:r>
-        <w:t>: 96.2%</w:t>
-      </w:r>
-    </w:p>
-    <w:p>
-      <w:pPr>
-        <w:numPr>
-          <w:ilvl w:val="0"/>
-          <w:numId w:val="25"/>
-        </w:numPr>
-      </w:pPr>
-      <w:proofErr w:type="spellStart"/>
-      <w:r>
-        <w:rPr>
-          <w:b/>
-          <w:bCs/>
-        </w:rPr>
-        <w:t>Precision</w:t>
-      </w:r>
-      <w:proofErr w:type="spellEnd"/>
-      <w:r>
-        <w:rPr>
-          <w:b/>
-          <w:bCs/>
-        </w:rPr>
-        <w:t xml:space="preserve"> macro</w:t>
-      </w:r>
-      <w:r>
-        <w:t>: 94.8%</w:t>
-      </w:r>
-    </w:p>
-    <w:p>
-      <w:pPr>
-        <w:numPr>
-          <w:ilvl w:val="0"/>
-          <w:numId w:val="25"/>
-        </w:numPr>
-      </w:pPr>
-      <w:proofErr w:type="spellStart"/>
-      <w:r>
-        <w:rPr>
-          <w:b/>
-          <w:bCs/>
-        </w:rPr>
-        <w:t>Recall</w:t>
-      </w:r>
-      <w:proofErr w:type="spellEnd"/>
-      <w:r>
-        <w:rPr>
-          <w:b/>
-          <w:bCs/>
-        </w:rPr>
-        <w:t xml:space="preserve"> macro</w:t>
-      </w:r>
-      <w:r>
-        <w:t>: 93.7%</w:t>
-      </w:r>
-    </w:p>
-    <w:p>
-      <w:pPr>
-        <w:numPr>
-          <w:ilvl w:val="0"/>
-          <w:numId w:val="25"/>
-        </w:numPr>
-      </w:pPr>
-      <w:r>
-        <w:rPr>
-          <w:b/>
-          <w:bCs/>
-        </w:rPr>
-        <w:t>F1-score macro</w:t>
-      </w:r>
-      <w:r>
-        <w:t>: 94.2%</w:t>
-      </w:r>
-    </w:p>
-    <w:p>
-      <w:r>
-        <w:t xml:space="preserve">Asimismo, se generó una </w:t>
-      </w:r>
-      <w:r>
-        <w:rPr>
-          <w:b/>
-          <w:bCs/>
-        </w:rPr>
-        <w:t>matriz de confusión</w:t>
-      </w:r>
-      <w:r>
-        <w:t xml:space="preserve"> y una </w:t>
-      </w:r>
-      <w:r>
-        <w:rPr>
-          <w:b/>
-          <w:bCs/>
-        </w:rPr>
-        <w:t>curva ROC multiclase</w:t>
-      </w:r>
-      <w:r>
-        <w:t xml:space="preserve"> que muestran que el modelo mantiene buen desempeño para todas las categorías, sin sesgos aparentes hacia la clase mayoritaria.</w:t>
-      </w:r>
-    </w:p>
-    <w:p/>
-    <w:p/>
-    <w:p>
-      <w:pPr>
-        <w:pStyle w:val="Ttulo1"/>
-      </w:pPr>
-      <w:bookmarkStart w:id="33" w:name="_Toc196303593"/>
-      <w:r>
-        <w:t xml:space="preserve">Anexo H – </w:t>
-      </w:r>
-      <w:proofErr w:type="spellStart"/>
-      <w:r>
-        <w:t>Sostenibilización</w:t>
-      </w:r>
-      <w:proofErr w:type="spellEnd"/>
-      <w:r>
-        <w:t xml:space="preserve"> curricular</w:t>
-      </w:r>
-      <w:bookmarkEnd w:id="33"/>
-    </w:p>
-    <w:p>
-      <w:r>
-        <w:t xml:space="preserve">Este Trabajo Fin de Grado se alinea con diversos objetivos relacionados con la </w:t>
-      </w:r>
-      <w:proofErr w:type="spellStart"/>
-      <w:r>
-        <w:t>sostenibilización</w:t>
-      </w:r>
-      <w:proofErr w:type="spellEnd"/>
-      <w:r>
-        <w:t xml:space="preserve"> curricular y los principios de la Agenda 2030, especialmente en las áreas de salud, igualdad, accesibilidad y sostenibilidad tecnológica.</w:t>
-      </w:r>
-    </w:p>
-    <w:p>
-      <w:r>
-        <w:rPr>
-          <w:b/>
-          <w:bCs/>
-        </w:rPr>
-        <w:t>1. Salud y bienestar (ODS 3)</w:t>
+        <w:t>5. Protección de datos y ética</w:t>
       </w:r>
       <w:r>
         <w:br/>
-        <w:t>El propósito del proyecto es desarrollar un modelo de clasificación de trastornos del sueño, con especial atención a la apnea del sueño. Esta patología tiene un impacto significativo en la calidad de vida de millones de personas, muchas de ellas sin diagnóstico.</w:t>
+        <w:t>Aunque el proyecto ha utilizado un dataset público y anonimizado, se ha considerado desde el principio el marco legal vigente (RGPD y LOPDGDD), anticipando un posible uso futuro en contextos reales.</w:t>
       </w:r>
       <w:r>
         <w:br/>
-        <w:t>El modelo predictivo puede servir como herramienta de apoyo en la detección temprana y prevención de estas enfermedades, lo cual está directamente relacionado con la promoción de la salud y el bienestar.</w:t>
-      </w:r>
-    </w:p>
-    <w:p>
-      <w:r>
-        <w:rPr>
-          <w:b/>
-          <w:bCs/>
-        </w:rPr>
-        <w:t>2. Igualdad y personalización del diagnóstico</w:t>
-      </w:r>
-      <w:r>
-        <w:br/>
-        <w:t xml:space="preserve">El sistema propuesto tiene en cuenta variables como el género, la ocupación o los hábitos personales (por ejemplo, </w:t>
-      </w:r>
-      <w:r>
-        <w:t>deporte realizado a lo largo de la semana</w:t>
-      </w:r>
-      <w:r>
-        <w:t>), permitiendo generar predicciones más ajustadas a cada persona.</w:t>
-      </w:r>
-      <w:r>
-        <w:br/>
-        <w:t>De este modo, se contribuye a una mayor equidad en el ámbito del diagnóstico, visibilizando diferencias entre grupos que habitualmente han sido subrepresentados en la investigación biomédica.</w:t>
-      </w:r>
-    </w:p>
-    <w:p>
-      <w:r>
-        <w:rPr>
-          <w:b/>
-          <w:bCs/>
-        </w:rPr>
-        <w:t>3. Accesibilidad universal</w:t>
-      </w:r>
-      <w:r>
-        <w:br/>
-        <w:t xml:space="preserve">El uso de software de código abierto (Python, </w:t>
-      </w:r>
-      <w:proofErr w:type="spellStart"/>
-      <w:r>
-        <w:t>Streamlit</w:t>
-      </w:r>
-      <w:proofErr w:type="spellEnd"/>
-      <w:r>
-        <w:t xml:space="preserve">, </w:t>
-      </w:r>
-      <w:proofErr w:type="spellStart"/>
-      <w:r>
-        <w:t>Scikit-learn</w:t>
-      </w:r>
-      <w:proofErr w:type="spellEnd"/>
-      <w:r>
-        <w:t xml:space="preserve">) y el despliegue a </w:t>
-      </w:r>
-      <w:r>
-        <w:lastRenderedPageBreak/>
-        <w:t xml:space="preserve">través de plataformas accesibles (como GitHub o </w:t>
-      </w:r>
-      <w:proofErr w:type="spellStart"/>
-      <w:r>
-        <w:t>Streamlit</w:t>
-      </w:r>
-      <w:proofErr w:type="spellEnd"/>
-      <w:r>
-        <w:t xml:space="preserve"> Cloud) facilita que el resultado del proyecto pueda ser usado, adaptado o ampliado por otros estudiantes, profesionales o instituciones sin barreras económicas ni técnicas.</w:t>
-      </w:r>
-    </w:p>
-    <w:p>
-      <w:r>
-        <w:rPr>
-          <w:b/>
-          <w:bCs/>
-        </w:rPr>
-        <w:t>4. Sostenibilidad digital</w:t>
-      </w:r>
-      <w:r>
-        <w:br/>
-        <w:t>Todo el desarrollo se ha realizado mediante herramientas digitales, con impacto ambiental mínimo, sin necesidad de equipos físicos específicos ni consumo de papel.</w:t>
-      </w:r>
-      <w:r>
-        <w:br/>
-        <w:t>El modelo y la aplicación pueden ejecutarse de forma local o remota, aprovechando recursos existentes sin necesidad de hardware adicional.</w:t>
-      </w:r>
-    </w:p>
-    <w:p>
-      <w:r>
-        <w:rPr>
-          <w:b/>
-          <w:bCs/>
-        </w:rPr>
-        <w:t>5. Protección de datos y ética</w:t>
-      </w:r>
-      <w:r>
-        <w:br/>
-        <w:t xml:space="preserve">Aunque el proyecto ha utilizado un </w:t>
-      </w:r>
-      <w:proofErr w:type="spellStart"/>
-      <w:r>
-        <w:t>dataset</w:t>
-      </w:r>
-      <w:proofErr w:type="spellEnd"/>
-      <w:r>
-        <w:t xml:space="preserve"> público y anonimizado, se ha considerado desde el principio el marco legal vigente (RGPD y LOPDGDD), anticipando un posible uso futuro en contextos reales.</w:t>
-      </w:r>
-      <w:r>
-        <w:br/>
-        <w:t xml:space="preserve">Además, se han evitado sesgos en la predicción y se ha planteado el uso ético de los modelos de machine </w:t>
-      </w:r>
-      <w:proofErr w:type="spellStart"/>
-      <w:r>
-        <w:t>learning</w:t>
-      </w:r>
-      <w:proofErr w:type="spellEnd"/>
-      <w:r>
-        <w:t xml:space="preserve"> en el ámbito de la salud.</w:t>
+        <w:t>Además, se han evitado sesgos en la predicción y se ha planteado el uso ético de los modelos de machine learning en el ámbito de la salud.</w:t>
       </w:r>
     </w:p>
     <w:p/>
@@ -15842,13 +11842,8 @@
             <w:pPr>
               <w:jc w:val="both"/>
             </w:pPr>
-            <w:proofErr w:type="spellStart"/>
-            <w:r>
-              <w:t>Random</w:t>
-            </w:r>
-            <w:proofErr w:type="spellEnd"/>
-            <w:r>
-              <w:t xml:space="preserve"> Forest</w:t>
+            <w:r>
+              <w:t>Random Forest</w:t>
             </w:r>
           </w:p>
         </w:tc>
@@ -15884,23 +11879,7 @@
               <w:jc w:val="both"/>
             </w:pPr>
             <w:r>
-              <w:t>SMOTE, calibración (</w:t>
-            </w:r>
-            <w:proofErr w:type="spellStart"/>
-            <w:r>
-              <w:t>sigmoid</w:t>
-            </w:r>
-            <w:proofErr w:type="spellEnd"/>
-            <w:r>
-              <w:t>/</w:t>
-            </w:r>
-            <w:proofErr w:type="spellStart"/>
-            <w:r>
-              <w:t>isotonic</w:t>
-            </w:r>
-            <w:proofErr w:type="spellEnd"/>
-            <w:r>
-              <w:t>), validación cruzada</w:t>
+              <w:t>SMOTE, calibración (sigmoid/isotonic), validación cruzada</w:t>
             </w:r>
           </w:p>
         </w:tc>
@@ -15915,13 +11894,8 @@
               <w:jc w:val="both"/>
             </w:pPr>
             <w:r>
-              <w:t xml:space="preserve">Modelo final por robustez y </w:t>
-            </w:r>
-            <w:proofErr w:type="spellStart"/>
-            <w:r>
-              <w:t>explicabilidad</w:t>
-            </w:r>
-            <w:proofErr w:type="spellEnd"/>
+              <w:t>Modelo final por robustez y explicabilidad</w:t>
+            </w:r>
           </w:p>
         </w:tc>
       </w:tr>
@@ -15954,45 +11928,8 @@
             <w:pPr>
               <w:jc w:val="both"/>
             </w:pPr>
-            <w:proofErr w:type="spellStart"/>
-            <w:r>
-              <w:t>criterion</w:t>
-            </w:r>
-            <w:proofErr w:type="spellEnd"/>
-            <w:r>
-              <w:t>="</w:t>
-            </w:r>
-            <w:proofErr w:type="spellStart"/>
-            <w:r>
-              <w:t>gini</w:t>
-            </w:r>
-            <w:proofErr w:type="spellEnd"/>
-            <w:r>
-              <w:t xml:space="preserve">", </w:t>
-            </w:r>
-            <w:proofErr w:type="spellStart"/>
-            <w:r>
-              <w:t>max_depth</w:t>
-            </w:r>
-            <w:proofErr w:type="spellEnd"/>
-            <w:r>
-              <w:t xml:space="preserve">=5, </w:t>
-            </w:r>
-            <w:proofErr w:type="spellStart"/>
-            <w:r>
-              <w:t>min_samples_split</w:t>
-            </w:r>
-            <w:proofErr w:type="spellEnd"/>
-            <w:r>
-              <w:t xml:space="preserve">=2, </w:t>
-            </w:r>
-            <w:proofErr w:type="spellStart"/>
-            <w:r>
-              <w:t>min_samples_leaf</w:t>
-            </w:r>
-            <w:proofErr w:type="spellEnd"/>
-            <w:r>
-              <w:t>=1</w:t>
+            <w:r>
+              <w:t>criterion="gini", max_depth=5, min_samples_split=2, min_samples_leaf=1</w:t>
             </w:r>
           </w:p>
         </w:tc>
@@ -16042,15 +11979,7 @@
               <w:jc w:val="both"/>
             </w:pPr>
             <w:r>
-              <w:t>SVM (</w:t>
-            </w:r>
-            <w:proofErr w:type="spellStart"/>
-            <w:r>
-              <w:t>kernel</w:t>
-            </w:r>
-            <w:proofErr w:type="spellEnd"/>
-            <w:r>
-              <w:t xml:space="preserve"> RBF)</w:t>
+              <w:t>SVM (kernel RBF)</w:t>
             </w:r>
           </w:p>
         </w:tc>
@@ -16065,31 +11994,7 @@
               <w:jc w:val="both"/>
             </w:pPr>
             <w:r>
-              <w:t xml:space="preserve">C=1.0, </w:t>
-            </w:r>
-            <w:proofErr w:type="spellStart"/>
-            <w:r>
-              <w:t>kernel</w:t>
-            </w:r>
-            <w:proofErr w:type="spellEnd"/>
-            <w:r>
-              <w:t>="</w:t>
-            </w:r>
-            <w:proofErr w:type="spellStart"/>
-            <w:r>
-              <w:t>rbf</w:t>
-            </w:r>
-            <w:proofErr w:type="spellEnd"/>
-            <w:r>
-              <w:t>", gamma="</w:t>
-            </w:r>
-            <w:proofErr w:type="spellStart"/>
-            <w:r>
-              <w:t>scale</w:t>
-            </w:r>
-            <w:proofErr w:type="spellEnd"/>
-            <w:r>
-              <w:t>"</w:t>
+              <w:t>C=1.0, kernel="rbf", gamma="scale"</w:t>
             </w:r>
           </w:p>
         </w:tc>
@@ -16103,11 +12008,9 @@
             <w:pPr>
               <w:jc w:val="both"/>
             </w:pPr>
-            <w:proofErr w:type="spellStart"/>
             <w:r>
               <w:t>RandomizedSearchCV</w:t>
             </w:r>
-            <w:proofErr w:type="spellEnd"/>
           </w:p>
         </w:tc>
         <w:tc>
@@ -16156,37 +12059,8 @@
             <w:pPr>
               <w:jc w:val="both"/>
             </w:pPr>
-            <w:proofErr w:type="spellStart"/>
-            <w:r>
-              <w:t>penalty</w:t>
-            </w:r>
-            <w:proofErr w:type="spellEnd"/>
-            <w:r>
-              <w:t xml:space="preserve">="l2", C=1.0, </w:t>
-            </w:r>
-            <w:proofErr w:type="spellStart"/>
-            <w:r>
-              <w:t>solver</w:t>
-            </w:r>
-            <w:proofErr w:type="spellEnd"/>
-            <w:r>
-              <w:t>="</w:t>
-            </w:r>
-            <w:proofErr w:type="spellStart"/>
-            <w:r>
-              <w:t>lbfgs</w:t>
-            </w:r>
-            <w:proofErr w:type="spellEnd"/>
-            <w:r>
-              <w:t xml:space="preserve">", </w:t>
-            </w:r>
-            <w:proofErr w:type="spellStart"/>
-            <w:r>
-              <w:t>max_iter</w:t>
-            </w:r>
-            <w:proofErr w:type="spellEnd"/>
-            <w:r>
-              <w:t>=200</w:t>
+            <w:r>
+              <w:t>penalty="l2", C=1.0, solver="lbfgs", max_iter=200</w:t>
             </w:r>
           </w:p>
         </w:tc>
@@ -16200,11 +12074,9 @@
             <w:pPr>
               <w:jc w:val="both"/>
             </w:pPr>
-            <w:proofErr w:type="spellStart"/>
             <w:r>
               <w:t>GridSearchCV</w:t>
             </w:r>
-            <w:proofErr w:type="spellEnd"/>
           </w:p>
         </w:tc>
         <w:tc>
@@ -16252,66 +12124,8 @@
             <w:pPr>
               <w:jc w:val="both"/>
             </w:pPr>
-            <w:proofErr w:type="spellStart"/>
-            <w:r>
-              <w:t>hidden_layer_sizes</w:t>
-            </w:r>
-            <w:proofErr w:type="spellEnd"/>
-            <w:proofErr w:type="gramStart"/>
-            <w:r>
-              <w:t>=(</w:t>
-            </w:r>
-            <w:proofErr w:type="gramEnd"/>
-            <w:r>
-              <w:t xml:space="preserve">100,), </w:t>
-            </w:r>
-            <w:proofErr w:type="spellStart"/>
-            <w:r>
-              <w:t>activation</w:t>
-            </w:r>
-            <w:proofErr w:type="spellEnd"/>
-            <w:r>
-              <w:t>="</w:t>
-            </w:r>
-            <w:proofErr w:type="spellStart"/>
-            <w:r>
-              <w:t>relu</w:t>
-            </w:r>
-            <w:proofErr w:type="spellEnd"/>
-            <w:r>
-              <w:t xml:space="preserve">", </w:t>
-            </w:r>
-            <w:proofErr w:type="spellStart"/>
-            <w:r>
-              <w:t>solver</w:t>
-            </w:r>
-            <w:proofErr w:type="spellEnd"/>
-            <w:r>
-              <w:t>="</w:t>
-            </w:r>
-            <w:proofErr w:type="spellStart"/>
-            <w:r>
-              <w:t>adam</w:t>
-            </w:r>
-            <w:proofErr w:type="spellEnd"/>
-            <w:r>
-              <w:t xml:space="preserve">", </w:t>
-            </w:r>
-            <w:proofErr w:type="spellStart"/>
-            <w:r>
-              <w:t>alpha</w:t>
-            </w:r>
-            <w:proofErr w:type="spellEnd"/>
-            <w:r>
-              <w:t xml:space="preserve">=0.0001, </w:t>
-            </w:r>
-            <w:proofErr w:type="spellStart"/>
-            <w:r>
-              <w:t>max_iter</w:t>
-            </w:r>
-            <w:proofErr w:type="spellEnd"/>
-            <w:r>
-              <w:t>=300</w:t>
+            <w:r>
+              <w:t>hidden_layer_sizes=(100,), activation="relu", solver="adam", alpha=0.0001, max_iter=300</w:t>
             </w:r>
           </w:p>
         </w:tc>
@@ -16353,7 +12167,7 @@
       </w:pPr>
       <w:r>
         <w:pict w14:anchorId="1494BF93">
-          <v:rect id="_x0000_i1084" style="width:0;height:1.5pt" o:hralign="center" o:hrstd="t" o:hr="t" fillcolor="#a0a0a0" stroked="f"/>
+          <v:rect id="_x0000_i1025" style="width:0;height:1.5pt" o:hralign="center" o:hrstd="t" o:hr="t" fillcolor="#a0a0a0" stroked="f"/>
         </w:pict>
       </w:r>
     </w:p>
@@ -16381,7 +12195,6 @@
         </w:numPr>
         <w:jc w:val="both"/>
       </w:pPr>
-      <w:proofErr w:type="spellStart"/>
       <w:r>
         <w:rPr>
           <w:b/>
@@ -16389,7 +12202,6 @@
         </w:rPr>
         <w:t>n_estimators</w:t>
       </w:r>
-      <w:proofErr w:type="spellEnd"/>
       <w:r>
         <w:t>: número de árboles individuales en un bosque aleatorio. Aumentarlo puede mejorar el rendimiento.</w:t>
       </w:r>
@@ -16402,7 +12214,6 @@
         </w:numPr>
         <w:jc w:val="both"/>
       </w:pPr>
-      <w:proofErr w:type="spellStart"/>
       <w:r>
         <w:rPr>
           <w:b/>
@@ -16410,7 +12221,6 @@
         </w:rPr>
         <w:t>max_depth</w:t>
       </w:r>
-      <w:proofErr w:type="spellEnd"/>
       <w:r>
         <w:t>: profundidad máxima del árbol. Limitarlo ayuda a evitar el sobreajuste.</w:t>
       </w:r>
@@ -16423,7 +12233,6 @@
         </w:numPr>
         <w:jc w:val="both"/>
       </w:pPr>
-      <w:proofErr w:type="spellStart"/>
       <w:r>
         <w:rPr>
           <w:b/>
@@ -16431,7 +12240,6 @@
         </w:rPr>
         <w:t>min_samples_split</w:t>
       </w:r>
-      <w:proofErr w:type="spellEnd"/>
       <w:r>
         <w:t>: número mínimo de muestras para dividir un nodo.</w:t>
       </w:r>
@@ -16444,7 +12252,6 @@
         </w:numPr>
         <w:jc w:val="both"/>
       </w:pPr>
-      <w:proofErr w:type="spellStart"/>
       <w:r>
         <w:rPr>
           <w:b/>
@@ -16452,7 +12259,6 @@
         </w:rPr>
         <w:t>min_samples_leaf</w:t>
       </w:r>
-      <w:proofErr w:type="spellEnd"/>
       <w:r>
         <w:t>: número mínimo de muestras para formar una hoja final.</w:t>
       </w:r>
@@ -16465,7 +12271,6 @@
         </w:numPr>
         <w:jc w:val="both"/>
       </w:pPr>
-      <w:proofErr w:type="spellStart"/>
       <w:r>
         <w:rPr>
           <w:b/>
@@ -16473,17 +12278,8 @@
         </w:rPr>
         <w:t>bootstrap</w:t>
       </w:r>
-      <w:proofErr w:type="spellEnd"/>
-      <w:r>
-        <w:t xml:space="preserve">: si se usan muestras con reemplazo (típico en </w:t>
-      </w:r>
-      <w:proofErr w:type="spellStart"/>
-      <w:r>
-        <w:t>Random</w:t>
-      </w:r>
-      <w:proofErr w:type="spellEnd"/>
-      <w:r>
-        <w:t xml:space="preserve"> Forest).</w:t>
+      <w:r>
+        <w:t>: si se usan muestras con reemplazo (típico en Random Forest).</w:t>
       </w:r>
     </w:p>
     <w:p>
@@ -16494,7 +12290,6 @@
         </w:numPr>
         <w:jc w:val="both"/>
       </w:pPr>
-      <w:proofErr w:type="spellStart"/>
       <w:r>
         <w:rPr>
           <w:b/>
@@ -16502,17 +12297,8 @@
         </w:rPr>
         <w:t>class_weight</w:t>
       </w:r>
-      <w:proofErr w:type="spellEnd"/>
-      <w:r>
-        <w:t xml:space="preserve">: ponderación de clases; </w:t>
-      </w:r>
-      <w:proofErr w:type="spellStart"/>
-      <w:r>
-        <w:t>balanced</w:t>
-      </w:r>
-      <w:proofErr w:type="spellEnd"/>
-      <w:r>
-        <w:t xml:space="preserve"> ajusta pesos automáticamente por clase.</w:t>
+      <w:r>
+        <w:t>: ponderación de clases; balanced ajusta pesos automáticamente por clase.</w:t>
       </w:r>
     </w:p>
     <w:p>
@@ -16523,7 +12309,6 @@
         </w:numPr>
         <w:jc w:val="both"/>
       </w:pPr>
-      <w:proofErr w:type="spellStart"/>
       <w:r>
         <w:rPr>
           <w:b/>
@@ -16531,25 +12316,8 @@
         </w:rPr>
         <w:t>criterion</w:t>
       </w:r>
-      <w:proofErr w:type="spellEnd"/>
-      <w:r>
-        <w:t>: función para medir la calidad de una división (</w:t>
-      </w:r>
-      <w:proofErr w:type="spellStart"/>
-      <w:r>
-        <w:t>gini</w:t>
-      </w:r>
-      <w:proofErr w:type="spellEnd"/>
-      <w:r>
-        <w:t xml:space="preserve"> o </w:t>
-      </w:r>
-      <w:proofErr w:type="spellStart"/>
-      <w:r>
-        <w:t>entropy</w:t>
-      </w:r>
-      <w:proofErr w:type="spellEnd"/>
-      <w:r>
-        <w:t>).</w:t>
+      <w:r>
+        <w:t>: función para medir la calidad de una división (gini o entropy).</w:t>
       </w:r>
     </w:p>
     <w:p>
@@ -16579,7 +12347,6 @@
         </w:numPr>
         <w:jc w:val="both"/>
       </w:pPr>
-      <w:proofErr w:type="spellStart"/>
       <w:r>
         <w:rPr>
           <w:b/>
@@ -16587,7 +12354,6 @@
         </w:rPr>
         <w:t>penalty</w:t>
       </w:r>
-      <w:proofErr w:type="spellEnd"/>
       <w:r>
         <w:t>: tipo de regularización (L1 o L2).</w:t>
       </w:r>
@@ -16600,7 +12366,6 @@
         </w:numPr>
         <w:jc w:val="both"/>
       </w:pPr>
-      <w:proofErr w:type="spellStart"/>
       <w:r>
         <w:rPr>
           <w:b/>
@@ -16608,17 +12373,8 @@
         </w:rPr>
         <w:t>solver</w:t>
       </w:r>
-      <w:proofErr w:type="spellEnd"/>
-      <w:r>
-        <w:t>: algoritmo de optimización. En MLP, '</w:t>
-      </w:r>
-      <w:proofErr w:type="spellStart"/>
-      <w:r>
-        <w:t>adam</w:t>
-      </w:r>
-      <w:proofErr w:type="spellEnd"/>
-      <w:r>
-        <w:t>' es eficiente para problemas complejos.</w:t>
+      <w:r>
+        <w:t>: algoritmo de optimización. En MLP, 'adam' es eficiente para problemas complejos.</w:t>
       </w:r>
     </w:p>
     <w:p>
@@ -16637,15 +12393,7 @@
         <w:t>gamma</w:t>
       </w:r>
       <w:r>
-        <w:t xml:space="preserve">: parámetro del </w:t>
-      </w:r>
-      <w:proofErr w:type="spellStart"/>
-      <w:r>
-        <w:t>kernel</w:t>
-      </w:r>
-      <w:proofErr w:type="spellEnd"/>
-      <w:r>
-        <w:t xml:space="preserve"> en SVM que controla la influencia de cada dato.</w:t>
+        <w:t>: parámetro del kernel en SVM que controla la influencia de cada dato.</w:t>
       </w:r>
     </w:p>
     <w:p>
@@ -16656,7 +12404,6 @@
         </w:numPr>
         <w:jc w:val="both"/>
       </w:pPr>
-      <w:proofErr w:type="spellStart"/>
       <w:r>
         <w:rPr>
           <w:b/>
@@ -16664,25 +12411,8 @@
         </w:rPr>
         <w:t>kernel</w:t>
       </w:r>
-      <w:proofErr w:type="spellEnd"/>
-      <w:r>
-        <w:t>: tipo de función núcleo en SVM. '</w:t>
-      </w:r>
-      <w:proofErr w:type="spellStart"/>
-      <w:r>
-        <w:t>rbf</w:t>
-      </w:r>
-      <w:proofErr w:type="spellEnd"/>
-      <w:r>
-        <w:t xml:space="preserve">' (radial basis </w:t>
-      </w:r>
-      <w:proofErr w:type="spellStart"/>
-      <w:r>
-        <w:t>function</w:t>
-      </w:r>
-      <w:proofErr w:type="spellEnd"/>
-      <w:r>
-        <w:t>) es el más común.</w:t>
+      <w:r>
+        <w:t>: tipo de función núcleo en SVM. 'rbf' (radial basis function) es el más común.</w:t>
       </w:r>
     </w:p>
     <w:p>
@@ -16693,7 +12423,6 @@
         </w:numPr>
         <w:jc w:val="both"/>
       </w:pPr>
-      <w:proofErr w:type="spellStart"/>
       <w:r>
         <w:rPr>
           <w:b/>
@@ -16701,7 +12430,6 @@
         </w:rPr>
         <w:t>hidden_layer_sizes</w:t>
       </w:r>
-      <w:proofErr w:type="spellEnd"/>
       <w:r>
         <w:t>: número de neuronas en las capas ocultas de la red neuronal.</w:t>
       </w:r>
@@ -16714,7 +12442,6 @@
         </w:numPr>
         <w:jc w:val="both"/>
       </w:pPr>
-      <w:proofErr w:type="spellStart"/>
       <w:r>
         <w:rPr>
           <w:b/>
@@ -16722,25 +12449,8 @@
         </w:rPr>
         <w:t>activation</w:t>
       </w:r>
-      <w:proofErr w:type="spellEnd"/>
-      <w:r>
-        <w:t>: función de activación en MLP ('</w:t>
-      </w:r>
-      <w:proofErr w:type="spellStart"/>
-      <w:r>
-        <w:t>relu</w:t>
-      </w:r>
-      <w:proofErr w:type="spellEnd"/>
-      <w:r>
-        <w:t>', '</w:t>
-      </w:r>
-      <w:proofErr w:type="spellStart"/>
-      <w:r>
-        <w:t>tanh</w:t>
-      </w:r>
-      <w:proofErr w:type="spellEnd"/>
-      <w:r>
-        <w:t>', etc.).</w:t>
+      <w:r>
+        <w:t>: función de activación en MLP ('relu', 'tanh', etc.).</w:t>
       </w:r>
     </w:p>
     <w:p>
@@ -16751,7 +12461,6 @@
         </w:numPr>
         <w:jc w:val="both"/>
       </w:pPr>
-      <w:proofErr w:type="spellStart"/>
       <w:r>
         <w:rPr>
           <w:b/>
@@ -16759,7 +12468,6 @@
         </w:rPr>
         <w:t>alpha</w:t>
       </w:r>
-      <w:proofErr w:type="spellEnd"/>
       <w:r>
         <w:t>: regularización L2 en MLP. Previene el sobreajuste.</w:t>
       </w:r>
@@ -16772,7 +12480,6 @@
         </w:numPr>
         <w:jc w:val="both"/>
       </w:pPr>
-      <w:proofErr w:type="spellStart"/>
       <w:r>
         <w:rPr>
           <w:b/>
@@ -16780,7 +12487,6 @@
         </w:rPr>
         <w:t>max_iter</w:t>
       </w:r>
-      <w:proofErr w:type="spellEnd"/>
       <w:r>
         <w:t>: número máximo de iteraciones para entrenamiento.</w:t>
       </w:r>
@@ -16791,7 +12497,7 @@
       </w:pPr>
       <w:r>
         <w:pict w14:anchorId="29861C4E">
-          <v:rect id="_x0000_i1085" style="width:0;height:1.5pt" o:hralign="center" o:hrstd="t" o:hr="t" fillcolor="#a0a0a0" stroked="f"/>
+          <v:rect id="_x0000_i1026" style="width:0;height:1.5pt" o:hralign="center" o:hrstd="t" o:hr="t" fillcolor="#a0a0a0" stroked="f"/>
         </w:pict>
       </w:r>
     </w:p>
@@ -16836,23 +12542,7 @@
         <w:t>Validación cruzada estratificada</w:t>
       </w:r>
       <w:r>
-        <w:t xml:space="preserve">: Se empleó </w:t>
-      </w:r>
-      <w:proofErr w:type="spellStart"/>
-      <w:r>
-        <w:t>StratifiedKFold</w:t>
-      </w:r>
-      <w:proofErr w:type="spellEnd"/>
-      <w:r>
-        <w:t xml:space="preserve"> con 5 particiones (k=5), garantizando una distribución equilibrada de clases en cada pliegue. Se usó </w:t>
-      </w:r>
-      <w:proofErr w:type="spellStart"/>
-      <w:r>
-        <w:t>random_state</w:t>
-      </w:r>
-      <w:proofErr w:type="spellEnd"/>
-      <w:r>
-        <w:t>=42 para asegurar reproducibilidad.</w:t>
+        <w:t>: Se empleó StratifiedKFold con 5 particiones (k=5), garantizando una distribución equilibrada de clases en cada pliegue. Se usó random_state=42 para asegurar reproducibilidad.</w:t>
       </w:r>
     </w:p>
     <w:p>
@@ -16871,201 +12561,79 @@
         <w:t>Balanceo de clases con SMOTE</w:t>
       </w:r>
       <w:r>
-        <w:t xml:space="preserve">: Dado que el </w:t>
-      </w:r>
-      <w:proofErr w:type="spellStart"/>
-      <w:r>
-        <w:t>dataset</w:t>
-      </w:r>
-      <w:proofErr w:type="spellEnd"/>
-      <w:r>
-        <w:t xml:space="preserve"> presentaba desequilibrio entre clases (especialmente la clase minoritaria “</w:t>
-      </w:r>
-      <w:proofErr w:type="spellStart"/>
-      <w:r>
-        <w:t>Sleep</w:t>
-      </w:r>
-      <w:proofErr w:type="spellEnd"/>
-      <w:r>
-        <w:t xml:space="preserve"> Apnea”), se aplicó </w:t>
+        <w:t xml:space="preserve">: Dado que el dataset presentaba desequilibrio entre clases (especialmente la clase minoritaria “Sleep Apnea”), se aplicó </w:t>
       </w:r>
       <w:r>
         <w:rPr>
           <w:b/>
           <w:bCs/>
         </w:rPr>
-        <w:t>SMOTE (</w:t>
-      </w:r>
-      <w:proofErr w:type="spellStart"/>
+        <w:t>SMOTE (Synthetic Minority Over-sampling Technique)</w:t>
+      </w:r>
+      <w:r>
+        <w:t xml:space="preserve"> sobre el conjunto de entrenamiento en cada partición, evitando fugas de información.</w:t>
+      </w:r>
+    </w:p>
+    <w:p>
+      <w:pPr>
+        <w:numPr>
+          <w:ilvl w:val="0"/>
+          <w:numId w:val="30"/>
+        </w:numPr>
+        <w:jc w:val="both"/>
+      </w:pPr>
       <w:r>
         <w:rPr>
           <w:b/>
           <w:bCs/>
         </w:rPr>
-        <w:t>Synthetic</w:t>
-      </w:r>
-      <w:proofErr w:type="spellEnd"/>
+        <w:t>Búsqueda de hiperparámetros</w:t>
+      </w:r>
+      <w:r>
+        <w:t>: Se usaron dos técnicas:</w:t>
+      </w:r>
+    </w:p>
+    <w:p>
+      <w:pPr>
+        <w:numPr>
+          <w:ilvl w:val="1"/>
+          <w:numId w:val="30"/>
+        </w:numPr>
+        <w:jc w:val="both"/>
+      </w:pPr>
+      <w:r>
+        <w:t>GridSearchCV para exploración exhaustiva (en modelos como regresión logística).</w:t>
+      </w:r>
+    </w:p>
+    <w:p>
+      <w:pPr>
+        <w:numPr>
+          <w:ilvl w:val="1"/>
+          <w:numId w:val="30"/>
+        </w:numPr>
+        <w:jc w:val="both"/>
+      </w:pPr>
+      <w:r>
+        <w:t>RandomizedSearchCV para búsqueda más eficiente (en modelos como SVM o Random Forest).</w:t>
+      </w:r>
+    </w:p>
+    <w:p>
+      <w:pPr>
+        <w:numPr>
+          <w:ilvl w:val="0"/>
+          <w:numId w:val="30"/>
+        </w:numPr>
+        <w:jc w:val="both"/>
+      </w:pPr>
       <w:r>
         <w:rPr>
           <w:b/>
           <w:bCs/>
         </w:rPr>
-        <w:t xml:space="preserve"> </w:t>
-      </w:r>
-      <w:proofErr w:type="spellStart"/>
-      <w:r>
-        <w:rPr>
-          <w:b/>
-          <w:bCs/>
-        </w:rPr>
-        <w:t>Minority</w:t>
-      </w:r>
-      <w:proofErr w:type="spellEnd"/>
-      <w:r>
-        <w:rPr>
-          <w:b/>
-          <w:bCs/>
-        </w:rPr>
-        <w:t xml:space="preserve"> </w:t>
-      </w:r>
-      <w:proofErr w:type="spellStart"/>
-      <w:r>
-        <w:rPr>
-          <w:b/>
-          <w:bCs/>
-        </w:rPr>
-        <w:t>Over-sampling</w:t>
-      </w:r>
-      <w:proofErr w:type="spellEnd"/>
-      <w:r>
-        <w:rPr>
-          <w:b/>
-          <w:bCs/>
-        </w:rPr>
-        <w:t xml:space="preserve"> </w:t>
-      </w:r>
-      <w:proofErr w:type="spellStart"/>
-      <w:r>
-        <w:rPr>
-          <w:b/>
-          <w:bCs/>
-        </w:rPr>
-        <w:t>Technique</w:t>
-      </w:r>
-      <w:proofErr w:type="spellEnd"/>
-      <w:r>
-        <w:rPr>
-          <w:b/>
-          <w:bCs/>
-        </w:rPr>
-        <w:t>)</w:t>
-      </w:r>
-      <w:r>
-        <w:t xml:space="preserve"> sobre el conjunto de entrenamiento en cada partición, evitando fugas de información.</w:t>
-      </w:r>
-    </w:p>
-    <w:p>
-      <w:pPr>
-        <w:numPr>
-          <w:ilvl w:val="0"/>
-          <w:numId w:val="30"/>
-        </w:numPr>
-        <w:jc w:val="both"/>
-      </w:pPr>
-      <w:r>
-        <w:rPr>
-          <w:b/>
-          <w:bCs/>
-        </w:rPr>
-        <w:t>Búsqueda de hiperparámetros</w:t>
-      </w:r>
-      <w:r>
-        <w:t>: Se usaron dos técnicas:</w:t>
-      </w:r>
-    </w:p>
-    <w:p>
-      <w:pPr>
-        <w:numPr>
-          <w:ilvl w:val="1"/>
-          <w:numId w:val="30"/>
-        </w:numPr>
-        <w:jc w:val="both"/>
-      </w:pPr>
-      <w:proofErr w:type="spellStart"/>
-      <w:r>
-        <w:t>GridSearchCV</w:t>
-      </w:r>
-      <w:proofErr w:type="spellEnd"/>
-      <w:r>
-        <w:t xml:space="preserve"> para exploración exhaustiva (en modelos como regresión logística).</w:t>
-      </w:r>
-    </w:p>
-    <w:p>
-      <w:pPr>
-        <w:numPr>
-          <w:ilvl w:val="1"/>
-          <w:numId w:val="30"/>
-        </w:numPr>
-        <w:jc w:val="both"/>
-      </w:pPr>
-      <w:proofErr w:type="spellStart"/>
-      <w:r>
-        <w:t>RandomizedSearchCV</w:t>
-      </w:r>
-      <w:proofErr w:type="spellEnd"/>
-      <w:r>
-        <w:t xml:space="preserve"> para búsqueda más eficiente (en modelos como SVM o </w:t>
-      </w:r>
-      <w:proofErr w:type="spellStart"/>
-      <w:r>
-        <w:t>Random</w:t>
-      </w:r>
-      <w:proofErr w:type="spellEnd"/>
-      <w:r>
-        <w:t xml:space="preserve"> Forest).</w:t>
-      </w:r>
-    </w:p>
-    <w:p>
-      <w:pPr>
-        <w:numPr>
-          <w:ilvl w:val="0"/>
-          <w:numId w:val="30"/>
-        </w:numPr>
-        <w:jc w:val="both"/>
-      </w:pPr>
-      <w:r>
-        <w:rPr>
-          <w:b/>
-          <w:bCs/>
-        </w:rPr>
         <w:t>Calibración de probabilidades</w:t>
       </w:r>
       <w:r>
-        <w:t xml:space="preserve">: Para mejorar la interpretación clínica de las predicciones, se calibró el modelo final mediante </w:t>
-      </w:r>
-      <w:proofErr w:type="spellStart"/>
-      <w:r>
-        <w:t>CalibratedClassifierCV</w:t>
-      </w:r>
-      <w:proofErr w:type="spellEnd"/>
-      <w:r>
-        <w:t>, con métodos '</w:t>
-      </w:r>
-      <w:proofErr w:type="spellStart"/>
-      <w:r>
-        <w:t>sigmoid</w:t>
-      </w:r>
-      <w:proofErr w:type="spellEnd"/>
-      <w:r>
-        <w:t>' y '</w:t>
-      </w:r>
-      <w:proofErr w:type="spellStart"/>
-      <w:r>
-        <w:t>isotonic</w:t>
-      </w:r>
-      <w:proofErr w:type="spellEnd"/>
-      <w:r>
-        <w:t>', comparando la curva de calibración antes y después.</w:t>
+        <w:t>: Para mejorar la interpretación clínica de las predicciones, se calibró el modelo final mediante CalibratedClassifierCV, con métodos 'sigmoid' y 'isotonic', comparando la curva de calibración antes y después.</w:t>
       </w:r>
     </w:p>
     <w:sectPr>
@@ -22056,6 +17624,7 @@
   <w:style w:type="character" w:default="1" w:styleId="Fuentedeprrafopredeter">
     <w:name w:val="Default Paragraph Font"/>
     <w:uiPriority w:val="1"/>
+    <w:semiHidden/>
     <w:unhideWhenUsed/>
   </w:style>
   <w:style w:type="table" w:default="1" w:styleId="Tablanormal">
